--- a/templates/docxRPD/scientific_four.docx
+++ b/templates/docxRPD/scientific_four.docx
@@ -12642,7 +12642,7 @@
     </w:p>
     <w:tbl>
       <w:tblPr>
-        <w:tblW w:w="0" w:type="auto"/>
+        <w:tblW w:w="9055" w:type="dxa"/>
         <w:tblBorders>
           <w:top w:val="single" w:sz="4" w:space="0" w:color="auto"/>
           <w:left w:val="single" w:sz="4" w:space="0" w:color="auto"/>
@@ -12654,17 +12654,20 @@
         <w:tblLook w:val="04A0" w:firstRow="1" w:lastRow="0" w:firstColumn="1" w:lastColumn="0" w:noHBand="0" w:noVBand="1"/>
       </w:tblPr>
       <w:tblGrid>
-        <w:gridCol w:w="3097"/>
-        <w:gridCol w:w="505"/>
-        <w:gridCol w:w="5742"/>
+        <w:gridCol w:w="421"/>
+        <w:gridCol w:w="2976"/>
+        <w:gridCol w:w="5658"/>
       </w:tblGrid>
       <w:tr>
-        <w:tc>
-          <w:tcPr>
-            <w:tcW w:w="3602" w:type="dxa"/>
+        <w:trPr>
+          <w:trHeight w:val="70"/>
+        </w:trPr>
+        <w:tc>
+          <w:tcPr>
+            <w:tcW w:w="3397" w:type="dxa"/>
             <w:gridSpan w:val="2"/>
             <w:tcBorders>
-              <w:bottom w:val="single" w:sz="18" w:space="0" w:color="auto"/>
+              <w:bottom w:val="single" w:sz="4" w:space="0" w:color="auto"/>
             </w:tcBorders>
             <w:shd w:val="clear" w:color="auto" w:fill="auto"/>
             <w:vAlign w:val="center"/>
@@ -12703,9 +12706,9 @@
         </w:tc>
         <w:tc>
           <w:tcPr>
-            <w:tcW w:w="5742" w:type="dxa"/>
-            <w:tcBorders>
-              <w:bottom w:val="single" w:sz="18" w:space="0" w:color="auto"/>
+            <w:tcW w:w="5658" w:type="dxa"/>
+            <w:tcBorders>
+              <w:bottom w:val="single" w:sz="4" w:space="0" w:color="auto"/>
             </w:tcBorders>
             <w:shd w:val="clear" w:color="auto" w:fill="auto"/>
             <w:vAlign w:val="center"/>
@@ -12744,13 +12747,10 @@
         </w:tc>
       </w:tr>
       <w:tr>
-        <w:trPr>
-          <w:trHeight w:val="436"/>
-        </w:trPr>
-        <w:tc>
-          <w:tcPr>
-            <w:tcW w:w="3097" w:type="dxa"/>
-            <w:vMerge w:val="restart"/>
+        <w:tc>
+          <w:tcPr>
+            <w:tcW w:w="9055" w:type="dxa"/>
+            <w:gridSpan w:val="3"/>
             <w:tcBorders>
               <w:top w:val="single" w:sz="18" w:space="0" w:color="auto"/>
             </w:tcBorders>
@@ -12770,7 +12770,7 @@
                 <w:rFonts w:eastAsia="Times New Roman" w:cs="Arial"/>
                 <w:color w:val="000000"/>
                 <w:szCs w:val="24"/>
-                <w:lang w:eastAsia="ru-RU"/>
+                <w:lang w:val="en-US" w:eastAsia="ru-RU"/>
               </w:rPr>
             </w:pPr>
             <w:r>
@@ -12778,21 +12778,37 @@
                 <w:rFonts w:eastAsia="Times New Roman" w:cs="Arial"/>
                 <w:color w:val="000000"/>
                 <w:szCs w:val="24"/>
-                <w:lang w:eastAsia="ru-RU"/>
-              </w:rPr>
-              <w:t>Подготовительный этап выполнения научного исследования</w:t>
-            </w:r>
-          </w:p>
-        </w:tc>
-        <w:tc>
-          <w:tcPr>
-            <w:tcW w:w="505" w:type="dxa"/>
-            <w:vMerge w:val="restart"/>
-            <w:tcBorders>
-              <w:top w:val="single" w:sz="18" w:space="0" w:color="auto"/>
-            </w:tcBorders>
+                <w:lang w:val="en-US" w:eastAsia="ru-RU"/>
+              </w:rPr>
+              <w:t xml:space="preserve">{%tr for items in </w:t>
+            </w:r>
+            <w:r>
+              <w:rPr>
+                <w:rFonts w:eastAsia="Times New Roman" w:cs="Arial"/>
+                <w:color w:val="000000"/>
+                <w:szCs w:val="24"/>
+                <w:lang w:val="en-US" w:eastAsia="ru-RU"/>
+              </w:rPr>
+              <w:t>scientific_research</w:t>
+            </w:r>
+            <w:r>
+              <w:rPr>
+                <w:rFonts w:eastAsia="Times New Roman" w:cs="Arial"/>
+                <w:color w:val="000000"/>
+                <w:szCs w:val="24"/>
+                <w:lang w:val="en-US" w:eastAsia="ru-RU"/>
+              </w:rPr>
+              <w:t xml:space="preserve"> %}</w:t>
+            </w:r>
+          </w:p>
+        </w:tc>
+      </w:tr>
+      <w:tr>
+        <w:tc>
+          <w:tcPr>
+            <w:tcW w:w="9055" w:type="dxa"/>
+            <w:gridSpan w:val="3"/>
             <w:shd w:val="clear" w:color="auto" w:fill="auto"/>
-            <w:textDirection w:val="btLr"/>
           </w:tcPr>
           <w:p>
             <w:pPr>
@@ -12806,32 +12822,54 @@
               <w:jc w:val="center"/>
               <w:rPr>
                 <w:rFonts w:eastAsia="Times New Roman" w:cs="Arial"/>
-                <w:i/>
-                <w:iCs/>
-                <w:color w:val="000000"/>
-                <w:sz w:val="22"/>
-                <w:lang w:eastAsia="ru-RU"/>
+                <w:b/>
+                <w:bCs/>
+                <w:color w:val="000000"/>
+                <w:szCs w:val="24"/>
+                <w:lang w:val="en-US" w:eastAsia="ru-RU"/>
               </w:rPr>
             </w:pPr>
             <w:r>
               <w:rPr>
                 <w:rFonts w:eastAsia="Times New Roman" w:cs="Arial"/>
-                <w:i/>
-                <w:iCs/>
-                <w:color w:val="000000"/>
-                <w:sz w:val="22"/>
-                <w:lang w:eastAsia="ru-RU"/>
-              </w:rPr>
-              <w:t>1 семестр</w:t>
-            </w:r>
-          </w:p>
-        </w:tc>
-        <w:tc>
-          <w:tcPr>
-            <w:tcW w:w="5742" w:type="dxa"/>
-            <w:tcBorders>
-              <w:top w:val="single" w:sz="18" w:space="0" w:color="auto"/>
-            </w:tcBorders>
+                <w:b/>
+                <w:bCs/>
+                <w:color w:val="000000"/>
+                <w:szCs w:val="24"/>
+                <w:lang w:val="en-US" w:eastAsia="ru-RU"/>
+              </w:rPr>
+              <w:t>{{</w:t>
+            </w:r>
+            <w:r>
+              <w:rPr>
+                <w:rFonts w:eastAsia="Times New Roman" w:cs="Arial"/>
+                <w:b/>
+                <w:bCs/>
+                <w:color w:val="000000"/>
+                <w:szCs w:val="24"/>
+                <w:lang w:val="en-US" w:eastAsia="ru-RU"/>
+              </w:rPr>
+              <w:t xml:space="preserve"> items.title</w:t>
+            </w:r>
+            <w:r>
+              <w:rPr>
+                <w:rFonts w:eastAsia="Times New Roman" w:cs="Arial"/>
+                <w:b/>
+                <w:bCs/>
+                <w:color w:val="000000"/>
+                <w:szCs w:val="24"/>
+                <w:lang w:val="en-US" w:eastAsia="ru-RU"/>
+              </w:rPr>
+              <w:t xml:space="preserve"> }}</w:t>
+            </w:r>
+          </w:p>
+        </w:tc>
+      </w:tr>
+      <w:tr>
+        <w:tc>
+          <w:tcPr>
+            <w:tcW w:w="9055" w:type="dxa"/>
+            <w:gridSpan w:val="3"/>
             <w:shd w:val="clear" w:color="auto" w:fill="auto"/>
           </w:tcPr>
           <w:p>
@@ -12843,9 +12881,11 @@
               </w:tabs>
               <w:autoSpaceDE w:val="0"/>
               <w:autoSpaceDN w:val="0"/>
-              <w:jc w:val="both"/>
+              <w:jc w:val="center"/>
               <w:rPr>
                 <w:rFonts w:eastAsia="Times New Roman" w:cs="Arial"/>
+                <w:b/>
+                <w:bCs/>
                 <w:color w:val="000000"/>
                 <w:szCs w:val="24"/>
                 <w:lang w:val="en-US" w:eastAsia="ru-RU"/>
@@ -12858,7 +12898,7 @@
                 <w:szCs w:val="24"/>
                 <w:lang w:val="en-US" w:eastAsia="ru-RU"/>
               </w:rPr>
-              <w:t>{%tr for item in scientific_research</w:t>
+              <w:t xml:space="preserve">{%tr for </w:t>
             </w:r>
             <w:r>
               <w:rPr>
@@ -12867,7 +12907,7 @@
                 <w:szCs w:val="24"/>
                 <w:lang w:val="en-US" w:eastAsia="ru-RU"/>
               </w:rPr>
-              <w:t xml:space="preserve"> if item.parameters.semester == 1 </w:t>
+              <w:t xml:space="preserve">key, </w:t>
             </w:r>
             <w:r>
               <w:rPr>
@@ -12876,19 +12916,34 @@
                 <w:szCs w:val="24"/>
                 <w:lang w:val="en-US" w:eastAsia="ru-RU"/>
               </w:rPr>
-              <w:t>%}</w:t>
+              <w:t>item in items</w:t>
+            </w:r>
+            <w:r>
+              <w:rPr>
+                <w:rFonts w:eastAsia="Times New Roman" w:cs="Arial"/>
+                <w:color w:val="000000"/>
+                <w:szCs w:val="24"/>
+                <w:lang w:val="en-US" w:eastAsia="ru-RU"/>
+              </w:rPr>
+              <w:t>.semesters.items()</w:t>
+            </w:r>
+            <w:r>
+              <w:rPr>
+                <w:rFonts w:eastAsia="Times New Roman" w:cs="Arial"/>
+                <w:color w:val="000000"/>
+                <w:szCs w:val="24"/>
+                <w:lang w:val="en-US" w:eastAsia="ru-RU"/>
+              </w:rPr>
+              <w:t xml:space="preserve"> %}</w:t>
             </w:r>
           </w:p>
         </w:tc>
       </w:tr>
       <w:tr>
-        <w:trPr>
-          <w:trHeight w:val="436"/>
-        </w:trPr>
-        <w:tc>
-          <w:tcPr>
-            <w:tcW w:w="3097" w:type="dxa"/>
-            <w:vMerge/>
+        <w:tc>
+          <w:tcPr>
+            <w:tcW w:w="9055" w:type="dxa"/>
+            <w:gridSpan w:val="3"/>
             <w:shd w:val="clear" w:color="auto" w:fill="auto"/>
           </w:tcPr>
           <w:p>
@@ -12908,14 +12963,50 @@
                 <w:lang w:val="en-US" w:eastAsia="ru-RU"/>
               </w:rPr>
             </w:pPr>
-          </w:p>
-        </w:tc>
-        <w:tc>
-          <w:tcPr>
-            <w:tcW w:w="505" w:type="dxa"/>
-            <w:vMerge/>
+            <w:r>
+              <w:rPr>
+                <w:rFonts w:eastAsia="Times New Roman" w:cs="Arial"/>
+                <w:color w:val="000000"/>
+                <w:szCs w:val="24"/>
+                <w:lang w:val="en-US" w:eastAsia="ru-RU"/>
+              </w:rPr>
+              <w:t xml:space="preserve">{%tr for </w:t>
+            </w:r>
+            <w:r>
+              <w:rPr>
+                <w:rFonts w:eastAsia="Times New Roman" w:cs="Arial"/>
+                <w:color w:val="000000"/>
+                <w:szCs w:val="24"/>
+                <w:lang w:val="en-US" w:eastAsia="ru-RU"/>
+              </w:rPr>
+              <w:t>i</w:t>
+            </w:r>
+            <w:r>
+              <w:rPr>
+                <w:rFonts w:eastAsia="Times New Roman" w:cs="Arial"/>
+                <w:color w:val="000000"/>
+                <w:szCs w:val="24"/>
+                <w:lang w:val="en-US" w:eastAsia="ru-RU"/>
+              </w:rPr>
+              <w:t xml:space="preserve"> in item %}</w:t>
+            </w:r>
+          </w:p>
+        </w:tc>
+      </w:tr>
+      <w:tr>
+        <w:trPr>
+          <w:trHeight w:val="60"/>
+        </w:trPr>
+        <w:tc>
+          <w:tcPr>
+            <w:tcW w:w="421" w:type="dxa"/>
+            <w:tcBorders>
+              <w:top w:val="single" w:sz="8" w:space="0" w:color="auto"/>
+            </w:tcBorders>
             <w:shd w:val="clear" w:color="auto" w:fill="auto"/>
+            <w:noWrap/>
             <w:textDirection w:val="btLr"/>
+            <w:tcFitText/>
           </w:tcPr>
           <w:p>
             <w:pPr>
@@ -12927,24 +13018,36 @@
               <w:autoSpaceDE w:val="0"/>
               <w:autoSpaceDN w:val="0"/>
               <w:jc w:val="center"/>
+            </w:pPr>
+            <w:r>
               <w:rPr>
                 <w:rFonts w:eastAsia="Times New Roman" w:cs="Arial"/>
-                <w:i/>
-                <w:iCs/>
-                <w:color w:val="000000"/>
-                <w:sz w:val="22"/>
+                <w:color w:val="000000"/>
+                <w:szCs w:val="24"/>
                 <w:lang w:val="en-US" w:eastAsia="ru-RU"/>
               </w:rPr>
-            </w:pPr>
-          </w:p>
-        </w:tc>
-        <w:tc>
-          <w:tcPr>
-            <w:tcW w:w="5742" w:type="dxa"/>
-            <w:tcBorders>
-              <w:top w:val="single" w:sz="4" w:space="0" w:color="auto"/>
+              <w:t>{% vm %}{{ key }}</w:t>
+            </w:r>
+            <w:r>
+              <w:rPr>
+                <w:color w:val="000000"/>
+                <w:szCs w:val="24"/>
+                <w:lang w:eastAsia="ru-RU"/>
+              </w:rPr>
+              <w:t> Семестр</w:t>
+            </w:r>
+          </w:p>
+        </w:tc>
+        <w:tc>
+          <w:tcPr>
+            <w:tcW w:w="8634" w:type="dxa"/>
+            <w:gridSpan w:val="2"/>
+            <w:tcBorders>
+              <w:top w:val="single" w:sz="8" w:space="0" w:color="auto"/>
+              <w:bottom w:val="single" w:sz="8" w:space="0" w:color="auto"/>
             </w:tcBorders>
             <w:shd w:val="clear" w:color="auto" w:fill="auto"/>
+            <w:noWrap/>
           </w:tcPr>
           <w:p>
             <w:pPr>
@@ -12955,7 +13058,6 @@
               </w:tabs>
               <w:autoSpaceDE w:val="0"/>
               <w:autoSpaceDN w:val="0"/>
-              <w:jc w:val="both"/>
               <w:rPr>
                 <w:rFonts w:eastAsia="Times New Roman" w:cs="Arial"/>
                 <w:color w:val="000000"/>
@@ -12970,19 +13072,16 @@
                 <w:szCs w:val="24"/>
                 <w:lang w:val="en-US" w:eastAsia="ru-RU"/>
               </w:rPr>
-              <w:t>{{ item.text }}</w:t>
+              <w:t>{{ i.text }}</w:t>
             </w:r>
           </w:p>
         </w:tc>
       </w:tr>
       <w:tr>
-        <w:trPr>
-          <w:trHeight w:val="436"/>
-        </w:trPr>
-        <w:tc>
-          <w:tcPr>
-            <w:tcW w:w="3097" w:type="dxa"/>
-            <w:vMerge/>
+        <w:tc>
+          <w:tcPr>
+            <w:tcW w:w="9055" w:type="dxa"/>
+            <w:gridSpan w:val="3"/>
             <w:shd w:val="clear" w:color="auto" w:fill="auto"/>
           </w:tcPr>
           <w:p>
@@ -12999,17 +13098,27 @@
                 <w:rFonts w:eastAsia="Times New Roman" w:cs="Arial"/>
                 <w:color w:val="000000"/>
                 <w:szCs w:val="24"/>
-                <w:lang w:eastAsia="ru-RU"/>
-              </w:rPr>
-            </w:pPr>
-          </w:p>
-        </w:tc>
-        <w:tc>
-          <w:tcPr>
-            <w:tcW w:w="505" w:type="dxa"/>
-            <w:vMerge/>
+                <w:lang w:val="en-US" w:eastAsia="ru-RU"/>
+              </w:rPr>
+            </w:pPr>
+            <w:r>
+              <w:rPr>
+                <w:rFonts w:eastAsia="Times New Roman" w:cs="Arial"/>
+                <w:color w:val="000000"/>
+                <w:szCs w:val="24"/>
+                <w:lang w:val="en-US" w:eastAsia="ru-RU"/>
+              </w:rPr>
+              <w:t>{%tr endfor %}</w:t>
+            </w:r>
+          </w:p>
+        </w:tc>
+      </w:tr>
+      <w:tr>
+        <w:tc>
+          <w:tcPr>
+            <w:tcW w:w="9055" w:type="dxa"/>
+            <w:gridSpan w:val="3"/>
             <w:shd w:val="clear" w:color="auto" w:fill="auto"/>
-            <w:textDirection w:val="btLr"/>
           </w:tcPr>
           <w:p>
             <w:pPr>
@@ -13023,21 +13132,30 @@
               <w:jc w:val="center"/>
               <w:rPr>
                 <w:rFonts w:eastAsia="Times New Roman" w:cs="Arial"/>
-                <w:i/>
-                <w:iCs/>
-                <w:color w:val="000000"/>
-                <w:sz w:val="22"/>
-                <w:lang w:eastAsia="ru-RU"/>
-              </w:rPr>
-            </w:pPr>
-          </w:p>
-        </w:tc>
-        <w:tc>
-          <w:tcPr>
-            <w:tcW w:w="5742" w:type="dxa"/>
-            <w:tcBorders>
-              <w:top w:val="single" w:sz="4" w:space="0" w:color="auto"/>
-              <w:bottom w:val="single" w:sz="12" w:space="0" w:color="auto"/>
+                <w:color w:val="000000"/>
+                <w:szCs w:val="24"/>
+                <w:lang w:val="en-US" w:eastAsia="ru-RU"/>
+              </w:rPr>
+            </w:pPr>
+            <w:r>
+              <w:rPr>
+                <w:rFonts w:eastAsia="Times New Roman" w:cs="Arial"/>
+                <w:color w:val="000000"/>
+                <w:szCs w:val="24"/>
+                <w:lang w:val="en-US" w:eastAsia="ru-RU"/>
+              </w:rPr>
+              <w:t>{%tr endfor %}</w:t>
+            </w:r>
+          </w:p>
+        </w:tc>
+      </w:tr>
+      <w:tr>
+        <w:tc>
+          <w:tcPr>
+            <w:tcW w:w="9055" w:type="dxa"/>
+            <w:gridSpan w:val="3"/>
+            <w:tcBorders>
+              <w:bottom w:val="single" w:sz="4" w:space="0" w:color="auto"/>
             </w:tcBorders>
             <w:shd w:val="clear" w:color="auto" w:fill="auto"/>
           </w:tcPr>
@@ -13050,7 +13168,7 @@
               </w:tabs>
               <w:autoSpaceDE w:val="0"/>
               <w:autoSpaceDN w:val="0"/>
-              <w:jc w:val="both"/>
+              <w:jc w:val="center"/>
               <w:rPr>
                 <w:rFonts w:eastAsia="Times New Roman" w:cs="Arial"/>
                 <w:color w:val="000000"/>
@@ -13067,1824 +13185,17 @@
               </w:rPr>
               <w:t>{%tr endfor %}</w:t>
             </w:r>
-          </w:p>
-        </w:tc>
-      </w:tr>
-      <w:tr>
-        <w:trPr>
-          <w:trHeight w:val="436"/>
-        </w:trPr>
-        <w:tc>
-          <w:tcPr>
-            <w:tcW w:w="3097" w:type="dxa"/>
-            <w:vMerge/>
-            <w:shd w:val="clear" w:color="auto" w:fill="auto"/>
-          </w:tcPr>
-          <w:p>
-            <w:pPr>
-              <w:widowControl w:val="0"/>
-              <w:tabs>
-                <w:tab w:val="left" w:pos="993"/>
-                <w:tab w:val="left" w:pos="1134"/>
-              </w:tabs>
-              <w:autoSpaceDE w:val="0"/>
-              <w:autoSpaceDN w:val="0"/>
-              <w:jc w:val="center"/>
-              <w:rPr>
-                <w:rFonts w:eastAsia="Times New Roman" w:cs="Arial"/>
-                <w:color w:val="000000"/>
-                <w:szCs w:val="24"/>
-                <w:lang w:eastAsia="ru-RU"/>
-              </w:rPr>
-            </w:pPr>
-          </w:p>
-        </w:tc>
-        <w:tc>
-          <w:tcPr>
-            <w:tcW w:w="505" w:type="dxa"/>
-            <w:vMerge w:val="restart"/>
-            <w:tcBorders>
-              <w:top w:val="single" w:sz="12" w:space="0" w:color="auto"/>
-            </w:tcBorders>
-            <w:shd w:val="clear" w:color="auto" w:fill="auto"/>
-            <w:textDirection w:val="btLr"/>
-          </w:tcPr>
-          <w:p>
-            <w:pPr>
-              <w:widowControl w:val="0"/>
-              <w:tabs>
-                <w:tab w:val="left" w:pos="993"/>
-                <w:tab w:val="left" w:pos="1134"/>
-              </w:tabs>
-              <w:autoSpaceDE w:val="0"/>
-              <w:autoSpaceDN w:val="0"/>
-              <w:jc w:val="center"/>
-              <w:rPr>
-                <w:rFonts w:eastAsia="Times New Roman" w:cs="Arial"/>
-                <w:i/>
-                <w:iCs/>
-                <w:color w:val="000000"/>
-                <w:sz w:val="22"/>
-                <w:lang w:eastAsia="ru-RU"/>
-              </w:rPr>
-            </w:pPr>
-            <w:r>
-              <w:rPr>
-                <w:rFonts w:eastAsia="Times New Roman" w:cs="Arial"/>
-                <w:i/>
-                <w:iCs/>
-                <w:color w:val="000000"/>
-                <w:sz w:val="22"/>
-                <w:lang w:eastAsia="ru-RU"/>
-              </w:rPr>
-              <w:t>2 семестр</w:t>
-            </w:r>
-          </w:p>
-        </w:tc>
-        <w:tc>
-          <w:tcPr>
-            <w:tcW w:w="5742" w:type="dxa"/>
-            <w:tcBorders>
-              <w:top w:val="single" w:sz="12" w:space="0" w:color="auto"/>
-            </w:tcBorders>
-            <w:shd w:val="clear" w:color="auto" w:fill="auto"/>
-          </w:tcPr>
-          <w:p>
-            <w:pPr>
-              <w:jc w:val="both"/>
-              <w:rPr>
-                <w:rFonts w:eastAsia="Times New Roman" w:cs="Arial"/>
-                <w:color w:val="000000"/>
-                <w:szCs w:val="24"/>
-                <w:lang w:eastAsia="ru-RU"/>
-              </w:rPr>
-            </w:pPr>
-          </w:p>
-        </w:tc>
-      </w:tr>
-      <w:tr>
-        <w:trPr>
-          <w:trHeight w:val="436"/>
-        </w:trPr>
-        <w:tc>
-          <w:tcPr>
-            <w:tcW w:w="3097" w:type="dxa"/>
-            <w:vMerge/>
-            <w:shd w:val="clear" w:color="auto" w:fill="auto"/>
-          </w:tcPr>
-          <w:p>
-            <w:pPr>
-              <w:widowControl w:val="0"/>
-              <w:tabs>
-                <w:tab w:val="left" w:pos="993"/>
-                <w:tab w:val="left" w:pos="1134"/>
-              </w:tabs>
-              <w:autoSpaceDE w:val="0"/>
-              <w:autoSpaceDN w:val="0"/>
-              <w:jc w:val="center"/>
-              <w:rPr>
-                <w:rFonts w:eastAsia="Times New Roman" w:cs="Arial"/>
-                <w:color w:val="000000"/>
-                <w:szCs w:val="24"/>
-                <w:lang w:eastAsia="ru-RU"/>
-              </w:rPr>
-            </w:pPr>
-          </w:p>
-        </w:tc>
-        <w:tc>
-          <w:tcPr>
-            <w:tcW w:w="505" w:type="dxa"/>
-            <w:vMerge/>
-            <w:shd w:val="clear" w:color="auto" w:fill="auto"/>
-            <w:textDirection w:val="btLr"/>
-          </w:tcPr>
-          <w:p>
-            <w:pPr>
-              <w:widowControl w:val="0"/>
-              <w:tabs>
-                <w:tab w:val="left" w:pos="993"/>
-                <w:tab w:val="left" w:pos="1134"/>
-              </w:tabs>
-              <w:autoSpaceDE w:val="0"/>
-              <w:autoSpaceDN w:val="0"/>
-              <w:jc w:val="center"/>
-              <w:rPr>
-                <w:rFonts w:eastAsia="Times New Roman" w:cs="Arial"/>
-                <w:i/>
-                <w:iCs/>
-                <w:color w:val="000000"/>
-                <w:sz w:val="22"/>
-                <w:lang w:eastAsia="ru-RU"/>
-              </w:rPr>
-            </w:pPr>
-          </w:p>
-        </w:tc>
-        <w:tc>
-          <w:tcPr>
-            <w:tcW w:w="5742" w:type="dxa"/>
-            <w:tcBorders>
-              <w:top w:val="single" w:sz="4" w:space="0" w:color="auto"/>
-            </w:tcBorders>
-            <w:shd w:val="clear" w:color="auto" w:fill="auto"/>
-          </w:tcPr>
-          <w:p>
-            <w:pPr>
-              <w:jc w:val="both"/>
-              <w:rPr>
-                <w:rFonts w:eastAsia="Times New Roman" w:cs="Arial"/>
-                <w:color w:val="000000"/>
-                <w:szCs w:val="24"/>
-                <w:lang w:eastAsia="ru-RU"/>
-              </w:rPr>
-            </w:pPr>
-          </w:p>
-        </w:tc>
-      </w:tr>
-      <w:tr>
-        <w:trPr>
-          <w:trHeight w:val="436"/>
-        </w:trPr>
-        <w:tc>
-          <w:tcPr>
-            <w:tcW w:w="3097" w:type="dxa"/>
-            <w:vMerge/>
-            <w:shd w:val="clear" w:color="auto" w:fill="auto"/>
-          </w:tcPr>
-          <w:p>
-            <w:pPr>
-              <w:widowControl w:val="0"/>
-              <w:tabs>
-                <w:tab w:val="left" w:pos="993"/>
-                <w:tab w:val="left" w:pos="1134"/>
-              </w:tabs>
-              <w:autoSpaceDE w:val="0"/>
-              <w:autoSpaceDN w:val="0"/>
-              <w:jc w:val="center"/>
-              <w:rPr>
-                <w:rFonts w:eastAsia="Times New Roman" w:cs="Arial"/>
-                <w:color w:val="000000"/>
-                <w:szCs w:val="24"/>
-                <w:lang w:eastAsia="ru-RU"/>
-              </w:rPr>
-            </w:pPr>
-          </w:p>
-        </w:tc>
-        <w:tc>
-          <w:tcPr>
-            <w:tcW w:w="505" w:type="dxa"/>
-            <w:vMerge/>
-            <w:shd w:val="clear" w:color="auto" w:fill="auto"/>
-            <w:textDirection w:val="btLr"/>
-          </w:tcPr>
-          <w:p>
-            <w:pPr>
-              <w:widowControl w:val="0"/>
-              <w:tabs>
-                <w:tab w:val="left" w:pos="993"/>
-                <w:tab w:val="left" w:pos="1134"/>
-              </w:tabs>
-              <w:autoSpaceDE w:val="0"/>
-              <w:autoSpaceDN w:val="0"/>
-              <w:jc w:val="center"/>
-              <w:rPr>
-                <w:rFonts w:eastAsia="Times New Roman" w:cs="Arial"/>
-                <w:i/>
-                <w:iCs/>
-                <w:color w:val="000000"/>
-                <w:sz w:val="22"/>
-                <w:lang w:eastAsia="ru-RU"/>
-              </w:rPr>
-            </w:pPr>
-          </w:p>
-        </w:tc>
-        <w:tc>
-          <w:tcPr>
-            <w:tcW w:w="5742" w:type="dxa"/>
-            <w:tcBorders>
-              <w:top w:val="single" w:sz="4" w:space="0" w:color="auto"/>
-              <w:bottom w:val="single" w:sz="18" w:space="0" w:color="auto"/>
-            </w:tcBorders>
-            <w:shd w:val="clear" w:color="auto" w:fill="auto"/>
-          </w:tcPr>
-          <w:p>
-            <w:pPr>
-              <w:jc w:val="both"/>
-              <w:rPr>
-                <w:rFonts w:eastAsia="Times New Roman" w:cs="Arial"/>
-                <w:color w:val="000000"/>
-                <w:szCs w:val="24"/>
-                <w:lang w:eastAsia="ru-RU"/>
-              </w:rPr>
-            </w:pPr>
-          </w:p>
-        </w:tc>
-      </w:tr>
-      <w:tr>
-        <w:trPr>
-          <w:trHeight w:val="436"/>
-        </w:trPr>
-        <w:tc>
-          <w:tcPr>
-            <w:tcW w:w="3097" w:type="dxa"/>
-            <w:vMerge w:val="restart"/>
-            <w:tcBorders>
-              <w:top w:val="single" w:sz="18" w:space="0" w:color="auto"/>
-            </w:tcBorders>
-            <w:shd w:val="clear" w:color="auto" w:fill="auto"/>
-          </w:tcPr>
-          <w:p>
-            <w:pPr>
-              <w:widowControl w:val="0"/>
-              <w:tabs>
-                <w:tab w:val="left" w:pos="993"/>
-                <w:tab w:val="left" w:pos="1134"/>
-              </w:tabs>
-              <w:autoSpaceDE w:val="0"/>
-              <w:autoSpaceDN w:val="0"/>
-              <w:jc w:val="center"/>
-              <w:rPr>
-                <w:rFonts w:eastAsia="Times New Roman" w:cs="Arial"/>
-                <w:color w:val="000000"/>
-                <w:szCs w:val="24"/>
-                <w:lang w:eastAsia="ru-RU"/>
-              </w:rPr>
-            </w:pPr>
-            <w:r>
-              <w:rPr>
-                <w:rFonts w:eastAsia="Times New Roman" w:cs="Arial"/>
-                <w:color w:val="000000"/>
-                <w:szCs w:val="24"/>
-                <w:lang w:eastAsia="ru-RU"/>
-              </w:rPr>
-              <w:t>Основной этап выполнения научного исследования</w:t>
-            </w:r>
-          </w:p>
-        </w:tc>
-        <w:tc>
-          <w:tcPr>
-            <w:tcW w:w="505" w:type="dxa"/>
-            <w:vMerge w:val="restart"/>
-            <w:tcBorders>
-              <w:top w:val="single" w:sz="18" w:space="0" w:color="auto"/>
-            </w:tcBorders>
-            <w:shd w:val="clear" w:color="auto" w:fill="auto"/>
-            <w:textDirection w:val="btLr"/>
-          </w:tcPr>
-          <w:p>
-            <w:pPr>
-              <w:widowControl w:val="0"/>
-              <w:tabs>
-                <w:tab w:val="left" w:pos="993"/>
-                <w:tab w:val="left" w:pos="1134"/>
-              </w:tabs>
-              <w:autoSpaceDE w:val="0"/>
-              <w:autoSpaceDN w:val="0"/>
-              <w:jc w:val="center"/>
-              <w:rPr>
-                <w:rFonts w:eastAsia="Times New Roman" w:cs="Arial"/>
-                <w:i/>
-                <w:iCs/>
-                <w:color w:val="000000"/>
-                <w:sz w:val="22"/>
-                <w:lang w:eastAsia="ru-RU"/>
-              </w:rPr>
-            </w:pPr>
-            <w:r>
-              <w:rPr>
-                <w:rFonts w:eastAsia="Times New Roman" w:cs="Arial"/>
-                <w:i/>
-                <w:iCs/>
-                <w:color w:val="000000"/>
-                <w:sz w:val="22"/>
-                <w:lang w:eastAsia="ru-RU"/>
-              </w:rPr>
-              <w:t>3 семестр</w:t>
-            </w:r>
-          </w:p>
-        </w:tc>
-        <w:tc>
-          <w:tcPr>
-            <w:tcW w:w="5742" w:type="dxa"/>
-            <w:tcBorders>
-              <w:top w:val="single" w:sz="18" w:space="0" w:color="auto"/>
-            </w:tcBorders>
-            <w:shd w:val="clear" w:color="auto" w:fill="auto"/>
-          </w:tcPr>
-          <w:p>
-            <w:pPr>
-              <w:jc w:val="both"/>
-              <w:rPr>
-                <w:rFonts w:eastAsia="Times New Roman" w:cs="Arial"/>
-                <w:color w:val="000000"/>
-                <w:szCs w:val="24"/>
-                <w:lang w:eastAsia="ru-RU"/>
-              </w:rPr>
-            </w:pPr>
-          </w:p>
-        </w:tc>
-      </w:tr>
-      <w:tr>
-        <w:trPr>
-          <w:trHeight w:val="436"/>
-        </w:trPr>
-        <w:tc>
-          <w:tcPr>
-            <w:tcW w:w="3097" w:type="dxa"/>
-            <w:vMerge/>
-            <w:shd w:val="clear" w:color="auto" w:fill="auto"/>
-          </w:tcPr>
-          <w:p>
-            <w:pPr>
-              <w:widowControl w:val="0"/>
-              <w:tabs>
-                <w:tab w:val="left" w:pos="993"/>
-                <w:tab w:val="left" w:pos="1134"/>
-              </w:tabs>
-              <w:autoSpaceDE w:val="0"/>
-              <w:autoSpaceDN w:val="0"/>
-              <w:jc w:val="center"/>
-              <w:rPr>
-                <w:rFonts w:eastAsia="Times New Roman" w:cs="Arial"/>
-                <w:color w:val="000000"/>
-                <w:szCs w:val="24"/>
-                <w:lang w:eastAsia="ru-RU"/>
-              </w:rPr>
-            </w:pPr>
-          </w:p>
-        </w:tc>
-        <w:tc>
-          <w:tcPr>
-            <w:tcW w:w="505" w:type="dxa"/>
-            <w:vMerge/>
-            <w:shd w:val="clear" w:color="auto" w:fill="auto"/>
-            <w:textDirection w:val="btLr"/>
-          </w:tcPr>
-          <w:p>
-            <w:pPr>
-              <w:widowControl w:val="0"/>
-              <w:tabs>
-                <w:tab w:val="left" w:pos="993"/>
-                <w:tab w:val="left" w:pos="1134"/>
-              </w:tabs>
-              <w:autoSpaceDE w:val="0"/>
-              <w:autoSpaceDN w:val="0"/>
-              <w:jc w:val="center"/>
-              <w:rPr>
-                <w:rFonts w:eastAsia="Times New Roman" w:cs="Arial"/>
-                <w:i/>
-                <w:iCs/>
-                <w:color w:val="000000"/>
-                <w:sz w:val="22"/>
-                <w:lang w:eastAsia="ru-RU"/>
-              </w:rPr>
-            </w:pPr>
-          </w:p>
-        </w:tc>
-        <w:tc>
-          <w:tcPr>
-            <w:tcW w:w="5742" w:type="dxa"/>
-            <w:tcBorders>
-              <w:top w:val="single" w:sz="4" w:space="0" w:color="auto"/>
-            </w:tcBorders>
-            <w:shd w:val="clear" w:color="auto" w:fill="auto"/>
-          </w:tcPr>
-          <w:p>
-            <w:pPr>
-              <w:jc w:val="both"/>
-              <w:rPr>
-                <w:rFonts w:eastAsia="Times New Roman" w:cs="Arial"/>
-                <w:color w:val="000000"/>
-                <w:szCs w:val="24"/>
-                <w:lang w:eastAsia="ru-RU"/>
-              </w:rPr>
-            </w:pPr>
-          </w:p>
-        </w:tc>
-      </w:tr>
-      <w:tr>
-        <w:trPr>
-          <w:trHeight w:val="436"/>
-        </w:trPr>
-        <w:tc>
-          <w:tcPr>
-            <w:tcW w:w="3097" w:type="dxa"/>
-            <w:vMerge/>
-            <w:shd w:val="clear" w:color="auto" w:fill="auto"/>
-          </w:tcPr>
-          <w:p>
-            <w:pPr>
-              <w:widowControl w:val="0"/>
-              <w:tabs>
-                <w:tab w:val="left" w:pos="993"/>
-                <w:tab w:val="left" w:pos="1134"/>
-              </w:tabs>
-              <w:autoSpaceDE w:val="0"/>
-              <w:autoSpaceDN w:val="0"/>
-              <w:jc w:val="center"/>
-              <w:rPr>
-                <w:rFonts w:eastAsia="Times New Roman" w:cs="Arial"/>
-                <w:color w:val="000000"/>
-                <w:szCs w:val="24"/>
-                <w:lang w:eastAsia="ru-RU"/>
-              </w:rPr>
-            </w:pPr>
-          </w:p>
-        </w:tc>
-        <w:tc>
-          <w:tcPr>
-            <w:tcW w:w="505" w:type="dxa"/>
-            <w:vMerge/>
-            <w:shd w:val="clear" w:color="auto" w:fill="auto"/>
-            <w:textDirection w:val="btLr"/>
-          </w:tcPr>
-          <w:p>
-            <w:pPr>
-              <w:widowControl w:val="0"/>
-              <w:tabs>
-                <w:tab w:val="left" w:pos="993"/>
-                <w:tab w:val="left" w:pos="1134"/>
-              </w:tabs>
-              <w:autoSpaceDE w:val="0"/>
-              <w:autoSpaceDN w:val="0"/>
-              <w:jc w:val="center"/>
-              <w:rPr>
-                <w:rFonts w:eastAsia="Times New Roman" w:cs="Arial"/>
-                <w:i/>
-                <w:iCs/>
-                <w:color w:val="000000"/>
-                <w:sz w:val="22"/>
-                <w:lang w:eastAsia="ru-RU"/>
-              </w:rPr>
-            </w:pPr>
-          </w:p>
-        </w:tc>
-        <w:tc>
-          <w:tcPr>
-            <w:tcW w:w="5742" w:type="dxa"/>
-            <w:tcBorders>
-              <w:top w:val="single" w:sz="4" w:space="0" w:color="auto"/>
-              <w:bottom w:val="single" w:sz="12" w:space="0" w:color="auto"/>
-            </w:tcBorders>
-            <w:shd w:val="clear" w:color="auto" w:fill="auto"/>
-          </w:tcPr>
-          <w:p>
-            <w:pPr>
-              <w:jc w:val="both"/>
-              <w:rPr>
-                <w:rFonts w:eastAsia="Times New Roman" w:cs="Arial"/>
-                <w:color w:val="000000"/>
-                <w:szCs w:val="24"/>
-                <w:lang w:eastAsia="ru-RU"/>
-              </w:rPr>
-            </w:pPr>
-          </w:p>
-        </w:tc>
-      </w:tr>
-      <w:tr>
-        <w:trPr>
-          <w:trHeight w:val="436"/>
-        </w:trPr>
-        <w:tc>
-          <w:tcPr>
-            <w:tcW w:w="3097" w:type="dxa"/>
-            <w:vMerge/>
-            <w:shd w:val="clear" w:color="auto" w:fill="auto"/>
-          </w:tcPr>
-          <w:p>
-            <w:pPr>
-              <w:widowControl w:val="0"/>
-              <w:tabs>
-                <w:tab w:val="left" w:pos="993"/>
-                <w:tab w:val="left" w:pos="1134"/>
-              </w:tabs>
-              <w:autoSpaceDE w:val="0"/>
-              <w:autoSpaceDN w:val="0"/>
-              <w:jc w:val="center"/>
-              <w:rPr>
-                <w:rFonts w:eastAsia="Times New Roman" w:cs="Arial"/>
-                <w:color w:val="000000"/>
-                <w:szCs w:val="24"/>
-                <w:lang w:eastAsia="ru-RU"/>
-              </w:rPr>
-            </w:pPr>
-          </w:p>
-        </w:tc>
-        <w:tc>
-          <w:tcPr>
-            <w:tcW w:w="505" w:type="dxa"/>
-            <w:vMerge w:val="restart"/>
-            <w:tcBorders>
-              <w:top w:val="single" w:sz="12" w:space="0" w:color="auto"/>
-            </w:tcBorders>
-            <w:shd w:val="clear" w:color="auto" w:fill="auto"/>
-            <w:textDirection w:val="btLr"/>
-          </w:tcPr>
-          <w:p>
-            <w:pPr>
-              <w:widowControl w:val="0"/>
-              <w:tabs>
-                <w:tab w:val="left" w:pos="993"/>
-                <w:tab w:val="left" w:pos="1134"/>
-              </w:tabs>
-              <w:autoSpaceDE w:val="0"/>
-              <w:autoSpaceDN w:val="0"/>
-              <w:jc w:val="center"/>
-              <w:rPr>
-                <w:rFonts w:eastAsia="Times New Roman" w:cs="Arial"/>
-                <w:i/>
-                <w:iCs/>
-                <w:color w:val="000000"/>
-                <w:sz w:val="22"/>
-                <w:lang w:eastAsia="ru-RU"/>
-              </w:rPr>
-            </w:pPr>
-            <w:r>
-              <w:rPr>
-                <w:rFonts w:eastAsia="Times New Roman" w:cs="Arial"/>
-                <w:i/>
-                <w:iCs/>
-                <w:color w:val="000000"/>
-                <w:sz w:val="22"/>
-                <w:lang w:eastAsia="ru-RU"/>
-              </w:rPr>
-              <w:t>4 семестр</w:t>
-            </w:r>
-          </w:p>
-        </w:tc>
-        <w:tc>
-          <w:tcPr>
-            <w:tcW w:w="5742" w:type="dxa"/>
-            <w:tcBorders>
-              <w:top w:val="single" w:sz="12" w:space="0" w:color="auto"/>
-            </w:tcBorders>
-            <w:shd w:val="clear" w:color="auto" w:fill="auto"/>
-          </w:tcPr>
-          <w:p>
-            <w:pPr>
-              <w:widowControl w:val="0"/>
-              <w:tabs>
-                <w:tab w:val="left" w:pos="993"/>
-                <w:tab w:val="left" w:pos="1134"/>
-              </w:tabs>
-              <w:autoSpaceDE w:val="0"/>
-              <w:autoSpaceDN w:val="0"/>
-              <w:jc w:val="both"/>
-              <w:rPr>
-                <w:rFonts w:eastAsia="Times New Roman" w:cs="Arial"/>
-                <w:color w:val="000000"/>
-                <w:szCs w:val="24"/>
-                <w:lang w:eastAsia="ru-RU"/>
-              </w:rPr>
-            </w:pPr>
-          </w:p>
-        </w:tc>
-      </w:tr>
-      <w:tr>
-        <w:trPr>
-          <w:trHeight w:val="436"/>
-        </w:trPr>
-        <w:tc>
-          <w:tcPr>
-            <w:tcW w:w="3097" w:type="dxa"/>
-            <w:vMerge/>
-            <w:shd w:val="clear" w:color="auto" w:fill="auto"/>
-          </w:tcPr>
-          <w:p>
-            <w:pPr>
-              <w:widowControl w:val="0"/>
-              <w:tabs>
-                <w:tab w:val="left" w:pos="993"/>
-                <w:tab w:val="left" w:pos="1134"/>
-              </w:tabs>
-              <w:autoSpaceDE w:val="0"/>
-              <w:autoSpaceDN w:val="0"/>
-              <w:jc w:val="center"/>
-              <w:rPr>
-                <w:rFonts w:eastAsia="Times New Roman" w:cs="Arial"/>
-                <w:color w:val="000000"/>
-                <w:szCs w:val="24"/>
-                <w:lang w:eastAsia="ru-RU"/>
-              </w:rPr>
-            </w:pPr>
-          </w:p>
-        </w:tc>
-        <w:tc>
-          <w:tcPr>
-            <w:tcW w:w="505" w:type="dxa"/>
-            <w:vMerge/>
-            <w:shd w:val="clear" w:color="auto" w:fill="auto"/>
-            <w:textDirection w:val="btLr"/>
-          </w:tcPr>
-          <w:p>
-            <w:pPr>
-              <w:widowControl w:val="0"/>
-              <w:tabs>
-                <w:tab w:val="left" w:pos="993"/>
-                <w:tab w:val="left" w:pos="1134"/>
-              </w:tabs>
-              <w:autoSpaceDE w:val="0"/>
-              <w:autoSpaceDN w:val="0"/>
-              <w:jc w:val="center"/>
-              <w:rPr>
-                <w:rFonts w:eastAsia="Times New Roman" w:cs="Arial"/>
-                <w:i/>
-                <w:iCs/>
-                <w:color w:val="000000"/>
-                <w:sz w:val="22"/>
-                <w:lang w:eastAsia="ru-RU"/>
-              </w:rPr>
-            </w:pPr>
-          </w:p>
-        </w:tc>
-        <w:tc>
-          <w:tcPr>
-            <w:tcW w:w="5742" w:type="dxa"/>
-            <w:tcBorders>
-              <w:top w:val="single" w:sz="4" w:space="0" w:color="auto"/>
-            </w:tcBorders>
-            <w:shd w:val="clear" w:color="auto" w:fill="auto"/>
-          </w:tcPr>
-          <w:p>
-            <w:pPr>
-              <w:widowControl w:val="0"/>
-              <w:tabs>
-                <w:tab w:val="left" w:pos="993"/>
-                <w:tab w:val="left" w:pos="1134"/>
-              </w:tabs>
-              <w:autoSpaceDE w:val="0"/>
-              <w:autoSpaceDN w:val="0"/>
-              <w:jc w:val="both"/>
-              <w:rPr>
-                <w:rFonts w:eastAsia="Times New Roman" w:cs="Arial"/>
-                <w:color w:val="000000"/>
-                <w:szCs w:val="24"/>
-                <w:lang w:eastAsia="ru-RU"/>
-              </w:rPr>
-            </w:pPr>
-          </w:p>
-        </w:tc>
-      </w:tr>
-      <w:tr>
-        <w:trPr>
-          <w:trHeight w:val="436"/>
-        </w:trPr>
-        <w:tc>
-          <w:tcPr>
-            <w:tcW w:w="3097" w:type="dxa"/>
-            <w:vMerge/>
-            <w:shd w:val="clear" w:color="auto" w:fill="auto"/>
-          </w:tcPr>
-          <w:p>
-            <w:pPr>
-              <w:widowControl w:val="0"/>
-              <w:tabs>
-                <w:tab w:val="left" w:pos="993"/>
-                <w:tab w:val="left" w:pos="1134"/>
-              </w:tabs>
-              <w:autoSpaceDE w:val="0"/>
-              <w:autoSpaceDN w:val="0"/>
-              <w:jc w:val="center"/>
-              <w:rPr>
-                <w:rFonts w:eastAsia="Times New Roman" w:cs="Arial"/>
-                <w:color w:val="000000"/>
-                <w:szCs w:val="24"/>
-                <w:lang w:eastAsia="ru-RU"/>
-              </w:rPr>
-            </w:pPr>
-          </w:p>
-        </w:tc>
-        <w:tc>
-          <w:tcPr>
-            <w:tcW w:w="505" w:type="dxa"/>
-            <w:vMerge/>
-            <w:shd w:val="clear" w:color="auto" w:fill="auto"/>
-            <w:textDirection w:val="btLr"/>
-          </w:tcPr>
-          <w:p>
-            <w:pPr>
-              <w:widowControl w:val="0"/>
-              <w:tabs>
-                <w:tab w:val="left" w:pos="993"/>
-                <w:tab w:val="left" w:pos="1134"/>
-              </w:tabs>
-              <w:autoSpaceDE w:val="0"/>
-              <w:autoSpaceDN w:val="0"/>
-              <w:jc w:val="center"/>
-              <w:rPr>
-                <w:rFonts w:eastAsia="Times New Roman" w:cs="Arial"/>
-                <w:i/>
-                <w:iCs/>
-                <w:color w:val="000000"/>
-                <w:sz w:val="22"/>
-                <w:lang w:eastAsia="ru-RU"/>
-              </w:rPr>
-            </w:pPr>
-          </w:p>
-        </w:tc>
-        <w:tc>
-          <w:tcPr>
-            <w:tcW w:w="5742" w:type="dxa"/>
-            <w:tcBorders>
-              <w:top w:val="single" w:sz="4" w:space="0" w:color="auto"/>
-              <w:bottom w:val="single" w:sz="12" w:space="0" w:color="auto"/>
-            </w:tcBorders>
-            <w:shd w:val="clear" w:color="auto" w:fill="auto"/>
-          </w:tcPr>
-          <w:p>
-            <w:pPr>
-              <w:widowControl w:val="0"/>
-              <w:tabs>
-                <w:tab w:val="left" w:pos="993"/>
-                <w:tab w:val="left" w:pos="1134"/>
-              </w:tabs>
-              <w:autoSpaceDE w:val="0"/>
-              <w:autoSpaceDN w:val="0"/>
-              <w:jc w:val="both"/>
-              <w:rPr>
-                <w:rFonts w:eastAsia="Times New Roman" w:cs="Arial"/>
-                <w:color w:val="000000"/>
-                <w:szCs w:val="24"/>
-                <w:lang w:eastAsia="ru-RU"/>
-              </w:rPr>
-            </w:pPr>
-          </w:p>
-        </w:tc>
-      </w:tr>
-      <w:tr>
-        <w:trPr>
-          <w:trHeight w:val="436"/>
-        </w:trPr>
-        <w:tc>
-          <w:tcPr>
-            <w:tcW w:w="3097" w:type="dxa"/>
-            <w:vMerge/>
-            <w:shd w:val="clear" w:color="auto" w:fill="auto"/>
-          </w:tcPr>
-          <w:p>
-            <w:pPr>
-              <w:widowControl w:val="0"/>
-              <w:tabs>
-                <w:tab w:val="left" w:pos="993"/>
-                <w:tab w:val="left" w:pos="1134"/>
-              </w:tabs>
-              <w:autoSpaceDE w:val="0"/>
-              <w:autoSpaceDN w:val="0"/>
-              <w:jc w:val="center"/>
-              <w:rPr>
-                <w:rFonts w:eastAsia="Times New Roman" w:cs="Arial"/>
-                <w:color w:val="000000"/>
-                <w:szCs w:val="24"/>
-                <w:lang w:eastAsia="ru-RU"/>
-              </w:rPr>
-            </w:pPr>
-          </w:p>
-        </w:tc>
-        <w:tc>
-          <w:tcPr>
-            <w:tcW w:w="505" w:type="dxa"/>
-            <w:vMerge w:val="restart"/>
-            <w:tcBorders>
-              <w:top w:val="single" w:sz="12" w:space="0" w:color="auto"/>
-            </w:tcBorders>
-            <w:shd w:val="clear" w:color="auto" w:fill="auto"/>
-            <w:textDirection w:val="btLr"/>
-          </w:tcPr>
-          <w:p>
-            <w:pPr>
-              <w:widowControl w:val="0"/>
-              <w:tabs>
-                <w:tab w:val="left" w:pos="993"/>
-                <w:tab w:val="left" w:pos="1134"/>
-              </w:tabs>
-              <w:autoSpaceDE w:val="0"/>
-              <w:autoSpaceDN w:val="0"/>
-              <w:jc w:val="center"/>
-              <w:rPr>
-                <w:rFonts w:eastAsia="Times New Roman" w:cs="Arial"/>
-                <w:i/>
-                <w:iCs/>
-                <w:color w:val="000000"/>
-                <w:sz w:val="22"/>
-                <w:lang w:eastAsia="ru-RU"/>
-              </w:rPr>
-            </w:pPr>
-            <w:r>
-              <w:rPr>
-                <w:rFonts w:eastAsia="Times New Roman" w:cs="Arial"/>
-                <w:i/>
-                <w:iCs/>
-                <w:color w:val="000000"/>
-                <w:sz w:val="22"/>
-                <w:lang w:eastAsia="ru-RU"/>
-              </w:rPr>
-              <w:t>5 семестр</w:t>
-            </w:r>
-          </w:p>
-        </w:tc>
-        <w:tc>
-          <w:tcPr>
-            <w:tcW w:w="5742" w:type="dxa"/>
-            <w:tcBorders>
-              <w:top w:val="single" w:sz="12" w:space="0" w:color="auto"/>
-            </w:tcBorders>
-            <w:shd w:val="clear" w:color="auto" w:fill="auto"/>
-          </w:tcPr>
-          <w:p>
-            <w:pPr>
-              <w:jc w:val="both"/>
-              <w:rPr>
-                <w:rFonts w:eastAsia="Times New Roman" w:cs="Arial"/>
-                <w:color w:val="000000"/>
-                <w:szCs w:val="24"/>
-                <w:lang w:eastAsia="ru-RU"/>
-              </w:rPr>
-            </w:pPr>
-          </w:p>
-        </w:tc>
-      </w:tr>
-      <w:tr>
-        <w:trPr>
-          <w:trHeight w:val="436"/>
-        </w:trPr>
-        <w:tc>
-          <w:tcPr>
-            <w:tcW w:w="3097" w:type="dxa"/>
-            <w:vMerge/>
-            <w:shd w:val="clear" w:color="auto" w:fill="auto"/>
-          </w:tcPr>
-          <w:p>
-            <w:pPr>
-              <w:widowControl w:val="0"/>
-              <w:tabs>
-                <w:tab w:val="left" w:pos="993"/>
-                <w:tab w:val="left" w:pos="1134"/>
-              </w:tabs>
-              <w:autoSpaceDE w:val="0"/>
-              <w:autoSpaceDN w:val="0"/>
-              <w:jc w:val="center"/>
-              <w:rPr>
-                <w:rFonts w:eastAsia="Times New Roman" w:cs="Arial"/>
-                <w:color w:val="000000"/>
-                <w:szCs w:val="24"/>
-                <w:lang w:eastAsia="ru-RU"/>
-              </w:rPr>
-            </w:pPr>
-          </w:p>
-        </w:tc>
-        <w:tc>
-          <w:tcPr>
-            <w:tcW w:w="505" w:type="dxa"/>
-            <w:vMerge/>
-            <w:shd w:val="clear" w:color="auto" w:fill="auto"/>
-            <w:textDirection w:val="btLr"/>
-          </w:tcPr>
-          <w:p>
-            <w:pPr>
-              <w:widowControl w:val="0"/>
-              <w:tabs>
-                <w:tab w:val="left" w:pos="993"/>
-                <w:tab w:val="left" w:pos="1134"/>
-              </w:tabs>
-              <w:autoSpaceDE w:val="0"/>
-              <w:autoSpaceDN w:val="0"/>
-              <w:jc w:val="center"/>
-              <w:rPr>
-                <w:rFonts w:eastAsia="Times New Roman" w:cs="Arial"/>
-                <w:i/>
-                <w:iCs/>
-                <w:color w:val="000000"/>
-                <w:sz w:val="22"/>
-                <w:lang w:eastAsia="ru-RU"/>
-              </w:rPr>
-            </w:pPr>
-          </w:p>
-        </w:tc>
-        <w:tc>
-          <w:tcPr>
-            <w:tcW w:w="5742" w:type="dxa"/>
-            <w:tcBorders>
-              <w:top w:val="single" w:sz="4" w:space="0" w:color="auto"/>
-            </w:tcBorders>
-            <w:shd w:val="clear" w:color="auto" w:fill="auto"/>
-          </w:tcPr>
-          <w:p>
-            <w:pPr>
-              <w:jc w:val="both"/>
-              <w:rPr>
-                <w:rFonts w:eastAsia="Times New Roman" w:cs="Arial"/>
-                <w:color w:val="000000"/>
-                <w:szCs w:val="24"/>
-                <w:lang w:eastAsia="ru-RU"/>
-              </w:rPr>
-            </w:pPr>
-          </w:p>
-        </w:tc>
-      </w:tr>
-      <w:tr>
-        <w:trPr>
-          <w:trHeight w:val="436"/>
-        </w:trPr>
-        <w:tc>
-          <w:tcPr>
-            <w:tcW w:w="3097" w:type="dxa"/>
-            <w:vMerge/>
-            <w:shd w:val="clear" w:color="auto" w:fill="auto"/>
-          </w:tcPr>
-          <w:p>
-            <w:pPr>
-              <w:widowControl w:val="0"/>
-              <w:tabs>
-                <w:tab w:val="left" w:pos="993"/>
-                <w:tab w:val="left" w:pos="1134"/>
-              </w:tabs>
-              <w:autoSpaceDE w:val="0"/>
-              <w:autoSpaceDN w:val="0"/>
-              <w:jc w:val="center"/>
-              <w:rPr>
-                <w:rFonts w:eastAsia="Times New Roman" w:cs="Arial"/>
-                <w:color w:val="000000"/>
-                <w:szCs w:val="24"/>
-                <w:lang w:eastAsia="ru-RU"/>
-              </w:rPr>
-            </w:pPr>
-          </w:p>
-        </w:tc>
-        <w:tc>
-          <w:tcPr>
-            <w:tcW w:w="505" w:type="dxa"/>
-            <w:vMerge/>
-            <w:shd w:val="clear" w:color="auto" w:fill="auto"/>
-            <w:textDirection w:val="btLr"/>
-          </w:tcPr>
-          <w:p>
-            <w:pPr>
-              <w:widowControl w:val="0"/>
-              <w:tabs>
-                <w:tab w:val="left" w:pos="993"/>
-                <w:tab w:val="left" w:pos="1134"/>
-              </w:tabs>
-              <w:autoSpaceDE w:val="0"/>
-              <w:autoSpaceDN w:val="0"/>
-              <w:jc w:val="center"/>
-              <w:rPr>
-                <w:rFonts w:eastAsia="Times New Roman" w:cs="Arial"/>
-                <w:i/>
-                <w:iCs/>
-                <w:color w:val="000000"/>
-                <w:sz w:val="22"/>
-                <w:lang w:eastAsia="ru-RU"/>
-              </w:rPr>
-            </w:pPr>
-          </w:p>
-        </w:tc>
-        <w:tc>
-          <w:tcPr>
-            <w:tcW w:w="5742" w:type="dxa"/>
-            <w:tcBorders>
-              <w:top w:val="single" w:sz="4" w:space="0" w:color="auto"/>
-              <w:bottom w:val="single" w:sz="12" w:space="0" w:color="auto"/>
-            </w:tcBorders>
-            <w:shd w:val="clear" w:color="auto" w:fill="auto"/>
-          </w:tcPr>
-          <w:p>
-            <w:pPr>
-              <w:jc w:val="both"/>
-              <w:rPr>
-                <w:rFonts w:eastAsia="Times New Roman" w:cs="Arial"/>
-                <w:color w:val="000000"/>
-                <w:szCs w:val="24"/>
-                <w:lang w:eastAsia="ru-RU"/>
-              </w:rPr>
-            </w:pPr>
-          </w:p>
-        </w:tc>
-      </w:tr>
-      <w:tr>
-        <w:trPr>
-          <w:trHeight w:val="436"/>
-        </w:trPr>
-        <w:tc>
-          <w:tcPr>
-            <w:tcW w:w="3097" w:type="dxa"/>
-            <w:vMerge/>
-            <w:shd w:val="clear" w:color="auto" w:fill="auto"/>
-          </w:tcPr>
-          <w:p>
-            <w:pPr>
-              <w:widowControl w:val="0"/>
-              <w:tabs>
-                <w:tab w:val="left" w:pos="993"/>
-                <w:tab w:val="left" w:pos="1134"/>
-              </w:tabs>
-              <w:autoSpaceDE w:val="0"/>
-              <w:autoSpaceDN w:val="0"/>
-              <w:jc w:val="center"/>
-              <w:rPr>
-                <w:rFonts w:eastAsia="Times New Roman" w:cs="Arial"/>
-                <w:color w:val="000000"/>
-                <w:szCs w:val="24"/>
-                <w:lang w:eastAsia="ru-RU"/>
-              </w:rPr>
-            </w:pPr>
-          </w:p>
-        </w:tc>
-        <w:tc>
-          <w:tcPr>
-            <w:tcW w:w="505" w:type="dxa"/>
-            <w:vMerge w:val="restart"/>
-            <w:tcBorders>
-              <w:top w:val="single" w:sz="12" w:space="0" w:color="auto"/>
-            </w:tcBorders>
-            <w:shd w:val="clear" w:color="auto" w:fill="auto"/>
-            <w:textDirection w:val="btLr"/>
-          </w:tcPr>
-          <w:p>
-            <w:pPr>
-              <w:widowControl w:val="0"/>
-              <w:tabs>
-                <w:tab w:val="left" w:pos="993"/>
-                <w:tab w:val="left" w:pos="1134"/>
-              </w:tabs>
-              <w:autoSpaceDE w:val="0"/>
-              <w:autoSpaceDN w:val="0"/>
-              <w:jc w:val="center"/>
-              <w:rPr>
-                <w:rFonts w:eastAsia="Times New Roman" w:cs="Arial"/>
-                <w:i/>
-                <w:iCs/>
-                <w:color w:val="000000"/>
-                <w:sz w:val="22"/>
-                <w:lang w:eastAsia="ru-RU"/>
-              </w:rPr>
-            </w:pPr>
-            <w:r>
-              <w:rPr>
-                <w:rFonts w:eastAsia="Times New Roman" w:cs="Arial"/>
-                <w:i/>
-                <w:iCs/>
-                <w:color w:val="000000"/>
-                <w:sz w:val="22"/>
-                <w:lang w:eastAsia="ru-RU"/>
-              </w:rPr>
-              <w:t>6 семестр</w:t>
-            </w:r>
-          </w:p>
-        </w:tc>
-        <w:tc>
-          <w:tcPr>
-            <w:tcW w:w="5742" w:type="dxa"/>
-            <w:tcBorders>
-              <w:top w:val="single" w:sz="12" w:space="0" w:color="auto"/>
-            </w:tcBorders>
-            <w:shd w:val="clear" w:color="auto" w:fill="auto"/>
-          </w:tcPr>
-          <w:p>
-            <w:pPr>
-              <w:jc w:val="both"/>
-              <w:rPr>
-                <w:rFonts w:eastAsia="Times New Roman" w:cs="Arial"/>
-                <w:color w:val="000000"/>
-                <w:szCs w:val="24"/>
-                <w:lang w:eastAsia="ru-RU"/>
-              </w:rPr>
-            </w:pPr>
-          </w:p>
-        </w:tc>
-      </w:tr>
-      <w:tr>
-        <w:trPr>
-          <w:trHeight w:val="436"/>
-        </w:trPr>
-        <w:tc>
-          <w:tcPr>
-            <w:tcW w:w="3097" w:type="dxa"/>
-            <w:vMerge/>
-            <w:shd w:val="clear" w:color="auto" w:fill="auto"/>
-          </w:tcPr>
-          <w:p>
-            <w:pPr>
-              <w:widowControl w:val="0"/>
-              <w:tabs>
-                <w:tab w:val="left" w:pos="993"/>
-                <w:tab w:val="left" w:pos="1134"/>
-              </w:tabs>
-              <w:autoSpaceDE w:val="0"/>
-              <w:autoSpaceDN w:val="0"/>
-              <w:jc w:val="center"/>
-              <w:rPr>
-                <w:rFonts w:eastAsia="Times New Roman" w:cs="Arial"/>
-                <w:color w:val="000000"/>
-                <w:szCs w:val="24"/>
-                <w:lang w:eastAsia="ru-RU"/>
-              </w:rPr>
-            </w:pPr>
-          </w:p>
-        </w:tc>
-        <w:tc>
-          <w:tcPr>
-            <w:tcW w:w="505" w:type="dxa"/>
-            <w:vMerge/>
-            <w:shd w:val="clear" w:color="auto" w:fill="auto"/>
-            <w:textDirection w:val="btLr"/>
-          </w:tcPr>
-          <w:p>
-            <w:pPr>
-              <w:widowControl w:val="0"/>
-              <w:tabs>
-                <w:tab w:val="left" w:pos="993"/>
-                <w:tab w:val="left" w:pos="1134"/>
-              </w:tabs>
-              <w:autoSpaceDE w:val="0"/>
-              <w:autoSpaceDN w:val="0"/>
-              <w:jc w:val="center"/>
-              <w:rPr>
-                <w:rFonts w:eastAsia="Times New Roman" w:cs="Arial"/>
-                <w:i/>
-                <w:iCs/>
-                <w:color w:val="000000"/>
-                <w:sz w:val="22"/>
-                <w:lang w:eastAsia="ru-RU"/>
-              </w:rPr>
-            </w:pPr>
-          </w:p>
-        </w:tc>
-        <w:tc>
-          <w:tcPr>
-            <w:tcW w:w="5742" w:type="dxa"/>
-            <w:tcBorders>
-              <w:top w:val="single" w:sz="4" w:space="0" w:color="auto"/>
-            </w:tcBorders>
-            <w:shd w:val="clear" w:color="auto" w:fill="auto"/>
-          </w:tcPr>
-          <w:p>
-            <w:pPr>
-              <w:jc w:val="both"/>
-              <w:rPr>
-                <w:rFonts w:eastAsia="Times New Roman" w:cs="Arial"/>
-                <w:color w:val="000000"/>
-                <w:szCs w:val="24"/>
-                <w:lang w:eastAsia="ru-RU"/>
-              </w:rPr>
-            </w:pPr>
-          </w:p>
-        </w:tc>
-      </w:tr>
-      <w:tr>
-        <w:trPr>
-          <w:trHeight w:val="436"/>
-        </w:trPr>
-        <w:tc>
-          <w:tcPr>
-            <w:tcW w:w="3097" w:type="dxa"/>
-            <w:vMerge/>
-            <w:shd w:val="clear" w:color="auto" w:fill="auto"/>
-          </w:tcPr>
-          <w:p>
-            <w:pPr>
-              <w:widowControl w:val="0"/>
-              <w:tabs>
-                <w:tab w:val="left" w:pos="993"/>
-                <w:tab w:val="left" w:pos="1134"/>
-              </w:tabs>
-              <w:autoSpaceDE w:val="0"/>
-              <w:autoSpaceDN w:val="0"/>
-              <w:jc w:val="center"/>
-              <w:rPr>
-                <w:rFonts w:eastAsia="Times New Roman" w:cs="Arial"/>
-                <w:color w:val="000000"/>
-                <w:szCs w:val="24"/>
-                <w:lang w:eastAsia="ru-RU"/>
-              </w:rPr>
-            </w:pPr>
-          </w:p>
-        </w:tc>
-        <w:tc>
-          <w:tcPr>
-            <w:tcW w:w="505" w:type="dxa"/>
-            <w:vMerge/>
-            <w:shd w:val="clear" w:color="auto" w:fill="auto"/>
-            <w:textDirection w:val="btLr"/>
-          </w:tcPr>
-          <w:p>
-            <w:pPr>
-              <w:widowControl w:val="0"/>
-              <w:tabs>
-                <w:tab w:val="left" w:pos="993"/>
-                <w:tab w:val="left" w:pos="1134"/>
-              </w:tabs>
-              <w:autoSpaceDE w:val="0"/>
-              <w:autoSpaceDN w:val="0"/>
-              <w:jc w:val="center"/>
-              <w:rPr>
-                <w:rFonts w:eastAsia="Times New Roman" w:cs="Arial"/>
-                <w:i/>
-                <w:iCs/>
-                <w:color w:val="000000"/>
-                <w:sz w:val="22"/>
-                <w:lang w:eastAsia="ru-RU"/>
-              </w:rPr>
-            </w:pPr>
-          </w:p>
-        </w:tc>
-        <w:tc>
-          <w:tcPr>
-            <w:tcW w:w="5742" w:type="dxa"/>
-            <w:tcBorders>
-              <w:top w:val="single" w:sz="4" w:space="0" w:color="auto"/>
-              <w:bottom w:val="single" w:sz="18" w:space="0" w:color="auto"/>
-            </w:tcBorders>
-            <w:shd w:val="clear" w:color="auto" w:fill="auto"/>
-          </w:tcPr>
-          <w:p>
-            <w:pPr>
-              <w:jc w:val="both"/>
-              <w:rPr>
-                <w:rFonts w:eastAsia="Times New Roman" w:cs="Arial"/>
-                <w:color w:val="000000"/>
-                <w:szCs w:val="24"/>
-                <w:lang w:eastAsia="ru-RU"/>
-              </w:rPr>
-            </w:pPr>
-          </w:p>
-        </w:tc>
-      </w:tr>
-      <w:tr>
-        <w:trPr>
-          <w:trHeight w:val="436"/>
-        </w:trPr>
-        <w:tc>
-          <w:tcPr>
-            <w:tcW w:w="3097" w:type="dxa"/>
-            <w:vMerge w:val="restart"/>
-            <w:tcBorders>
-              <w:top w:val="single" w:sz="18" w:space="0" w:color="auto"/>
-            </w:tcBorders>
-            <w:shd w:val="clear" w:color="auto" w:fill="auto"/>
-          </w:tcPr>
-          <w:p>
-            <w:pPr>
-              <w:widowControl w:val="0"/>
-              <w:tabs>
-                <w:tab w:val="left" w:pos="993"/>
-                <w:tab w:val="left" w:pos="1134"/>
-              </w:tabs>
-              <w:autoSpaceDE w:val="0"/>
-              <w:autoSpaceDN w:val="0"/>
-              <w:jc w:val="center"/>
-              <w:rPr>
-                <w:rFonts w:eastAsia="Times New Roman" w:cs="Arial"/>
-                <w:color w:val="000000"/>
-                <w:szCs w:val="24"/>
-                <w:lang w:eastAsia="ru-RU"/>
-              </w:rPr>
-            </w:pPr>
-            <w:r>
-              <w:rPr>
-                <w:rFonts w:eastAsia="Times New Roman" w:cs="Arial"/>
-                <w:color w:val="000000"/>
-                <w:szCs w:val="24"/>
-                <w:lang w:eastAsia="ru-RU"/>
-              </w:rPr>
-              <w:t>Завершающий этап выполнения научного исследования</w:t>
-            </w:r>
-          </w:p>
-        </w:tc>
-        <w:tc>
-          <w:tcPr>
-            <w:tcW w:w="505" w:type="dxa"/>
-            <w:vMerge w:val="restart"/>
-            <w:tcBorders>
-              <w:top w:val="single" w:sz="18" w:space="0" w:color="auto"/>
-            </w:tcBorders>
-            <w:shd w:val="clear" w:color="auto" w:fill="auto"/>
-            <w:textDirection w:val="btLr"/>
-          </w:tcPr>
-          <w:p>
-            <w:pPr>
-              <w:widowControl w:val="0"/>
-              <w:tabs>
-                <w:tab w:val="left" w:pos="993"/>
-                <w:tab w:val="left" w:pos="1134"/>
-              </w:tabs>
-              <w:autoSpaceDE w:val="0"/>
-              <w:autoSpaceDN w:val="0"/>
-              <w:jc w:val="center"/>
-              <w:rPr>
-                <w:rFonts w:eastAsia="Times New Roman" w:cs="Arial"/>
-                <w:i/>
-                <w:iCs/>
-                <w:color w:val="000000"/>
-                <w:sz w:val="22"/>
-                <w:lang w:eastAsia="ru-RU"/>
-              </w:rPr>
-            </w:pPr>
-            <w:r>
-              <w:rPr>
-                <w:rFonts w:eastAsia="Times New Roman" w:cs="Arial"/>
-                <w:i/>
-                <w:iCs/>
-                <w:color w:val="000000"/>
-                <w:sz w:val="22"/>
-                <w:lang w:eastAsia="ru-RU"/>
-              </w:rPr>
-              <w:t>7 семестр</w:t>
-            </w:r>
-          </w:p>
-        </w:tc>
-        <w:tc>
-          <w:tcPr>
-            <w:tcW w:w="5742" w:type="dxa"/>
-            <w:tcBorders>
-              <w:top w:val="single" w:sz="18" w:space="0" w:color="auto"/>
-            </w:tcBorders>
-            <w:shd w:val="clear" w:color="auto" w:fill="auto"/>
-          </w:tcPr>
-          <w:p>
-            <w:pPr>
-              <w:widowControl w:val="0"/>
-              <w:tabs>
-                <w:tab w:val="left" w:pos="993"/>
-                <w:tab w:val="left" w:pos="1134"/>
-              </w:tabs>
-              <w:autoSpaceDE w:val="0"/>
-              <w:autoSpaceDN w:val="0"/>
-              <w:jc w:val="both"/>
-              <w:rPr>
-                <w:rFonts w:eastAsia="Times New Roman" w:cs="Arial"/>
-                <w:color w:val="000000"/>
-                <w:szCs w:val="24"/>
-                <w:lang w:eastAsia="ru-RU"/>
-              </w:rPr>
-            </w:pPr>
-          </w:p>
-        </w:tc>
-      </w:tr>
-      <w:tr>
-        <w:trPr>
-          <w:trHeight w:val="436"/>
-        </w:trPr>
-        <w:tc>
-          <w:tcPr>
-            <w:tcW w:w="3097" w:type="dxa"/>
-            <w:vMerge/>
-            <w:shd w:val="clear" w:color="auto" w:fill="auto"/>
-          </w:tcPr>
-          <w:p>
-            <w:pPr>
-              <w:widowControl w:val="0"/>
-              <w:tabs>
-                <w:tab w:val="left" w:pos="993"/>
-                <w:tab w:val="left" w:pos="1134"/>
-              </w:tabs>
-              <w:autoSpaceDE w:val="0"/>
-              <w:autoSpaceDN w:val="0"/>
-              <w:jc w:val="center"/>
-              <w:rPr>
-                <w:rFonts w:eastAsia="Times New Roman" w:cs="Arial"/>
-                <w:color w:val="000000"/>
-                <w:szCs w:val="24"/>
-                <w:lang w:eastAsia="ru-RU"/>
-              </w:rPr>
-            </w:pPr>
-          </w:p>
-        </w:tc>
-        <w:tc>
-          <w:tcPr>
-            <w:tcW w:w="505" w:type="dxa"/>
-            <w:vMerge/>
-            <w:shd w:val="clear" w:color="auto" w:fill="auto"/>
-            <w:textDirection w:val="btLr"/>
-          </w:tcPr>
-          <w:p>
-            <w:pPr>
-              <w:widowControl w:val="0"/>
-              <w:tabs>
-                <w:tab w:val="left" w:pos="993"/>
-                <w:tab w:val="left" w:pos="1134"/>
-              </w:tabs>
-              <w:autoSpaceDE w:val="0"/>
-              <w:autoSpaceDN w:val="0"/>
-              <w:jc w:val="center"/>
-              <w:rPr>
-                <w:rFonts w:eastAsia="Times New Roman" w:cs="Arial"/>
-                <w:i/>
-                <w:iCs/>
-                <w:color w:val="000000"/>
-                <w:sz w:val="22"/>
-                <w:lang w:eastAsia="ru-RU"/>
-              </w:rPr>
-            </w:pPr>
-          </w:p>
-        </w:tc>
-        <w:tc>
-          <w:tcPr>
-            <w:tcW w:w="5742" w:type="dxa"/>
-            <w:tcBorders>
-              <w:top w:val="single" w:sz="4" w:space="0" w:color="auto"/>
-            </w:tcBorders>
-            <w:shd w:val="clear" w:color="auto" w:fill="auto"/>
-          </w:tcPr>
-          <w:p>
-            <w:pPr>
-              <w:widowControl w:val="0"/>
-              <w:tabs>
-                <w:tab w:val="left" w:pos="993"/>
-                <w:tab w:val="left" w:pos="1134"/>
-              </w:tabs>
-              <w:autoSpaceDE w:val="0"/>
-              <w:autoSpaceDN w:val="0"/>
-              <w:jc w:val="both"/>
-              <w:rPr>
-                <w:rFonts w:eastAsia="Times New Roman" w:cs="Arial"/>
-                <w:color w:val="000000"/>
-                <w:szCs w:val="24"/>
-                <w:lang w:eastAsia="ru-RU"/>
-              </w:rPr>
-            </w:pPr>
-          </w:p>
-        </w:tc>
-      </w:tr>
-      <w:tr>
-        <w:trPr>
-          <w:trHeight w:val="436"/>
-        </w:trPr>
-        <w:tc>
-          <w:tcPr>
-            <w:tcW w:w="3097" w:type="dxa"/>
-            <w:vMerge/>
-            <w:shd w:val="clear" w:color="auto" w:fill="auto"/>
-          </w:tcPr>
-          <w:p>
-            <w:pPr>
-              <w:widowControl w:val="0"/>
-              <w:tabs>
-                <w:tab w:val="left" w:pos="993"/>
-                <w:tab w:val="left" w:pos="1134"/>
-              </w:tabs>
-              <w:autoSpaceDE w:val="0"/>
-              <w:autoSpaceDN w:val="0"/>
-              <w:jc w:val="center"/>
-              <w:rPr>
-                <w:rFonts w:eastAsia="Times New Roman" w:cs="Arial"/>
-                <w:color w:val="000000"/>
-                <w:szCs w:val="24"/>
-                <w:lang w:eastAsia="ru-RU"/>
-              </w:rPr>
-            </w:pPr>
-          </w:p>
-        </w:tc>
-        <w:tc>
-          <w:tcPr>
-            <w:tcW w:w="505" w:type="dxa"/>
-            <w:vMerge/>
-            <w:shd w:val="clear" w:color="auto" w:fill="auto"/>
-            <w:textDirection w:val="btLr"/>
-          </w:tcPr>
-          <w:p>
-            <w:pPr>
-              <w:widowControl w:val="0"/>
-              <w:tabs>
-                <w:tab w:val="left" w:pos="993"/>
-                <w:tab w:val="left" w:pos="1134"/>
-              </w:tabs>
-              <w:autoSpaceDE w:val="0"/>
-              <w:autoSpaceDN w:val="0"/>
-              <w:jc w:val="center"/>
-              <w:rPr>
-                <w:rFonts w:eastAsia="Times New Roman" w:cs="Arial"/>
-                <w:i/>
-                <w:iCs/>
-                <w:color w:val="000000"/>
-                <w:sz w:val="22"/>
-                <w:lang w:eastAsia="ru-RU"/>
-              </w:rPr>
-            </w:pPr>
-          </w:p>
-        </w:tc>
-        <w:tc>
-          <w:tcPr>
-            <w:tcW w:w="5742" w:type="dxa"/>
-            <w:tcBorders>
-              <w:top w:val="single" w:sz="4" w:space="0" w:color="auto"/>
-              <w:bottom w:val="single" w:sz="12" w:space="0" w:color="auto"/>
-            </w:tcBorders>
-            <w:shd w:val="clear" w:color="auto" w:fill="auto"/>
-          </w:tcPr>
-          <w:p>
-            <w:pPr>
-              <w:widowControl w:val="0"/>
-              <w:tabs>
-                <w:tab w:val="left" w:pos="993"/>
-                <w:tab w:val="left" w:pos="1134"/>
-              </w:tabs>
-              <w:autoSpaceDE w:val="0"/>
-              <w:autoSpaceDN w:val="0"/>
-              <w:jc w:val="both"/>
-              <w:rPr>
-                <w:rFonts w:eastAsia="Times New Roman" w:cs="Arial"/>
-                <w:color w:val="000000"/>
-                <w:szCs w:val="24"/>
-                <w:lang w:eastAsia="ru-RU"/>
-              </w:rPr>
-            </w:pPr>
-          </w:p>
-        </w:tc>
-      </w:tr>
-      <w:tr>
-        <w:trPr>
-          <w:trHeight w:val="436"/>
-        </w:trPr>
-        <w:tc>
-          <w:tcPr>
-            <w:tcW w:w="3097" w:type="dxa"/>
-            <w:vMerge/>
-            <w:shd w:val="clear" w:color="auto" w:fill="auto"/>
-          </w:tcPr>
-          <w:p>
-            <w:pPr>
-              <w:widowControl w:val="0"/>
-              <w:tabs>
-                <w:tab w:val="left" w:pos="993"/>
-                <w:tab w:val="left" w:pos="1134"/>
-              </w:tabs>
-              <w:autoSpaceDE w:val="0"/>
-              <w:autoSpaceDN w:val="0"/>
-              <w:ind w:firstLine="709"/>
-              <w:jc w:val="both"/>
-              <w:rPr>
-                <w:rFonts w:eastAsia="Times New Roman" w:cs="Arial"/>
-                <w:color w:val="000000"/>
-                <w:szCs w:val="24"/>
-                <w:lang w:eastAsia="ru-RU"/>
-              </w:rPr>
-            </w:pPr>
-          </w:p>
-        </w:tc>
-        <w:tc>
-          <w:tcPr>
-            <w:tcW w:w="505" w:type="dxa"/>
-            <w:vMerge w:val="restart"/>
-            <w:tcBorders>
-              <w:top w:val="single" w:sz="12" w:space="0" w:color="auto"/>
-            </w:tcBorders>
-            <w:shd w:val="clear" w:color="auto" w:fill="auto"/>
-            <w:textDirection w:val="btLr"/>
-          </w:tcPr>
-          <w:p>
-            <w:pPr>
-              <w:widowControl w:val="0"/>
-              <w:tabs>
-                <w:tab w:val="left" w:pos="993"/>
-                <w:tab w:val="left" w:pos="1134"/>
-              </w:tabs>
-              <w:autoSpaceDE w:val="0"/>
-              <w:autoSpaceDN w:val="0"/>
-              <w:jc w:val="center"/>
-              <w:rPr>
-                <w:rFonts w:eastAsia="Times New Roman" w:cs="Arial"/>
-                <w:i/>
-                <w:iCs/>
-                <w:color w:val="000000"/>
-                <w:sz w:val="22"/>
-                <w:lang w:eastAsia="ru-RU"/>
-              </w:rPr>
-            </w:pPr>
-            <w:r>
-              <w:rPr>
-                <w:rFonts w:eastAsia="Times New Roman" w:cs="Arial"/>
-                <w:i/>
-                <w:iCs/>
-                <w:color w:val="000000"/>
-                <w:sz w:val="22"/>
-                <w:lang w:eastAsia="ru-RU"/>
-              </w:rPr>
-              <w:t>8 семестр</w:t>
-            </w:r>
-          </w:p>
-        </w:tc>
-        <w:tc>
-          <w:tcPr>
-            <w:tcW w:w="5742" w:type="dxa"/>
-            <w:tcBorders>
-              <w:top w:val="single" w:sz="12" w:space="0" w:color="auto"/>
-              <w:bottom w:val="single" w:sz="4" w:space="0" w:color="auto"/>
-            </w:tcBorders>
-            <w:shd w:val="clear" w:color="auto" w:fill="auto"/>
-          </w:tcPr>
-          <w:p>
-            <w:pPr>
-              <w:rPr>
-                <w:rFonts w:eastAsia="Times New Roman"/>
-                <w:color w:val="000000"/>
-                <w:szCs w:val="24"/>
-                <w:lang w:eastAsia="ru-RU"/>
-              </w:rPr>
-            </w:pPr>
-          </w:p>
-        </w:tc>
-      </w:tr>
-      <w:tr>
-        <w:trPr>
-          <w:trHeight w:val="436"/>
-        </w:trPr>
-        <w:tc>
-          <w:tcPr>
-            <w:tcW w:w="3097" w:type="dxa"/>
-            <w:vMerge/>
-            <w:shd w:val="clear" w:color="auto" w:fill="auto"/>
-          </w:tcPr>
-          <w:p>
-            <w:pPr>
-              <w:widowControl w:val="0"/>
-              <w:tabs>
-                <w:tab w:val="left" w:pos="993"/>
-                <w:tab w:val="left" w:pos="1134"/>
-              </w:tabs>
-              <w:autoSpaceDE w:val="0"/>
-              <w:autoSpaceDN w:val="0"/>
-              <w:ind w:firstLine="709"/>
-              <w:jc w:val="both"/>
-              <w:rPr>
-                <w:rFonts w:eastAsia="Times New Roman" w:cs="Arial"/>
-                <w:color w:val="000000"/>
-                <w:szCs w:val="24"/>
-                <w:lang w:eastAsia="ru-RU"/>
-              </w:rPr>
-            </w:pPr>
-          </w:p>
-        </w:tc>
-        <w:tc>
-          <w:tcPr>
-            <w:tcW w:w="505" w:type="dxa"/>
-            <w:vMerge/>
-            <w:shd w:val="clear" w:color="auto" w:fill="auto"/>
-            <w:textDirection w:val="btLr"/>
-          </w:tcPr>
-          <w:p>
-            <w:pPr>
-              <w:widowControl w:val="0"/>
-              <w:tabs>
-                <w:tab w:val="left" w:pos="993"/>
-                <w:tab w:val="left" w:pos="1134"/>
-              </w:tabs>
-              <w:autoSpaceDE w:val="0"/>
-              <w:autoSpaceDN w:val="0"/>
-              <w:jc w:val="center"/>
-              <w:rPr>
-                <w:rFonts w:eastAsia="Times New Roman" w:cs="Arial"/>
-                <w:i/>
-                <w:iCs/>
-                <w:color w:val="000000"/>
-                <w:sz w:val="22"/>
-                <w:lang w:eastAsia="ru-RU"/>
-              </w:rPr>
-            </w:pPr>
-          </w:p>
-        </w:tc>
-        <w:tc>
-          <w:tcPr>
-            <w:tcW w:w="5742" w:type="dxa"/>
-            <w:tcBorders>
-              <w:top w:val="single" w:sz="4" w:space="0" w:color="auto"/>
-              <w:bottom w:val="single" w:sz="4" w:space="0" w:color="auto"/>
-            </w:tcBorders>
-            <w:shd w:val="clear" w:color="auto" w:fill="auto"/>
-          </w:tcPr>
-          <w:p>
-            <w:pPr>
-              <w:rPr>
-                <w:rFonts w:eastAsia="Times New Roman"/>
-                <w:color w:val="000000"/>
-                <w:szCs w:val="24"/>
-                <w:lang w:eastAsia="ru-RU"/>
-              </w:rPr>
-            </w:pPr>
-          </w:p>
-        </w:tc>
-      </w:tr>
-      <w:tr>
-        <w:trPr>
-          <w:trHeight w:val="436"/>
-        </w:trPr>
-        <w:tc>
-          <w:tcPr>
-            <w:tcW w:w="3097" w:type="dxa"/>
-            <w:vMerge/>
-            <w:shd w:val="clear" w:color="auto" w:fill="auto"/>
-          </w:tcPr>
-          <w:p>
-            <w:pPr>
-              <w:widowControl w:val="0"/>
-              <w:tabs>
-                <w:tab w:val="left" w:pos="993"/>
-                <w:tab w:val="left" w:pos="1134"/>
-              </w:tabs>
-              <w:autoSpaceDE w:val="0"/>
-              <w:autoSpaceDN w:val="0"/>
-              <w:ind w:firstLine="709"/>
-              <w:jc w:val="both"/>
-              <w:rPr>
-                <w:rFonts w:eastAsia="Times New Roman" w:cs="Arial"/>
-                <w:color w:val="000000"/>
-                <w:szCs w:val="24"/>
-                <w:lang w:eastAsia="ru-RU"/>
-              </w:rPr>
-            </w:pPr>
-          </w:p>
-        </w:tc>
-        <w:tc>
-          <w:tcPr>
-            <w:tcW w:w="505" w:type="dxa"/>
-            <w:vMerge/>
-            <w:shd w:val="clear" w:color="auto" w:fill="auto"/>
-            <w:textDirection w:val="btLr"/>
-          </w:tcPr>
-          <w:p>
-            <w:pPr>
-              <w:widowControl w:val="0"/>
-              <w:tabs>
-                <w:tab w:val="left" w:pos="993"/>
-                <w:tab w:val="left" w:pos="1134"/>
-              </w:tabs>
-              <w:autoSpaceDE w:val="0"/>
-              <w:autoSpaceDN w:val="0"/>
-              <w:jc w:val="center"/>
-              <w:rPr>
-                <w:rFonts w:eastAsia="Times New Roman" w:cs="Arial"/>
-                <w:i/>
-                <w:iCs/>
-                <w:color w:val="000000"/>
-                <w:sz w:val="22"/>
-                <w:lang w:eastAsia="ru-RU"/>
-              </w:rPr>
-            </w:pPr>
-          </w:p>
-        </w:tc>
-        <w:tc>
-          <w:tcPr>
-            <w:tcW w:w="5742" w:type="dxa"/>
-            <w:tcBorders>
-              <w:top w:val="single" w:sz="4" w:space="0" w:color="auto"/>
-            </w:tcBorders>
-            <w:shd w:val="clear" w:color="auto" w:fill="auto"/>
-          </w:tcPr>
-          <w:p>
-            <w:pPr>
-              <w:rPr>
-                <w:rFonts w:eastAsia="Times New Roman"/>
-                <w:color w:val="000000"/>
-                <w:szCs w:val="24"/>
-                <w:lang w:eastAsia="ru-RU"/>
-              </w:rPr>
-            </w:pPr>
           </w:p>
         </w:tc>
       </w:tr>
     </w:tbl>
     <w:p>
       <w:pPr>
-        <w:ind w:firstLine="709"/>
-        <w:jc w:val="both"/>
+        <w:jc w:val="center"/>
+        <w:rPr>
+          <w:b/>
+          <w:bCs/>
+        </w:rPr>
       </w:pPr>
     </w:p>
     <w:p>
@@ -14905,6 +13216,121 @@
     </w:p>
     <w:p>
       <w:pPr>
+        <w:rPr>
+          <w:lang w:val="en-US"/>
+        </w:rPr>
+      </w:pPr>
+      <w:r>
+        <w:rPr>
+          <w:lang w:val="en-US"/>
+        </w:rPr>
+        <w:t xml:space="preserve">{% </w:t>
+      </w:r>
+      <w:r>
+        <w:rPr>
+          <w:lang w:val="en-US"/>
+        </w:rPr>
+        <w:t>for</w:t>
+      </w:r>
+      <w:r>
+        <w:rPr>
+          <w:lang w:val="en-US"/>
+        </w:rPr>
+        <w:t xml:space="preserve"> </w:t>
+      </w:r>
+      <w:r>
+        <w:rPr>
+          <w:lang w:val="en-US"/>
+        </w:rPr>
+        <w:t>i</w:t>
+      </w:r>
+      <w:r>
+        <w:rPr>
+          <w:lang w:val="en-US"/>
+        </w:rPr>
+        <w:t xml:space="preserve"> </w:t>
+      </w:r>
+      <w:r>
+        <w:rPr>
+          <w:lang w:val="en-US"/>
+        </w:rPr>
+        <w:t>in</w:t>
+      </w:r>
+      <w:r>
+        <w:rPr>
+          <w:lang w:val="en-US"/>
+        </w:rPr>
+        <w:t xml:space="preserve"> </w:t>
+      </w:r>
+      <w:r>
+        <w:rPr>
+          <w:lang w:val="en-US"/>
+        </w:rPr>
+        <w:t>scientific_dissert</w:t>
+      </w:r>
+      <w:r>
+        <w:rPr>
+          <w:lang w:val="en-US"/>
+        </w:rPr>
+        <w:t xml:space="preserve"> </w:t>
+      </w:r>
+      <w:r>
+        <w:rPr>
+          <w:lang w:val="en-US"/>
+        </w:rPr>
+        <w:t>%</w:t>
+      </w:r>
+      <w:r>
+        <w:rPr>
+          <w:lang w:val="en-US"/>
+        </w:rPr>
+        <w:t>}</w:t>
+      </w:r>
+    </w:p>
+    <w:p>
+      <w:pPr>
+        <w:pStyle w:val="aa"/>
+        <w:numPr>
+          <w:ilvl w:val="0"/>
+          <w:numId w:val="4"/>
+        </w:numPr>
+        <w:tabs>
+          <w:tab w:val="left" w:pos="993"/>
+        </w:tabs>
+        <w:ind w:left="0" w:firstLine="709"/>
+        <w:rPr>
+          <w:lang w:val="en-US"/>
+        </w:rPr>
+      </w:pPr>
+      <w:r>
+        <w:rPr>
+          <w:lang w:val="en-US"/>
+        </w:rPr>
+        <w:t>{{ i.text }}</w:t>
+      </w:r>
+    </w:p>
+    <w:p>
+      <w:r>
+        <w:t>{%</w:t>
+      </w:r>
+      <w:r>
+        <w:rPr>
+          <w:lang w:val="en-US"/>
+        </w:rPr>
+        <w:t>-</w:t>
+      </w:r>
+      <w:r>
+        <w:t xml:space="preserve"> </w:t>
+      </w:r>
+      <w:r>
+        <w:rPr>
+          <w:lang w:val="en-US"/>
+        </w:rPr>
+        <w:t>endfor %}</w:t>
+      </w:r>
+    </w:p>
+    <w:p>
+      <w:pPr>
         <w:pStyle w:val="ConsPlusNormal"/>
         <w:jc w:val="center"/>
         <w:rPr>
@@ -14916,11 +13342,7 @@
           <w:szCs w:val="24"/>
         </w:rPr>
       </w:pPr>
-    </w:p>
-    <w:p>
-      <w:pPr>
-        <w:pStyle w:val="ConsPlusNormal"/>
-        <w:jc w:val="center"/>
+      <w:r>
         <w:rPr>
           <w:rFonts w:ascii="Times New Roman" w:hAnsi="Times New Roman" w:cs="Arial"/>
           <w:b/>
@@ -14929,18 +13351,132 @@
           <w:sz w:val="24"/>
           <w:szCs w:val="24"/>
         </w:rPr>
+        <w:t>Примерный план подготовки публикаций</w:t>
+      </w:r>
+    </w:p>
+    <w:p>
+      <w:pPr>
+        <w:rPr>
+          <w:lang w:val="en-US"/>
+        </w:rPr>
       </w:pPr>
       <w:r>
         <w:rPr>
-          <w:rFonts w:ascii="Times New Roman" w:hAnsi="Times New Roman" w:cs="Arial"/>
-          <w:b/>
-          <w:bCs/>
-          <w:color w:val="000000"/>
-          <w:sz w:val="24"/>
-          <w:szCs w:val="24"/>
-        </w:rPr>
-        <w:t>Примерный план подготовки публикаций</w:t>
-      </w:r>
+          <w:lang w:val="en-US"/>
+        </w:rPr>
+        <w:t xml:space="preserve">{% </w:t>
+      </w:r>
+      <w:r>
+        <w:rPr>
+          <w:lang w:val="en-US"/>
+        </w:rPr>
+        <w:t>for</w:t>
+      </w:r>
+      <w:r>
+        <w:rPr>
+          <w:lang w:val="en-US"/>
+        </w:rPr>
+        <w:t xml:space="preserve"> </w:t>
+      </w:r>
+      <w:r>
+        <w:rPr>
+          <w:lang w:val="en-US"/>
+        </w:rPr>
+        <w:t>i</w:t>
+      </w:r>
+      <w:r>
+        <w:rPr>
+          <w:lang w:val="en-US"/>
+        </w:rPr>
+        <w:t xml:space="preserve"> </w:t>
+      </w:r>
+      <w:r>
+        <w:rPr>
+          <w:lang w:val="en-US"/>
+        </w:rPr>
+        <w:t>in</w:t>
+      </w:r>
+      <w:r>
+        <w:rPr>
+          <w:lang w:val="en-US"/>
+        </w:rPr>
+        <w:t xml:space="preserve"> scientific_</w:t>
+      </w:r>
+      <w:r>
+        <w:rPr>
+          <w:lang w:val="en-US"/>
+        </w:rPr>
+        <w:t>publish</w:t>
+      </w:r>
+      <w:r>
+        <w:rPr>
+          <w:lang w:val="en-US"/>
+        </w:rPr>
+        <w:t xml:space="preserve"> </w:t>
+      </w:r>
+      <w:r>
+        <w:rPr>
+          <w:lang w:val="en-US"/>
+        </w:rPr>
+        <w:t>%</w:t>
+      </w:r>
+      <w:r>
+        <w:rPr>
+          <w:lang w:val="en-US"/>
+        </w:rPr>
+        <w:t>}</w:t>
+      </w:r>
+    </w:p>
+    <w:p>
+      <w:pPr>
+        <w:pStyle w:val="aa"/>
+        <w:numPr>
+          <w:ilvl w:val="0"/>
+          <w:numId w:val="4"/>
+        </w:numPr>
+        <w:tabs>
+          <w:tab w:val="left" w:pos="993"/>
+        </w:tabs>
+        <w:ind w:left="0" w:firstLine="709"/>
+        <w:rPr>
+          <w:lang w:val="en-US"/>
+        </w:rPr>
+      </w:pPr>
+      <w:r>
+        <w:rPr>
+          <w:lang w:val="en-US"/>
+        </w:rPr>
+        <w:t>{{ i.text }}</w:t>
+      </w:r>
+    </w:p>
+    <w:p>
+      <w:r>
+        <w:t>{%</w:t>
+      </w:r>
+      <w:r>
+        <w:rPr>
+          <w:lang w:val="en-US"/>
+        </w:rPr>
+        <w:t>-</w:t>
+      </w:r>
+      <w:r>
+        <w:t xml:space="preserve"> </w:t>
+      </w:r>
+      <w:r>
+        <w:rPr>
+          <w:lang w:val="en-US"/>
+        </w:rPr>
+        <w:t>endfor %}</w:t>
+      </w:r>
+    </w:p>
+    <w:p>
+      <w:pPr>
+        <w:ind w:firstLine="709"/>
+        <w:jc w:val="both"/>
+        <w:rPr>
+          <w:szCs w:val="24"/>
+        </w:rPr>
+      </w:pPr>
     </w:p>
     <w:p>
       <w:pPr>
@@ -15565,7 +14101,16 @@
           <w:sz w:val="24"/>
           <w:szCs w:val="24"/>
         </w:rPr>
-        <w:t xml:space="preserve"> подготовки научных и научно-педагогических кадров в аспирантуре</w:t>
+        <w:t xml:space="preserve"> подготовки научных и научно-педагогических </w:t>
+      </w:r>
+      <w:r>
+        <w:rPr>
+          <w:rFonts w:ascii="Times New Roman" w:hAnsi="Times New Roman" w:cs="Times New Roman"/>
+          <w:sz w:val="24"/>
+          <w:szCs w:val="24"/>
+        </w:rPr>
+        <w:lastRenderedPageBreak/>
+        <w:t>кадров в аспирантуре</w:t>
       </w:r>
       <w:r>
         <w:rPr>
@@ -16278,7 +14823,16 @@
           <w:sz w:val="24"/>
           <w:szCs w:val="24"/>
         </w:rPr>
-        <w:t xml:space="preserve">Лицам, успешно прошедшим итоговую аттестацию по программам аспирантуры, не позднее 30 календарных дней с даты проведения итоговой аттестации выдается заключение о соответствии диссертации на соискание ученой степени кандидата наук критериям, установленным в соответствии с Федеральным законом «О науке и государственной научно-технической политике», заключение по диссертации (при наличии) и свидетельство об окончании аспирантуры, форма которого утверждается приказом ректора. </w:t>
+        <w:t xml:space="preserve">Лицам, успешно прошедшим итоговую аттестацию по программам аспирантуры, не позднее 30 календарных дней с даты проведения итоговой аттестации выдается заключение о соответствии диссертации на соискание ученой степени кандидата наук критериям, установленным в соответствии с Федеральным законом «О науке и государственной научно-технической политике», заключение по диссертации (при наличии) и свидетельство </w:t>
+      </w:r>
+      <w:r>
+        <w:rPr>
+          <w:rFonts w:ascii="Times New Roman" w:hAnsi="Times New Roman" w:cs="Times New Roman"/>
+          <w:sz w:val="24"/>
+          <w:szCs w:val="24"/>
+        </w:rPr>
+        <w:lastRenderedPageBreak/>
+        <w:t xml:space="preserve">об окончании аспирантуры, форма которого утверждается приказом ректора. </w:t>
       </w:r>
     </w:p>
     <w:p>
@@ -16409,6 +14963,119 @@
 <file path=word/numbering.xml><?xml version="1.0" encoding="utf-8"?>
 <w:numbering xmlns:wpc="http://schemas.microsoft.com/office/word/2010/wordprocessingCanvas" xmlns:cx="http://schemas.microsoft.com/office/drawing/2014/chartex" xmlns:cx1="http://schemas.microsoft.com/office/drawing/2015/9/8/chartex" xmlns:cx2="http://schemas.microsoft.com/office/drawing/2015/10/21/chartex" xmlns:cx3="http://schemas.microsoft.com/office/drawing/2016/5/9/chartex" xmlns:cx4="http://schemas.microsoft.com/office/drawing/2016/5/10/chartex" xmlns:cx5="http://schemas.microsoft.com/office/drawing/2016/5/11/chartex" xmlns:cx6="http://schemas.microsoft.com/office/drawing/2016/5/12/chartex" xmlns:cx7="http://schemas.microsoft.com/office/drawing/2016/5/13/chartex" xmlns:cx8="http://schemas.microsoft.com/office/drawing/2016/5/14/chartex" xmlns:mc="http://schemas.openxmlformats.org/markup-compatibility/2006" xmlns:aink="http://schemas.microsoft.com/office/drawing/2016/ink" xmlns:am3d="http://schemas.microsoft.com/office/drawing/2017/model3d" xmlns:o="urn:schemas-microsoft-com:office:office" xmlns:r="http://schemas.openxmlformats.org/officeDocument/2006/relationships" xmlns:m="http://schemas.openxmlformats.org/officeDocument/2006/math" xmlns:v="urn:schemas-microsoft-com:vml" xmlns:wp14="http://schemas.microsoft.com/office/word/2010/wordprocessingDrawing" xmlns:wp="http://schemas.openxmlformats.org/drawingml/2006/wordprocessingDrawing" xmlns:w10="urn:schemas-microsoft-com:office:word" xmlns:w="http://schemas.openxmlformats.org/wordprocessingml/2006/main" xmlns:w14="http://schemas.microsoft.com/office/word/2010/wordml" xmlns:w15="http://schemas.microsoft.com/office/word/2012/wordml" xmlns:w16cex="http://schemas.microsoft.com/office/word/2018/wordml/cex" xmlns:w16cid="http://schemas.microsoft.com/office/word/2016/wordml/cid" xmlns:w16="http://schemas.microsoft.com/office/word/2018/wordml" xmlns:w16sdtdh="http://schemas.microsoft.com/office/word/2020/wordml/sdtdatahash" xmlns:w16se="http://schemas.microsoft.com/office/word/2015/wordml/symex" xmlns:wpg="http://schemas.microsoft.com/office/word/2010/wordprocessingGroup" xmlns:wpi="http://schemas.microsoft.com/office/word/2010/wordprocessingInk" xmlns:wne="http://schemas.microsoft.com/office/word/2006/wordml" xmlns:wps="http://schemas.microsoft.com/office/word/2010/wordprocessingShape" mc:Ignorable="w14 w15 w16se w16cid w16 w16cex w16sdtdh wp14">
   <w:abstractNum w:abstractNumId="0" w15:restartNumberingAfterBreak="0">
+    <w:nsid w:val="38E848D4"/>
+    <w:multiLevelType w:val="hybridMultilevel"/>
+    <w:tmpl w:val="7BE44FA8"/>
+    <w:lvl w:ilvl="0" w:tplc="775C9EE8">
+      <w:start w:val="1"/>
+      <w:numFmt w:val="bullet"/>
+      <w:lvlText w:val=""/>
+      <w:lvlJc w:val="left"/>
+      <w:pPr>
+        <w:ind w:left="720" w:hanging="360"/>
+      </w:pPr>
+      <w:rPr>
+        <w:rFonts w:ascii="Symbol" w:hAnsi="Symbol" w:hint="default"/>
+      </w:rPr>
+    </w:lvl>
+    <w:lvl w:ilvl="1" w:tplc="04190003" w:tentative="1">
+      <w:start w:val="1"/>
+      <w:numFmt w:val="bullet"/>
+      <w:lvlText w:val="o"/>
+      <w:lvlJc w:val="left"/>
+      <w:pPr>
+        <w:ind w:left="1440" w:hanging="360"/>
+      </w:pPr>
+      <w:rPr>
+        <w:rFonts w:ascii="Courier New" w:hAnsi="Courier New" w:cs="Courier New" w:hint="default"/>
+      </w:rPr>
+    </w:lvl>
+    <w:lvl w:ilvl="2" w:tplc="04190005" w:tentative="1">
+      <w:start w:val="1"/>
+      <w:numFmt w:val="bullet"/>
+      <w:lvlText w:val=""/>
+      <w:lvlJc w:val="left"/>
+      <w:pPr>
+        <w:ind w:left="2160" w:hanging="360"/>
+      </w:pPr>
+      <w:rPr>
+        <w:rFonts w:ascii="Wingdings" w:hAnsi="Wingdings" w:hint="default"/>
+      </w:rPr>
+    </w:lvl>
+    <w:lvl w:ilvl="3" w:tplc="04190001" w:tentative="1">
+      <w:start w:val="1"/>
+      <w:numFmt w:val="bullet"/>
+      <w:lvlText w:val=""/>
+      <w:lvlJc w:val="left"/>
+      <w:pPr>
+        <w:ind w:left="2880" w:hanging="360"/>
+      </w:pPr>
+      <w:rPr>
+        <w:rFonts w:ascii="Symbol" w:hAnsi="Symbol" w:hint="default"/>
+      </w:rPr>
+    </w:lvl>
+    <w:lvl w:ilvl="4" w:tplc="04190003" w:tentative="1">
+      <w:start w:val="1"/>
+      <w:numFmt w:val="bullet"/>
+      <w:lvlText w:val="o"/>
+      <w:lvlJc w:val="left"/>
+      <w:pPr>
+        <w:ind w:left="3600" w:hanging="360"/>
+      </w:pPr>
+      <w:rPr>
+        <w:rFonts w:ascii="Courier New" w:hAnsi="Courier New" w:cs="Courier New" w:hint="default"/>
+      </w:rPr>
+    </w:lvl>
+    <w:lvl w:ilvl="5" w:tplc="04190005" w:tentative="1">
+      <w:start w:val="1"/>
+      <w:numFmt w:val="bullet"/>
+      <w:lvlText w:val=""/>
+      <w:lvlJc w:val="left"/>
+      <w:pPr>
+        <w:ind w:left="4320" w:hanging="360"/>
+      </w:pPr>
+      <w:rPr>
+        <w:rFonts w:ascii="Wingdings" w:hAnsi="Wingdings" w:hint="default"/>
+      </w:rPr>
+    </w:lvl>
+    <w:lvl w:ilvl="6" w:tplc="04190001" w:tentative="1">
+      <w:start w:val="1"/>
+      <w:numFmt w:val="bullet"/>
+      <w:lvlText w:val=""/>
+      <w:lvlJc w:val="left"/>
+      <w:pPr>
+        <w:ind w:left="5040" w:hanging="360"/>
+      </w:pPr>
+      <w:rPr>
+        <w:rFonts w:ascii="Symbol" w:hAnsi="Symbol" w:hint="default"/>
+      </w:rPr>
+    </w:lvl>
+    <w:lvl w:ilvl="7" w:tplc="04190003" w:tentative="1">
+      <w:start w:val="1"/>
+      <w:numFmt w:val="bullet"/>
+      <w:lvlText w:val="o"/>
+      <w:lvlJc w:val="left"/>
+      <w:pPr>
+        <w:ind w:left="5760" w:hanging="360"/>
+      </w:pPr>
+      <w:rPr>
+        <w:rFonts w:ascii="Courier New" w:hAnsi="Courier New" w:cs="Courier New" w:hint="default"/>
+      </w:rPr>
+    </w:lvl>
+    <w:lvl w:ilvl="8" w:tplc="04190005" w:tentative="1">
+      <w:start w:val="1"/>
+      <w:numFmt w:val="bullet"/>
+      <w:lvlText w:val=""/>
+      <w:lvlJc w:val="left"/>
+      <w:pPr>
+        <w:ind w:left="6480" w:hanging="360"/>
+      </w:pPr>
+      <w:rPr>
+        <w:rFonts w:ascii="Wingdings" w:hAnsi="Wingdings" w:hint="default"/>
+      </w:rPr>
+    </w:lvl>
+  </w:abstractNum>
+  <w:abstractNum w:abstractNumId="1" w15:restartNumberingAfterBreak="0">
     <w:nsid w:val="3DA808EA"/>
     <w:multiLevelType w:val="hybridMultilevel"/>
     <w:tmpl w:val="C5782FF0"/>
@@ -16499,7 +15166,7 @@
       </w:pPr>
     </w:lvl>
   </w:abstractNum>
-  <w:abstractNum w:abstractNumId="1" w15:restartNumberingAfterBreak="0">
+  <w:abstractNum w:abstractNumId="2" w15:restartNumberingAfterBreak="0">
     <w:nsid w:val="6BC53F3F"/>
     <w:multiLevelType w:val="hybridMultilevel"/>
     <w:tmpl w:val="4790EB88"/>
@@ -16612,7 +15279,7 @@
       </w:rPr>
     </w:lvl>
   </w:abstractNum>
-  <w:abstractNum w:abstractNumId="2" w15:restartNumberingAfterBreak="0">
+  <w:abstractNum w:abstractNumId="3" w15:restartNumberingAfterBreak="0">
     <w:nsid w:val="705C5A38"/>
     <w:multiLevelType w:val="hybridMultilevel"/>
     <w:tmpl w:val="C5782FF0"/>
@@ -16704,12 +15371,15 @@
     </w:lvl>
   </w:abstractNum>
   <w:num w:numId="1">
+    <w:abstractNumId w:val="3"/>
+  </w:num>
+  <w:num w:numId="2">
     <w:abstractNumId w:val="2"/>
   </w:num>
-  <w:num w:numId="2">
+  <w:num w:numId="3">
     <w:abstractNumId w:val="1"/>
   </w:num>
-  <w:num w:numId="3">
+  <w:num w:numId="4">
     <w:abstractNumId w:val="0"/>
   </w:num>
 </w:numbering>
@@ -17113,7 +15783,7 @@
   <w:style w:type="paragraph" w:default="1" w:styleId="a">
     <w:name w:val="Normal"/>
     <w:qFormat/>
-    <w:rsid w:val="00F30365"/>
+    <w:rsid w:val="00412829"/>
     <w:pPr>
       <w:spacing w:after="0" w:line="240" w:lineRule="auto"/>
     </w:pPr>
@@ -17125,7 +15795,6 @@
   <w:style w:type="character" w:default="1" w:styleId="a0">
     <w:name w:val="Default Paragraph Font"/>
     <w:uiPriority w:val="1"/>
-    <w:semiHidden/>
     <w:unhideWhenUsed/>
   </w:style>
   <w:style w:type="table" w:default="1" w:styleId="a1">
@@ -17244,6 +15913,17 @@
       <w:rFonts w:ascii="Times New Roman" w:eastAsia="Calibri" w:hAnsi="Times New Roman" w:cs="Times New Roman"/>
       <w:sz w:val="24"/>
     </w:rPr>
+  </w:style>
+  <w:style w:type="paragraph" w:styleId="aa">
+    <w:name w:val="List Paragraph"/>
+    <w:basedOn w:val="a"/>
+    <w:uiPriority w:val="34"/>
+    <w:qFormat/>
+    <w:rsid w:val="00EE35CB"/>
+    <w:pPr>
+      <w:ind w:left="720"/>
+      <w:contextualSpacing/>
+    </w:pPr>
   </w:style>
 </w:styles>
 </file>

--- a/templates/docxRPD/scientific_four.docx
+++ b/templates/docxRPD/scientific_four.docx
@@ -186,7 +186,25 @@
           <w:szCs w:val="24"/>
           <w:lang w:eastAsia="ru-RU"/>
         </w:rPr>
-        <w:t xml:space="preserve"> «___»___________</w:t>
+        <w:t xml:space="preserve"> «__</w:t>
+      </w:r>
+      <w:proofErr w:type="gramStart"/>
+      <w:r>
+        <w:rPr>
+          <w:rFonts w:eastAsia="Times New Roman"/>
+          <w:szCs w:val="24"/>
+          <w:lang w:eastAsia="ru-RU"/>
+        </w:rPr>
+        <w:t>_»_</w:t>
+      </w:r>
+      <w:proofErr w:type="gramEnd"/>
+      <w:r>
+        <w:rPr>
+          <w:rFonts w:eastAsia="Times New Roman"/>
+          <w:szCs w:val="24"/>
+          <w:lang w:eastAsia="ru-RU"/>
+        </w:rPr>
+        <w:t>__________</w:t>
       </w:r>
       <w:r>
         <w:rPr>
@@ -277,6 +295,7 @@
           <w:lang w:val="en-US" w:eastAsia="ru-RU"/>
         </w:rPr>
       </w:pPr>
+      <w:proofErr w:type="gramStart"/>
       <w:r>
         <w:rPr>
           <w:rFonts w:eastAsia="Times New Roman"/>
@@ -285,7 +304,18 @@
           <w:u w:val="single"/>
           <w:lang w:val="en-US" w:eastAsia="ru-RU"/>
         </w:rPr>
-        <w:t>{{ name }}</w:t>
+        <w:t>{{ name</w:t>
+      </w:r>
+      <w:proofErr w:type="gramEnd"/>
+      <w:r>
+        <w:rPr>
+          <w:rFonts w:eastAsia="Times New Roman"/>
+          <w:i/>
+          <w:szCs w:val="24"/>
+          <w:u w:val="single"/>
+          <w:lang w:val="en-US" w:eastAsia="ru-RU"/>
+        </w:rPr>
+        <w:t xml:space="preserve"> }}</w:t>
       </w:r>
     </w:p>
     <w:p>
@@ -430,6 +460,7 @@
                 <w:lang w:eastAsia="ru-RU"/>
               </w:rPr>
             </w:pPr>
+            <w:proofErr w:type="gramStart"/>
             <w:r>
               <w:rPr>
                 <w:rFonts w:eastAsia="Times New Roman" w:cs="Arial"/>
@@ -437,7 +468,28 @@
                 <w:szCs w:val="24"/>
                 <w:lang w:val="en-US" w:eastAsia="ru-RU"/>
               </w:rPr>
-              <w:t>{{ ckaf }}</w:t>
+              <w:t xml:space="preserve">{{ </w:t>
+            </w:r>
+            <w:proofErr w:type="spellStart"/>
+            <w:r>
+              <w:rPr>
+                <w:rFonts w:eastAsia="Times New Roman" w:cs="Arial"/>
+                <w:color w:val="000000"/>
+                <w:szCs w:val="24"/>
+                <w:lang w:val="en-US" w:eastAsia="ru-RU"/>
+              </w:rPr>
+              <w:t>ckaf</w:t>
+            </w:r>
+            <w:proofErr w:type="spellEnd"/>
+            <w:proofErr w:type="gramEnd"/>
+            <w:r>
+              <w:rPr>
+                <w:rFonts w:eastAsia="Times New Roman" w:cs="Arial"/>
+                <w:color w:val="000000"/>
+                <w:szCs w:val="24"/>
+                <w:lang w:val="en-US" w:eastAsia="ru-RU"/>
+              </w:rPr>
+              <w:t xml:space="preserve"> }}</w:t>
             </w:r>
           </w:p>
         </w:tc>
@@ -497,6 +549,7 @@
                 <w:lang w:eastAsia="ru-RU"/>
               </w:rPr>
             </w:pPr>
+            <w:proofErr w:type="gramStart"/>
             <w:r>
               <w:rPr>
                 <w:rFonts w:eastAsia="Times New Roman" w:cs="Arial"/>
@@ -504,7 +557,28 @@
                 <w:szCs w:val="24"/>
                 <w:lang w:val="en-US" w:eastAsia="ru-RU"/>
               </w:rPr>
-              <w:t>{{ cfac }}</w:t>
+              <w:t xml:space="preserve">{{ </w:t>
+            </w:r>
+            <w:proofErr w:type="spellStart"/>
+            <w:r>
+              <w:rPr>
+                <w:rFonts w:eastAsia="Times New Roman" w:cs="Arial"/>
+                <w:color w:val="000000"/>
+                <w:szCs w:val="24"/>
+                <w:lang w:val="en-US" w:eastAsia="ru-RU"/>
+              </w:rPr>
+              <w:t>cfac</w:t>
+            </w:r>
+            <w:proofErr w:type="spellEnd"/>
+            <w:proofErr w:type="gramEnd"/>
+            <w:r>
+              <w:rPr>
+                <w:rFonts w:eastAsia="Times New Roman" w:cs="Arial"/>
+                <w:color w:val="000000"/>
+                <w:szCs w:val="24"/>
+                <w:lang w:val="en-US" w:eastAsia="ru-RU"/>
+              </w:rPr>
+              <w:t xml:space="preserve"> }}</w:t>
             </w:r>
           </w:p>
         </w:tc>
@@ -647,6 +721,7 @@
                 <w:lang w:val="en-US" w:eastAsia="ru-RU"/>
               </w:rPr>
             </w:pPr>
+            <w:proofErr w:type="gramStart"/>
             <w:r>
               <w:rPr>
                 <w:rFonts w:eastAsia="Times New Roman" w:cs="Arial"/>
@@ -656,26 +731,22 @@
                 <w:szCs w:val="24"/>
                 <w:lang w:val="en-US" w:eastAsia="ru-RU"/>
               </w:rPr>
-              <w:t>{{ cfob }}</w:t>
-            </w:r>
-          </w:p>
-        </w:tc>
-        <w:tc>
-          <w:tcPr>
-            <w:tcW w:w="3368" w:type="dxa"/>
-            <w:shd w:val="clear" w:color="auto" w:fill="auto"/>
-          </w:tcPr>
-          <w:p>
-            <w:pPr>
+              <w:t xml:space="preserve">{{ </w:t>
+            </w:r>
+            <w:proofErr w:type="spellStart"/>
+            <w:r>
               <w:rPr>
                 <w:rFonts w:eastAsia="Times New Roman" w:cs="Arial"/>
                 <w:i/>
                 <w:iCs/>
                 <w:color w:val="000000"/>
                 <w:szCs w:val="24"/>
-                <w:lang w:eastAsia="ru-RU"/>
-              </w:rPr>
-            </w:pPr>
+                <w:lang w:val="en-US" w:eastAsia="ru-RU"/>
+              </w:rPr>
+              <w:t>cfob</w:t>
+            </w:r>
+            <w:proofErr w:type="spellEnd"/>
+            <w:proofErr w:type="gramEnd"/>
             <w:r>
               <w:rPr>
                 <w:rFonts w:eastAsia="Times New Roman" w:cs="Arial"/>
@@ -683,18 +754,15 @@
                 <w:iCs/>
                 <w:color w:val="000000"/>
                 <w:szCs w:val="24"/>
-                <w:lang w:eastAsia="ru-RU"/>
-              </w:rPr>
-              <w:t>Год начала освоения</w:t>
-            </w:r>
-          </w:p>
-        </w:tc>
-        <w:tc>
-          <w:tcPr>
-            <w:tcW w:w="2552" w:type="dxa"/>
-            <w:tcBorders>
-              <w:bottom w:val="single" w:sz="4" w:space="0" w:color="auto"/>
-            </w:tcBorders>
+                <w:lang w:val="en-US" w:eastAsia="ru-RU"/>
+              </w:rPr>
+              <w:t xml:space="preserve"> }}</w:t>
+            </w:r>
+          </w:p>
+        </w:tc>
+        <w:tc>
+          <w:tcPr>
+            <w:tcW w:w="3368" w:type="dxa"/>
             <w:shd w:val="clear" w:color="auto" w:fill="auto"/>
           </w:tcPr>
           <w:p>
@@ -705,7 +773,7 @@
                 <w:iCs/>
                 <w:color w:val="000000"/>
                 <w:szCs w:val="24"/>
-                <w:lang w:val="en-US" w:eastAsia="ru-RU"/>
+                <w:lang w:eastAsia="ru-RU"/>
               </w:rPr>
             </w:pPr>
             <w:r>
@@ -715,9 +783,67 @@
                 <w:iCs/>
                 <w:color w:val="000000"/>
                 <w:szCs w:val="24"/>
+                <w:lang w:eastAsia="ru-RU"/>
+              </w:rPr>
+              <w:t>Год начала освоения</w:t>
+            </w:r>
+          </w:p>
+        </w:tc>
+        <w:tc>
+          <w:tcPr>
+            <w:tcW w:w="2552" w:type="dxa"/>
+            <w:tcBorders>
+              <w:bottom w:val="single" w:sz="4" w:space="0" w:color="auto"/>
+            </w:tcBorders>
+            <w:shd w:val="clear" w:color="auto" w:fill="auto"/>
+          </w:tcPr>
+          <w:p>
+            <w:pPr>
+              <w:rPr>
+                <w:rFonts w:eastAsia="Times New Roman" w:cs="Arial"/>
+                <w:i/>
+                <w:iCs/>
+                <w:color w:val="000000"/>
+                <w:szCs w:val="24"/>
                 <w:lang w:val="en-US" w:eastAsia="ru-RU"/>
               </w:rPr>
-              <w:t>{{ startyear }}</w:t>
+            </w:pPr>
+            <w:proofErr w:type="gramStart"/>
+            <w:r>
+              <w:rPr>
+                <w:rFonts w:eastAsia="Times New Roman" w:cs="Arial"/>
+                <w:i/>
+                <w:iCs/>
+                <w:color w:val="000000"/>
+                <w:szCs w:val="24"/>
+                <w:lang w:val="en-US" w:eastAsia="ru-RU"/>
+              </w:rPr>
+              <w:t xml:space="preserve">{{ </w:t>
+            </w:r>
+            <w:proofErr w:type="spellStart"/>
+            <w:r>
+              <w:rPr>
+                <w:rFonts w:eastAsia="Times New Roman" w:cs="Arial"/>
+                <w:i/>
+                <w:iCs/>
+                <w:color w:val="000000"/>
+                <w:szCs w:val="24"/>
+                <w:lang w:val="en-US" w:eastAsia="ru-RU"/>
+              </w:rPr>
+              <w:t>startyear</w:t>
+            </w:r>
+            <w:proofErr w:type="spellEnd"/>
+            <w:proofErr w:type="gramEnd"/>
+            <w:r>
+              <w:rPr>
+                <w:rFonts w:eastAsia="Times New Roman" w:cs="Arial"/>
+                <w:i/>
+                <w:iCs/>
+                <w:color w:val="000000"/>
+                <w:szCs w:val="24"/>
+                <w:lang w:val="en-US" w:eastAsia="ru-RU"/>
+              </w:rPr>
+              <w:t xml:space="preserve"> }}</w:t>
             </w:r>
           </w:p>
         </w:tc>
@@ -754,6 +880,7 @@
                 <w:lang w:eastAsia="ru-RU"/>
               </w:rPr>
             </w:pPr>
+            <w:proofErr w:type="gramStart"/>
             <w:r>
               <w:rPr>
                 <w:rFonts w:eastAsia="Times New Roman" w:cs="Arial"/>
@@ -774,7 +901,19 @@
                 <w:szCs w:val="24"/>
                 <w:lang w:eastAsia="ru-RU"/>
               </w:rPr>
-              <w:t>освоения:</w:t>
+              <w:t>освоения</w:t>
+            </w:r>
+            <w:proofErr w:type="gramEnd"/>
+            <w:r>
+              <w:rPr>
+                <w:rFonts w:eastAsia="Times New Roman" w:cs="Arial"/>
+                <w:i/>
+                <w:iCs/>
+                <w:color w:val="000000"/>
+                <w:szCs w:val="24"/>
+                <w:lang w:eastAsia="ru-RU"/>
+              </w:rPr>
+              <w:t>:</w:t>
             </w:r>
           </w:p>
         </w:tc>
@@ -801,6 +940,7 @@
                 <w:lang w:val="en-US" w:eastAsia="ru-RU"/>
               </w:rPr>
             </w:pPr>
+            <w:proofErr w:type="gramStart"/>
             <w:r>
               <w:rPr>
                 <w:rFonts w:eastAsia="Times New Roman" w:cs="Arial"/>
@@ -810,26 +950,22 @@
                 <w:szCs w:val="24"/>
                 <w:lang w:val="en-US" w:eastAsia="ru-RU"/>
               </w:rPr>
-              <w:t>{{ rng }}</w:t>
-            </w:r>
-          </w:p>
-        </w:tc>
-        <w:tc>
-          <w:tcPr>
-            <w:tcW w:w="3368" w:type="dxa"/>
-            <w:shd w:val="clear" w:color="auto" w:fill="auto"/>
-          </w:tcPr>
-          <w:p>
-            <w:pPr>
+              <w:t xml:space="preserve">{{ </w:t>
+            </w:r>
+            <w:proofErr w:type="spellStart"/>
+            <w:r>
               <w:rPr>
                 <w:rFonts w:eastAsia="Times New Roman" w:cs="Arial"/>
                 <w:i/>
                 <w:iCs/>
                 <w:color w:val="000000"/>
                 <w:szCs w:val="24"/>
-                <w:lang w:eastAsia="ru-RU"/>
-              </w:rPr>
-            </w:pPr>
+                <w:lang w:val="en-US" w:eastAsia="ru-RU"/>
+              </w:rPr>
+              <w:t>rng</w:t>
+            </w:r>
+            <w:proofErr w:type="spellEnd"/>
+            <w:proofErr w:type="gramEnd"/>
             <w:r>
               <w:rPr>
                 <w:rFonts w:eastAsia="Times New Roman" w:cs="Arial"/>
@@ -837,6 +973,35 @@
                 <w:iCs/>
                 <w:color w:val="000000"/>
                 <w:szCs w:val="24"/>
+                <w:lang w:val="en-US" w:eastAsia="ru-RU"/>
+              </w:rPr>
+              <w:t xml:space="preserve"> }}</w:t>
+            </w:r>
+          </w:p>
+        </w:tc>
+        <w:tc>
+          <w:tcPr>
+            <w:tcW w:w="3368" w:type="dxa"/>
+            <w:shd w:val="clear" w:color="auto" w:fill="auto"/>
+          </w:tcPr>
+          <w:p>
+            <w:pPr>
+              <w:rPr>
+                <w:rFonts w:eastAsia="Times New Roman" w:cs="Arial"/>
+                <w:i/>
+                <w:iCs/>
+                <w:color w:val="000000"/>
+                <w:szCs w:val="24"/>
+                <w:lang w:eastAsia="ru-RU"/>
+              </w:rPr>
+            </w:pPr>
+            <w:r>
+              <w:rPr>
+                <w:rFonts w:eastAsia="Times New Roman" w:cs="Arial"/>
+                <w:i/>
+                <w:iCs/>
+                <w:color w:val="000000"/>
+                <w:szCs w:val="24"/>
                 <w:lang w:eastAsia="ru-RU"/>
               </w:rPr>
               <w:t>Федеральные государственные требования</w:t>
@@ -871,6 +1036,7 @@
                 <w:lang w:val="en-US" w:eastAsia="ru-RU"/>
               </w:rPr>
             </w:pPr>
+            <w:proofErr w:type="gramStart"/>
             <w:r>
               <w:rPr>
                 <w:rFonts w:eastAsia="Times New Roman" w:cs="Arial"/>
@@ -878,7 +1044,28 @@
                 <w:szCs w:val="24"/>
                 <w:lang w:val="en-US" w:eastAsia="ru-RU"/>
               </w:rPr>
-              <w:t>{{ fgt }}</w:t>
+              <w:t xml:space="preserve">{{ </w:t>
+            </w:r>
+            <w:proofErr w:type="spellStart"/>
+            <w:r>
+              <w:rPr>
+                <w:rFonts w:eastAsia="Times New Roman" w:cs="Arial"/>
+                <w:color w:val="000000"/>
+                <w:szCs w:val="24"/>
+                <w:lang w:val="en-US" w:eastAsia="ru-RU"/>
+              </w:rPr>
+              <w:t>fgt</w:t>
+            </w:r>
+            <w:proofErr w:type="spellEnd"/>
+            <w:proofErr w:type="gramEnd"/>
+            <w:r>
+              <w:rPr>
+                <w:rFonts w:eastAsia="Times New Roman" w:cs="Arial"/>
+                <w:color w:val="000000"/>
+                <w:szCs w:val="24"/>
+                <w:lang w:val="en-US" w:eastAsia="ru-RU"/>
+              </w:rPr>
+              <w:t xml:space="preserve"> }}</w:t>
             </w:r>
           </w:p>
         </w:tc>
@@ -1095,6 +1282,7 @@
                 <w:lang w:val="en-US" w:eastAsia="ru-RU"/>
               </w:rPr>
             </w:pPr>
+            <w:proofErr w:type="gramStart"/>
             <w:r>
               <w:rPr>
                 <w:rFonts w:eastAsia="Times New Roman" w:cs="Arial"/>
@@ -1104,7 +1292,32 @@
                 <w:szCs w:val="24"/>
                 <w:lang w:val="en-US" w:eastAsia="ru-RU"/>
               </w:rPr>
-              <w:t>{{ viceRector }}</w:t>
+              <w:t xml:space="preserve">{{ </w:t>
+            </w:r>
+            <w:proofErr w:type="spellStart"/>
+            <w:r>
+              <w:rPr>
+                <w:rFonts w:eastAsia="Times New Roman" w:cs="Arial"/>
+                <w:i/>
+                <w:iCs/>
+                <w:color w:val="000000"/>
+                <w:szCs w:val="24"/>
+                <w:lang w:val="en-US" w:eastAsia="ru-RU"/>
+              </w:rPr>
+              <w:t>viceRector</w:t>
+            </w:r>
+            <w:proofErr w:type="spellEnd"/>
+            <w:proofErr w:type="gramEnd"/>
+            <w:r>
+              <w:rPr>
+                <w:rFonts w:eastAsia="Times New Roman" w:cs="Arial"/>
+                <w:i/>
+                <w:iCs/>
+                <w:color w:val="000000"/>
+                <w:szCs w:val="24"/>
+                <w:lang w:val="en-US" w:eastAsia="ru-RU"/>
+              </w:rPr>
+              <w:t xml:space="preserve"> }}</w:t>
             </w:r>
           </w:p>
         </w:tc>
@@ -1281,6 +1494,7 @@
                 <w:lang w:val="en-US" w:eastAsia="ru-RU"/>
               </w:rPr>
             </w:pPr>
+            <w:proofErr w:type="gramStart"/>
             <w:r>
               <w:rPr>
                 <w:rFonts w:eastAsia="Times New Roman" w:cs="Arial"/>
@@ -1290,7 +1504,19 @@
                 <w:szCs w:val="24"/>
                 <w:lang w:val="en-US" w:eastAsia="ru-RU"/>
               </w:rPr>
-              <w:t>{{ director }}</w:t>
+              <w:t>{{ director</w:t>
+            </w:r>
+            <w:proofErr w:type="gramEnd"/>
+            <w:r>
+              <w:rPr>
+                <w:rFonts w:eastAsia="Times New Roman" w:cs="Arial"/>
+                <w:i/>
+                <w:iCs/>
+                <w:color w:val="000000"/>
+                <w:szCs w:val="24"/>
+                <w:lang w:val="en-US" w:eastAsia="ru-RU"/>
+              </w:rPr>
+              <w:t xml:space="preserve"> }}</w:t>
             </w:r>
           </w:p>
         </w:tc>
@@ -1467,6 +1693,7 @@
                 <w:lang w:val="en-US" w:eastAsia="ru-RU"/>
               </w:rPr>
             </w:pPr>
+            <w:proofErr w:type="gramStart"/>
             <w:r>
               <w:rPr>
                 <w:rFonts w:eastAsia="Times New Roman" w:cs="Arial"/>
@@ -1476,7 +1703,32 @@
                 <w:szCs w:val="24"/>
                 <w:lang w:val="en-US" w:eastAsia="ru-RU"/>
               </w:rPr>
-              <w:t>{{ zavkaf }}</w:t>
+              <w:t xml:space="preserve">{{ </w:t>
+            </w:r>
+            <w:proofErr w:type="spellStart"/>
+            <w:r>
+              <w:rPr>
+                <w:rFonts w:eastAsia="Times New Roman" w:cs="Arial"/>
+                <w:i/>
+                <w:iCs/>
+                <w:color w:val="000000"/>
+                <w:szCs w:val="24"/>
+                <w:lang w:val="en-US" w:eastAsia="ru-RU"/>
+              </w:rPr>
+              <w:t>zavkaf</w:t>
+            </w:r>
+            <w:proofErr w:type="spellEnd"/>
+            <w:proofErr w:type="gramEnd"/>
+            <w:r>
+              <w:rPr>
+                <w:rFonts w:eastAsia="Times New Roman" w:cs="Arial"/>
+                <w:i/>
+                <w:iCs/>
+                <w:color w:val="000000"/>
+                <w:szCs w:val="24"/>
+                <w:lang w:val="en-US" w:eastAsia="ru-RU"/>
+              </w:rPr>
+              <w:t xml:space="preserve"> }}</w:t>
             </w:r>
           </w:p>
         </w:tc>
@@ -1653,6 +1905,7 @@
                 <w:lang w:val="en-US" w:eastAsia="ru-RU"/>
               </w:rPr>
             </w:pPr>
+            <w:proofErr w:type="gramStart"/>
             <w:r>
               <w:rPr>
                 <w:rFonts w:eastAsia="Times New Roman" w:cs="Arial"/>
@@ -1662,7 +1915,32 @@
                 <w:szCs w:val="24"/>
                 <w:lang w:val="en-US" w:eastAsia="ru-RU"/>
               </w:rPr>
-              <w:t>{{ rop }}</w:t>
+              <w:t xml:space="preserve">{{ </w:t>
+            </w:r>
+            <w:proofErr w:type="spellStart"/>
+            <w:r>
+              <w:rPr>
+                <w:rFonts w:eastAsia="Times New Roman" w:cs="Arial"/>
+                <w:i/>
+                <w:iCs/>
+                <w:color w:val="000000"/>
+                <w:szCs w:val="24"/>
+                <w:lang w:val="en-US" w:eastAsia="ru-RU"/>
+              </w:rPr>
+              <w:t>rop</w:t>
+            </w:r>
+            <w:proofErr w:type="spellEnd"/>
+            <w:proofErr w:type="gramEnd"/>
+            <w:r>
+              <w:rPr>
+                <w:rFonts w:eastAsia="Times New Roman" w:cs="Arial"/>
+                <w:i/>
+                <w:iCs/>
+                <w:color w:val="000000"/>
+                <w:szCs w:val="24"/>
+                <w:lang w:val="en-US" w:eastAsia="ru-RU"/>
+              </w:rPr>
+              <w:t xml:space="preserve"> }}</w:t>
             </w:r>
           </w:p>
         </w:tc>
@@ -2110,6 +2388,7 @@
               </w:rPr>
               <w:t xml:space="preserve"> </w:t>
             </w:r>
+            <w:proofErr w:type="gramStart"/>
             <w:r>
               <w:rPr>
                 <w:rFonts w:eastAsia="Times New Roman"/>
@@ -2117,54 +2396,75 @@
                 <w:szCs w:val="24"/>
                 <w:lang w:val="en-US" w:eastAsia="ru-RU"/>
               </w:rPr>
-              <w:t>{{ p2 }}</w:t>
-            </w:r>
-          </w:p>
-        </w:tc>
-        <w:tc>
-          <w:tcPr>
-            <w:tcW w:w="2977" w:type="dxa"/>
-          </w:tcPr>
-          <w:p>
-            <w:pPr>
-              <w:jc w:val="both"/>
-              <w:rPr>
-                <w:rFonts w:eastAsia="Times New Roman"/>
-                <w:szCs w:val="24"/>
-                <w:lang w:val="en-US" w:eastAsia="ru-RU"/>
-              </w:rPr>
-            </w:pPr>
+              <w:t>{{ p</w:t>
+            </w:r>
+            <w:proofErr w:type="gramEnd"/>
             <w:r>
               <w:rPr>
                 <w:rFonts w:eastAsia="Times New Roman"/>
                 <w:b/>
                 <w:szCs w:val="24"/>
-                <w:lang w:eastAsia="ru-RU"/>
-              </w:rPr>
-              <w:t xml:space="preserve">Р–2.1 </w:t>
-            </w:r>
+                <w:lang w:val="en-US" w:eastAsia="ru-RU"/>
+              </w:rPr>
+              <w:t>2 }}</w:t>
+            </w:r>
+          </w:p>
+        </w:tc>
+        <w:tc>
+          <w:tcPr>
+            <w:tcW w:w="2977" w:type="dxa"/>
+          </w:tcPr>
+          <w:p>
+            <w:pPr>
+              <w:jc w:val="both"/>
+              <w:rPr>
+                <w:rFonts w:eastAsia="Times New Roman"/>
+                <w:szCs w:val="24"/>
+                <w:lang w:val="en-US" w:eastAsia="ru-RU"/>
+              </w:rPr>
+            </w:pPr>
             <w:r>
               <w:rPr>
                 <w:rFonts w:eastAsia="Times New Roman"/>
                 <w:b/>
                 <w:szCs w:val="24"/>
-                <w:lang w:val="en-US" w:eastAsia="ru-RU"/>
-              </w:rPr>
-              <w:t>{{ p21 }}</w:t>
-            </w:r>
-          </w:p>
-        </w:tc>
-        <w:tc>
-          <w:tcPr>
-            <w:tcW w:w="3969" w:type="dxa"/>
-          </w:tcPr>
-          <w:p>
-            <w:pPr>
-              <w:jc w:val="both"/>
+                <w:lang w:eastAsia="ru-RU"/>
+              </w:rPr>
+              <w:t xml:space="preserve">Р–2.1 </w:t>
+            </w:r>
+            <w:proofErr w:type="gramStart"/>
+            <w:r>
               <w:rPr>
                 <w:rFonts w:eastAsia="Times New Roman"/>
                 <w:b/>
                 <w:szCs w:val="24"/>
+                <w:lang w:val="en-US" w:eastAsia="ru-RU"/>
+              </w:rPr>
+              <w:t>{{ p</w:t>
+            </w:r>
+            <w:proofErr w:type="gramEnd"/>
+            <w:r>
+              <w:rPr>
+                <w:rFonts w:eastAsia="Times New Roman"/>
+                <w:b/>
+                <w:szCs w:val="24"/>
+                <w:lang w:val="en-US" w:eastAsia="ru-RU"/>
+              </w:rPr>
+              <w:t>21 }}</w:t>
+            </w:r>
+          </w:p>
+        </w:tc>
+        <w:tc>
+          <w:tcPr>
+            <w:tcW w:w="3969" w:type="dxa"/>
+          </w:tcPr>
+          <w:p>
+            <w:pPr>
+              <w:jc w:val="both"/>
+              <w:rPr>
+                <w:rFonts w:eastAsia="Times New Roman"/>
+                <w:b/>
+                <w:szCs w:val="24"/>
                 <w:lang w:eastAsia="ru-RU"/>
               </w:rPr>
             </w:pPr>
@@ -2219,6 +2519,7 @@
               </w:rPr>
               <w:t xml:space="preserve">Р–2.2 </w:t>
             </w:r>
+            <w:proofErr w:type="gramStart"/>
             <w:r>
               <w:rPr>
                 <w:rFonts w:eastAsia="Times New Roman"/>
@@ -2226,7 +2527,17 @@
                 <w:szCs w:val="24"/>
                 <w:lang w:val="en-US" w:eastAsia="ru-RU"/>
               </w:rPr>
-              <w:t>{{ p22}}</w:t>
+              <w:t>{{ p</w:t>
+            </w:r>
+            <w:proofErr w:type="gramEnd"/>
+            <w:r>
+              <w:rPr>
+                <w:rFonts w:eastAsia="Times New Roman"/>
+                <w:b/>
+                <w:szCs w:val="24"/>
+                <w:lang w:val="en-US" w:eastAsia="ru-RU"/>
+              </w:rPr>
+              <w:t>22}}</w:t>
             </w:r>
           </w:p>
         </w:tc>
@@ -2465,7 +2776,79 @@
           <w:szCs w:val="24"/>
           <w:lang w:eastAsia="ru-RU"/>
         </w:rPr>
-        <w:t xml:space="preserve"> публикаций, в которых излагаются основные научные результаты диссертации, в рецензируемых научных изданиях, в приравненных к ним научных изданиях, индексируемых в международных базах данных Web of Science и Scopus и международных базах данных, определяемых в соответствии с рекомендацией Высшей аттестационной комиссии при Министерстве науки и высшего образования Российской Федерации, а также в научных изданиях, индексируемых в наукометрической базе данных Russian Science Citation Index (RSCI), и (или) заявок на патенты на изобретения, полезные модели, промышленные образцы, селекционные достижения, свидетельства о государственной регистрации программ для электронных вычислительных машин, баз данных, топо</w:t>
+        <w:t xml:space="preserve"> публикаций, в которых излагаются основные научные результаты диссертации, в рецензируемых научных изданиях, в приравненных к ним научных изданиях, индексируемых в международных базах данных Web </w:t>
+      </w:r>
+      <w:proofErr w:type="spellStart"/>
+      <w:r>
+        <w:rPr>
+          <w:rFonts w:eastAsia="Times New Roman"/>
+          <w:szCs w:val="24"/>
+          <w:lang w:eastAsia="ru-RU"/>
+        </w:rPr>
+        <w:t>of</w:t>
+      </w:r>
+      <w:proofErr w:type="spellEnd"/>
+      <w:r>
+        <w:rPr>
+          <w:rFonts w:eastAsia="Times New Roman"/>
+          <w:szCs w:val="24"/>
+          <w:lang w:eastAsia="ru-RU"/>
+        </w:rPr>
+        <w:t xml:space="preserve"> Science и </w:t>
+      </w:r>
+      <w:proofErr w:type="spellStart"/>
+      <w:r>
+        <w:rPr>
+          <w:rFonts w:eastAsia="Times New Roman"/>
+          <w:szCs w:val="24"/>
+          <w:lang w:eastAsia="ru-RU"/>
+        </w:rPr>
+        <w:t>Scopus</w:t>
+      </w:r>
+      <w:proofErr w:type="spellEnd"/>
+      <w:r>
+        <w:rPr>
+          <w:rFonts w:eastAsia="Times New Roman"/>
+          <w:szCs w:val="24"/>
+          <w:lang w:eastAsia="ru-RU"/>
+        </w:rPr>
+        <w:t xml:space="preserve"> и международных базах данных, определяемых в соответствии с рекомендацией Высшей аттестационной комиссии при Министерстве науки и высшего образования Российской Федерации, а также в научных изданиях, индексируемых в </w:t>
+      </w:r>
+      <w:proofErr w:type="spellStart"/>
+      <w:r>
+        <w:rPr>
+          <w:rFonts w:eastAsia="Times New Roman"/>
+          <w:szCs w:val="24"/>
+          <w:lang w:eastAsia="ru-RU"/>
+        </w:rPr>
+        <w:t>наукометрической</w:t>
+      </w:r>
+      <w:proofErr w:type="spellEnd"/>
+      <w:r>
+        <w:rPr>
+          <w:rFonts w:eastAsia="Times New Roman"/>
+          <w:szCs w:val="24"/>
+          <w:lang w:eastAsia="ru-RU"/>
+        </w:rPr>
+        <w:t xml:space="preserve"> базе данных Russian Science </w:t>
+      </w:r>
+      <w:proofErr w:type="spellStart"/>
+      <w:r>
+        <w:rPr>
+          <w:rFonts w:eastAsia="Times New Roman"/>
+          <w:szCs w:val="24"/>
+          <w:lang w:eastAsia="ru-RU"/>
+        </w:rPr>
+        <w:t>Citation</w:t>
+      </w:r>
+      <w:proofErr w:type="spellEnd"/>
+      <w:r>
+        <w:rPr>
+          <w:rFonts w:eastAsia="Times New Roman"/>
+          <w:szCs w:val="24"/>
+          <w:lang w:eastAsia="ru-RU"/>
+        </w:rPr>
+        <w:t xml:space="preserve"> Index (RSCI), и (или) заявок на патенты на изобретения, полезные модели, промышленные образцы, селекционные достижения, свидетельства о государственной регистрации программ для электронных вычислительных машин, баз данных, топо</w:t>
       </w:r>
       <w:r>
         <w:rPr>
@@ -2787,7 +3170,51 @@
                 <w:szCs w:val="16"/>
                 <w:lang w:eastAsia="ru-RU"/>
               </w:rPr>
-              <w:t>Формы пром. атт.</w:t>
+              <w:t xml:space="preserve">Формы </w:t>
+            </w:r>
+            <w:proofErr w:type="spellStart"/>
+            <w:r>
+              <w:rPr>
+                <w:rFonts w:ascii="Tahoma" w:eastAsia="Times New Roman" w:hAnsi="Tahoma" w:cs="Tahoma"/>
+                <w:color w:val="000000"/>
+                <w:sz w:val="16"/>
+                <w:szCs w:val="16"/>
+                <w:lang w:eastAsia="ru-RU"/>
+              </w:rPr>
+              <w:t>пром</w:t>
+            </w:r>
+            <w:proofErr w:type="spellEnd"/>
+            <w:r>
+              <w:rPr>
+                <w:rFonts w:ascii="Tahoma" w:eastAsia="Times New Roman" w:hAnsi="Tahoma" w:cs="Tahoma"/>
+                <w:color w:val="000000"/>
+                <w:sz w:val="16"/>
+                <w:szCs w:val="16"/>
+                <w:lang w:eastAsia="ru-RU"/>
+              </w:rPr>
+              <w:t xml:space="preserve">. </w:t>
+            </w:r>
+            <w:proofErr w:type="spellStart"/>
+            <w:r>
+              <w:rPr>
+                <w:rFonts w:ascii="Tahoma" w:eastAsia="Times New Roman" w:hAnsi="Tahoma" w:cs="Tahoma"/>
+                <w:color w:val="000000"/>
+                <w:sz w:val="16"/>
+                <w:szCs w:val="16"/>
+                <w:lang w:eastAsia="ru-RU"/>
+              </w:rPr>
+              <w:t>атт</w:t>
+            </w:r>
+            <w:proofErr w:type="spellEnd"/>
+            <w:r>
+              <w:rPr>
+                <w:rFonts w:ascii="Tahoma" w:eastAsia="Times New Roman" w:hAnsi="Tahoma" w:cs="Tahoma"/>
+                <w:color w:val="000000"/>
+                <w:sz w:val="16"/>
+                <w:szCs w:val="16"/>
+                <w:lang w:eastAsia="ru-RU"/>
+              </w:rPr>
+              <w:t>.</w:t>
             </w:r>
           </w:p>
         </w:tc>
@@ -2817,6 +3244,7 @@
                 <w:lang w:eastAsia="ru-RU"/>
               </w:rPr>
             </w:pPr>
+            <w:proofErr w:type="spellStart"/>
             <w:r>
               <w:rPr>
                 <w:rFonts w:ascii="Tahoma" w:eastAsia="Times New Roman" w:hAnsi="Tahoma" w:cs="Tahoma"/>
@@ -2825,7 +3253,18 @@
                 <w:szCs w:val="16"/>
                 <w:lang w:eastAsia="ru-RU"/>
               </w:rPr>
-              <w:t>з.е.</w:t>
+              <w:t>з.е</w:t>
+            </w:r>
+            <w:proofErr w:type="spellEnd"/>
+            <w:r>
+              <w:rPr>
+                <w:rFonts w:ascii="Tahoma" w:eastAsia="Times New Roman" w:hAnsi="Tahoma" w:cs="Tahoma"/>
+                <w:color w:val="000000"/>
+                <w:sz w:val="16"/>
+                <w:szCs w:val="16"/>
+                <w:lang w:eastAsia="ru-RU"/>
+              </w:rPr>
+              <w:t>.</w:t>
             </w:r>
           </w:p>
         </w:tc>
@@ -2900,8 +3339,22 @@
                 <w:szCs w:val="16"/>
                 <w:lang w:eastAsia="ru-RU"/>
               </w:rPr>
-              <w:t>Итого акад.часов</w:t>
-            </w:r>
+              <w:t xml:space="preserve">Итого </w:t>
+            </w:r>
+            <w:proofErr w:type="spellStart"/>
+            <w:proofErr w:type="gramStart"/>
+            <w:r>
+              <w:rPr>
+                <w:rFonts w:ascii="Tahoma" w:eastAsia="Times New Roman" w:hAnsi="Tahoma" w:cs="Tahoma"/>
+                <w:color w:val="000000"/>
+                <w:sz w:val="16"/>
+                <w:szCs w:val="16"/>
+                <w:lang w:eastAsia="ru-RU"/>
+              </w:rPr>
+              <w:t>акад.часов</w:t>
+            </w:r>
+            <w:proofErr w:type="spellEnd"/>
+            <w:proofErr w:type="gramEnd"/>
           </w:p>
         </w:tc>
         <w:tc>
@@ -3607,6 +4060,7 @@
                 <w:lang w:eastAsia="ru-RU"/>
               </w:rPr>
             </w:pPr>
+            <w:proofErr w:type="spellStart"/>
             <w:r>
               <w:rPr>
                 <w:rFonts w:ascii="Tahoma" w:eastAsia="Times New Roman" w:hAnsi="Tahoma" w:cs="Tahoma"/>
@@ -3615,26 +4069,10 @@
                 <w:szCs w:val="16"/>
                 <w:lang w:eastAsia="ru-RU"/>
               </w:rPr>
-              <w:t>Экза мен</w:t>
-            </w:r>
-          </w:p>
-        </w:tc>
-        <w:tc>
-          <w:tcPr>
-            <w:tcW w:w="567" w:type="dxa"/>
-            <w:tcBorders>
-              <w:top w:val="nil"/>
-              <w:left w:val="nil"/>
-              <w:bottom w:val="single" w:sz="4" w:space="0" w:color="000000"/>
-              <w:right w:val="single" w:sz="4" w:space="0" w:color="000000"/>
-            </w:tcBorders>
-            <w:shd w:val="clear" w:color="000000" w:fill="FFFFFF"/>
-            <w:vAlign w:val="center"/>
-            <w:hideMark/>
-          </w:tcPr>
-          <w:p>
-            <w:pPr>
-              <w:jc w:val="center"/>
+              <w:t>Экза</w:t>
+            </w:r>
+            <w:proofErr w:type="spellEnd"/>
+            <w:r>
               <w:rPr>
                 <w:rFonts w:ascii="Tahoma" w:eastAsia="Times New Roman" w:hAnsi="Tahoma" w:cs="Tahoma"/>
                 <w:color w:val="000000"/>
@@ -3642,8 +4080,26 @@
                 <w:szCs w:val="16"/>
                 <w:lang w:eastAsia="ru-RU"/>
               </w:rPr>
-            </w:pPr>
-            <w:r>
+              <w:t xml:space="preserve"> мен</w:t>
+            </w:r>
+          </w:p>
+        </w:tc>
+        <w:tc>
+          <w:tcPr>
+            <w:tcW w:w="567" w:type="dxa"/>
+            <w:tcBorders>
+              <w:top w:val="nil"/>
+              <w:left w:val="nil"/>
+              <w:bottom w:val="single" w:sz="4" w:space="0" w:color="000000"/>
+              <w:right w:val="single" w:sz="4" w:space="0" w:color="000000"/>
+            </w:tcBorders>
+            <w:shd w:val="clear" w:color="000000" w:fill="FFFFFF"/>
+            <w:vAlign w:val="center"/>
+            <w:hideMark/>
+          </w:tcPr>
+          <w:p>
+            <w:pPr>
+              <w:jc w:val="center"/>
               <w:rPr>
                 <w:rFonts w:ascii="Tahoma" w:eastAsia="Times New Roman" w:hAnsi="Tahoma" w:cs="Tahoma"/>
                 <w:color w:val="000000"/>
@@ -3651,26 +4107,8 @@
                 <w:szCs w:val="16"/>
                 <w:lang w:eastAsia="ru-RU"/>
               </w:rPr>
-              <w:t>Зачет с оц.</w:t>
-            </w:r>
-          </w:p>
-        </w:tc>
-        <w:tc>
-          <w:tcPr>
-            <w:tcW w:w="567" w:type="dxa"/>
-            <w:tcBorders>
-              <w:top w:val="nil"/>
-              <w:left w:val="nil"/>
-              <w:bottom w:val="single" w:sz="4" w:space="0" w:color="000000"/>
-              <w:right w:val="single" w:sz="4" w:space="0" w:color="000000"/>
-            </w:tcBorders>
-            <w:shd w:val="clear" w:color="000000" w:fill="FFFFFF"/>
-            <w:vAlign w:val="center"/>
-            <w:hideMark/>
-          </w:tcPr>
-          <w:p>
-            <w:pPr>
-              <w:jc w:val="center"/>
+            </w:pPr>
+            <w:r>
               <w:rPr>
                 <w:rFonts w:ascii="Tahoma" w:eastAsia="Times New Roman" w:hAnsi="Tahoma" w:cs="Tahoma"/>
                 <w:color w:val="000000"/>
@@ -3678,7 +4116,9 @@
                 <w:szCs w:val="16"/>
                 <w:lang w:eastAsia="ru-RU"/>
               </w:rPr>
-            </w:pPr>
+              <w:t xml:space="preserve">Зачет с </w:t>
+            </w:r>
+            <w:proofErr w:type="spellStart"/>
             <w:r>
               <w:rPr>
                 <w:rFonts w:ascii="Tahoma" w:eastAsia="Times New Roman" w:hAnsi="Tahoma" w:cs="Tahoma"/>
@@ -3687,26 +4127,10 @@
                 <w:szCs w:val="16"/>
                 <w:lang w:eastAsia="ru-RU"/>
               </w:rPr>
-              <w:t>Экспер тное</w:t>
-            </w:r>
-          </w:p>
-        </w:tc>
-        <w:tc>
-          <w:tcPr>
-            <w:tcW w:w="567" w:type="dxa"/>
-            <w:tcBorders>
-              <w:top w:val="nil"/>
-              <w:left w:val="nil"/>
-              <w:bottom w:val="single" w:sz="4" w:space="0" w:color="000000"/>
-              <w:right w:val="single" w:sz="4" w:space="0" w:color="000000"/>
-            </w:tcBorders>
-            <w:shd w:val="clear" w:color="000000" w:fill="FFFFFF"/>
-            <w:vAlign w:val="center"/>
-            <w:hideMark/>
-          </w:tcPr>
-          <w:p>
-            <w:pPr>
-              <w:jc w:val="center"/>
+              <w:t>оц</w:t>
+            </w:r>
+            <w:proofErr w:type="spellEnd"/>
+            <w:r>
               <w:rPr>
                 <w:rFonts w:ascii="Tahoma" w:eastAsia="Times New Roman" w:hAnsi="Tahoma" w:cs="Tahoma"/>
                 <w:color w:val="000000"/>
@@ -3714,8 +4138,26 @@
                 <w:szCs w:val="16"/>
                 <w:lang w:eastAsia="ru-RU"/>
               </w:rPr>
-            </w:pPr>
-            <w:r>
+              <w:t>.</w:t>
+            </w:r>
+          </w:p>
+        </w:tc>
+        <w:tc>
+          <w:tcPr>
+            <w:tcW w:w="567" w:type="dxa"/>
+            <w:tcBorders>
+              <w:top w:val="nil"/>
+              <w:left w:val="nil"/>
+              <w:bottom w:val="single" w:sz="4" w:space="0" w:color="000000"/>
+              <w:right w:val="single" w:sz="4" w:space="0" w:color="000000"/>
+            </w:tcBorders>
+            <w:shd w:val="clear" w:color="000000" w:fill="FFFFFF"/>
+            <w:vAlign w:val="center"/>
+            <w:hideMark/>
+          </w:tcPr>
+          <w:p>
+            <w:pPr>
+              <w:jc w:val="center"/>
               <w:rPr>
                 <w:rFonts w:ascii="Tahoma" w:eastAsia="Times New Roman" w:hAnsi="Tahoma" w:cs="Tahoma"/>
                 <w:color w:val="000000"/>
@@ -3723,26 +4165,9 @@
                 <w:szCs w:val="16"/>
                 <w:lang w:eastAsia="ru-RU"/>
               </w:rPr>
-              <w:t>Факт</w:t>
-            </w:r>
-          </w:p>
-        </w:tc>
-        <w:tc>
-          <w:tcPr>
-            <w:tcW w:w="567" w:type="dxa"/>
-            <w:tcBorders>
-              <w:top w:val="nil"/>
-              <w:left w:val="nil"/>
-              <w:bottom w:val="single" w:sz="4" w:space="0" w:color="000000"/>
-              <w:right w:val="single" w:sz="4" w:space="0" w:color="000000"/>
-            </w:tcBorders>
-            <w:shd w:val="clear" w:color="000000" w:fill="FFFFFF"/>
-            <w:vAlign w:val="center"/>
-            <w:hideMark/>
-          </w:tcPr>
-          <w:p>
-            <w:pPr>
-              <w:jc w:val="center"/>
+            </w:pPr>
+            <w:proofErr w:type="spellStart"/>
+            <w:r>
               <w:rPr>
                 <w:rFonts w:ascii="Tahoma" w:eastAsia="Times New Roman" w:hAnsi="Tahoma" w:cs="Tahoma"/>
                 <w:color w:val="000000"/>
@@ -3750,7 +4175,9 @@
                 <w:szCs w:val="16"/>
                 <w:lang w:eastAsia="ru-RU"/>
               </w:rPr>
-            </w:pPr>
+              <w:t>Экспер</w:t>
+            </w:r>
+            <w:proofErr w:type="spellEnd"/>
             <w:r>
               <w:rPr>
                 <w:rFonts w:ascii="Tahoma" w:eastAsia="Times New Roman" w:hAnsi="Tahoma" w:cs="Tahoma"/>
@@ -3759,26 +4186,10 @@
                 <w:szCs w:val="16"/>
                 <w:lang w:eastAsia="ru-RU"/>
               </w:rPr>
-              <w:t>Часов в з.е.</w:t>
-            </w:r>
-          </w:p>
-        </w:tc>
-        <w:tc>
-          <w:tcPr>
-            <w:tcW w:w="709" w:type="dxa"/>
-            <w:tcBorders>
-              <w:top w:val="nil"/>
-              <w:left w:val="nil"/>
-              <w:bottom w:val="single" w:sz="4" w:space="0" w:color="000000"/>
-              <w:right w:val="single" w:sz="4" w:space="0" w:color="000000"/>
-            </w:tcBorders>
-            <w:shd w:val="clear" w:color="000000" w:fill="FFFFFF"/>
-            <w:vAlign w:val="center"/>
-            <w:hideMark/>
-          </w:tcPr>
-          <w:p>
-            <w:pPr>
-              <w:jc w:val="center"/>
+              <w:t xml:space="preserve"> </w:t>
+            </w:r>
+            <w:proofErr w:type="spellStart"/>
+            <w:r>
               <w:rPr>
                 <w:rFonts w:ascii="Tahoma" w:eastAsia="Times New Roman" w:hAnsi="Tahoma" w:cs="Tahoma"/>
                 <w:color w:val="000000"/>
@@ -3786,8 +4197,27 @@
                 <w:szCs w:val="16"/>
                 <w:lang w:eastAsia="ru-RU"/>
               </w:rPr>
-            </w:pPr>
-            <w:r>
+              <w:t>тное</w:t>
+            </w:r>
+            <w:proofErr w:type="spellEnd"/>
+          </w:p>
+        </w:tc>
+        <w:tc>
+          <w:tcPr>
+            <w:tcW w:w="567" w:type="dxa"/>
+            <w:tcBorders>
+              <w:top w:val="nil"/>
+              <w:left w:val="nil"/>
+              <w:bottom w:val="single" w:sz="4" w:space="0" w:color="000000"/>
+              <w:right w:val="single" w:sz="4" w:space="0" w:color="000000"/>
+            </w:tcBorders>
+            <w:shd w:val="clear" w:color="000000" w:fill="FFFFFF"/>
+            <w:vAlign w:val="center"/>
+            <w:hideMark/>
+          </w:tcPr>
+          <w:p>
+            <w:pPr>
+              <w:jc w:val="center"/>
               <w:rPr>
                 <w:rFonts w:ascii="Tahoma" w:eastAsia="Times New Roman" w:hAnsi="Tahoma" w:cs="Tahoma"/>
                 <w:color w:val="000000"/>
@@ -3795,26 +4225,8 @@
                 <w:szCs w:val="16"/>
                 <w:lang w:eastAsia="ru-RU"/>
               </w:rPr>
-              <w:t>Экспер тное</w:t>
-            </w:r>
-          </w:p>
-        </w:tc>
-        <w:tc>
-          <w:tcPr>
-            <w:tcW w:w="709" w:type="dxa"/>
-            <w:tcBorders>
-              <w:top w:val="nil"/>
-              <w:left w:val="nil"/>
-              <w:bottom w:val="single" w:sz="4" w:space="0" w:color="000000"/>
-              <w:right w:val="single" w:sz="4" w:space="0" w:color="000000"/>
-            </w:tcBorders>
-            <w:shd w:val="clear" w:color="000000" w:fill="FFFFFF"/>
-            <w:vAlign w:val="center"/>
-            <w:hideMark/>
-          </w:tcPr>
-          <w:p>
-            <w:pPr>
-              <w:jc w:val="center"/>
+            </w:pPr>
+            <w:r>
               <w:rPr>
                 <w:rFonts w:ascii="Tahoma" w:eastAsia="Times New Roman" w:hAnsi="Tahoma" w:cs="Tahoma"/>
                 <w:color w:val="000000"/>
@@ -3822,8 +4234,26 @@
                 <w:szCs w:val="16"/>
                 <w:lang w:eastAsia="ru-RU"/>
               </w:rPr>
-            </w:pPr>
-            <w:r>
+              <w:t>Факт</w:t>
+            </w:r>
+          </w:p>
+        </w:tc>
+        <w:tc>
+          <w:tcPr>
+            <w:tcW w:w="567" w:type="dxa"/>
+            <w:tcBorders>
+              <w:top w:val="nil"/>
+              <w:left w:val="nil"/>
+              <w:bottom w:val="single" w:sz="4" w:space="0" w:color="000000"/>
+              <w:right w:val="single" w:sz="4" w:space="0" w:color="000000"/>
+            </w:tcBorders>
+            <w:shd w:val="clear" w:color="000000" w:fill="FFFFFF"/>
+            <w:vAlign w:val="center"/>
+            <w:hideMark/>
+          </w:tcPr>
+          <w:p>
+            <w:pPr>
+              <w:jc w:val="center"/>
               <w:rPr>
                 <w:rFonts w:ascii="Tahoma" w:eastAsia="Times New Roman" w:hAnsi="Tahoma" w:cs="Tahoma"/>
                 <w:color w:val="000000"/>
@@ -3831,26 +4261,8 @@
                 <w:szCs w:val="16"/>
                 <w:lang w:eastAsia="ru-RU"/>
               </w:rPr>
-              <w:t>По плану</w:t>
-            </w:r>
-          </w:p>
-        </w:tc>
-        <w:tc>
-          <w:tcPr>
-            <w:tcW w:w="708" w:type="dxa"/>
-            <w:tcBorders>
-              <w:top w:val="nil"/>
-              <w:left w:val="nil"/>
-              <w:bottom w:val="single" w:sz="4" w:space="0" w:color="000000"/>
-              <w:right w:val="single" w:sz="4" w:space="0" w:color="000000"/>
-            </w:tcBorders>
-            <w:shd w:val="clear" w:color="000000" w:fill="FFFFFF"/>
-            <w:vAlign w:val="center"/>
-            <w:hideMark/>
-          </w:tcPr>
-          <w:p>
-            <w:pPr>
-              <w:jc w:val="center"/>
+            </w:pPr>
+            <w:r>
               <w:rPr>
                 <w:rFonts w:ascii="Tahoma" w:eastAsia="Times New Roman" w:hAnsi="Tahoma" w:cs="Tahoma"/>
                 <w:color w:val="000000"/>
@@ -3858,7 +4270,9 @@
                 <w:szCs w:val="16"/>
                 <w:lang w:eastAsia="ru-RU"/>
               </w:rPr>
-            </w:pPr>
+              <w:t xml:space="preserve">Часов в </w:t>
+            </w:r>
+            <w:proofErr w:type="spellStart"/>
             <w:r>
               <w:rPr>
                 <w:rFonts w:ascii="Tahoma" w:eastAsia="Times New Roman" w:hAnsi="Tahoma" w:cs="Tahoma"/>
@@ -3867,26 +4281,10 @@
                 <w:szCs w:val="16"/>
                 <w:lang w:eastAsia="ru-RU"/>
               </w:rPr>
-              <w:t>СР</w:t>
-            </w:r>
-          </w:p>
-        </w:tc>
-        <w:tc>
-          <w:tcPr>
-            <w:tcW w:w="426" w:type="dxa"/>
-            <w:tcBorders>
-              <w:top w:val="nil"/>
-              <w:left w:val="nil"/>
-              <w:bottom w:val="single" w:sz="4" w:space="0" w:color="000000"/>
-              <w:right w:val="single" w:sz="4" w:space="0" w:color="000000"/>
-            </w:tcBorders>
-            <w:shd w:val="clear" w:color="000000" w:fill="FFFFFF"/>
-            <w:vAlign w:val="center"/>
-            <w:hideMark/>
-          </w:tcPr>
-          <w:p>
-            <w:pPr>
-              <w:jc w:val="center"/>
+              <w:t>з.е</w:t>
+            </w:r>
+            <w:proofErr w:type="spellEnd"/>
+            <w:r>
               <w:rPr>
                 <w:rFonts w:ascii="Tahoma" w:eastAsia="Times New Roman" w:hAnsi="Tahoma" w:cs="Tahoma"/>
                 <w:color w:val="000000"/>
@@ -3894,8 +4292,26 @@
                 <w:szCs w:val="16"/>
                 <w:lang w:eastAsia="ru-RU"/>
               </w:rPr>
-            </w:pPr>
-            <w:r>
+              <w:t>.</w:t>
+            </w:r>
+          </w:p>
+        </w:tc>
+        <w:tc>
+          <w:tcPr>
+            <w:tcW w:w="709" w:type="dxa"/>
+            <w:tcBorders>
+              <w:top w:val="nil"/>
+              <w:left w:val="nil"/>
+              <w:bottom w:val="single" w:sz="4" w:space="0" w:color="000000"/>
+              <w:right w:val="single" w:sz="4" w:space="0" w:color="000000"/>
+            </w:tcBorders>
+            <w:shd w:val="clear" w:color="000000" w:fill="FFFFFF"/>
+            <w:vAlign w:val="center"/>
+            <w:hideMark/>
+          </w:tcPr>
+          <w:p>
+            <w:pPr>
+              <w:jc w:val="center"/>
               <w:rPr>
                 <w:rFonts w:ascii="Tahoma" w:eastAsia="Times New Roman" w:hAnsi="Tahoma" w:cs="Tahoma"/>
                 <w:color w:val="000000"/>
@@ -3903,26 +4319,9 @@
                 <w:szCs w:val="16"/>
                 <w:lang w:eastAsia="ru-RU"/>
               </w:rPr>
-              <w:t>з.е</w:t>
-            </w:r>
-          </w:p>
-        </w:tc>
-        <w:tc>
-          <w:tcPr>
-            <w:tcW w:w="567" w:type="dxa"/>
-            <w:tcBorders>
-              <w:top w:val="nil"/>
-              <w:left w:val="nil"/>
-              <w:bottom w:val="single" w:sz="4" w:space="0" w:color="000000"/>
-              <w:right w:val="single" w:sz="4" w:space="0" w:color="000000"/>
-            </w:tcBorders>
-            <w:shd w:val="clear" w:color="000000" w:fill="FFFFFF"/>
-            <w:vAlign w:val="center"/>
-            <w:hideMark/>
-          </w:tcPr>
-          <w:p>
-            <w:pPr>
-              <w:jc w:val="center"/>
+            </w:pPr>
+            <w:proofErr w:type="spellStart"/>
+            <w:r>
               <w:rPr>
                 <w:rFonts w:ascii="Tahoma" w:eastAsia="Times New Roman" w:hAnsi="Tahoma" w:cs="Tahoma"/>
                 <w:color w:val="000000"/>
@@ -3930,7 +4329,9 @@
                 <w:szCs w:val="16"/>
                 <w:lang w:eastAsia="ru-RU"/>
               </w:rPr>
-            </w:pPr>
+              <w:t>Экспер</w:t>
+            </w:r>
+            <w:proofErr w:type="spellEnd"/>
             <w:r>
               <w:rPr>
                 <w:rFonts w:ascii="Tahoma" w:eastAsia="Times New Roman" w:hAnsi="Tahoma" w:cs="Tahoma"/>
@@ -3939,26 +4340,10 @@
                 <w:szCs w:val="16"/>
                 <w:lang w:eastAsia="ru-RU"/>
               </w:rPr>
-              <w:t>СР</w:t>
-            </w:r>
-          </w:p>
-        </w:tc>
-        <w:tc>
-          <w:tcPr>
-            <w:tcW w:w="425" w:type="dxa"/>
-            <w:tcBorders>
-              <w:top w:val="nil"/>
-              <w:left w:val="nil"/>
-              <w:bottom w:val="single" w:sz="4" w:space="0" w:color="000000"/>
-              <w:right w:val="single" w:sz="4" w:space="0" w:color="000000"/>
-            </w:tcBorders>
-            <w:shd w:val="clear" w:color="000000" w:fill="FFFFFF"/>
-            <w:vAlign w:val="center"/>
-            <w:hideMark/>
-          </w:tcPr>
-          <w:p>
-            <w:pPr>
-              <w:jc w:val="center"/>
+              <w:t xml:space="preserve"> </w:t>
+            </w:r>
+            <w:proofErr w:type="spellStart"/>
+            <w:r>
               <w:rPr>
                 <w:rFonts w:ascii="Tahoma" w:eastAsia="Times New Roman" w:hAnsi="Tahoma" w:cs="Tahoma"/>
                 <w:color w:val="000000"/>
@@ -3966,8 +4351,27 @@
                 <w:szCs w:val="16"/>
                 <w:lang w:eastAsia="ru-RU"/>
               </w:rPr>
-            </w:pPr>
-            <w:r>
+              <w:t>тное</w:t>
+            </w:r>
+            <w:proofErr w:type="spellEnd"/>
+          </w:p>
+        </w:tc>
+        <w:tc>
+          <w:tcPr>
+            <w:tcW w:w="709" w:type="dxa"/>
+            <w:tcBorders>
+              <w:top w:val="nil"/>
+              <w:left w:val="nil"/>
+              <w:bottom w:val="single" w:sz="4" w:space="0" w:color="000000"/>
+              <w:right w:val="single" w:sz="4" w:space="0" w:color="000000"/>
+            </w:tcBorders>
+            <w:shd w:val="clear" w:color="000000" w:fill="FFFFFF"/>
+            <w:vAlign w:val="center"/>
+            <w:hideMark/>
+          </w:tcPr>
+          <w:p>
+            <w:pPr>
+              <w:jc w:val="center"/>
               <w:rPr>
                 <w:rFonts w:ascii="Tahoma" w:eastAsia="Times New Roman" w:hAnsi="Tahoma" w:cs="Tahoma"/>
                 <w:color w:val="000000"/>
@@ -3975,26 +4379,8 @@
                 <w:szCs w:val="16"/>
                 <w:lang w:eastAsia="ru-RU"/>
               </w:rPr>
-              <w:t>з.е</w:t>
-            </w:r>
-          </w:p>
-        </w:tc>
-        <w:tc>
-          <w:tcPr>
-            <w:tcW w:w="708" w:type="dxa"/>
-            <w:tcBorders>
-              <w:top w:val="nil"/>
-              <w:left w:val="nil"/>
-              <w:bottom w:val="single" w:sz="4" w:space="0" w:color="000000"/>
-              <w:right w:val="single" w:sz="4" w:space="0" w:color="000000"/>
-            </w:tcBorders>
-            <w:shd w:val="clear" w:color="000000" w:fill="FFFFFF"/>
-            <w:vAlign w:val="center"/>
-            <w:hideMark/>
-          </w:tcPr>
-          <w:p>
-            <w:pPr>
-              <w:jc w:val="center"/>
+            </w:pPr>
+            <w:r>
               <w:rPr>
                 <w:rFonts w:ascii="Tahoma" w:eastAsia="Times New Roman" w:hAnsi="Tahoma" w:cs="Tahoma"/>
                 <w:color w:val="000000"/>
@@ -4002,8 +4388,26 @@
                 <w:szCs w:val="16"/>
                 <w:lang w:eastAsia="ru-RU"/>
               </w:rPr>
-            </w:pPr>
-            <w:r>
+              <w:t>По плану</w:t>
+            </w:r>
+          </w:p>
+        </w:tc>
+        <w:tc>
+          <w:tcPr>
+            <w:tcW w:w="708" w:type="dxa"/>
+            <w:tcBorders>
+              <w:top w:val="nil"/>
+              <w:left w:val="nil"/>
+              <w:bottom w:val="single" w:sz="4" w:space="0" w:color="000000"/>
+              <w:right w:val="single" w:sz="4" w:space="0" w:color="000000"/>
+            </w:tcBorders>
+            <w:shd w:val="clear" w:color="000000" w:fill="FFFFFF"/>
+            <w:vAlign w:val="center"/>
+            <w:hideMark/>
+          </w:tcPr>
+          <w:p>
+            <w:pPr>
+              <w:jc w:val="center"/>
               <w:rPr>
                 <w:rFonts w:ascii="Tahoma" w:eastAsia="Times New Roman" w:hAnsi="Tahoma" w:cs="Tahoma"/>
                 <w:color w:val="000000"/>
@@ -4011,26 +4415,8 @@
                 <w:szCs w:val="16"/>
                 <w:lang w:eastAsia="ru-RU"/>
               </w:rPr>
-              <w:t>СР</w:t>
-            </w:r>
-          </w:p>
-        </w:tc>
-        <w:tc>
-          <w:tcPr>
-            <w:tcW w:w="425" w:type="dxa"/>
-            <w:tcBorders>
-              <w:top w:val="nil"/>
-              <w:left w:val="nil"/>
-              <w:bottom w:val="single" w:sz="4" w:space="0" w:color="000000"/>
-              <w:right w:val="single" w:sz="4" w:space="0" w:color="000000"/>
-            </w:tcBorders>
-            <w:shd w:val="clear" w:color="000000" w:fill="FFFFFF"/>
-            <w:vAlign w:val="center"/>
-            <w:hideMark/>
-          </w:tcPr>
-          <w:p>
-            <w:pPr>
-              <w:jc w:val="center"/>
+            </w:pPr>
+            <w:r>
               <w:rPr>
                 <w:rFonts w:ascii="Tahoma" w:eastAsia="Times New Roman" w:hAnsi="Tahoma" w:cs="Tahoma"/>
                 <w:color w:val="000000"/>
@@ -4038,8 +4424,26 @@
                 <w:szCs w:val="16"/>
                 <w:lang w:eastAsia="ru-RU"/>
               </w:rPr>
-            </w:pPr>
-            <w:r>
+              <w:t>СР</w:t>
+            </w:r>
+          </w:p>
+        </w:tc>
+        <w:tc>
+          <w:tcPr>
+            <w:tcW w:w="426" w:type="dxa"/>
+            <w:tcBorders>
+              <w:top w:val="nil"/>
+              <w:left w:val="nil"/>
+              <w:bottom w:val="single" w:sz="4" w:space="0" w:color="000000"/>
+              <w:right w:val="single" w:sz="4" w:space="0" w:color="000000"/>
+            </w:tcBorders>
+            <w:shd w:val="clear" w:color="000000" w:fill="FFFFFF"/>
+            <w:vAlign w:val="center"/>
+            <w:hideMark/>
+          </w:tcPr>
+          <w:p>
+            <w:pPr>
+              <w:jc w:val="center"/>
               <w:rPr>
                 <w:rFonts w:ascii="Tahoma" w:eastAsia="Times New Roman" w:hAnsi="Tahoma" w:cs="Tahoma"/>
                 <w:color w:val="000000"/>
@@ -4047,26 +4451,10 @@
                 <w:szCs w:val="16"/>
                 <w:lang w:eastAsia="ru-RU"/>
               </w:rPr>
-              <w:t>з.е</w:t>
-            </w:r>
-          </w:p>
-        </w:tc>
-        <w:tc>
-          <w:tcPr>
-            <w:tcW w:w="567" w:type="dxa"/>
-            <w:tcBorders>
-              <w:top w:val="nil"/>
-              <w:left w:val="nil"/>
-              <w:bottom w:val="single" w:sz="4" w:space="0" w:color="000000"/>
-              <w:right w:val="single" w:sz="4" w:space="0" w:color="000000"/>
-            </w:tcBorders>
-            <w:shd w:val="clear" w:color="000000" w:fill="FFFFFF"/>
-            <w:vAlign w:val="center"/>
-            <w:hideMark/>
-          </w:tcPr>
-          <w:p>
-            <w:pPr>
-              <w:jc w:val="center"/>
+            </w:pPr>
+            <w:proofErr w:type="spellStart"/>
+            <w:proofErr w:type="gramStart"/>
+            <w:r>
               <w:rPr>
                 <w:rFonts w:ascii="Tahoma" w:eastAsia="Times New Roman" w:hAnsi="Tahoma" w:cs="Tahoma"/>
                 <w:color w:val="000000"/>
@@ -4074,8 +4462,28 @@
                 <w:szCs w:val="16"/>
                 <w:lang w:eastAsia="ru-RU"/>
               </w:rPr>
-            </w:pPr>
-            <w:r>
+              <w:t>з.е</w:t>
+            </w:r>
+            <w:proofErr w:type="spellEnd"/>
+            <w:proofErr w:type="gramEnd"/>
+          </w:p>
+        </w:tc>
+        <w:tc>
+          <w:tcPr>
+            <w:tcW w:w="567" w:type="dxa"/>
+            <w:tcBorders>
+              <w:top w:val="nil"/>
+              <w:left w:val="nil"/>
+              <w:bottom w:val="single" w:sz="4" w:space="0" w:color="000000"/>
+              <w:right w:val="single" w:sz="4" w:space="0" w:color="000000"/>
+            </w:tcBorders>
+            <w:shd w:val="clear" w:color="000000" w:fill="FFFFFF"/>
+            <w:vAlign w:val="center"/>
+            <w:hideMark/>
+          </w:tcPr>
+          <w:p>
+            <w:pPr>
+              <w:jc w:val="center"/>
               <w:rPr>
                 <w:rFonts w:ascii="Tahoma" w:eastAsia="Times New Roman" w:hAnsi="Tahoma" w:cs="Tahoma"/>
                 <w:color w:val="000000"/>
@@ -4083,26 +4491,8 @@
                 <w:szCs w:val="16"/>
                 <w:lang w:eastAsia="ru-RU"/>
               </w:rPr>
-              <w:t>СР</w:t>
-            </w:r>
-          </w:p>
-        </w:tc>
-        <w:tc>
-          <w:tcPr>
-            <w:tcW w:w="426" w:type="dxa"/>
-            <w:tcBorders>
-              <w:top w:val="nil"/>
-              <w:left w:val="nil"/>
-              <w:bottom w:val="single" w:sz="4" w:space="0" w:color="000000"/>
-              <w:right w:val="single" w:sz="4" w:space="0" w:color="000000"/>
-            </w:tcBorders>
-            <w:shd w:val="clear" w:color="000000" w:fill="FFFFFF"/>
-            <w:vAlign w:val="center"/>
-            <w:hideMark/>
-          </w:tcPr>
-          <w:p>
-            <w:pPr>
-              <w:jc w:val="center"/>
+            </w:pPr>
+            <w:r>
               <w:rPr>
                 <w:rFonts w:ascii="Tahoma" w:eastAsia="Times New Roman" w:hAnsi="Tahoma" w:cs="Tahoma"/>
                 <w:color w:val="000000"/>
@@ -4110,8 +4500,26 @@
                 <w:szCs w:val="16"/>
                 <w:lang w:eastAsia="ru-RU"/>
               </w:rPr>
-            </w:pPr>
-            <w:r>
+              <w:t>СР</w:t>
+            </w:r>
+          </w:p>
+        </w:tc>
+        <w:tc>
+          <w:tcPr>
+            <w:tcW w:w="425" w:type="dxa"/>
+            <w:tcBorders>
+              <w:top w:val="nil"/>
+              <w:left w:val="nil"/>
+              <w:bottom w:val="single" w:sz="4" w:space="0" w:color="000000"/>
+              <w:right w:val="single" w:sz="4" w:space="0" w:color="000000"/>
+            </w:tcBorders>
+            <w:shd w:val="clear" w:color="000000" w:fill="FFFFFF"/>
+            <w:vAlign w:val="center"/>
+            <w:hideMark/>
+          </w:tcPr>
+          <w:p>
+            <w:pPr>
+              <w:jc w:val="center"/>
               <w:rPr>
                 <w:rFonts w:ascii="Tahoma" w:eastAsia="Times New Roman" w:hAnsi="Tahoma" w:cs="Tahoma"/>
                 <w:color w:val="000000"/>
@@ -4119,26 +4527,10 @@
                 <w:szCs w:val="16"/>
                 <w:lang w:eastAsia="ru-RU"/>
               </w:rPr>
-              <w:t>з.е</w:t>
-            </w:r>
-          </w:p>
-        </w:tc>
-        <w:tc>
-          <w:tcPr>
-            <w:tcW w:w="708" w:type="dxa"/>
-            <w:tcBorders>
-              <w:top w:val="nil"/>
-              <w:left w:val="nil"/>
-              <w:bottom w:val="single" w:sz="4" w:space="0" w:color="000000"/>
-              <w:right w:val="single" w:sz="4" w:space="0" w:color="000000"/>
-            </w:tcBorders>
-            <w:shd w:val="clear" w:color="000000" w:fill="FFFFFF"/>
-            <w:vAlign w:val="center"/>
-            <w:hideMark/>
-          </w:tcPr>
-          <w:p>
-            <w:pPr>
-              <w:jc w:val="center"/>
+            </w:pPr>
+            <w:proofErr w:type="spellStart"/>
+            <w:proofErr w:type="gramStart"/>
+            <w:r>
               <w:rPr>
                 <w:rFonts w:ascii="Tahoma" w:eastAsia="Times New Roman" w:hAnsi="Tahoma" w:cs="Tahoma"/>
                 <w:color w:val="000000"/>
@@ -4146,8 +4538,28 @@
                 <w:szCs w:val="16"/>
                 <w:lang w:eastAsia="ru-RU"/>
               </w:rPr>
-            </w:pPr>
-            <w:r>
+              <w:t>з.е</w:t>
+            </w:r>
+            <w:proofErr w:type="spellEnd"/>
+            <w:proofErr w:type="gramEnd"/>
+          </w:p>
+        </w:tc>
+        <w:tc>
+          <w:tcPr>
+            <w:tcW w:w="708" w:type="dxa"/>
+            <w:tcBorders>
+              <w:top w:val="nil"/>
+              <w:left w:val="nil"/>
+              <w:bottom w:val="single" w:sz="4" w:space="0" w:color="000000"/>
+              <w:right w:val="single" w:sz="4" w:space="0" w:color="000000"/>
+            </w:tcBorders>
+            <w:shd w:val="clear" w:color="000000" w:fill="FFFFFF"/>
+            <w:vAlign w:val="center"/>
+            <w:hideMark/>
+          </w:tcPr>
+          <w:p>
+            <w:pPr>
+              <w:jc w:val="center"/>
               <w:rPr>
                 <w:rFonts w:ascii="Tahoma" w:eastAsia="Times New Roman" w:hAnsi="Tahoma" w:cs="Tahoma"/>
                 <w:color w:val="000000"/>
@@ -4155,26 +4567,8 @@
                 <w:szCs w:val="16"/>
                 <w:lang w:eastAsia="ru-RU"/>
               </w:rPr>
-              <w:t>СР</w:t>
-            </w:r>
-          </w:p>
-        </w:tc>
-        <w:tc>
-          <w:tcPr>
-            <w:tcW w:w="426" w:type="dxa"/>
-            <w:tcBorders>
-              <w:top w:val="nil"/>
-              <w:left w:val="nil"/>
-              <w:bottom w:val="single" w:sz="4" w:space="0" w:color="000000"/>
-              <w:right w:val="single" w:sz="4" w:space="0" w:color="000000"/>
-            </w:tcBorders>
-            <w:shd w:val="clear" w:color="000000" w:fill="FFFFFF"/>
-            <w:vAlign w:val="center"/>
-            <w:hideMark/>
-          </w:tcPr>
-          <w:p>
-            <w:pPr>
-              <w:jc w:val="center"/>
+            </w:pPr>
+            <w:r>
               <w:rPr>
                 <w:rFonts w:ascii="Tahoma" w:eastAsia="Times New Roman" w:hAnsi="Tahoma" w:cs="Tahoma"/>
                 <w:color w:val="000000"/>
@@ -4182,8 +4576,26 @@
                 <w:szCs w:val="16"/>
                 <w:lang w:eastAsia="ru-RU"/>
               </w:rPr>
-            </w:pPr>
-            <w:r>
+              <w:t>СР</w:t>
+            </w:r>
+          </w:p>
+        </w:tc>
+        <w:tc>
+          <w:tcPr>
+            <w:tcW w:w="425" w:type="dxa"/>
+            <w:tcBorders>
+              <w:top w:val="nil"/>
+              <w:left w:val="nil"/>
+              <w:bottom w:val="single" w:sz="4" w:space="0" w:color="000000"/>
+              <w:right w:val="single" w:sz="4" w:space="0" w:color="000000"/>
+            </w:tcBorders>
+            <w:shd w:val="clear" w:color="000000" w:fill="FFFFFF"/>
+            <w:vAlign w:val="center"/>
+            <w:hideMark/>
+          </w:tcPr>
+          <w:p>
+            <w:pPr>
+              <w:jc w:val="center"/>
               <w:rPr>
                 <w:rFonts w:ascii="Tahoma" w:eastAsia="Times New Roman" w:hAnsi="Tahoma" w:cs="Tahoma"/>
                 <w:color w:val="000000"/>
@@ -4191,26 +4603,10 @@
                 <w:szCs w:val="16"/>
                 <w:lang w:eastAsia="ru-RU"/>
               </w:rPr>
-              <w:t>з.е</w:t>
-            </w:r>
-          </w:p>
-        </w:tc>
-        <w:tc>
-          <w:tcPr>
-            <w:tcW w:w="567" w:type="dxa"/>
-            <w:tcBorders>
-              <w:top w:val="nil"/>
-              <w:left w:val="nil"/>
-              <w:bottom w:val="single" w:sz="4" w:space="0" w:color="000000"/>
-              <w:right w:val="single" w:sz="4" w:space="0" w:color="000000"/>
-            </w:tcBorders>
-            <w:shd w:val="clear" w:color="000000" w:fill="FFFFFF"/>
-            <w:vAlign w:val="center"/>
-            <w:hideMark/>
-          </w:tcPr>
-          <w:p>
-            <w:pPr>
-              <w:jc w:val="center"/>
+            </w:pPr>
+            <w:proofErr w:type="spellStart"/>
+            <w:proofErr w:type="gramStart"/>
+            <w:r>
               <w:rPr>
                 <w:rFonts w:ascii="Tahoma" w:eastAsia="Times New Roman" w:hAnsi="Tahoma" w:cs="Tahoma"/>
                 <w:color w:val="000000"/>
@@ -4218,8 +4614,28 @@
                 <w:szCs w:val="16"/>
                 <w:lang w:eastAsia="ru-RU"/>
               </w:rPr>
-            </w:pPr>
-            <w:r>
+              <w:t>з.е</w:t>
+            </w:r>
+            <w:proofErr w:type="spellEnd"/>
+            <w:proofErr w:type="gramEnd"/>
+          </w:p>
+        </w:tc>
+        <w:tc>
+          <w:tcPr>
+            <w:tcW w:w="567" w:type="dxa"/>
+            <w:tcBorders>
+              <w:top w:val="nil"/>
+              <w:left w:val="nil"/>
+              <w:bottom w:val="single" w:sz="4" w:space="0" w:color="000000"/>
+              <w:right w:val="single" w:sz="4" w:space="0" w:color="000000"/>
+            </w:tcBorders>
+            <w:shd w:val="clear" w:color="000000" w:fill="FFFFFF"/>
+            <w:vAlign w:val="center"/>
+            <w:hideMark/>
+          </w:tcPr>
+          <w:p>
+            <w:pPr>
+              <w:jc w:val="center"/>
               <w:rPr>
                 <w:rFonts w:ascii="Tahoma" w:eastAsia="Times New Roman" w:hAnsi="Tahoma" w:cs="Tahoma"/>
                 <w:color w:val="000000"/>
@@ -4227,26 +4643,8 @@
                 <w:szCs w:val="16"/>
                 <w:lang w:eastAsia="ru-RU"/>
               </w:rPr>
-              <w:t>СР</w:t>
-            </w:r>
-          </w:p>
-        </w:tc>
-        <w:tc>
-          <w:tcPr>
-            <w:tcW w:w="425" w:type="dxa"/>
-            <w:tcBorders>
-              <w:top w:val="nil"/>
-              <w:left w:val="nil"/>
-              <w:bottom w:val="single" w:sz="4" w:space="0" w:color="000000"/>
-              <w:right w:val="single" w:sz="4" w:space="0" w:color="000000"/>
-            </w:tcBorders>
-            <w:shd w:val="clear" w:color="000000" w:fill="FFFFFF"/>
-            <w:vAlign w:val="center"/>
-            <w:hideMark/>
-          </w:tcPr>
-          <w:p>
-            <w:pPr>
-              <w:jc w:val="center"/>
+            </w:pPr>
+            <w:r>
               <w:rPr>
                 <w:rFonts w:ascii="Tahoma" w:eastAsia="Times New Roman" w:hAnsi="Tahoma" w:cs="Tahoma"/>
                 <w:color w:val="000000"/>
@@ -4254,8 +4652,26 @@
                 <w:szCs w:val="16"/>
                 <w:lang w:eastAsia="ru-RU"/>
               </w:rPr>
-            </w:pPr>
-            <w:r>
+              <w:t>СР</w:t>
+            </w:r>
+          </w:p>
+        </w:tc>
+        <w:tc>
+          <w:tcPr>
+            <w:tcW w:w="426" w:type="dxa"/>
+            <w:tcBorders>
+              <w:top w:val="nil"/>
+              <w:left w:val="nil"/>
+              <w:bottom w:val="single" w:sz="4" w:space="0" w:color="000000"/>
+              <w:right w:val="single" w:sz="4" w:space="0" w:color="000000"/>
+            </w:tcBorders>
+            <w:shd w:val="clear" w:color="000000" w:fill="FFFFFF"/>
+            <w:vAlign w:val="center"/>
+            <w:hideMark/>
+          </w:tcPr>
+          <w:p>
+            <w:pPr>
+              <w:jc w:val="center"/>
               <w:rPr>
                 <w:rFonts w:ascii="Tahoma" w:eastAsia="Times New Roman" w:hAnsi="Tahoma" w:cs="Tahoma"/>
                 <w:color w:val="000000"/>
@@ -4263,26 +4679,10 @@
                 <w:szCs w:val="16"/>
                 <w:lang w:eastAsia="ru-RU"/>
               </w:rPr>
-              <w:t>з.е</w:t>
-            </w:r>
-          </w:p>
-        </w:tc>
-        <w:tc>
-          <w:tcPr>
-            <w:tcW w:w="567" w:type="dxa"/>
-            <w:tcBorders>
-              <w:top w:val="nil"/>
-              <w:left w:val="nil"/>
-              <w:bottom w:val="single" w:sz="4" w:space="0" w:color="000000"/>
-              <w:right w:val="single" w:sz="4" w:space="0" w:color="000000"/>
-            </w:tcBorders>
-            <w:shd w:val="clear" w:color="000000" w:fill="FFFFFF"/>
-            <w:vAlign w:val="center"/>
-            <w:hideMark/>
-          </w:tcPr>
-          <w:p>
-            <w:pPr>
-              <w:jc w:val="center"/>
+            </w:pPr>
+            <w:proofErr w:type="spellStart"/>
+            <w:proofErr w:type="gramStart"/>
+            <w:r>
               <w:rPr>
                 <w:rFonts w:ascii="Tahoma" w:eastAsia="Times New Roman" w:hAnsi="Tahoma" w:cs="Tahoma"/>
                 <w:color w:val="000000"/>
@@ -4290,8 +4690,28 @@
                 <w:szCs w:val="16"/>
                 <w:lang w:eastAsia="ru-RU"/>
               </w:rPr>
-            </w:pPr>
-            <w:r>
+              <w:t>з.е</w:t>
+            </w:r>
+            <w:proofErr w:type="spellEnd"/>
+            <w:proofErr w:type="gramEnd"/>
+          </w:p>
+        </w:tc>
+        <w:tc>
+          <w:tcPr>
+            <w:tcW w:w="708" w:type="dxa"/>
+            <w:tcBorders>
+              <w:top w:val="nil"/>
+              <w:left w:val="nil"/>
+              <w:bottom w:val="single" w:sz="4" w:space="0" w:color="000000"/>
+              <w:right w:val="single" w:sz="4" w:space="0" w:color="000000"/>
+            </w:tcBorders>
+            <w:shd w:val="clear" w:color="000000" w:fill="FFFFFF"/>
+            <w:vAlign w:val="center"/>
+            <w:hideMark/>
+          </w:tcPr>
+          <w:p>
+            <w:pPr>
+              <w:jc w:val="center"/>
               <w:rPr>
                 <w:rFonts w:ascii="Tahoma" w:eastAsia="Times New Roman" w:hAnsi="Tahoma" w:cs="Tahoma"/>
                 <w:color w:val="000000"/>
@@ -4299,26 +4719,8 @@
                 <w:szCs w:val="16"/>
                 <w:lang w:eastAsia="ru-RU"/>
               </w:rPr>
-              <w:t>СР</w:t>
-            </w:r>
-          </w:p>
-        </w:tc>
-        <w:tc>
-          <w:tcPr>
-            <w:tcW w:w="425" w:type="dxa"/>
-            <w:tcBorders>
-              <w:top w:val="nil"/>
-              <w:left w:val="nil"/>
-              <w:bottom w:val="single" w:sz="4" w:space="0" w:color="000000"/>
-              <w:right w:val="single" w:sz="4" w:space="0" w:color="000000"/>
-            </w:tcBorders>
-            <w:shd w:val="clear" w:color="000000" w:fill="FFFFFF"/>
-            <w:vAlign w:val="center"/>
-            <w:hideMark/>
-          </w:tcPr>
-          <w:p>
-            <w:pPr>
-              <w:jc w:val="center"/>
+            </w:pPr>
+            <w:r>
               <w:rPr>
                 <w:rFonts w:ascii="Tahoma" w:eastAsia="Times New Roman" w:hAnsi="Tahoma" w:cs="Tahoma"/>
                 <w:color w:val="000000"/>
@@ -4326,8 +4728,26 @@
                 <w:szCs w:val="16"/>
                 <w:lang w:eastAsia="ru-RU"/>
               </w:rPr>
-            </w:pPr>
-            <w:r>
+              <w:t>СР</w:t>
+            </w:r>
+          </w:p>
+        </w:tc>
+        <w:tc>
+          <w:tcPr>
+            <w:tcW w:w="426" w:type="dxa"/>
+            <w:tcBorders>
+              <w:top w:val="nil"/>
+              <w:left w:val="nil"/>
+              <w:bottom w:val="single" w:sz="4" w:space="0" w:color="000000"/>
+              <w:right w:val="single" w:sz="4" w:space="0" w:color="000000"/>
+            </w:tcBorders>
+            <w:shd w:val="clear" w:color="000000" w:fill="FFFFFF"/>
+            <w:vAlign w:val="center"/>
+            <w:hideMark/>
+          </w:tcPr>
+          <w:p>
+            <w:pPr>
+              <w:jc w:val="center"/>
               <w:rPr>
                 <w:rFonts w:ascii="Tahoma" w:eastAsia="Times New Roman" w:hAnsi="Tahoma" w:cs="Tahoma"/>
                 <w:color w:val="000000"/>
@@ -4335,26 +4755,10 @@
                 <w:szCs w:val="16"/>
                 <w:lang w:eastAsia="ru-RU"/>
               </w:rPr>
-              <w:t>з.е</w:t>
-            </w:r>
-          </w:p>
-        </w:tc>
-        <w:tc>
-          <w:tcPr>
-            <w:tcW w:w="567" w:type="dxa"/>
-            <w:tcBorders>
-              <w:top w:val="nil"/>
-              <w:left w:val="nil"/>
-              <w:bottom w:val="single" w:sz="4" w:space="0" w:color="000000"/>
-              <w:right w:val="single" w:sz="4" w:space="0" w:color="000000"/>
-            </w:tcBorders>
-            <w:shd w:val="clear" w:color="000000" w:fill="FFFFFF"/>
-            <w:vAlign w:val="center"/>
-            <w:hideMark/>
-          </w:tcPr>
-          <w:p>
-            <w:pPr>
-              <w:jc w:val="center"/>
+            </w:pPr>
+            <w:proofErr w:type="spellStart"/>
+            <w:proofErr w:type="gramStart"/>
+            <w:r>
               <w:rPr>
                 <w:rFonts w:ascii="Tahoma" w:eastAsia="Times New Roman" w:hAnsi="Tahoma" w:cs="Tahoma"/>
                 <w:color w:val="000000"/>
@@ -4362,8 +4766,28 @@
                 <w:szCs w:val="16"/>
                 <w:lang w:eastAsia="ru-RU"/>
               </w:rPr>
-            </w:pPr>
-            <w:r>
+              <w:t>з.е</w:t>
+            </w:r>
+            <w:proofErr w:type="spellEnd"/>
+            <w:proofErr w:type="gramEnd"/>
+          </w:p>
+        </w:tc>
+        <w:tc>
+          <w:tcPr>
+            <w:tcW w:w="567" w:type="dxa"/>
+            <w:tcBorders>
+              <w:top w:val="nil"/>
+              <w:left w:val="nil"/>
+              <w:bottom w:val="single" w:sz="4" w:space="0" w:color="000000"/>
+              <w:right w:val="single" w:sz="4" w:space="0" w:color="000000"/>
+            </w:tcBorders>
+            <w:shd w:val="clear" w:color="000000" w:fill="FFFFFF"/>
+            <w:vAlign w:val="center"/>
+            <w:hideMark/>
+          </w:tcPr>
+          <w:p>
+            <w:pPr>
+              <w:jc w:val="center"/>
               <w:rPr>
                 <w:rFonts w:ascii="Tahoma" w:eastAsia="Times New Roman" w:hAnsi="Tahoma" w:cs="Tahoma"/>
                 <w:color w:val="000000"/>
@@ -4371,26 +4795,8 @@
                 <w:szCs w:val="16"/>
                 <w:lang w:eastAsia="ru-RU"/>
               </w:rPr>
-              <w:t>СР</w:t>
-            </w:r>
-          </w:p>
-        </w:tc>
-        <w:tc>
-          <w:tcPr>
-            <w:tcW w:w="425" w:type="dxa"/>
-            <w:tcBorders>
-              <w:top w:val="nil"/>
-              <w:left w:val="nil"/>
-              <w:bottom w:val="single" w:sz="4" w:space="0" w:color="000000"/>
-              <w:right w:val="single" w:sz="4" w:space="0" w:color="000000"/>
-            </w:tcBorders>
-            <w:shd w:val="clear" w:color="000000" w:fill="FFFFFF"/>
-            <w:vAlign w:val="center"/>
-            <w:hideMark/>
-          </w:tcPr>
-          <w:p>
-            <w:pPr>
-              <w:jc w:val="center"/>
+            </w:pPr>
+            <w:r>
               <w:rPr>
                 <w:rFonts w:ascii="Tahoma" w:eastAsia="Times New Roman" w:hAnsi="Tahoma" w:cs="Tahoma"/>
                 <w:color w:val="000000"/>
@@ -4398,8 +4804,26 @@
                 <w:szCs w:val="16"/>
                 <w:lang w:eastAsia="ru-RU"/>
               </w:rPr>
-            </w:pPr>
-            <w:r>
+              <w:t>СР</w:t>
+            </w:r>
+          </w:p>
+        </w:tc>
+        <w:tc>
+          <w:tcPr>
+            <w:tcW w:w="425" w:type="dxa"/>
+            <w:tcBorders>
+              <w:top w:val="nil"/>
+              <w:left w:val="nil"/>
+              <w:bottom w:val="single" w:sz="4" w:space="0" w:color="000000"/>
+              <w:right w:val="single" w:sz="4" w:space="0" w:color="000000"/>
+            </w:tcBorders>
+            <w:shd w:val="clear" w:color="000000" w:fill="FFFFFF"/>
+            <w:vAlign w:val="center"/>
+            <w:hideMark/>
+          </w:tcPr>
+          <w:p>
+            <w:pPr>
+              <w:jc w:val="center"/>
               <w:rPr>
                 <w:rFonts w:ascii="Tahoma" w:eastAsia="Times New Roman" w:hAnsi="Tahoma" w:cs="Tahoma"/>
                 <w:color w:val="000000"/>
@@ -4407,8 +4831,173 @@
                 <w:szCs w:val="16"/>
                 <w:lang w:eastAsia="ru-RU"/>
               </w:rPr>
+            </w:pPr>
+            <w:proofErr w:type="spellStart"/>
+            <w:proofErr w:type="gramStart"/>
+            <w:r>
+              <w:rPr>
+                <w:rFonts w:ascii="Tahoma" w:eastAsia="Times New Roman" w:hAnsi="Tahoma" w:cs="Tahoma"/>
+                <w:color w:val="000000"/>
+                <w:sz w:val="16"/>
+                <w:szCs w:val="16"/>
+                <w:lang w:eastAsia="ru-RU"/>
+              </w:rPr>
               <w:t>з.е</w:t>
             </w:r>
+            <w:proofErr w:type="spellEnd"/>
+            <w:proofErr w:type="gramEnd"/>
+          </w:p>
+        </w:tc>
+        <w:tc>
+          <w:tcPr>
+            <w:tcW w:w="567" w:type="dxa"/>
+            <w:tcBorders>
+              <w:top w:val="nil"/>
+              <w:left w:val="nil"/>
+              <w:bottom w:val="single" w:sz="4" w:space="0" w:color="000000"/>
+              <w:right w:val="single" w:sz="4" w:space="0" w:color="000000"/>
+            </w:tcBorders>
+            <w:shd w:val="clear" w:color="000000" w:fill="FFFFFF"/>
+            <w:vAlign w:val="center"/>
+            <w:hideMark/>
+          </w:tcPr>
+          <w:p>
+            <w:pPr>
+              <w:jc w:val="center"/>
+              <w:rPr>
+                <w:rFonts w:ascii="Tahoma" w:eastAsia="Times New Roman" w:hAnsi="Tahoma" w:cs="Tahoma"/>
+                <w:color w:val="000000"/>
+                <w:sz w:val="16"/>
+                <w:szCs w:val="16"/>
+                <w:lang w:eastAsia="ru-RU"/>
+              </w:rPr>
+            </w:pPr>
+            <w:r>
+              <w:rPr>
+                <w:rFonts w:ascii="Tahoma" w:eastAsia="Times New Roman" w:hAnsi="Tahoma" w:cs="Tahoma"/>
+                <w:color w:val="000000"/>
+                <w:sz w:val="16"/>
+                <w:szCs w:val="16"/>
+                <w:lang w:eastAsia="ru-RU"/>
+              </w:rPr>
+              <w:t>СР</w:t>
+            </w:r>
+          </w:p>
+        </w:tc>
+        <w:tc>
+          <w:tcPr>
+            <w:tcW w:w="425" w:type="dxa"/>
+            <w:tcBorders>
+              <w:top w:val="nil"/>
+              <w:left w:val="nil"/>
+              <w:bottom w:val="single" w:sz="4" w:space="0" w:color="000000"/>
+              <w:right w:val="single" w:sz="4" w:space="0" w:color="000000"/>
+            </w:tcBorders>
+            <w:shd w:val="clear" w:color="000000" w:fill="FFFFFF"/>
+            <w:vAlign w:val="center"/>
+            <w:hideMark/>
+          </w:tcPr>
+          <w:p>
+            <w:pPr>
+              <w:jc w:val="center"/>
+              <w:rPr>
+                <w:rFonts w:ascii="Tahoma" w:eastAsia="Times New Roman" w:hAnsi="Tahoma" w:cs="Tahoma"/>
+                <w:color w:val="000000"/>
+                <w:sz w:val="16"/>
+                <w:szCs w:val="16"/>
+                <w:lang w:eastAsia="ru-RU"/>
+              </w:rPr>
+            </w:pPr>
+            <w:proofErr w:type="spellStart"/>
+            <w:proofErr w:type="gramStart"/>
+            <w:r>
+              <w:rPr>
+                <w:rFonts w:ascii="Tahoma" w:eastAsia="Times New Roman" w:hAnsi="Tahoma" w:cs="Tahoma"/>
+                <w:color w:val="000000"/>
+                <w:sz w:val="16"/>
+                <w:szCs w:val="16"/>
+                <w:lang w:eastAsia="ru-RU"/>
+              </w:rPr>
+              <w:t>з.е</w:t>
+            </w:r>
+            <w:proofErr w:type="spellEnd"/>
+            <w:proofErr w:type="gramEnd"/>
+          </w:p>
+        </w:tc>
+        <w:tc>
+          <w:tcPr>
+            <w:tcW w:w="567" w:type="dxa"/>
+            <w:tcBorders>
+              <w:top w:val="nil"/>
+              <w:left w:val="nil"/>
+              <w:bottom w:val="single" w:sz="4" w:space="0" w:color="000000"/>
+              <w:right w:val="single" w:sz="4" w:space="0" w:color="000000"/>
+            </w:tcBorders>
+            <w:shd w:val="clear" w:color="000000" w:fill="FFFFFF"/>
+            <w:vAlign w:val="center"/>
+            <w:hideMark/>
+          </w:tcPr>
+          <w:p>
+            <w:pPr>
+              <w:jc w:val="center"/>
+              <w:rPr>
+                <w:rFonts w:ascii="Tahoma" w:eastAsia="Times New Roman" w:hAnsi="Tahoma" w:cs="Tahoma"/>
+                <w:color w:val="000000"/>
+                <w:sz w:val="16"/>
+                <w:szCs w:val="16"/>
+                <w:lang w:eastAsia="ru-RU"/>
+              </w:rPr>
+            </w:pPr>
+            <w:r>
+              <w:rPr>
+                <w:rFonts w:ascii="Tahoma" w:eastAsia="Times New Roman" w:hAnsi="Tahoma" w:cs="Tahoma"/>
+                <w:color w:val="000000"/>
+                <w:sz w:val="16"/>
+                <w:szCs w:val="16"/>
+                <w:lang w:eastAsia="ru-RU"/>
+              </w:rPr>
+              <w:t>СР</w:t>
+            </w:r>
+          </w:p>
+        </w:tc>
+        <w:tc>
+          <w:tcPr>
+            <w:tcW w:w="425" w:type="dxa"/>
+            <w:tcBorders>
+              <w:top w:val="nil"/>
+              <w:left w:val="nil"/>
+              <w:bottom w:val="single" w:sz="4" w:space="0" w:color="000000"/>
+              <w:right w:val="single" w:sz="4" w:space="0" w:color="000000"/>
+            </w:tcBorders>
+            <w:shd w:val="clear" w:color="000000" w:fill="FFFFFF"/>
+            <w:vAlign w:val="center"/>
+            <w:hideMark/>
+          </w:tcPr>
+          <w:p>
+            <w:pPr>
+              <w:jc w:val="center"/>
+              <w:rPr>
+                <w:rFonts w:ascii="Tahoma" w:eastAsia="Times New Roman" w:hAnsi="Tahoma" w:cs="Tahoma"/>
+                <w:color w:val="000000"/>
+                <w:sz w:val="16"/>
+                <w:szCs w:val="16"/>
+                <w:lang w:eastAsia="ru-RU"/>
+              </w:rPr>
+            </w:pPr>
+            <w:proofErr w:type="spellStart"/>
+            <w:proofErr w:type="gramStart"/>
+            <w:r>
+              <w:rPr>
+                <w:rFonts w:ascii="Tahoma" w:eastAsia="Times New Roman" w:hAnsi="Tahoma" w:cs="Tahoma"/>
+                <w:color w:val="000000"/>
+                <w:sz w:val="16"/>
+                <w:szCs w:val="16"/>
+                <w:lang w:eastAsia="ru-RU"/>
+              </w:rPr>
+              <w:t>з.е</w:t>
+            </w:r>
+            <w:proofErr w:type="spellEnd"/>
+            <w:proofErr w:type="gramEnd"/>
           </w:p>
         </w:tc>
         <w:tc>
@@ -5325,7 +5914,33 @@
                 <w:szCs w:val="18"/>
                 <w:lang w:eastAsia="ru-RU"/>
               </w:rPr>
-              <w:t xml:space="preserve">1.1.Научная деятельность, направленная на подготовку диссертации к защите </w:t>
+              <w:t>1.</w:t>
+            </w:r>
+            <w:proofErr w:type="gramStart"/>
+            <w:r>
+              <w:rPr>
+                <w:rFonts w:ascii="Tahoma" w:eastAsia="Times New Roman" w:hAnsi="Tahoma" w:cs="Tahoma"/>
+                <w:b/>
+                <w:bCs/>
+                <w:color w:val="000000"/>
+                <w:sz w:val="18"/>
+                <w:szCs w:val="18"/>
+                <w:lang w:eastAsia="ru-RU"/>
+              </w:rPr>
+              <w:t>1.Научная</w:t>
+            </w:r>
+            <w:proofErr w:type="gramEnd"/>
+            <w:r>
+              <w:rPr>
+                <w:rFonts w:ascii="Tahoma" w:eastAsia="Times New Roman" w:hAnsi="Tahoma" w:cs="Tahoma"/>
+                <w:b/>
+                <w:bCs/>
+                <w:color w:val="000000"/>
+                <w:sz w:val="18"/>
+                <w:szCs w:val="18"/>
+                <w:lang w:eastAsia="ru-RU"/>
+              </w:rPr>
+              <w:t xml:space="preserve"> деятельность, направленная на подготовку диссертации к защите </w:t>
             </w:r>
           </w:p>
         </w:tc>
@@ -6165,7 +6780,33 @@
                 <w:szCs w:val="18"/>
                 <w:lang w:eastAsia="ru-RU"/>
               </w:rPr>
-              <w:t xml:space="preserve">1.2.Подготовка публикаций и(или) заявок на патенты на изобретения, полезные модели, промышленные образцы, селекционные достижения, свидетельства о государственной регистрации программ для электронных вычислительных машин, баз данных, топологий интегральных микросхем </w:t>
+              <w:t>1.</w:t>
+            </w:r>
+            <w:proofErr w:type="gramStart"/>
+            <w:r>
+              <w:rPr>
+                <w:rFonts w:ascii="Tahoma" w:eastAsia="Times New Roman" w:hAnsi="Tahoma" w:cs="Tahoma"/>
+                <w:b/>
+                <w:bCs/>
+                <w:color w:val="000000"/>
+                <w:sz w:val="18"/>
+                <w:szCs w:val="18"/>
+                <w:lang w:eastAsia="ru-RU"/>
+              </w:rPr>
+              <w:t>2.Подготовка</w:t>
+            </w:r>
+            <w:proofErr w:type="gramEnd"/>
+            <w:r>
+              <w:rPr>
+                <w:rFonts w:ascii="Tahoma" w:eastAsia="Times New Roman" w:hAnsi="Tahoma" w:cs="Tahoma"/>
+                <w:b/>
+                <w:bCs/>
+                <w:color w:val="000000"/>
+                <w:sz w:val="18"/>
+                <w:szCs w:val="18"/>
+                <w:lang w:eastAsia="ru-RU"/>
+              </w:rPr>
+              <w:t xml:space="preserve"> публикаций и(или) заявок на патенты на изобретения, полезные модели, промышленные образцы, селекционные достижения, свидетельства о государственной регистрации программ для электронных вычислительных машин, баз данных, топологий интегральных микросхем </w:t>
             </w:r>
           </w:p>
         </w:tc>
@@ -7005,7 +7646,33 @@
                 <w:szCs w:val="18"/>
                 <w:lang w:eastAsia="ru-RU"/>
               </w:rPr>
-              <w:t xml:space="preserve">1.3.Промежуточная аттестация по этапам выполнения научного исследования </w:t>
+              <w:t>1.</w:t>
+            </w:r>
+            <w:proofErr w:type="gramStart"/>
+            <w:r>
+              <w:rPr>
+                <w:rFonts w:ascii="Tahoma" w:eastAsia="Times New Roman" w:hAnsi="Tahoma" w:cs="Tahoma"/>
+                <w:b/>
+                <w:bCs/>
+                <w:color w:val="000000"/>
+                <w:sz w:val="18"/>
+                <w:szCs w:val="18"/>
+                <w:lang w:eastAsia="ru-RU"/>
+              </w:rPr>
+              <w:t>3.Промежуточная</w:t>
+            </w:r>
+            <w:proofErr w:type="gramEnd"/>
+            <w:r>
+              <w:rPr>
+                <w:rFonts w:ascii="Tahoma" w:eastAsia="Times New Roman" w:hAnsi="Tahoma" w:cs="Tahoma"/>
+                <w:b/>
+                <w:bCs/>
+                <w:color w:val="000000"/>
+                <w:sz w:val="18"/>
+                <w:szCs w:val="18"/>
+                <w:lang w:eastAsia="ru-RU"/>
+              </w:rPr>
+              <w:t xml:space="preserve"> аттестация по этапам выполнения научного исследования </w:t>
             </w:r>
           </w:p>
         </w:tc>
@@ -12642,7 +13309,7 @@
     </w:p>
     <w:tbl>
       <w:tblPr>
-        <w:tblW w:w="9055" w:type="dxa"/>
+        <w:tblW w:w="9092" w:type="dxa"/>
         <w:tblBorders>
           <w:top w:val="single" w:sz="4" w:space="0" w:color="auto"/>
           <w:left w:val="single" w:sz="4" w:space="0" w:color="auto"/>
@@ -12654,9 +13321,9 @@
         <w:tblLook w:val="04A0" w:firstRow="1" w:lastRow="0" w:firstColumn="1" w:lastColumn="0" w:noHBand="0" w:noVBand="1"/>
       </w:tblPr>
       <w:tblGrid>
-        <w:gridCol w:w="421"/>
-        <w:gridCol w:w="2976"/>
-        <w:gridCol w:w="5658"/>
+        <w:gridCol w:w="458"/>
+        <w:gridCol w:w="2089"/>
+        <w:gridCol w:w="6545"/>
       </w:tblGrid>
       <w:tr>
         <w:trPr>
@@ -12664,8 +13331,7 @@
         </w:trPr>
         <w:tc>
           <w:tcPr>
-            <w:tcW w:w="3397" w:type="dxa"/>
-            <w:gridSpan w:val="2"/>
+            <w:tcW w:w="458" w:type="dxa"/>
             <w:tcBorders>
               <w:bottom w:val="single" w:sz="4" w:space="0" w:color="auto"/>
             </w:tcBorders>
@@ -12700,13 +13366,13 @@
                 <w:szCs w:val="24"/>
                 <w:lang w:eastAsia="ru-RU"/>
               </w:rPr>
-              <w:t>Этап выполнения научного исследования</w:t>
-            </w:r>
-          </w:p>
-        </w:tc>
-        <w:tc>
-          <w:tcPr>
-            <w:tcW w:w="5658" w:type="dxa"/>
+              <w:t>№</w:t>
+            </w:r>
+          </w:p>
+        </w:tc>
+        <w:tc>
+          <w:tcPr>
+            <w:tcW w:w="2089" w:type="dxa"/>
             <w:tcBorders>
               <w:bottom w:val="single" w:sz="4" w:space="0" w:color="auto"/>
             </w:tcBorders>
@@ -12741,20 +13407,18 @@
                 <w:szCs w:val="24"/>
                 <w:lang w:eastAsia="ru-RU"/>
               </w:rPr>
-              <w:t>Содержание планируемой работы</w:t>
-            </w:r>
-          </w:p>
-        </w:tc>
-      </w:tr>
-      <w:tr>
-        <w:tc>
-          <w:tcPr>
-            <w:tcW w:w="9055" w:type="dxa"/>
-            <w:gridSpan w:val="3"/>
-            <w:tcBorders>
-              <w:top w:val="single" w:sz="18" w:space="0" w:color="auto"/>
+              <w:t xml:space="preserve">Этап </w:t>
+            </w:r>
+          </w:p>
+        </w:tc>
+        <w:tc>
+          <w:tcPr>
+            <w:tcW w:w="6545" w:type="dxa"/>
+            <w:tcBorders>
+              <w:bottom w:val="single" w:sz="4" w:space="0" w:color="auto"/>
             </w:tcBorders>
             <w:shd w:val="clear" w:color="auto" w:fill="auto"/>
+            <w:vAlign w:val="center"/>
           </w:tcPr>
           <w:p>
             <w:pPr>
@@ -12768,37 +13432,23 @@
               <w:jc w:val="center"/>
               <w:rPr>
                 <w:rFonts w:eastAsia="Times New Roman" w:cs="Arial"/>
-                <w:color w:val="000000"/>
-                <w:szCs w:val="24"/>
-                <w:lang w:val="en-US" w:eastAsia="ru-RU"/>
+                <w:b/>
+                <w:bCs/>
+                <w:color w:val="000000"/>
+                <w:szCs w:val="24"/>
+                <w:lang w:eastAsia="ru-RU"/>
               </w:rPr>
             </w:pPr>
             <w:r>
               <w:rPr>
                 <w:rFonts w:eastAsia="Times New Roman" w:cs="Arial"/>
-                <w:color w:val="000000"/>
-                <w:szCs w:val="24"/>
-                <w:lang w:val="en-US" w:eastAsia="ru-RU"/>
-              </w:rPr>
-              <w:t xml:space="preserve">{%tr for items in </w:t>
-            </w:r>
-            <w:r>
-              <w:rPr>
-                <w:rFonts w:eastAsia="Times New Roman" w:cs="Arial"/>
-                <w:color w:val="000000"/>
-                <w:szCs w:val="24"/>
-                <w:lang w:val="en-US" w:eastAsia="ru-RU"/>
-              </w:rPr>
-              <w:t>scientific_research</w:t>
-            </w:r>
-            <w:r>
-              <w:rPr>
-                <w:rFonts w:eastAsia="Times New Roman" w:cs="Arial"/>
-                <w:color w:val="000000"/>
-                <w:szCs w:val="24"/>
-                <w:lang w:val="en-US" w:eastAsia="ru-RU"/>
-              </w:rPr>
-              <w:t xml:space="preserve"> %}</w:t>
+                <w:b/>
+                <w:bCs/>
+                <w:color w:val="000000"/>
+                <w:szCs w:val="24"/>
+                <w:lang w:eastAsia="ru-RU"/>
+              </w:rPr>
+              <w:t>Содержание планируемой работы</w:t>
             </w:r>
           </w:p>
         </w:tc>
@@ -12806,8 +13456,11 @@
       <w:tr>
         <w:tc>
           <w:tcPr>
-            <w:tcW w:w="9055" w:type="dxa"/>
+            <w:tcW w:w="9092" w:type="dxa"/>
             <w:gridSpan w:val="3"/>
+            <w:tcBorders>
+              <w:top w:val="single" w:sz="18" w:space="0" w:color="auto"/>
+            </w:tcBorders>
             <w:shd w:val="clear" w:color="auto" w:fill="auto"/>
           </w:tcPr>
           <w:p>
@@ -12822,8 +13475,6 @@
               <w:jc w:val="center"/>
               <w:rPr>
                 <w:rFonts w:eastAsia="Times New Roman" w:cs="Arial"/>
-                <w:b/>
-                <w:bCs/>
                 <w:color w:val="000000"/>
                 <w:szCs w:val="24"/>
                 <w:lang w:val="en-US" w:eastAsia="ru-RU"/>
@@ -12832,35 +13483,31 @@
             <w:r>
               <w:rPr>
                 <w:rFonts w:eastAsia="Times New Roman" w:cs="Arial"/>
-                <w:b/>
-                <w:bCs/>
                 <w:color w:val="000000"/>
                 <w:szCs w:val="24"/>
                 <w:lang w:val="en-US" w:eastAsia="ru-RU"/>
               </w:rPr>
-              <w:t>{{</w:t>
-            </w:r>
+              <w:t xml:space="preserve">{%tr for items in </w:t>
+            </w:r>
+            <w:proofErr w:type="spellStart"/>
             <w:r>
               <w:rPr>
                 <w:rFonts w:eastAsia="Times New Roman" w:cs="Arial"/>
-                <w:b/>
-                <w:bCs/>
                 <w:color w:val="000000"/>
                 <w:szCs w:val="24"/>
                 <w:lang w:val="en-US" w:eastAsia="ru-RU"/>
               </w:rPr>
-              <w:t xml:space="preserve"> items.title</w:t>
-            </w:r>
+              <w:t>scientific_research</w:t>
+            </w:r>
+            <w:proofErr w:type="spellEnd"/>
             <w:r>
               <w:rPr>
                 <w:rFonts w:eastAsia="Times New Roman" w:cs="Arial"/>
-                <w:b/>
-                <w:bCs/>
                 <w:color w:val="000000"/>
                 <w:szCs w:val="24"/>
                 <w:lang w:val="en-US" w:eastAsia="ru-RU"/>
               </w:rPr>
-              <w:t xml:space="preserve"> }}</w:t>
+              <w:t xml:space="preserve"> %}</w:t>
             </w:r>
           </w:p>
         </w:tc>
@@ -12868,7 +13515,7 @@
       <w:tr>
         <w:tc>
           <w:tcPr>
-            <w:tcW w:w="9055" w:type="dxa"/>
+            <w:tcW w:w="9092" w:type="dxa"/>
             <w:gridSpan w:val="3"/>
             <w:shd w:val="clear" w:color="auto" w:fill="auto"/>
           </w:tcPr>
@@ -12891,50 +13538,64 @@
                 <w:lang w:val="en-US" w:eastAsia="ru-RU"/>
               </w:rPr>
             </w:pPr>
+            <w:proofErr w:type="gramStart"/>
             <w:r>
               <w:rPr>
                 <w:rFonts w:eastAsia="Times New Roman" w:cs="Arial"/>
+                <w:b/>
+                <w:bCs/>
                 <w:color w:val="000000"/>
                 <w:szCs w:val="24"/>
                 <w:lang w:val="en-US" w:eastAsia="ru-RU"/>
               </w:rPr>
-              <w:t xml:space="preserve">{%tr for </w:t>
+              <w:t>{{</w:t>
             </w:r>
             <w:r>
               <w:rPr>
                 <w:rFonts w:eastAsia="Times New Roman" w:cs="Arial"/>
+                <w:b/>
+                <w:bCs/>
                 <w:color w:val="000000"/>
                 <w:szCs w:val="24"/>
                 <w:lang w:val="en-US" w:eastAsia="ru-RU"/>
               </w:rPr>
-              <w:t xml:space="preserve">key, </w:t>
-            </w:r>
+              <w:t xml:space="preserve"> </w:t>
+            </w:r>
+            <w:proofErr w:type="spellStart"/>
             <w:r>
               <w:rPr>
                 <w:rFonts w:eastAsia="Times New Roman" w:cs="Arial"/>
+                <w:b/>
+                <w:bCs/>
                 <w:color w:val="000000"/>
                 <w:szCs w:val="24"/>
                 <w:lang w:val="en-US" w:eastAsia="ru-RU"/>
               </w:rPr>
-              <w:t>item in items</w:t>
-            </w:r>
+              <w:t>items</w:t>
+            </w:r>
+            <w:proofErr w:type="gramEnd"/>
             <w:r>
               <w:rPr>
                 <w:rFonts w:eastAsia="Times New Roman" w:cs="Arial"/>
+                <w:b/>
+                <w:bCs/>
                 <w:color w:val="000000"/>
                 <w:szCs w:val="24"/>
                 <w:lang w:val="en-US" w:eastAsia="ru-RU"/>
               </w:rPr>
-              <w:t>.semesters.items()</w:t>
-            </w:r>
+              <w:t>.title</w:t>
+            </w:r>
+            <w:proofErr w:type="spellEnd"/>
             <w:r>
               <w:rPr>
                 <w:rFonts w:eastAsia="Times New Roman" w:cs="Arial"/>
+                <w:b/>
+                <w:bCs/>
                 <w:color w:val="000000"/>
                 <w:szCs w:val="24"/>
                 <w:lang w:val="en-US" w:eastAsia="ru-RU"/>
               </w:rPr>
-              <w:t xml:space="preserve"> %}</w:t>
+              <w:t xml:space="preserve"> }}</w:t>
             </w:r>
           </w:p>
         </w:tc>
@@ -12942,7 +13603,7 @@
       <w:tr>
         <w:tc>
           <w:tcPr>
-            <w:tcW w:w="9055" w:type="dxa"/>
+            <w:tcW w:w="9092" w:type="dxa"/>
             <w:gridSpan w:val="3"/>
             <w:shd w:val="clear" w:color="auto" w:fill="auto"/>
           </w:tcPr>
@@ -12958,6 +13619,8 @@
               <w:jc w:val="center"/>
               <w:rPr>
                 <w:rFonts w:eastAsia="Times New Roman" w:cs="Arial"/>
+                <w:b/>
+                <w:bCs/>
                 <w:color w:val="000000"/>
                 <w:szCs w:val="24"/>
                 <w:lang w:val="en-US" w:eastAsia="ru-RU"/>
@@ -12979,7 +13642,7 @@
                 <w:szCs w:val="24"/>
                 <w:lang w:val="en-US" w:eastAsia="ru-RU"/>
               </w:rPr>
-              <w:t>i</w:t>
+              <w:t xml:space="preserve">key, </w:t>
             </w:r>
             <w:r>
               <w:rPr>
@@ -12988,25 +13651,66 @@
                 <w:szCs w:val="24"/>
                 <w:lang w:val="en-US" w:eastAsia="ru-RU"/>
               </w:rPr>
-              <w:t xml:space="preserve"> in item %}</w:t>
+              <w:t xml:space="preserve">item in </w:t>
+            </w:r>
+            <w:proofErr w:type="spellStart"/>
+            <w:proofErr w:type="gramStart"/>
+            <w:r>
+              <w:rPr>
+                <w:rFonts w:eastAsia="Times New Roman" w:cs="Arial"/>
+                <w:color w:val="000000"/>
+                <w:szCs w:val="24"/>
+                <w:lang w:val="en-US" w:eastAsia="ru-RU"/>
+              </w:rPr>
+              <w:t>items</w:t>
+            </w:r>
+            <w:r>
+              <w:rPr>
+                <w:rFonts w:eastAsia="Times New Roman" w:cs="Arial"/>
+                <w:color w:val="000000"/>
+                <w:szCs w:val="24"/>
+                <w:lang w:val="en-US" w:eastAsia="ru-RU"/>
+              </w:rPr>
+              <w:t>.semesters</w:t>
+            </w:r>
+            <w:proofErr w:type="gramEnd"/>
+            <w:r>
+              <w:rPr>
+                <w:rFonts w:eastAsia="Times New Roman" w:cs="Arial"/>
+                <w:color w:val="000000"/>
+                <w:szCs w:val="24"/>
+                <w:lang w:val="en-US" w:eastAsia="ru-RU"/>
+              </w:rPr>
+              <w:t>.items</w:t>
+            </w:r>
+            <w:proofErr w:type="spellEnd"/>
+            <w:r>
+              <w:rPr>
+                <w:rFonts w:eastAsia="Times New Roman" w:cs="Arial"/>
+                <w:color w:val="000000"/>
+                <w:szCs w:val="24"/>
+                <w:lang w:val="en-US" w:eastAsia="ru-RU"/>
+              </w:rPr>
+              <w:t>()</w:t>
+            </w:r>
+            <w:r>
+              <w:rPr>
+                <w:rFonts w:eastAsia="Times New Roman" w:cs="Arial"/>
+                <w:color w:val="000000"/>
+                <w:szCs w:val="24"/>
+                <w:lang w:val="en-US" w:eastAsia="ru-RU"/>
+              </w:rPr>
+              <w:t xml:space="preserve"> %}</w:t>
             </w:r>
           </w:p>
         </w:tc>
       </w:tr>
       <w:tr>
-        <w:trPr>
-          <w:trHeight w:val="60"/>
-        </w:trPr>
-        <w:tc>
-          <w:tcPr>
-            <w:tcW w:w="421" w:type="dxa"/>
-            <w:tcBorders>
-              <w:top w:val="single" w:sz="8" w:space="0" w:color="auto"/>
-            </w:tcBorders>
+        <w:tc>
+          <w:tcPr>
+            <w:tcW w:w="9092" w:type="dxa"/>
+            <w:gridSpan w:val="3"/>
             <w:shd w:val="clear" w:color="auto" w:fill="auto"/>
-            <w:noWrap/>
-            <w:textDirection w:val="btLr"/>
-            <w:tcFitText/>
           </w:tcPr>
           <w:p>
             <w:pPr>
@@ -13018,36 +13722,59 @@
               <w:autoSpaceDE w:val="0"/>
               <w:autoSpaceDN w:val="0"/>
               <w:jc w:val="center"/>
-            </w:pPr>
-            <w:r>
               <w:rPr>
                 <w:rFonts w:eastAsia="Times New Roman" w:cs="Arial"/>
                 <w:color w:val="000000"/>
                 <w:szCs w:val="24"/>
                 <w:lang w:val="en-US" w:eastAsia="ru-RU"/>
               </w:rPr>
-              <w:t>{% vm %}{{ key }}</w:t>
-            </w:r>
-            <w:r>
-              <w:rPr>
-                <w:color w:val="000000"/>
-                <w:szCs w:val="24"/>
-                <w:lang w:eastAsia="ru-RU"/>
-              </w:rPr>
-              <w:t> Семестр</w:t>
-            </w:r>
-          </w:p>
-        </w:tc>
-        <w:tc>
-          <w:tcPr>
-            <w:tcW w:w="8634" w:type="dxa"/>
-            <w:gridSpan w:val="2"/>
+            </w:pPr>
+            <w:r>
+              <w:rPr>
+                <w:rFonts w:eastAsia="Times New Roman" w:cs="Arial"/>
+                <w:color w:val="000000"/>
+                <w:szCs w:val="24"/>
+                <w:lang w:val="en-US" w:eastAsia="ru-RU"/>
+              </w:rPr>
+              <w:t xml:space="preserve">{%tr for </w:t>
+            </w:r>
+            <w:proofErr w:type="spellStart"/>
+            <w:r>
+              <w:rPr>
+                <w:rFonts w:eastAsia="Times New Roman" w:cs="Arial"/>
+                <w:color w:val="000000"/>
+                <w:szCs w:val="24"/>
+                <w:lang w:val="en-US" w:eastAsia="ru-RU"/>
+              </w:rPr>
+              <w:t>i</w:t>
+            </w:r>
+            <w:proofErr w:type="spellEnd"/>
+            <w:r>
+              <w:rPr>
+                <w:rFonts w:eastAsia="Times New Roman" w:cs="Arial"/>
+                <w:color w:val="000000"/>
+                <w:szCs w:val="24"/>
+                <w:lang w:val="en-US" w:eastAsia="ru-RU"/>
+              </w:rPr>
+              <w:t xml:space="preserve"> in item %}</w:t>
+            </w:r>
+          </w:p>
+        </w:tc>
+      </w:tr>
+      <w:tr>
+        <w:trPr>
+          <w:trHeight w:val="60"/>
+        </w:trPr>
+        <w:tc>
+          <w:tcPr>
+            <w:tcW w:w="458" w:type="dxa"/>
             <w:tcBorders>
               <w:top w:val="single" w:sz="8" w:space="0" w:color="auto"/>
-              <w:bottom w:val="single" w:sz="8" w:space="0" w:color="auto"/>
             </w:tcBorders>
             <w:shd w:val="clear" w:color="auto" w:fill="auto"/>
             <w:noWrap/>
+            <w:textDirection w:val="btLr"/>
+            <w:tcFitText/>
           </w:tcPr>
           <w:p>
             <w:pPr>
@@ -13058,13 +13785,18 @@
               </w:tabs>
               <w:autoSpaceDE w:val="0"/>
               <w:autoSpaceDN w:val="0"/>
+              <w:jc w:val="center"/>
+            </w:pPr>
+            <w:r>
               <w:rPr>
                 <w:rFonts w:eastAsia="Times New Roman" w:cs="Arial"/>
                 <w:color w:val="000000"/>
                 <w:szCs w:val="24"/>
                 <w:lang w:val="en-US" w:eastAsia="ru-RU"/>
               </w:rPr>
-            </w:pPr>
+              <w:t xml:space="preserve">{% </w:t>
+            </w:r>
+            <w:proofErr w:type="spellStart"/>
             <w:r>
               <w:rPr>
                 <w:rFonts w:eastAsia="Times New Roman" w:cs="Arial"/>
@@ -13072,17 +13804,58 @@
                 <w:szCs w:val="24"/>
                 <w:lang w:val="en-US" w:eastAsia="ru-RU"/>
               </w:rPr>
-              <w:t>{{ i.text }}</w:t>
-            </w:r>
-          </w:p>
-        </w:tc>
-      </w:tr>
-      <w:tr>
-        <w:tc>
-          <w:tcPr>
-            <w:tcW w:w="9055" w:type="dxa"/>
-            <w:gridSpan w:val="3"/>
+              <w:t>vm</w:t>
+            </w:r>
+            <w:proofErr w:type="spellEnd"/>
+            <w:r>
+              <w:rPr>
+                <w:rFonts w:eastAsia="Times New Roman" w:cs="Arial"/>
+                <w:color w:val="000000"/>
+                <w:szCs w:val="24"/>
+                <w:lang w:val="en-US" w:eastAsia="ru-RU"/>
+              </w:rPr>
+              <w:t xml:space="preserve"> </w:t>
+            </w:r>
+            <w:proofErr w:type="gramStart"/>
+            <w:r>
+              <w:rPr>
+                <w:rFonts w:eastAsia="Times New Roman" w:cs="Arial"/>
+                <w:color w:val="000000"/>
+                <w:szCs w:val="24"/>
+                <w:lang w:val="en-US" w:eastAsia="ru-RU"/>
+              </w:rPr>
+              <w:t>%}{</w:t>
+            </w:r>
+            <w:proofErr w:type="gramEnd"/>
+            <w:r>
+              <w:rPr>
+                <w:rFonts w:eastAsia="Times New Roman" w:cs="Arial"/>
+                <w:color w:val="000000"/>
+                <w:szCs w:val="24"/>
+                <w:lang w:val="en-US" w:eastAsia="ru-RU"/>
+              </w:rPr>
+              <w:t>{ key }}</w:t>
+            </w:r>
+            <w:r>
+              <w:rPr>
+                <w:color w:val="000000"/>
+                <w:szCs w:val="24"/>
+                <w:lang w:eastAsia="ru-RU"/>
+              </w:rPr>
+              <w:t> Семестр</w:t>
+            </w:r>
+          </w:p>
+        </w:tc>
+        <w:tc>
+          <w:tcPr>
+            <w:tcW w:w="8634" w:type="dxa"/>
+            <w:gridSpan w:val="2"/>
+            <w:tcBorders>
+              <w:top w:val="single" w:sz="8" w:space="0" w:color="auto"/>
+              <w:bottom w:val="single" w:sz="8" w:space="0" w:color="auto"/>
+            </w:tcBorders>
             <w:shd w:val="clear" w:color="auto" w:fill="auto"/>
+            <w:noWrap/>
           </w:tcPr>
           <w:p>
             <w:pPr>
@@ -13093,7 +13866,6 @@
               </w:tabs>
               <w:autoSpaceDE w:val="0"/>
               <w:autoSpaceDN w:val="0"/>
-              <w:jc w:val="center"/>
               <w:rPr>
                 <w:rFonts w:eastAsia="Times New Roman" w:cs="Arial"/>
                 <w:color w:val="000000"/>
@@ -13101,6 +13873,7 @@
                 <w:lang w:val="en-US" w:eastAsia="ru-RU"/>
               </w:rPr>
             </w:pPr>
+            <w:proofErr w:type="gramStart"/>
             <w:r>
               <w:rPr>
                 <w:rFonts w:eastAsia="Times New Roman" w:cs="Arial"/>
@@ -13108,7 +13881,37 @@
                 <w:szCs w:val="24"/>
                 <w:lang w:val="en-US" w:eastAsia="ru-RU"/>
               </w:rPr>
-              <w:t>{%tr endfor %}</w:t>
+              <w:t xml:space="preserve">{{ </w:t>
+            </w:r>
+            <w:proofErr w:type="spellStart"/>
+            <w:r>
+              <w:rPr>
+                <w:rFonts w:eastAsia="Times New Roman" w:cs="Arial"/>
+                <w:color w:val="000000"/>
+                <w:szCs w:val="24"/>
+                <w:lang w:val="en-US" w:eastAsia="ru-RU"/>
+              </w:rPr>
+              <w:t>i</w:t>
+            </w:r>
+            <w:proofErr w:type="gramEnd"/>
+            <w:r>
+              <w:rPr>
+                <w:rFonts w:eastAsia="Times New Roman" w:cs="Arial"/>
+                <w:color w:val="000000"/>
+                <w:szCs w:val="24"/>
+                <w:lang w:val="en-US" w:eastAsia="ru-RU"/>
+              </w:rPr>
+              <w:t>.text</w:t>
+            </w:r>
+            <w:proofErr w:type="spellEnd"/>
+            <w:r>
+              <w:rPr>
+                <w:rFonts w:eastAsia="Times New Roman" w:cs="Arial"/>
+                <w:color w:val="000000"/>
+                <w:szCs w:val="24"/>
+                <w:lang w:val="en-US" w:eastAsia="ru-RU"/>
+              </w:rPr>
+              <w:t xml:space="preserve"> }}</w:t>
             </w:r>
           </w:p>
         </w:tc>
@@ -13116,7 +13919,7 @@
       <w:tr>
         <w:tc>
           <w:tcPr>
-            <w:tcW w:w="9055" w:type="dxa"/>
+            <w:tcW w:w="9092" w:type="dxa"/>
             <w:gridSpan w:val="3"/>
             <w:shd w:val="clear" w:color="auto" w:fill="auto"/>
           </w:tcPr>
@@ -13144,7 +13947,27 @@
                 <w:szCs w:val="24"/>
                 <w:lang w:val="en-US" w:eastAsia="ru-RU"/>
               </w:rPr>
-              <w:t>{%tr endfor %}</w:t>
+              <w:t xml:space="preserve">{%tr </w:t>
+            </w:r>
+            <w:proofErr w:type="spellStart"/>
+            <w:r>
+              <w:rPr>
+                <w:rFonts w:eastAsia="Times New Roman" w:cs="Arial"/>
+                <w:color w:val="000000"/>
+                <w:szCs w:val="24"/>
+                <w:lang w:val="en-US" w:eastAsia="ru-RU"/>
+              </w:rPr>
+              <w:t>endfor</w:t>
+            </w:r>
+            <w:proofErr w:type="spellEnd"/>
+            <w:r>
+              <w:rPr>
+                <w:rFonts w:eastAsia="Times New Roman" w:cs="Arial"/>
+                <w:color w:val="000000"/>
+                <w:szCs w:val="24"/>
+                <w:lang w:val="en-US" w:eastAsia="ru-RU"/>
+              </w:rPr>
+              <w:t xml:space="preserve"> %}</w:t>
             </w:r>
           </w:p>
         </w:tc>
@@ -13152,11 +13975,8 @@
       <w:tr>
         <w:tc>
           <w:tcPr>
-            <w:tcW w:w="9055" w:type="dxa"/>
+            <w:tcW w:w="9092" w:type="dxa"/>
             <w:gridSpan w:val="3"/>
-            <w:tcBorders>
-              <w:bottom w:val="single" w:sz="4" w:space="0" w:color="auto"/>
-            </w:tcBorders>
             <w:shd w:val="clear" w:color="auto" w:fill="auto"/>
           </w:tcPr>
           <w:p>
@@ -13183,7 +14003,86 @@
                 <w:szCs w:val="24"/>
                 <w:lang w:val="en-US" w:eastAsia="ru-RU"/>
               </w:rPr>
-              <w:t>{%tr endfor %}</w:t>
+              <w:t xml:space="preserve">{%tr </w:t>
+            </w:r>
+            <w:proofErr w:type="spellStart"/>
+            <w:r>
+              <w:rPr>
+                <w:rFonts w:eastAsia="Times New Roman" w:cs="Arial"/>
+                <w:color w:val="000000"/>
+                <w:szCs w:val="24"/>
+                <w:lang w:val="en-US" w:eastAsia="ru-RU"/>
+              </w:rPr>
+              <w:t>endfor</w:t>
+            </w:r>
+            <w:proofErr w:type="spellEnd"/>
+            <w:r>
+              <w:rPr>
+                <w:rFonts w:eastAsia="Times New Roman" w:cs="Arial"/>
+                <w:color w:val="000000"/>
+                <w:szCs w:val="24"/>
+                <w:lang w:val="en-US" w:eastAsia="ru-RU"/>
+              </w:rPr>
+              <w:t xml:space="preserve"> %}</w:t>
+            </w:r>
+          </w:p>
+        </w:tc>
+      </w:tr>
+      <w:tr>
+        <w:tc>
+          <w:tcPr>
+            <w:tcW w:w="9092" w:type="dxa"/>
+            <w:gridSpan w:val="3"/>
+            <w:tcBorders>
+              <w:bottom w:val="single" w:sz="4" w:space="0" w:color="auto"/>
+            </w:tcBorders>
+            <w:shd w:val="clear" w:color="auto" w:fill="auto"/>
+          </w:tcPr>
+          <w:p>
+            <w:pPr>
+              <w:widowControl w:val="0"/>
+              <w:tabs>
+                <w:tab w:val="left" w:pos="993"/>
+                <w:tab w:val="left" w:pos="1134"/>
+              </w:tabs>
+              <w:autoSpaceDE w:val="0"/>
+              <w:autoSpaceDN w:val="0"/>
+              <w:jc w:val="center"/>
+              <w:rPr>
+                <w:rFonts w:eastAsia="Times New Roman" w:cs="Arial"/>
+                <w:color w:val="000000"/>
+                <w:szCs w:val="24"/>
+                <w:lang w:val="en-US" w:eastAsia="ru-RU"/>
+              </w:rPr>
+            </w:pPr>
+            <w:r>
+              <w:rPr>
+                <w:rFonts w:eastAsia="Times New Roman" w:cs="Arial"/>
+                <w:color w:val="000000"/>
+                <w:szCs w:val="24"/>
+                <w:lang w:val="en-US" w:eastAsia="ru-RU"/>
+              </w:rPr>
+              <w:t xml:space="preserve">{%tr </w:t>
+            </w:r>
+            <w:proofErr w:type="spellStart"/>
+            <w:r>
+              <w:rPr>
+                <w:rFonts w:eastAsia="Times New Roman" w:cs="Arial"/>
+                <w:color w:val="000000"/>
+                <w:szCs w:val="24"/>
+                <w:lang w:val="en-US" w:eastAsia="ru-RU"/>
+              </w:rPr>
+              <w:t>endfor</w:t>
+            </w:r>
+            <w:proofErr w:type="spellEnd"/>
+            <w:r>
+              <w:rPr>
+                <w:rFonts w:eastAsia="Times New Roman" w:cs="Arial"/>
+                <w:color w:val="000000"/>
+                <w:szCs w:val="24"/>
+                <w:lang w:val="en-US" w:eastAsia="ru-RU"/>
+              </w:rPr>
+              <w:t xml:space="preserve"> %}</w:t>
             </w:r>
           </w:p>
         </w:tc>
@@ -13238,12 +14137,14 @@
         </w:rPr>
         <w:t xml:space="preserve"> </w:t>
       </w:r>
+      <w:proofErr w:type="spellStart"/>
       <w:r>
         <w:rPr>
           <w:lang w:val="en-US"/>
         </w:rPr>
         <w:t>i</w:t>
       </w:r>
+      <w:proofErr w:type="spellEnd"/>
       <w:r>
         <w:rPr>
           <w:lang w:val="en-US"/>
@@ -13262,12 +14163,14 @@
         </w:rPr>
         <w:t xml:space="preserve"> </w:t>
       </w:r>
+      <w:proofErr w:type="spellStart"/>
       <w:r>
         <w:rPr>
           <w:lang w:val="en-US"/>
         </w:rPr>
         <w:t>scientific_dissert</w:t>
       </w:r>
+      <w:proofErr w:type="spellEnd"/>
       <w:r>
         <w:rPr>
           <w:lang w:val="en-US"/>
@@ -13302,11 +14205,33 @@
           <w:lang w:val="en-US"/>
         </w:rPr>
       </w:pPr>
+      <w:proofErr w:type="gramStart"/>
       <w:r>
         <w:rPr>
           <w:lang w:val="en-US"/>
         </w:rPr>
-        <w:t>{{ i.text }}</w:t>
+        <w:t xml:space="preserve">{{ </w:t>
+      </w:r>
+      <w:proofErr w:type="spellStart"/>
+      <w:r>
+        <w:rPr>
+          <w:lang w:val="en-US"/>
+        </w:rPr>
+        <w:t>i</w:t>
+      </w:r>
+      <w:proofErr w:type="gramEnd"/>
+      <w:r>
+        <w:rPr>
+          <w:lang w:val="en-US"/>
+        </w:rPr>
+        <w:t>.text</w:t>
+      </w:r>
+      <w:proofErr w:type="spellEnd"/>
+      <w:r>
+        <w:rPr>
+          <w:lang w:val="en-US"/>
+        </w:rPr>
+        <w:t xml:space="preserve"> }}</w:t>
       </w:r>
     </w:p>
     <w:p>
@@ -13322,11 +14247,19 @@
       <w:r>
         <w:t xml:space="preserve"> </w:t>
       </w:r>
+      <w:proofErr w:type="spellStart"/>
       <w:r>
         <w:rPr>
           <w:lang w:val="en-US"/>
         </w:rPr>
-        <w:t>endfor %}</w:t>
+        <w:t>endfor</w:t>
+      </w:r>
+      <w:proofErr w:type="spellEnd"/>
+      <w:r>
+        <w:rPr>
+          <w:lang w:val="en-US"/>
+        </w:rPr>
+        <w:t xml:space="preserve"> %}</w:t>
       </w:r>
     </w:p>
     <w:p>
@@ -13378,12 +14311,14 @@
         </w:rPr>
         <w:t xml:space="preserve"> </w:t>
       </w:r>
+      <w:proofErr w:type="spellStart"/>
       <w:r>
         <w:rPr>
           <w:lang w:val="en-US"/>
         </w:rPr>
         <w:t>i</w:t>
       </w:r>
+      <w:proofErr w:type="spellEnd"/>
       <w:r>
         <w:rPr>
           <w:lang w:val="en-US"/>
@@ -13400,14 +14335,22 @@
         <w:rPr>
           <w:lang w:val="en-US"/>
         </w:rPr>
-        <w:t xml:space="preserve"> scientific_</w:t>
-      </w:r>
+        <w:t xml:space="preserve"> </w:t>
+      </w:r>
+      <w:proofErr w:type="spellStart"/>
       <w:r>
         <w:rPr>
           <w:lang w:val="en-US"/>
         </w:rPr>
+        <w:t>scientific_</w:t>
+      </w:r>
+      <w:r>
+        <w:rPr>
+          <w:lang w:val="en-US"/>
+        </w:rPr>
         <w:t>publish</w:t>
       </w:r>
+      <w:proofErr w:type="spellEnd"/>
       <w:r>
         <w:rPr>
           <w:lang w:val="en-US"/>
@@ -13442,11 +14385,33 @@
           <w:lang w:val="en-US"/>
         </w:rPr>
       </w:pPr>
+      <w:proofErr w:type="gramStart"/>
       <w:r>
         <w:rPr>
           <w:lang w:val="en-US"/>
         </w:rPr>
-        <w:t>{{ i.text }}</w:t>
+        <w:t xml:space="preserve">{{ </w:t>
+      </w:r>
+      <w:proofErr w:type="spellStart"/>
+      <w:r>
+        <w:rPr>
+          <w:lang w:val="en-US"/>
+        </w:rPr>
+        <w:t>i</w:t>
+      </w:r>
+      <w:proofErr w:type="gramEnd"/>
+      <w:r>
+        <w:rPr>
+          <w:lang w:val="en-US"/>
+        </w:rPr>
+        <w:t>.text</w:t>
+      </w:r>
+      <w:proofErr w:type="spellEnd"/>
+      <w:r>
+        <w:rPr>
+          <w:lang w:val="en-US"/>
+        </w:rPr>
+        <w:t xml:space="preserve"> }}</w:t>
       </w:r>
     </w:p>
     <w:p>
@@ -13462,11 +14427,19 @@
       <w:r>
         <w:t xml:space="preserve"> </w:t>
       </w:r>
+      <w:proofErr w:type="spellStart"/>
       <w:r>
         <w:rPr>
           <w:lang w:val="en-US"/>
         </w:rPr>
-        <w:t>endfor %}</w:t>
+        <w:t>endfor</w:t>
+      </w:r>
+      <w:proofErr w:type="spellEnd"/>
+      <w:r>
+        <w:rPr>
+          <w:lang w:val="en-US"/>
+        </w:rPr>
+        <w:t xml:space="preserve"> %}</w:t>
       </w:r>
     </w:p>
     <w:p>
@@ -13477,27 +14450,6 @@
           <w:szCs w:val="24"/>
         </w:rPr>
       </w:pPr>
-    </w:p>
-    <w:p>
-      <w:pPr>
-        <w:ind w:firstLine="709"/>
-        <w:jc w:val="both"/>
-        <w:rPr>
-          <w:szCs w:val="24"/>
-        </w:rPr>
-      </w:pPr>
-      <w:r>
-        <w:rPr>
-          <w:szCs w:val="24"/>
-        </w:rPr>
-        <w:t>Подготовка к публикации статьи в рецензируемых научных изданиях, индексируемых в международных базах данных Web of Science и Scopus</w:t>
-      </w:r>
-      <w:r>
-        <w:rPr>
-          <w:szCs w:val="24"/>
-        </w:rPr>
-        <w:t xml:space="preserve"> </w:t>
-      </w:r>
     </w:p>
     <w:p>
       <w:pPr>
@@ -14101,7 +15053,7 @@
           <w:sz w:val="24"/>
           <w:szCs w:val="24"/>
         </w:rPr>
-        <w:t xml:space="preserve"> подготовки научных и научно-педагогических </w:t>
+        <w:t xml:space="preserve"> подготовки научных и научно-педагогических кадров в аспирантуре</w:t>
       </w:r>
       <w:r>
         <w:rPr>
@@ -14109,8 +15061,7 @@
           <w:sz w:val="24"/>
           <w:szCs w:val="24"/>
         </w:rPr>
-        <w:lastRenderedPageBreak/>
-        <w:t>кадров в аспирантуре</w:t>
+        <w:t xml:space="preserve">. В ходе указанного заседания аспиранту могут быть заданы вопросы, даны рекомендации относительно дальнейшего выполнения научного исследования, также может быть предусмотрено выступление научного руководителя. Итогом рассмотрения </w:t>
       </w:r>
       <w:r>
         <w:rPr>
@@ -14118,7 +15069,8 @@
           <w:sz w:val="24"/>
           <w:szCs w:val="24"/>
         </w:rPr>
-        <w:t xml:space="preserve">. В ходе указанного заседания аспиранту могут быть заданы вопросы, даны рекомендации относительно дальнейшего выполнения научного исследования, также может быть предусмотрено выступление научного руководителя. Итогом рассмотрения отчёта аспиранта о проделанной работе является выставление оценки. Критерии оценивания приведены в таблице 4. </w:t>
+        <w:lastRenderedPageBreak/>
+        <w:t xml:space="preserve">отчёта аспиранта о проделанной работе является выставление оценки. Критерии оценивания приведены в таблице 4. </w:t>
       </w:r>
     </w:p>
     <w:p>
@@ -14418,299 +15370,6 @@
       <w:pPr>
         <w:pStyle w:val="ConsPlusNormal"/>
         <w:ind w:firstLine="709"/>
-        <w:jc w:val="center"/>
-        <w:rPr>
-          <w:rFonts w:ascii="Times New Roman" w:hAnsi="Times New Roman" w:cs="Times New Roman"/>
-          <w:i/>
-          <w:sz w:val="24"/>
-          <w:szCs w:val="24"/>
-        </w:rPr>
-      </w:pPr>
-    </w:p>
-    <w:p>
-      <w:r>
-        <w:t>Таблица 4. Критерии оценивания</w:t>
-      </w:r>
-    </w:p>
-    <w:tbl>
-      <w:tblPr>
-        <w:tblW w:w="0" w:type="auto"/>
-        <w:tblBorders>
-          <w:top w:val="single" w:sz="4" w:space="0" w:color="auto"/>
-          <w:left w:val="single" w:sz="4" w:space="0" w:color="auto"/>
-          <w:bottom w:val="single" w:sz="4" w:space="0" w:color="auto"/>
-          <w:right w:val="single" w:sz="4" w:space="0" w:color="auto"/>
-          <w:insideH w:val="single" w:sz="4" w:space="0" w:color="auto"/>
-          <w:insideV w:val="single" w:sz="4" w:space="0" w:color="auto"/>
-        </w:tblBorders>
-        <w:tblLook w:val="04A0" w:firstRow="1" w:lastRow="0" w:firstColumn="1" w:lastColumn="0" w:noHBand="0" w:noVBand="1"/>
-      </w:tblPr>
-      <w:tblGrid>
-        <w:gridCol w:w="2429"/>
-        <w:gridCol w:w="6915"/>
-      </w:tblGrid>
-      <w:tr>
-        <w:tc>
-          <w:tcPr>
-            <w:tcW w:w="2429" w:type="dxa"/>
-            <w:shd w:val="clear" w:color="auto" w:fill="auto"/>
-            <w:vAlign w:val="center"/>
-          </w:tcPr>
-          <w:p>
-            <w:pPr>
-              <w:jc w:val="center"/>
-              <w:rPr>
-                <w:rFonts w:cs="Arial"/>
-                <w:b/>
-                <w:bCs/>
-              </w:rPr>
-            </w:pPr>
-            <w:r>
-              <w:rPr>
-                <w:rFonts w:cs="Arial"/>
-                <w:b/>
-                <w:bCs/>
-              </w:rPr>
-              <w:t>Оценка</w:t>
-            </w:r>
-          </w:p>
-        </w:tc>
-        <w:tc>
-          <w:tcPr>
-            <w:tcW w:w="7035" w:type="dxa"/>
-            <w:shd w:val="clear" w:color="auto" w:fill="auto"/>
-            <w:vAlign w:val="center"/>
-          </w:tcPr>
-          <w:p>
-            <w:pPr>
-              <w:jc w:val="center"/>
-              <w:rPr>
-                <w:rFonts w:cs="Arial"/>
-                <w:b/>
-                <w:bCs/>
-              </w:rPr>
-            </w:pPr>
-            <w:r>
-              <w:rPr>
-                <w:rFonts w:cs="Arial"/>
-                <w:b/>
-                <w:bCs/>
-              </w:rPr>
-              <w:t>Процент выполнения запланированных работ индивидуального плана научной деятельности аспиранта</w:t>
-            </w:r>
-          </w:p>
-        </w:tc>
-      </w:tr>
-      <w:tr>
-        <w:tc>
-          <w:tcPr>
-            <w:tcW w:w="2429" w:type="dxa"/>
-            <w:shd w:val="clear" w:color="auto" w:fill="auto"/>
-          </w:tcPr>
-          <w:p>
-            <w:pPr>
-              <w:jc w:val="both"/>
-              <w:rPr>
-                <w:rFonts w:cs="Arial"/>
-              </w:rPr>
-            </w:pPr>
-            <w:r>
-              <w:rPr>
-                <w:rFonts w:cs="Arial"/>
-              </w:rPr>
-              <w:t>отлично</w:t>
-            </w:r>
-          </w:p>
-        </w:tc>
-        <w:tc>
-          <w:tcPr>
-            <w:tcW w:w="7035" w:type="dxa"/>
-            <w:shd w:val="clear" w:color="auto" w:fill="auto"/>
-          </w:tcPr>
-          <w:p>
-            <w:pPr>
-              <w:jc w:val="center"/>
-              <w:rPr>
-                <w:rFonts w:cs="Arial"/>
-              </w:rPr>
-            </w:pPr>
-            <w:r>
-              <w:rPr>
-                <w:rFonts w:cs="Arial"/>
-              </w:rPr>
-              <w:t>90-100%</w:t>
-            </w:r>
-          </w:p>
-        </w:tc>
-      </w:tr>
-      <w:tr>
-        <w:tc>
-          <w:tcPr>
-            <w:tcW w:w="2429" w:type="dxa"/>
-            <w:shd w:val="clear" w:color="auto" w:fill="auto"/>
-          </w:tcPr>
-          <w:p>
-            <w:pPr>
-              <w:jc w:val="both"/>
-              <w:rPr>
-                <w:rFonts w:cs="Arial"/>
-              </w:rPr>
-            </w:pPr>
-            <w:r>
-              <w:rPr>
-                <w:rFonts w:cs="Arial"/>
-              </w:rPr>
-              <w:t>хорошо</w:t>
-            </w:r>
-          </w:p>
-        </w:tc>
-        <w:tc>
-          <w:tcPr>
-            <w:tcW w:w="7035" w:type="dxa"/>
-            <w:shd w:val="clear" w:color="auto" w:fill="auto"/>
-          </w:tcPr>
-          <w:p>
-            <w:pPr>
-              <w:jc w:val="center"/>
-              <w:rPr>
-                <w:rFonts w:cs="Arial"/>
-              </w:rPr>
-            </w:pPr>
-            <w:r>
-              <w:rPr>
-                <w:rFonts w:cs="Arial"/>
-              </w:rPr>
-              <w:t>76-89%</w:t>
-            </w:r>
-          </w:p>
-        </w:tc>
-      </w:tr>
-      <w:tr>
-        <w:tc>
-          <w:tcPr>
-            <w:tcW w:w="2429" w:type="dxa"/>
-            <w:shd w:val="clear" w:color="auto" w:fill="auto"/>
-          </w:tcPr>
-          <w:p>
-            <w:pPr>
-              <w:jc w:val="both"/>
-              <w:rPr>
-                <w:rFonts w:cs="Arial"/>
-              </w:rPr>
-            </w:pPr>
-            <w:r>
-              <w:rPr>
-                <w:rFonts w:cs="Arial"/>
-              </w:rPr>
-              <w:t>удовлетворительно</w:t>
-            </w:r>
-          </w:p>
-        </w:tc>
-        <w:tc>
-          <w:tcPr>
-            <w:tcW w:w="7035" w:type="dxa"/>
-            <w:shd w:val="clear" w:color="auto" w:fill="auto"/>
-          </w:tcPr>
-          <w:p>
-            <w:pPr>
-              <w:jc w:val="center"/>
-              <w:rPr>
-                <w:rFonts w:cs="Arial"/>
-              </w:rPr>
-            </w:pPr>
-            <w:r>
-              <w:rPr>
-                <w:rFonts w:cs="Arial"/>
-              </w:rPr>
-              <w:t>50-75%</w:t>
-            </w:r>
-          </w:p>
-        </w:tc>
-      </w:tr>
-      <w:tr>
-        <w:tc>
-          <w:tcPr>
-            <w:tcW w:w="2429" w:type="dxa"/>
-            <w:shd w:val="clear" w:color="auto" w:fill="auto"/>
-          </w:tcPr>
-          <w:p>
-            <w:pPr>
-              <w:jc w:val="both"/>
-              <w:rPr>
-                <w:rFonts w:cs="Arial"/>
-              </w:rPr>
-            </w:pPr>
-            <w:r>
-              <w:rPr>
-                <w:rFonts w:cs="Arial"/>
-              </w:rPr>
-              <w:t>неудовлетворительно</w:t>
-            </w:r>
-          </w:p>
-        </w:tc>
-        <w:tc>
-          <w:tcPr>
-            <w:tcW w:w="7035" w:type="dxa"/>
-            <w:shd w:val="clear" w:color="auto" w:fill="auto"/>
-          </w:tcPr>
-          <w:p>
-            <w:pPr>
-              <w:jc w:val="center"/>
-              <w:rPr>
-                <w:rFonts w:cs="Arial"/>
-              </w:rPr>
-            </w:pPr>
-            <w:r>
-              <w:rPr>
-                <w:rFonts w:cs="Arial"/>
-              </w:rPr>
-              <w:t>менее 50%</w:t>
-            </w:r>
-          </w:p>
-        </w:tc>
-      </w:tr>
-    </w:tbl>
-    <w:p/>
-    <w:p>
-      <w:pPr>
-        <w:pStyle w:val="ConsPlusNormal"/>
-        <w:ind w:firstLine="709"/>
-        <w:jc w:val="both"/>
-        <w:rPr>
-          <w:rFonts w:ascii="Times New Roman" w:hAnsi="Times New Roman" w:cs="Times New Roman"/>
-          <w:sz w:val="24"/>
-          <w:szCs w:val="24"/>
-        </w:rPr>
-      </w:pPr>
-      <w:r>
-        <w:rPr>
-          <w:rFonts w:ascii="Times New Roman" w:hAnsi="Times New Roman" w:cs="Times New Roman"/>
-          <w:sz w:val="24"/>
-          <w:szCs w:val="24"/>
-        </w:rPr>
-        <w:t>По окончании аттестации зав. кафедрой</w:t>
-      </w:r>
-      <w:r>
-        <w:rPr>
-          <w:rFonts w:ascii="Times New Roman" w:hAnsi="Times New Roman" w:cs="Times New Roman"/>
-          <w:sz w:val="24"/>
-          <w:szCs w:val="24"/>
-        </w:rPr>
-        <w:t xml:space="preserve"> / </w:t>
-      </w:r>
-      <w:r>
-        <w:rPr>
-          <w:rFonts w:ascii="Times New Roman" w:hAnsi="Times New Roman" w:cs="Times New Roman"/>
-          <w:sz w:val="24"/>
-          <w:szCs w:val="24"/>
-        </w:rPr>
-        <w:t>руководитель структурного подразделения заполняет разделы индивидуального плана работы аспиранта, касающиеся решения кафедры / структурного подразделения, вносит номер и дату протокола заседания, выставляет полученную аспирантом оценку, утверждает отчет за текущий семестр.</w:t>
-      </w:r>
-    </w:p>
-    <w:p>
-      <w:pPr>
-        <w:pStyle w:val="ConsPlusNormal"/>
-        <w:ind w:firstLine="709"/>
         <w:jc w:val="both"/>
         <w:rPr>
           <w:rFonts w:ascii="Times New Roman" w:hAnsi="Times New Roman" w:cs="Times New Roman"/>
@@ -14823,16 +15482,7 @@
           <w:sz w:val="24"/>
           <w:szCs w:val="24"/>
         </w:rPr>
-        <w:t xml:space="preserve">Лицам, успешно прошедшим итоговую аттестацию по программам аспирантуры, не позднее 30 календарных дней с даты проведения итоговой аттестации выдается заключение о соответствии диссертации на соискание ученой степени кандидата наук критериям, установленным в соответствии с Федеральным законом «О науке и государственной научно-технической политике», заключение по диссертации (при наличии) и свидетельство </w:t>
-      </w:r>
-      <w:r>
-        <w:rPr>
-          <w:rFonts w:ascii="Times New Roman" w:hAnsi="Times New Roman" w:cs="Times New Roman"/>
-          <w:sz w:val="24"/>
-          <w:szCs w:val="24"/>
-        </w:rPr>
-        <w:lastRenderedPageBreak/>
-        <w:t xml:space="preserve">об окончании аспирантуры, форма которого утверждается приказом ректора. </w:t>
+        <w:t xml:space="preserve">Лицам, успешно прошедшим итоговую аттестацию по программам аспирантуры, не позднее 30 календарных дней с даты проведения итоговой аттестации выдается заключение о соответствии диссертации на соискание ученой степени кандидата наук критериям, установленным в соответствии с Федеральным законом «О науке и государственной научно-технической политике», заключение по диссертации (при наличии) и свидетельство об окончании аспирантуры, форма которого утверждается приказом ректора. </w:t>
       </w:r>
     </w:p>
     <w:p>
@@ -14921,13 +15571,23 @@
         <w:lang w:eastAsia="ru-RU"/>
       </w:rPr>
     </w:pPr>
+    <w:proofErr w:type="gramStart"/>
     <w:r>
       <w:rPr>
         <w:rFonts w:eastAsia="Times New Roman"/>
         <w:szCs w:val="24"/>
         <w:lang w:val="en-US" w:eastAsia="ru-RU"/>
       </w:rPr>
-      <w:t xml:space="preserve">{{ year }} </w:t>
+      <w:t>{{ year</w:t>
+    </w:r>
+    <w:proofErr w:type="gramEnd"/>
+    <w:r>
+      <w:rPr>
+        <w:rFonts w:eastAsia="Times New Roman"/>
+        <w:szCs w:val="24"/>
+        <w:lang w:val="en-US" w:eastAsia="ru-RU"/>
+      </w:rPr>
+      <w:t xml:space="preserve"> }} </w:t>
     </w:r>
     <w:r>
       <w:rPr>
@@ -15795,6 +16455,7 @@
   <w:style w:type="character" w:default="1" w:styleId="a0">
     <w:name w:val="Default Paragraph Font"/>
     <w:uiPriority w:val="1"/>
+    <w:semiHidden/>
     <w:unhideWhenUsed/>
   </w:style>
   <w:style w:type="table" w:default="1" w:styleId="a1">

--- a/templates/docxRPD/scientific_four.docx
+++ b/templates/docxRPD/scientific_four.docx
@@ -186,25 +186,7 @@
           <w:szCs w:val="24"/>
           <w:lang w:eastAsia="ru-RU"/>
         </w:rPr>
-        <w:t xml:space="preserve"> «__</w:t>
-      </w:r>
-      <w:proofErr w:type="gramStart"/>
-      <w:r>
-        <w:rPr>
-          <w:rFonts w:eastAsia="Times New Roman"/>
-          <w:szCs w:val="24"/>
-          <w:lang w:eastAsia="ru-RU"/>
-        </w:rPr>
-        <w:t>_»_</w:t>
-      </w:r>
-      <w:proofErr w:type="gramEnd"/>
-      <w:r>
-        <w:rPr>
-          <w:rFonts w:eastAsia="Times New Roman"/>
-          <w:szCs w:val="24"/>
-          <w:lang w:eastAsia="ru-RU"/>
-        </w:rPr>
-        <w:t>__________</w:t>
+        <w:t xml:space="preserve"> «___»___________</w:t>
       </w:r>
       <w:r>
         <w:rPr>
@@ -295,7 +277,6 @@
           <w:lang w:val="en-US" w:eastAsia="ru-RU"/>
         </w:rPr>
       </w:pPr>
-      <w:proofErr w:type="gramStart"/>
       <w:r>
         <w:rPr>
           <w:rFonts w:eastAsia="Times New Roman"/>
@@ -304,18 +285,7 @@
           <w:u w:val="single"/>
           <w:lang w:val="en-US" w:eastAsia="ru-RU"/>
         </w:rPr>
-        <w:t>{{ name</w:t>
-      </w:r>
-      <w:proofErr w:type="gramEnd"/>
-      <w:r>
-        <w:rPr>
-          <w:rFonts w:eastAsia="Times New Roman"/>
-          <w:i/>
-          <w:szCs w:val="24"/>
-          <w:u w:val="single"/>
-          <w:lang w:val="en-US" w:eastAsia="ru-RU"/>
-        </w:rPr>
-        <w:t xml:space="preserve"> }}</w:t>
+        <w:t>{{ name }}</w:t>
       </w:r>
     </w:p>
     <w:p>
@@ -460,7 +430,6 @@
                 <w:lang w:eastAsia="ru-RU"/>
               </w:rPr>
             </w:pPr>
-            <w:proofErr w:type="gramStart"/>
             <w:r>
               <w:rPr>
                 <w:rFonts w:eastAsia="Times New Roman" w:cs="Arial"/>
@@ -468,28 +437,7 @@
                 <w:szCs w:val="24"/>
                 <w:lang w:val="en-US" w:eastAsia="ru-RU"/>
               </w:rPr>
-              <w:t xml:space="preserve">{{ </w:t>
-            </w:r>
-            <w:proofErr w:type="spellStart"/>
-            <w:r>
-              <w:rPr>
-                <w:rFonts w:eastAsia="Times New Roman" w:cs="Arial"/>
-                <w:color w:val="000000"/>
-                <w:szCs w:val="24"/>
-                <w:lang w:val="en-US" w:eastAsia="ru-RU"/>
-              </w:rPr>
-              <w:t>ckaf</w:t>
-            </w:r>
-            <w:proofErr w:type="spellEnd"/>
-            <w:proofErr w:type="gramEnd"/>
-            <w:r>
-              <w:rPr>
-                <w:rFonts w:eastAsia="Times New Roman" w:cs="Arial"/>
-                <w:color w:val="000000"/>
-                <w:szCs w:val="24"/>
-                <w:lang w:val="en-US" w:eastAsia="ru-RU"/>
-              </w:rPr>
-              <w:t xml:space="preserve"> }}</w:t>
+              <w:t>{{ ckaf }}</w:t>
             </w:r>
           </w:p>
         </w:tc>
@@ -549,7 +497,6 @@
                 <w:lang w:eastAsia="ru-RU"/>
               </w:rPr>
             </w:pPr>
-            <w:proofErr w:type="gramStart"/>
             <w:r>
               <w:rPr>
                 <w:rFonts w:eastAsia="Times New Roman" w:cs="Arial"/>
@@ -557,28 +504,7 @@
                 <w:szCs w:val="24"/>
                 <w:lang w:val="en-US" w:eastAsia="ru-RU"/>
               </w:rPr>
-              <w:t xml:space="preserve">{{ </w:t>
-            </w:r>
-            <w:proofErr w:type="spellStart"/>
-            <w:r>
-              <w:rPr>
-                <w:rFonts w:eastAsia="Times New Roman" w:cs="Arial"/>
-                <w:color w:val="000000"/>
-                <w:szCs w:val="24"/>
-                <w:lang w:val="en-US" w:eastAsia="ru-RU"/>
-              </w:rPr>
-              <w:t>cfac</w:t>
-            </w:r>
-            <w:proofErr w:type="spellEnd"/>
-            <w:proofErr w:type="gramEnd"/>
-            <w:r>
-              <w:rPr>
-                <w:rFonts w:eastAsia="Times New Roman" w:cs="Arial"/>
-                <w:color w:val="000000"/>
-                <w:szCs w:val="24"/>
-                <w:lang w:val="en-US" w:eastAsia="ru-RU"/>
-              </w:rPr>
-              <w:t xml:space="preserve"> }}</w:t>
+              <w:t>{{ cfac }}</w:t>
             </w:r>
           </w:p>
         </w:tc>
@@ -721,7 +647,6 @@
                 <w:lang w:val="en-US" w:eastAsia="ru-RU"/>
               </w:rPr>
             </w:pPr>
-            <w:proofErr w:type="gramStart"/>
             <w:r>
               <w:rPr>
                 <w:rFonts w:eastAsia="Times New Roman" w:cs="Arial"/>
@@ -731,22 +656,26 @@
                 <w:szCs w:val="24"/>
                 <w:lang w:val="en-US" w:eastAsia="ru-RU"/>
               </w:rPr>
-              <w:t xml:space="preserve">{{ </w:t>
-            </w:r>
-            <w:proofErr w:type="spellStart"/>
-            <w:r>
+              <w:t>{{ cfob }}</w:t>
+            </w:r>
+          </w:p>
+        </w:tc>
+        <w:tc>
+          <w:tcPr>
+            <w:tcW w:w="3368" w:type="dxa"/>
+            <w:shd w:val="clear" w:color="auto" w:fill="auto"/>
+          </w:tcPr>
+          <w:p>
+            <w:pPr>
               <w:rPr>
                 <w:rFonts w:eastAsia="Times New Roman" w:cs="Arial"/>
                 <w:i/>
                 <w:iCs/>
                 <w:color w:val="000000"/>
                 <w:szCs w:val="24"/>
-                <w:lang w:val="en-US" w:eastAsia="ru-RU"/>
-              </w:rPr>
-              <w:t>cfob</w:t>
-            </w:r>
-            <w:proofErr w:type="spellEnd"/>
-            <w:proofErr w:type="gramEnd"/>
+                <w:lang w:eastAsia="ru-RU"/>
+              </w:rPr>
+            </w:pPr>
             <w:r>
               <w:rPr>
                 <w:rFonts w:eastAsia="Times New Roman" w:cs="Arial"/>
@@ -754,15 +683,18 @@
                 <w:iCs/>
                 <w:color w:val="000000"/>
                 <w:szCs w:val="24"/>
-                <w:lang w:val="en-US" w:eastAsia="ru-RU"/>
-              </w:rPr>
-              <w:t xml:space="preserve"> }}</w:t>
-            </w:r>
-          </w:p>
-        </w:tc>
-        <w:tc>
-          <w:tcPr>
-            <w:tcW w:w="3368" w:type="dxa"/>
+                <w:lang w:eastAsia="ru-RU"/>
+              </w:rPr>
+              <w:t>Год начала освоения</w:t>
+            </w:r>
+          </w:p>
+        </w:tc>
+        <w:tc>
+          <w:tcPr>
+            <w:tcW w:w="2552" w:type="dxa"/>
+            <w:tcBorders>
+              <w:bottom w:val="single" w:sz="4" w:space="0" w:color="auto"/>
+            </w:tcBorders>
             <w:shd w:val="clear" w:color="auto" w:fill="auto"/>
           </w:tcPr>
           <w:p>
@@ -773,7 +705,7 @@
                 <w:iCs/>
                 <w:color w:val="000000"/>
                 <w:szCs w:val="24"/>
-                <w:lang w:eastAsia="ru-RU"/>
+                <w:lang w:val="en-US" w:eastAsia="ru-RU"/>
               </w:rPr>
             </w:pPr>
             <w:r>
@@ -783,67 +715,9 @@
                 <w:iCs/>
                 <w:color w:val="000000"/>
                 <w:szCs w:val="24"/>
-                <w:lang w:eastAsia="ru-RU"/>
-              </w:rPr>
-              <w:t>Год начала освоения</w:t>
-            </w:r>
-          </w:p>
-        </w:tc>
-        <w:tc>
-          <w:tcPr>
-            <w:tcW w:w="2552" w:type="dxa"/>
-            <w:tcBorders>
-              <w:bottom w:val="single" w:sz="4" w:space="0" w:color="auto"/>
-            </w:tcBorders>
-            <w:shd w:val="clear" w:color="auto" w:fill="auto"/>
-          </w:tcPr>
-          <w:p>
-            <w:pPr>
-              <w:rPr>
-                <w:rFonts w:eastAsia="Times New Roman" w:cs="Arial"/>
-                <w:i/>
-                <w:iCs/>
-                <w:color w:val="000000"/>
-                <w:szCs w:val="24"/>
                 <w:lang w:val="en-US" w:eastAsia="ru-RU"/>
               </w:rPr>
-            </w:pPr>
-            <w:proofErr w:type="gramStart"/>
-            <w:r>
-              <w:rPr>
-                <w:rFonts w:eastAsia="Times New Roman" w:cs="Arial"/>
-                <w:i/>
-                <w:iCs/>
-                <w:color w:val="000000"/>
-                <w:szCs w:val="24"/>
-                <w:lang w:val="en-US" w:eastAsia="ru-RU"/>
-              </w:rPr>
-              <w:t xml:space="preserve">{{ </w:t>
-            </w:r>
-            <w:proofErr w:type="spellStart"/>
-            <w:r>
-              <w:rPr>
-                <w:rFonts w:eastAsia="Times New Roman" w:cs="Arial"/>
-                <w:i/>
-                <w:iCs/>
-                <w:color w:val="000000"/>
-                <w:szCs w:val="24"/>
-                <w:lang w:val="en-US" w:eastAsia="ru-RU"/>
-              </w:rPr>
-              <w:t>startyear</w:t>
-            </w:r>
-            <w:proofErr w:type="spellEnd"/>
-            <w:proofErr w:type="gramEnd"/>
-            <w:r>
-              <w:rPr>
-                <w:rFonts w:eastAsia="Times New Roman" w:cs="Arial"/>
-                <w:i/>
-                <w:iCs/>
-                <w:color w:val="000000"/>
-                <w:szCs w:val="24"/>
-                <w:lang w:val="en-US" w:eastAsia="ru-RU"/>
-              </w:rPr>
-              <w:t xml:space="preserve"> }}</w:t>
+              <w:t>{{ startyear }}</w:t>
             </w:r>
           </w:p>
         </w:tc>
@@ -880,7 +754,6 @@
                 <w:lang w:eastAsia="ru-RU"/>
               </w:rPr>
             </w:pPr>
-            <w:proofErr w:type="gramStart"/>
             <w:r>
               <w:rPr>
                 <w:rFonts w:eastAsia="Times New Roman" w:cs="Arial"/>
@@ -901,36 +774,34 @@
                 <w:szCs w:val="24"/>
                 <w:lang w:eastAsia="ru-RU"/>
               </w:rPr>
-              <w:t>освоения</w:t>
-            </w:r>
-            <w:proofErr w:type="gramEnd"/>
-            <w:r>
+              <w:t>освоения:</w:t>
+            </w:r>
+          </w:p>
+        </w:tc>
+        <w:tc>
+          <w:tcPr>
+            <w:tcW w:w="2869" w:type="dxa"/>
+            <w:tcBorders>
+              <w:top w:val="single" w:sz="4" w:space="0" w:color="auto"/>
+              <w:bottom w:val="single" w:sz="4" w:space="0" w:color="auto"/>
+            </w:tcBorders>
+            <w:shd w:val="clear" w:color="auto" w:fill="auto"/>
+            <w:noWrap/>
+            <w:vAlign w:val="bottom"/>
+            <w:hideMark/>
+          </w:tcPr>
+          <w:p>
+            <w:pPr>
               <w:rPr>
                 <w:rFonts w:eastAsia="Times New Roman" w:cs="Arial"/>
                 <w:i/>
                 <w:iCs/>
                 <w:color w:val="000000"/>
                 <w:szCs w:val="24"/>
-                <w:lang w:eastAsia="ru-RU"/>
-              </w:rPr>
-              <w:t>:</w:t>
-            </w:r>
-          </w:p>
-        </w:tc>
-        <w:tc>
-          <w:tcPr>
-            <w:tcW w:w="2869" w:type="dxa"/>
-            <w:tcBorders>
-              <w:top w:val="single" w:sz="4" w:space="0" w:color="auto"/>
-              <w:bottom w:val="single" w:sz="4" w:space="0" w:color="auto"/>
-            </w:tcBorders>
-            <w:shd w:val="clear" w:color="auto" w:fill="auto"/>
-            <w:noWrap/>
-            <w:vAlign w:val="bottom"/>
-            <w:hideMark/>
-          </w:tcPr>
-          <w:p>
-            <w:pPr>
+                <w:lang w:val="en-US" w:eastAsia="ru-RU"/>
+              </w:rPr>
+            </w:pPr>
+            <w:r>
               <w:rPr>
                 <w:rFonts w:eastAsia="Times New Roman" w:cs="Arial"/>
                 <w:i/>
@@ -939,20 +810,26 @@
                 <w:szCs w:val="24"/>
                 <w:lang w:val="en-US" w:eastAsia="ru-RU"/>
               </w:rPr>
-            </w:pPr>
-            <w:proofErr w:type="gramStart"/>
-            <w:r>
+              <w:t>{{ rng }}</w:t>
+            </w:r>
+          </w:p>
+        </w:tc>
+        <w:tc>
+          <w:tcPr>
+            <w:tcW w:w="3368" w:type="dxa"/>
+            <w:shd w:val="clear" w:color="auto" w:fill="auto"/>
+          </w:tcPr>
+          <w:p>
+            <w:pPr>
               <w:rPr>
                 <w:rFonts w:eastAsia="Times New Roman" w:cs="Arial"/>
                 <w:i/>
                 <w:iCs/>
                 <w:color w:val="000000"/>
                 <w:szCs w:val="24"/>
-                <w:lang w:val="en-US" w:eastAsia="ru-RU"/>
-              </w:rPr>
-              <w:t xml:space="preserve">{{ </w:t>
-            </w:r>
-            <w:proofErr w:type="spellStart"/>
+                <w:lang w:eastAsia="ru-RU"/>
+              </w:rPr>
+            </w:pPr>
             <w:r>
               <w:rPr>
                 <w:rFonts w:eastAsia="Times New Roman" w:cs="Arial"/>
@@ -960,112 +837,48 @@
                 <w:iCs/>
                 <w:color w:val="000000"/>
                 <w:szCs w:val="24"/>
-                <w:lang w:val="en-US" w:eastAsia="ru-RU"/>
-              </w:rPr>
-              <w:t>rng</w:t>
-            </w:r>
-            <w:proofErr w:type="spellEnd"/>
-            <w:proofErr w:type="gramEnd"/>
-            <w:r>
+                <w:lang w:eastAsia="ru-RU"/>
+              </w:rPr>
+              <w:t>Федеральные государственные требования</w:t>
+            </w:r>
+          </w:p>
+        </w:tc>
+        <w:tc>
+          <w:tcPr>
+            <w:tcW w:w="2552" w:type="dxa"/>
+            <w:tcBorders>
+              <w:top w:val="single" w:sz="4" w:space="0" w:color="auto"/>
+              <w:bottom w:val="single" w:sz="4" w:space="0" w:color="auto"/>
+            </w:tcBorders>
+            <w:shd w:val="clear" w:color="auto" w:fill="auto"/>
+          </w:tcPr>
+          <w:p>
+            <w:pPr>
               <w:rPr>
                 <w:rFonts w:eastAsia="Times New Roman" w:cs="Arial"/>
-                <w:i/>
-                <w:iCs/>
+                <w:color w:val="000000"/>
+                <w:szCs w:val="24"/>
+                <w:lang w:eastAsia="ru-RU"/>
+              </w:rPr>
+            </w:pPr>
+          </w:p>
+          <w:p>
+            <w:pPr>
+              <w:rPr>
+                <w:rFonts w:eastAsia="Times New Roman" w:cs="Arial"/>
                 <w:color w:val="000000"/>
                 <w:szCs w:val="24"/>
                 <w:lang w:val="en-US" w:eastAsia="ru-RU"/>
               </w:rPr>
-              <w:t xml:space="preserve"> }}</w:t>
-            </w:r>
-          </w:p>
-        </w:tc>
-        <w:tc>
-          <w:tcPr>
-            <w:tcW w:w="3368" w:type="dxa"/>
-            <w:shd w:val="clear" w:color="auto" w:fill="auto"/>
-          </w:tcPr>
-          <w:p>
-            <w:pPr>
-              <w:rPr>
-                <w:rFonts w:eastAsia="Times New Roman" w:cs="Arial"/>
-                <w:i/>
-                <w:iCs/>
-                <w:color w:val="000000"/>
-                <w:szCs w:val="24"/>
-                <w:lang w:eastAsia="ru-RU"/>
-              </w:rPr>
-            </w:pPr>
-            <w:r>
-              <w:rPr>
-                <w:rFonts w:eastAsia="Times New Roman" w:cs="Arial"/>
-                <w:i/>
-                <w:iCs/>
-                <w:color w:val="000000"/>
-                <w:szCs w:val="24"/>
-                <w:lang w:eastAsia="ru-RU"/>
-              </w:rPr>
-              <w:t>Федеральные государственные требования</w:t>
-            </w:r>
-          </w:p>
-        </w:tc>
-        <w:tc>
-          <w:tcPr>
-            <w:tcW w:w="2552" w:type="dxa"/>
-            <w:tcBorders>
-              <w:top w:val="single" w:sz="4" w:space="0" w:color="auto"/>
-              <w:bottom w:val="single" w:sz="4" w:space="0" w:color="auto"/>
-            </w:tcBorders>
-            <w:shd w:val="clear" w:color="auto" w:fill="auto"/>
-          </w:tcPr>
-          <w:p>
-            <w:pPr>
-              <w:rPr>
-                <w:rFonts w:eastAsia="Times New Roman" w:cs="Arial"/>
-                <w:color w:val="000000"/>
-                <w:szCs w:val="24"/>
-                <w:lang w:eastAsia="ru-RU"/>
-              </w:rPr>
-            </w:pPr>
-          </w:p>
-          <w:p>
-            <w:pPr>
+            </w:pPr>
+            <w:r>
               <w:rPr>
                 <w:rFonts w:eastAsia="Times New Roman" w:cs="Arial"/>
                 <w:color w:val="000000"/>
                 <w:szCs w:val="24"/>
                 <w:lang w:val="en-US" w:eastAsia="ru-RU"/>
               </w:rPr>
-            </w:pPr>
-            <w:proofErr w:type="gramStart"/>
-            <w:r>
-              <w:rPr>
-                <w:rFonts w:eastAsia="Times New Roman" w:cs="Arial"/>
-                <w:color w:val="000000"/>
-                <w:szCs w:val="24"/>
-                <w:lang w:val="en-US" w:eastAsia="ru-RU"/>
-              </w:rPr>
-              <w:t xml:space="preserve">{{ </w:t>
-            </w:r>
-            <w:proofErr w:type="spellStart"/>
-            <w:r>
-              <w:rPr>
-                <w:rFonts w:eastAsia="Times New Roman" w:cs="Arial"/>
-                <w:color w:val="000000"/>
-                <w:szCs w:val="24"/>
-                <w:lang w:val="en-US" w:eastAsia="ru-RU"/>
-              </w:rPr>
-              <w:t>fgt</w:t>
-            </w:r>
-            <w:proofErr w:type="spellEnd"/>
-            <w:proofErr w:type="gramEnd"/>
-            <w:r>
-              <w:rPr>
-                <w:rFonts w:eastAsia="Times New Roman" w:cs="Arial"/>
-                <w:color w:val="000000"/>
-                <w:szCs w:val="24"/>
-                <w:lang w:val="en-US" w:eastAsia="ru-RU"/>
-              </w:rPr>
-              <w:t xml:space="preserve"> }}</w:t>
+              <w:t>{{ fgt }}</w:t>
             </w:r>
           </w:p>
         </w:tc>
@@ -1282,7 +1095,6 @@
                 <w:lang w:val="en-US" w:eastAsia="ru-RU"/>
               </w:rPr>
             </w:pPr>
-            <w:proofErr w:type="gramStart"/>
             <w:r>
               <w:rPr>
                 <w:rFonts w:eastAsia="Times New Roman" w:cs="Arial"/>
@@ -1292,32 +1104,7 @@
                 <w:szCs w:val="24"/>
                 <w:lang w:val="en-US" w:eastAsia="ru-RU"/>
               </w:rPr>
-              <w:t xml:space="preserve">{{ </w:t>
-            </w:r>
-            <w:proofErr w:type="spellStart"/>
-            <w:r>
-              <w:rPr>
-                <w:rFonts w:eastAsia="Times New Roman" w:cs="Arial"/>
-                <w:i/>
-                <w:iCs/>
-                <w:color w:val="000000"/>
-                <w:szCs w:val="24"/>
-                <w:lang w:val="en-US" w:eastAsia="ru-RU"/>
-              </w:rPr>
-              <w:t>viceRector</w:t>
-            </w:r>
-            <w:proofErr w:type="spellEnd"/>
-            <w:proofErr w:type="gramEnd"/>
-            <w:r>
-              <w:rPr>
-                <w:rFonts w:eastAsia="Times New Roman" w:cs="Arial"/>
-                <w:i/>
-                <w:iCs/>
-                <w:color w:val="000000"/>
-                <w:szCs w:val="24"/>
-                <w:lang w:val="en-US" w:eastAsia="ru-RU"/>
-              </w:rPr>
-              <w:t xml:space="preserve"> }}</w:t>
+              <w:t>{{ viceRector }}</w:t>
             </w:r>
           </w:p>
         </w:tc>
@@ -1494,7 +1281,6 @@
                 <w:lang w:val="en-US" w:eastAsia="ru-RU"/>
               </w:rPr>
             </w:pPr>
-            <w:proofErr w:type="gramStart"/>
             <w:r>
               <w:rPr>
                 <w:rFonts w:eastAsia="Times New Roman" w:cs="Arial"/>
@@ -1504,19 +1290,7 @@
                 <w:szCs w:val="24"/>
                 <w:lang w:val="en-US" w:eastAsia="ru-RU"/>
               </w:rPr>
-              <w:t>{{ director</w:t>
-            </w:r>
-            <w:proofErr w:type="gramEnd"/>
-            <w:r>
-              <w:rPr>
-                <w:rFonts w:eastAsia="Times New Roman" w:cs="Arial"/>
-                <w:i/>
-                <w:iCs/>
-                <w:color w:val="000000"/>
-                <w:szCs w:val="24"/>
-                <w:lang w:val="en-US" w:eastAsia="ru-RU"/>
-              </w:rPr>
-              <w:t xml:space="preserve"> }}</w:t>
+              <w:t>{{ director }}</w:t>
             </w:r>
           </w:p>
         </w:tc>
@@ -1693,7 +1467,6 @@
                 <w:lang w:val="en-US" w:eastAsia="ru-RU"/>
               </w:rPr>
             </w:pPr>
-            <w:proofErr w:type="gramStart"/>
             <w:r>
               <w:rPr>
                 <w:rFonts w:eastAsia="Times New Roman" w:cs="Arial"/>
@@ -1703,32 +1476,7 @@
                 <w:szCs w:val="24"/>
                 <w:lang w:val="en-US" w:eastAsia="ru-RU"/>
               </w:rPr>
-              <w:t xml:space="preserve">{{ </w:t>
-            </w:r>
-            <w:proofErr w:type="spellStart"/>
-            <w:r>
-              <w:rPr>
-                <w:rFonts w:eastAsia="Times New Roman" w:cs="Arial"/>
-                <w:i/>
-                <w:iCs/>
-                <w:color w:val="000000"/>
-                <w:szCs w:val="24"/>
-                <w:lang w:val="en-US" w:eastAsia="ru-RU"/>
-              </w:rPr>
-              <w:t>zavkaf</w:t>
-            </w:r>
-            <w:proofErr w:type="spellEnd"/>
-            <w:proofErr w:type="gramEnd"/>
-            <w:r>
-              <w:rPr>
-                <w:rFonts w:eastAsia="Times New Roman" w:cs="Arial"/>
-                <w:i/>
-                <w:iCs/>
-                <w:color w:val="000000"/>
-                <w:szCs w:val="24"/>
-                <w:lang w:val="en-US" w:eastAsia="ru-RU"/>
-              </w:rPr>
-              <w:t xml:space="preserve"> }}</w:t>
+              <w:t>{{ zavkaf }}</w:t>
             </w:r>
           </w:p>
         </w:tc>
@@ -1905,7 +1653,6 @@
                 <w:lang w:val="en-US" w:eastAsia="ru-RU"/>
               </w:rPr>
             </w:pPr>
-            <w:proofErr w:type="gramStart"/>
             <w:r>
               <w:rPr>
                 <w:rFonts w:eastAsia="Times New Roman" w:cs="Arial"/>
@@ -1915,32 +1662,7 @@
                 <w:szCs w:val="24"/>
                 <w:lang w:val="en-US" w:eastAsia="ru-RU"/>
               </w:rPr>
-              <w:t xml:space="preserve">{{ </w:t>
-            </w:r>
-            <w:proofErr w:type="spellStart"/>
-            <w:r>
-              <w:rPr>
-                <w:rFonts w:eastAsia="Times New Roman" w:cs="Arial"/>
-                <w:i/>
-                <w:iCs/>
-                <w:color w:val="000000"/>
-                <w:szCs w:val="24"/>
-                <w:lang w:val="en-US" w:eastAsia="ru-RU"/>
-              </w:rPr>
-              <w:t>rop</w:t>
-            </w:r>
-            <w:proofErr w:type="spellEnd"/>
-            <w:proofErr w:type="gramEnd"/>
-            <w:r>
-              <w:rPr>
-                <w:rFonts w:eastAsia="Times New Roman" w:cs="Arial"/>
-                <w:i/>
-                <w:iCs/>
-                <w:color w:val="000000"/>
-                <w:szCs w:val="24"/>
-                <w:lang w:val="en-US" w:eastAsia="ru-RU"/>
-              </w:rPr>
-              <w:t xml:space="preserve"> }}</w:t>
+              <w:t>{{ rop }}</w:t>
             </w:r>
           </w:p>
         </w:tc>
@@ -2388,7 +2110,6 @@
               </w:rPr>
               <w:t xml:space="preserve"> </w:t>
             </w:r>
-            <w:proofErr w:type="gramStart"/>
             <w:r>
               <w:rPr>
                 <w:rFonts w:eastAsia="Times New Roman"/>
@@ -2396,9 +2117,32 @@
                 <w:szCs w:val="24"/>
                 <w:lang w:val="en-US" w:eastAsia="ru-RU"/>
               </w:rPr>
-              <w:t>{{ p</w:t>
-            </w:r>
-            <w:proofErr w:type="gramEnd"/>
+              <w:t>{{ p2 }}</w:t>
+            </w:r>
+          </w:p>
+        </w:tc>
+        <w:tc>
+          <w:tcPr>
+            <w:tcW w:w="2977" w:type="dxa"/>
+          </w:tcPr>
+          <w:p>
+            <w:pPr>
+              <w:jc w:val="both"/>
+              <w:rPr>
+                <w:rFonts w:eastAsia="Times New Roman"/>
+                <w:szCs w:val="24"/>
+                <w:lang w:val="en-US" w:eastAsia="ru-RU"/>
+              </w:rPr>
+            </w:pPr>
+            <w:r>
+              <w:rPr>
+                <w:rFonts w:eastAsia="Times New Roman"/>
+                <w:b/>
+                <w:szCs w:val="24"/>
+                <w:lang w:eastAsia="ru-RU"/>
+              </w:rPr>
+              <w:t xml:space="preserve">Р–2.1 </w:t>
+            </w:r>
             <w:r>
               <w:rPr>
                 <w:rFonts w:eastAsia="Times New Roman"/>
@@ -2406,8 +2150,51 @@
                 <w:szCs w:val="24"/>
                 <w:lang w:val="en-US" w:eastAsia="ru-RU"/>
               </w:rPr>
-              <w:t>2 }}</w:t>
-            </w:r>
+              <w:t>{{ p21 }}</w:t>
+            </w:r>
+          </w:p>
+        </w:tc>
+        <w:tc>
+          <w:tcPr>
+            <w:tcW w:w="3969" w:type="dxa"/>
+          </w:tcPr>
+          <w:p>
+            <w:pPr>
+              <w:jc w:val="both"/>
+              <w:rPr>
+                <w:rFonts w:eastAsia="Times New Roman"/>
+                <w:b/>
+                <w:szCs w:val="24"/>
+                <w:lang w:eastAsia="ru-RU"/>
+              </w:rPr>
+            </w:pPr>
+            <w:r>
+              <w:rPr>
+                <w:rFonts w:eastAsia="Times New Roman"/>
+                <w:szCs w:val="24"/>
+                <w:lang w:eastAsia="ru-RU"/>
+              </w:rPr>
+              <w:t>Научная деятельность, направленная на подготовку диссертации к защите</w:t>
+            </w:r>
+          </w:p>
+        </w:tc>
+      </w:tr>
+      <w:tr>
+        <w:tc>
+          <w:tcPr>
+            <w:tcW w:w="2660" w:type="dxa"/>
+            <w:vMerge/>
+          </w:tcPr>
+          <w:p>
+            <w:pPr>
+              <w:jc w:val="both"/>
+              <w:rPr>
+                <w:rFonts w:eastAsia="Times New Roman"/>
+                <w:b/>
+                <w:szCs w:val="24"/>
+                <w:lang w:eastAsia="ru-RU"/>
+              </w:rPr>
+            </w:pPr>
           </w:p>
         </w:tc>
         <w:tc>
@@ -2430,9 +2217,8 @@
                 <w:szCs w:val="24"/>
                 <w:lang w:eastAsia="ru-RU"/>
               </w:rPr>
-              <w:t xml:space="preserve">Р–2.1 </w:t>
-            </w:r>
-            <w:proofErr w:type="gramStart"/>
+              <w:t xml:space="preserve">Р–2.2 </w:t>
+            </w:r>
             <w:r>
               <w:rPr>
                 <w:rFonts w:eastAsia="Times New Roman"/>
@@ -2440,104 +2226,7 @@
                 <w:szCs w:val="24"/>
                 <w:lang w:val="en-US" w:eastAsia="ru-RU"/>
               </w:rPr>
-              <w:t>{{ p</w:t>
-            </w:r>
-            <w:proofErr w:type="gramEnd"/>
-            <w:r>
-              <w:rPr>
-                <w:rFonts w:eastAsia="Times New Roman"/>
-                <w:b/>
-                <w:szCs w:val="24"/>
-                <w:lang w:val="en-US" w:eastAsia="ru-RU"/>
-              </w:rPr>
-              <w:t>21 }}</w:t>
-            </w:r>
-          </w:p>
-        </w:tc>
-        <w:tc>
-          <w:tcPr>
-            <w:tcW w:w="3969" w:type="dxa"/>
-          </w:tcPr>
-          <w:p>
-            <w:pPr>
-              <w:jc w:val="both"/>
-              <w:rPr>
-                <w:rFonts w:eastAsia="Times New Roman"/>
-                <w:b/>
-                <w:szCs w:val="24"/>
-                <w:lang w:eastAsia="ru-RU"/>
-              </w:rPr>
-            </w:pPr>
-            <w:r>
-              <w:rPr>
-                <w:rFonts w:eastAsia="Times New Roman"/>
-                <w:szCs w:val="24"/>
-                <w:lang w:eastAsia="ru-RU"/>
-              </w:rPr>
-              <w:t>Научная деятельность, направленная на подготовку диссертации к защите</w:t>
-            </w:r>
-          </w:p>
-        </w:tc>
-      </w:tr>
-      <w:tr>
-        <w:tc>
-          <w:tcPr>
-            <w:tcW w:w="2660" w:type="dxa"/>
-            <w:vMerge/>
-          </w:tcPr>
-          <w:p>
-            <w:pPr>
-              <w:jc w:val="both"/>
-              <w:rPr>
-                <w:rFonts w:eastAsia="Times New Roman"/>
-                <w:b/>
-                <w:szCs w:val="24"/>
-                <w:lang w:eastAsia="ru-RU"/>
-              </w:rPr>
-            </w:pPr>
-          </w:p>
-        </w:tc>
-        <w:tc>
-          <w:tcPr>
-            <w:tcW w:w="2977" w:type="dxa"/>
-          </w:tcPr>
-          <w:p>
-            <w:pPr>
-              <w:jc w:val="both"/>
-              <w:rPr>
-                <w:rFonts w:eastAsia="Times New Roman"/>
-                <w:szCs w:val="24"/>
-                <w:lang w:val="en-US" w:eastAsia="ru-RU"/>
-              </w:rPr>
-            </w:pPr>
-            <w:r>
-              <w:rPr>
-                <w:rFonts w:eastAsia="Times New Roman"/>
-                <w:b/>
-                <w:szCs w:val="24"/>
-                <w:lang w:eastAsia="ru-RU"/>
-              </w:rPr>
-              <w:t xml:space="preserve">Р–2.2 </w:t>
-            </w:r>
-            <w:proofErr w:type="gramStart"/>
-            <w:r>
-              <w:rPr>
-                <w:rFonts w:eastAsia="Times New Roman"/>
-                <w:b/>
-                <w:szCs w:val="24"/>
-                <w:lang w:val="en-US" w:eastAsia="ru-RU"/>
-              </w:rPr>
-              <w:t>{{ p</w:t>
-            </w:r>
-            <w:proofErr w:type="gramEnd"/>
-            <w:r>
-              <w:rPr>
-                <w:rFonts w:eastAsia="Times New Roman"/>
-                <w:b/>
-                <w:szCs w:val="24"/>
-                <w:lang w:val="en-US" w:eastAsia="ru-RU"/>
-              </w:rPr>
-              <w:t>22}}</w:t>
+              <w:t>{{ p22}}</w:t>
             </w:r>
           </w:p>
         </w:tc>
@@ -2776,79 +2465,7 @@
           <w:szCs w:val="24"/>
           <w:lang w:eastAsia="ru-RU"/>
         </w:rPr>
-        <w:t xml:space="preserve"> публикаций, в которых излагаются основные научные результаты диссертации, в рецензируемых научных изданиях, в приравненных к ним научных изданиях, индексируемых в международных базах данных Web </w:t>
-      </w:r>
-      <w:proofErr w:type="spellStart"/>
-      <w:r>
-        <w:rPr>
-          <w:rFonts w:eastAsia="Times New Roman"/>
-          <w:szCs w:val="24"/>
-          <w:lang w:eastAsia="ru-RU"/>
-        </w:rPr>
-        <w:t>of</w:t>
-      </w:r>
-      <w:proofErr w:type="spellEnd"/>
-      <w:r>
-        <w:rPr>
-          <w:rFonts w:eastAsia="Times New Roman"/>
-          <w:szCs w:val="24"/>
-          <w:lang w:eastAsia="ru-RU"/>
-        </w:rPr>
-        <w:t xml:space="preserve"> Science и </w:t>
-      </w:r>
-      <w:proofErr w:type="spellStart"/>
-      <w:r>
-        <w:rPr>
-          <w:rFonts w:eastAsia="Times New Roman"/>
-          <w:szCs w:val="24"/>
-          <w:lang w:eastAsia="ru-RU"/>
-        </w:rPr>
-        <w:t>Scopus</w:t>
-      </w:r>
-      <w:proofErr w:type="spellEnd"/>
-      <w:r>
-        <w:rPr>
-          <w:rFonts w:eastAsia="Times New Roman"/>
-          <w:szCs w:val="24"/>
-          <w:lang w:eastAsia="ru-RU"/>
-        </w:rPr>
-        <w:t xml:space="preserve"> и международных базах данных, определяемых в соответствии с рекомендацией Высшей аттестационной комиссии при Министерстве науки и высшего образования Российской Федерации, а также в научных изданиях, индексируемых в </w:t>
-      </w:r>
-      <w:proofErr w:type="spellStart"/>
-      <w:r>
-        <w:rPr>
-          <w:rFonts w:eastAsia="Times New Roman"/>
-          <w:szCs w:val="24"/>
-          <w:lang w:eastAsia="ru-RU"/>
-        </w:rPr>
-        <w:t>наукометрической</w:t>
-      </w:r>
-      <w:proofErr w:type="spellEnd"/>
-      <w:r>
-        <w:rPr>
-          <w:rFonts w:eastAsia="Times New Roman"/>
-          <w:szCs w:val="24"/>
-          <w:lang w:eastAsia="ru-RU"/>
-        </w:rPr>
-        <w:t xml:space="preserve"> базе данных Russian Science </w:t>
-      </w:r>
-      <w:proofErr w:type="spellStart"/>
-      <w:r>
-        <w:rPr>
-          <w:rFonts w:eastAsia="Times New Roman"/>
-          <w:szCs w:val="24"/>
-          <w:lang w:eastAsia="ru-RU"/>
-        </w:rPr>
-        <w:t>Citation</w:t>
-      </w:r>
-      <w:proofErr w:type="spellEnd"/>
-      <w:r>
-        <w:rPr>
-          <w:rFonts w:eastAsia="Times New Roman"/>
-          <w:szCs w:val="24"/>
-          <w:lang w:eastAsia="ru-RU"/>
-        </w:rPr>
-        <w:t xml:space="preserve"> Index (RSCI), и (или) заявок на патенты на изобретения, полезные модели, промышленные образцы, селекционные достижения, свидетельства о государственной регистрации программ для электронных вычислительных машин, баз данных, топо</w:t>
+        <w:t xml:space="preserve"> публикаций, в которых излагаются основные научные результаты диссертации, в рецензируемых научных изданиях, в приравненных к ним научных изданиях, индексируемых в международных базах данных Web of Science и Scopus и международных базах данных, определяемых в соответствии с рекомендацией Высшей аттестационной комиссии при Министерстве науки и высшего образования Российской Федерации, а также в научных изданиях, индексируемых в наукометрической базе данных Russian Science Citation Index (RSCI), и (или) заявок на патенты на изобретения, полезные модели, промышленные образцы, селекционные достижения, свидетельства о государственной регистрации программ для электронных вычислительных машин, баз данных, топо</w:t>
       </w:r>
       <w:r>
         <w:rPr>
@@ -3170,51 +2787,7 @@
                 <w:szCs w:val="16"/>
                 <w:lang w:eastAsia="ru-RU"/>
               </w:rPr>
-              <w:t xml:space="preserve">Формы </w:t>
-            </w:r>
-            <w:proofErr w:type="spellStart"/>
-            <w:r>
-              <w:rPr>
-                <w:rFonts w:ascii="Tahoma" w:eastAsia="Times New Roman" w:hAnsi="Tahoma" w:cs="Tahoma"/>
-                <w:color w:val="000000"/>
-                <w:sz w:val="16"/>
-                <w:szCs w:val="16"/>
-                <w:lang w:eastAsia="ru-RU"/>
-              </w:rPr>
-              <w:t>пром</w:t>
-            </w:r>
-            <w:proofErr w:type="spellEnd"/>
-            <w:r>
-              <w:rPr>
-                <w:rFonts w:ascii="Tahoma" w:eastAsia="Times New Roman" w:hAnsi="Tahoma" w:cs="Tahoma"/>
-                <w:color w:val="000000"/>
-                <w:sz w:val="16"/>
-                <w:szCs w:val="16"/>
-                <w:lang w:eastAsia="ru-RU"/>
-              </w:rPr>
-              <w:t xml:space="preserve">. </w:t>
-            </w:r>
-            <w:proofErr w:type="spellStart"/>
-            <w:r>
-              <w:rPr>
-                <w:rFonts w:ascii="Tahoma" w:eastAsia="Times New Roman" w:hAnsi="Tahoma" w:cs="Tahoma"/>
-                <w:color w:val="000000"/>
-                <w:sz w:val="16"/>
-                <w:szCs w:val="16"/>
-                <w:lang w:eastAsia="ru-RU"/>
-              </w:rPr>
-              <w:t>атт</w:t>
-            </w:r>
-            <w:proofErr w:type="spellEnd"/>
-            <w:r>
-              <w:rPr>
-                <w:rFonts w:ascii="Tahoma" w:eastAsia="Times New Roman" w:hAnsi="Tahoma" w:cs="Tahoma"/>
-                <w:color w:val="000000"/>
-                <w:sz w:val="16"/>
-                <w:szCs w:val="16"/>
-                <w:lang w:eastAsia="ru-RU"/>
-              </w:rPr>
-              <w:t>.</w:t>
+              <w:t>Формы пром. атт.</w:t>
             </w:r>
           </w:p>
         </w:tc>
@@ -3244,7 +2817,6 @@
                 <w:lang w:eastAsia="ru-RU"/>
               </w:rPr>
             </w:pPr>
-            <w:proofErr w:type="spellStart"/>
             <w:r>
               <w:rPr>
                 <w:rFonts w:ascii="Tahoma" w:eastAsia="Times New Roman" w:hAnsi="Tahoma" w:cs="Tahoma"/>
@@ -3253,18 +2825,7 @@
                 <w:szCs w:val="16"/>
                 <w:lang w:eastAsia="ru-RU"/>
               </w:rPr>
-              <w:t>з.е</w:t>
-            </w:r>
-            <w:proofErr w:type="spellEnd"/>
-            <w:r>
-              <w:rPr>
-                <w:rFonts w:ascii="Tahoma" w:eastAsia="Times New Roman" w:hAnsi="Tahoma" w:cs="Tahoma"/>
-                <w:color w:val="000000"/>
-                <w:sz w:val="16"/>
-                <w:szCs w:val="16"/>
-                <w:lang w:eastAsia="ru-RU"/>
-              </w:rPr>
-              <w:t>.</w:t>
+              <w:t>з.е.</w:t>
             </w:r>
           </w:p>
         </w:tc>
@@ -3339,22 +2900,8 @@
                 <w:szCs w:val="16"/>
                 <w:lang w:eastAsia="ru-RU"/>
               </w:rPr>
-              <w:t xml:space="preserve">Итого </w:t>
-            </w:r>
-            <w:proofErr w:type="spellStart"/>
-            <w:proofErr w:type="gramStart"/>
-            <w:r>
-              <w:rPr>
-                <w:rFonts w:ascii="Tahoma" w:eastAsia="Times New Roman" w:hAnsi="Tahoma" w:cs="Tahoma"/>
-                <w:color w:val="000000"/>
-                <w:sz w:val="16"/>
-                <w:szCs w:val="16"/>
-                <w:lang w:eastAsia="ru-RU"/>
-              </w:rPr>
-              <w:t>акад.часов</w:t>
-            </w:r>
-            <w:proofErr w:type="spellEnd"/>
-            <w:proofErr w:type="gramEnd"/>
+              <w:t>Итого акад.часов</w:t>
+            </w:r>
           </w:p>
         </w:tc>
         <w:tc>
@@ -4060,7 +3607,6 @@
                 <w:lang w:eastAsia="ru-RU"/>
               </w:rPr>
             </w:pPr>
-            <w:proofErr w:type="spellStart"/>
             <w:r>
               <w:rPr>
                 <w:rFonts w:ascii="Tahoma" w:eastAsia="Times New Roman" w:hAnsi="Tahoma" w:cs="Tahoma"/>
@@ -4069,10 +3615,26 @@
                 <w:szCs w:val="16"/>
                 <w:lang w:eastAsia="ru-RU"/>
               </w:rPr>
-              <w:t>Экза</w:t>
-            </w:r>
-            <w:proofErr w:type="spellEnd"/>
-            <w:r>
+              <w:t>Экза мен</w:t>
+            </w:r>
+          </w:p>
+        </w:tc>
+        <w:tc>
+          <w:tcPr>
+            <w:tcW w:w="567" w:type="dxa"/>
+            <w:tcBorders>
+              <w:top w:val="nil"/>
+              <w:left w:val="nil"/>
+              <w:bottom w:val="single" w:sz="4" w:space="0" w:color="000000"/>
+              <w:right w:val="single" w:sz="4" w:space="0" w:color="000000"/>
+            </w:tcBorders>
+            <w:shd w:val="clear" w:color="000000" w:fill="FFFFFF"/>
+            <w:vAlign w:val="center"/>
+            <w:hideMark/>
+          </w:tcPr>
+          <w:p>
+            <w:pPr>
+              <w:jc w:val="center"/>
               <w:rPr>
                 <w:rFonts w:ascii="Tahoma" w:eastAsia="Times New Roman" w:hAnsi="Tahoma" w:cs="Tahoma"/>
                 <w:color w:val="000000"/>
@@ -4080,26 +3642,8 @@
                 <w:szCs w:val="16"/>
                 <w:lang w:eastAsia="ru-RU"/>
               </w:rPr>
-              <w:t xml:space="preserve"> мен</w:t>
-            </w:r>
-          </w:p>
-        </w:tc>
-        <w:tc>
-          <w:tcPr>
-            <w:tcW w:w="567" w:type="dxa"/>
-            <w:tcBorders>
-              <w:top w:val="nil"/>
-              <w:left w:val="nil"/>
-              <w:bottom w:val="single" w:sz="4" w:space="0" w:color="000000"/>
-              <w:right w:val="single" w:sz="4" w:space="0" w:color="000000"/>
-            </w:tcBorders>
-            <w:shd w:val="clear" w:color="000000" w:fill="FFFFFF"/>
-            <w:vAlign w:val="center"/>
-            <w:hideMark/>
-          </w:tcPr>
-          <w:p>
-            <w:pPr>
-              <w:jc w:val="center"/>
+            </w:pPr>
+            <w:r>
               <w:rPr>
                 <w:rFonts w:ascii="Tahoma" w:eastAsia="Times New Roman" w:hAnsi="Tahoma" w:cs="Tahoma"/>
                 <w:color w:val="000000"/>
@@ -4107,8 +3651,26 @@
                 <w:szCs w:val="16"/>
                 <w:lang w:eastAsia="ru-RU"/>
               </w:rPr>
-            </w:pPr>
-            <w:r>
+              <w:t>Зачет с оц.</w:t>
+            </w:r>
+          </w:p>
+        </w:tc>
+        <w:tc>
+          <w:tcPr>
+            <w:tcW w:w="567" w:type="dxa"/>
+            <w:tcBorders>
+              <w:top w:val="nil"/>
+              <w:left w:val="nil"/>
+              <w:bottom w:val="single" w:sz="4" w:space="0" w:color="000000"/>
+              <w:right w:val="single" w:sz="4" w:space="0" w:color="000000"/>
+            </w:tcBorders>
+            <w:shd w:val="clear" w:color="000000" w:fill="FFFFFF"/>
+            <w:vAlign w:val="center"/>
+            <w:hideMark/>
+          </w:tcPr>
+          <w:p>
+            <w:pPr>
+              <w:jc w:val="center"/>
               <w:rPr>
                 <w:rFonts w:ascii="Tahoma" w:eastAsia="Times New Roman" w:hAnsi="Tahoma" w:cs="Tahoma"/>
                 <w:color w:val="000000"/>
@@ -4116,9 +3678,7 @@
                 <w:szCs w:val="16"/>
                 <w:lang w:eastAsia="ru-RU"/>
               </w:rPr>
-              <w:t xml:space="preserve">Зачет с </w:t>
-            </w:r>
-            <w:proofErr w:type="spellStart"/>
+            </w:pPr>
             <w:r>
               <w:rPr>
                 <w:rFonts w:ascii="Tahoma" w:eastAsia="Times New Roman" w:hAnsi="Tahoma" w:cs="Tahoma"/>
@@ -4127,10 +3687,26 @@
                 <w:szCs w:val="16"/>
                 <w:lang w:eastAsia="ru-RU"/>
               </w:rPr>
-              <w:t>оц</w:t>
-            </w:r>
-            <w:proofErr w:type="spellEnd"/>
-            <w:r>
+              <w:t>Экспер тное</w:t>
+            </w:r>
+          </w:p>
+        </w:tc>
+        <w:tc>
+          <w:tcPr>
+            <w:tcW w:w="567" w:type="dxa"/>
+            <w:tcBorders>
+              <w:top w:val="nil"/>
+              <w:left w:val="nil"/>
+              <w:bottom w:val="single" w:sz="4" w:space="0" w:color="000000"/>
+              <w:right w:val="single" w:sz="4" w:space="0" w:color="000000"/>
+            </w:tcBorders>
+            <w:shd w:val="clear" w:color="000000" w:fill="FFFFFF"/>
+            <w:vAlign w:val="center"/>
+            <w:hideMark/>
+          </w:tcPr>
+          <w:p>
+            <w:pPr>
+              <w:jc w:val="center"/>
               <w:rPr>
                 <w:rFonts w:ascii="Tahoma" w:eastAsia="Times New Roman" w:hAnsi="Tahoma" w:cs="Tahoma"/>
                 <w:color w:val="000000"/>
@@ -4138,26 +3714,8 @@
                 <w:szCs w:val="16"/>
                 <w:lang w:eastAsia="ru-RU"/>
               </w:rPr>
-              <w:t>.</w:t>
-            </w:r>
-          </w:p>
-        </w:tc>
-        <w:tc>
-          <w:tcPr>
-            <w:tcW w:w="567" w:type="dxa"/>
-            <w:tcBorders>
-              <w:top w:val="nil"/>
-              <w:left w:val="nil"/>
-              <w:bottom w:val="single" w:sz="4" w:space="0" w:color="000000"/>
-              <w:right w:val="single" w:sz="4" w:space="0" w:color="000000"/>
-            </w:tcBorders>
-            <w:shd w:val="clear" w:color="000000" w:fill="FFFFFF"/>
-            <w:vAlign w:val="center"/>
-            <w:hideMark/>
-          </w:tcPr>
-          <w:p>
-            <w:pPr>
-              <w:jc w:val="center"/>
+            </w:pPr>
+            <w:r>
               <w:rPr>
                 <w:rFonts w:ascii="Tahoma" w:eastAsia="Times New Roman" w:hAnsi="Tahoma" w:cs="Tahoma"/>
                 <w:color w:val="000000"/>
@@ -4165,9 +3723,26 @@
                 <w:szCs w:val="16"/>
                 <w:lang w:eastAsia="ru-RU"/>
               </w:rPr>
-            </w:pPr>
-            <w:proofErr w:type="spellStart"/>
-            <w:r>
+              <w:t>Факт</w:t>
+            </w:r>
+          </w:p>
+        </w:tc>
+        <w:tc>
+          <w:tcPr>
+            <w:tcW w:w="567" w:type="dxa"/>
+            <w:tcBorders>
+              <w:top w:val="nil"/>
+              <w:left w:val="nil"/>
+              <w:bottom w:val="single" w:sz="4" w:space="0" w:color="000000"/>
+              <w:right w:val="single" w:sz="4" w:space="0" w:color="000000"/>
+            </w:tcBorders>
+            <w:shd w:val="clear" w:color="000000" w:fill="FFFFFF"/>
+            <w:vAlign w:val="center"/>
+            <w:hideMark/>
+          </w:tcPr>
+          <w:p>
+            <w:pPr>
+              <w:jc w:val="center"/>
               <w:rPr>
                 <w:rFonts w:ascii="Tahoma" w:eastAsia="Times New Roman" w:hAnsi="Tahoma" w:cs="Tahoma"/>
                 <w:color w:val="000000"/>
@@ -4175,9 +3750,7 @@
                 <w:szCs w:val="16"/>
                 <w:lang w:eastAsia="ru-RU"/>
               </w:rPr>
-              <w:t>Экспер</w:t>
-            </w:r>
-            <w:proofErr w:type="spellEnd"/>
+            </w:pPr>
             <w:r>
               <w:rPr>
                 <w:rFonts w:ascii="Tahoma" w:eastAsia="Times New Roman" w:hAnsi="Tahoma" w:cs="Tahoma"/>
@@ -4186,10 +3759,26 @@
                 <w:szCs w:val="16"/>
                 <w:lang w:eastAsia="ru-RU"/>
               </w:rPr>
-              <w:t xml:space="preserve"> </w:t>
-            </w:r>
-            <w:proofErr w:type="spellStart"/>
-            <w:r>
+              <w:t>Часов в з.е.</w:t>
+            </w:r>
+          </w:p>
+        </w:tc>
+        <w:tc>
+          <w:tcPr>
+            <w:tcW w:w="709" w:type="dxa"/>
+            <w:tcBorders>
+              <w:top w:val="nil"/>
+              <w:left w:val="nil"/>
+              <w:bottom w:val="single" w:sz="4" w:space="0" w:color="000000"/>
+              <w:right w:val="single" w:sz="4" w:space="0" w:color="000000"/>
+            </w:tcBorders>
+            <w:shd w:val="clear" w:color="000000" w:fill="FFFFFF"/>
+            <w:vAlign w:val="center"/>
+            <w:hideMark/>
+          </w:tcPr>
+          <w:p>
+            <w:pPr>
+              <w:jc w:val="center"/>
               <w:rPr>
                 <w:rFonts w:ascii="Tahoma" w:eastAsia="Times New Roman" w:hAnsi="Tahoma" w:cs="Tahoma"/>
                 <w:color w:val="000000"/>
@@ -4197,27 +3786,8 @@
                 <w:szCs w:val="16"/>
                 <w:lang w:eastAsia="ru-RU"/>
               </w:rPr>
-              <w:t>тное</w:t>
-            </w:r>
-            <w:proofErr w:type="spellEnd"/>
-          </w:p>
-        </w:tc>
-        <w:tc>
-          <w:tcPr>
-            <w:tcW w:w="567" w:type="dxa"/>
-            <w:tcBorders>
-              <w:top w:val="nil"/>
-              <w:left w:val="nil"/>
-              <w:bottom w:val="single" w:sz="4" w:space="0" w:color="000000"/>
-              <w:right w:val="single" w:sz="4" w:space="0" w:color="000000"/>
-            </w:tcBorders>
-            <w:shd w:val="clear" w:color="000000" w:fill="FFFFFF"/>
-            <w:vAlign w:val="center"/>
-            <w:hideMark/>
-          </w:tcPr>
-          <w:p>
-            <w:pPr>
-              <w:jc w:val="center"/>
+            </w:pPr>
+            <w:r>
               <w:rPr>
                 <w:rFonts w:ascii="Tahoma" w:eastAsia="Times New Roman" w:hAnsi="Tahoma" w:cs="Tahoma"/>
                 <w:color w:val="000000"/>
@@ -4225,8 +3795,26 @@
                 <w:szCs w:val="16"/>
                 <w:lang w:eastAsia="ru-RU"/>
               </w:rPr>
-            </w:pPr>
-            <w:r>
+              <w:t>Экспер тное</w:t>
+            </w:r>
+          </w:p>
+        </w:tc>
+        <w:tc>
+          <w:tcPr>
+            <w:tcW w:w="709" w:type="dxa"/>
+            <w:tcBorders>
+              <w:top w:val="nil"/>
+              <w:left w:val="nil"/>
+              <w:bottom w:val="single" w:sz="4" w:space="0" w:color="000000"/>
+              <w:right w:val="single" w:sz="4" w:space="0" w:color="000000"/>
+            </w:tcBorders>
+            <w:shd w:val="clear" w:color="000000" w:fill="FFFFFF"/>
+            <w:vAlign w:val="center"/>
+            <w:hideMark/>
+          </w:tcPr>
+          <w:p>
+            <w:pPr>
+              <w:jc w:val="center"/>
               <w:rPr>
                 <w:rFonts w:ascii="Tahoma" w:eastAsia="Times New Roman" w:hAnsi="Tahoma" w:cs="Tahoma"/>
                 <w:color w:val="000000"/>
@@ -4234,26 +3822,8 @@
                 <w:szCs w:val="16"/>
                 <w:lang w:eastAsia="ru-RU"/>
               </w:rPr>
-              <w:t>Факт</w:t>
-            </w:r>
-          </w:p>
-        </w:tc>
-        <w:tc>
-          <w:tcPr>
-            <w:tcW w:w="567" w:type="dxa"/>
-            <w:tcBorders>
-              <w:top w:val="nil"/>
-              <w:left w:val="nil"/>
-              <w:bottom w:val="single" w:sz="4" w:space="0" w:color="000000"/>
-              <w:right w:val="single" w:sz="4" w:space="0" w:color="000000"/>
-            </w:tcBorders>
-            <w:shd w:val="clear" w:color="000000" w:fill="FFFFFF"/>
-            <w:vAlign w:val="center"/>
-            <w:hideMark/>
-          </w:tcPr>
-          <w:p>
-            <w:pPr>
-              <w:jc w:val="center"/>
+            </w:pPr>
+            <w:r>
               <w:rPr>
                 <w:rFonts w:ascii="Tahoma" w:eastAsia="Times New Roman" w:hAnsi="Tahoma" w:cs="Tahoma"/>
                 <w:color w:val="000000"/>
@@ -4261,8 +3831,26 @@
                 <w:szCs w:val="16"/>
                 <w:lang w:eastAsia="ru-RU"/>
               </w:rPr>
-            </w:pPr>
-            <w:r>
+              <w:t>По плану</w:t>
+            </w:r>
+          </w:p>
+        </w:tc>
+        <w:tc>
+          <w:tcPr>
+            <w:tcW w:w="708" w:type="dxa"/>
+            <w:tcBorders>
+              <w:top w:val="nil"/>
+              <w:left w:val="nil"/>
+              <w:bottom w:val="single" w:sz="4" w:space="0" w:color="000000"/>
+              <w:right w:val="single" w:sz="4" w:space="0" w:color="000000"/>
+            </w:tcBorders>
+            <w:shd w:val="clear" w:color="000000" w:fill="FFFFFF"/>
+            <w:vAlign w:val="center"/>
+            <w:hideMark/>
+          </w:tcPr>
+          <w:p>
+            <w:pPr>
+              <w:jc w:val="center"/>
               <w:rPr>
                 <w:rFonts w:ascii="Tahoma" w:eastAsia="Times New Roman" w:hAnsi="Tahoma" w:cs="Tahoma"/>
                 <w:color w:val="000000"/>
@@ -4270,9 +3858,7 @@
                 <w:szCs w:val="16"/>
                 <w:lang w:eastAsia="ru-RU"/>
               </w:rPr>
-              <w:t xml:space="preserve">Часов в </w:t>
-            </w:r>
-            <w:proofErr w:type="spellStart"/>
+            </w:pPr>
             <w:r>
               <w:rPr>
                 <w:rFonts w:ascii="Tahoma" w:eastAsia="Times New Roman" w:hAnsi="Tahoma" w:cs="Tahoma"/>
@@ -4281,10 +3867,26 @@
                 <w:szCs w:val="16"/>
                 <w:lang w:eastAsia="ru-RU"/>
               </w:rPr>
-              <w:t>з.е</w:t>
-            </w:r>
-            <w:proofErr w:type="spellEnd"/>
-            <w:r>
+              <w:t>СР</w:t>
+            </w:r>
+          </w:p>
+        </w:tc>
+        <w:tc>
+          <w:tcPr>
+            <w:tcW w:w="426" w:type="dxa"/>
+            <w:tcBorders>
+              <w:top w:val="nil"/>
+              <w:left w:val="nil"/>
+              <w:bottom w:val="single" w:sz="4" w:space="0" w:color="000000"/>
+              <w:right w:val="single" w:sz="4" w:space="0" w:color="000000"/>
+            </w:tcBorders>
+            <w:shd w:val="clear" w:color="000000" w:fill="FFFFFF"/>
+            <w:vAlign w:val="center"/>
+            <w:hideMark/>
+          </w:tcPr>
+          <w:p>
+            <w:pPr>
+              <w:jc w:val="center"/>
               <w:rPr>
                 <w:rFonts w:ascii="Tahoma" w:eastAsia="Times New Roman" w:hAnsi="Tahoma" w:cs="Tahoma"/>
                 <w:color w:val="000000"/>
@@ -4292,26 +3894,8 @@
                 <w:szCs w:val="16"/>
                 <w:lang w:eastAsia="ru-RU"/>
               </w:rPr>
-              <w:t>.</w:t>
-            </w:r>
-          </w:p>
-        </w:tc>
-        <w:tc>
-          <w:tcPr>
-            <w:tcW w:w="709" w:type="dxa"/>
-            <w:tcBorders>
-              <w:top w:val="nil"/>
-              <w:left w:val="nil"/>
-              <w:bottom w:val="single" w:sz="4" w:space="0" w:color="000000"/>
-              <w:right w:val="single" w:sz="4" w:space="0" w:color="000000"/>
-            </w:tcBorders>
-            <w:shd w:val="clear" w:color="000000" w:fill="FFFFFF"/>
-            <w:vAlign w:val="center"/>
-            <w:hideMark/>
-          </w:tcPr>
-          <w:p>
-            <w:pPr>
-              <w:jc w:val="center"/>
+            </w:pPr>
+            <w:r>
               <w:rPr>
                 <w:rFonts w:ascii="Tahoma" w:eastAsia="Times New Roman" w:hAnsi="Tahoma" w:cs="Tahoma"/>
                 <w:color w:val="000000"/>
@@ -4319,9 +3903,26 @@
                 <w:szCs w:val="16"/>
                 <w:lang w:eastAsia="ru-RU"/>
               </w:rPr>
-            </w:pPr>
-            <w:proofErr w:type="spellStart"/>
-            <w:r>
+              <w:t>з.е</w:t>
+            </w:r>
+          </w:p>
+        </w:tc>
+        <w:tc>
+          <w:tcPr>
+            <w:tcW w:w="567" w:type="dxa"/>
+            <w:tcBorders>
+              <w:top w:val="nil"/>
+              <w:left w:val="nil"/>
+              <w:bottom w:val="single" w:sz="4" w:space="0" w:color="000000"/>
+              <w:right w:val="single" w:sz="4" w:space="0" w:color="000000"/>
+            </w:tcBorders>
+            <w:shd w:val="clear" w:color="000000" w:fill="FFFFFF"/>
+            <w:vAlign w:val="center"/>
+            <w:hideMark/>
+          </w:tcPr>
+          <w:p>
+            <w:pPr>
+              <w:jc w:val="center"/>
               <w:rPr>
                 <w:rFonts w:ascii="Tahoma" w:eastAsia="Times New Roman" w:hAnsi="Tahoma" w:cs="Tahoma"/>
                 <w:color w:val="000000"/>
@@ -4329,9 +3930,7 @@
                 <w:szCs w:val="16"/>
                 <w:lang w:eastAsia="ru-RU"/>
               </w:rPr>
-              <w:t>Экспер</w:t>
-            </w:r>
-            <w:proofErr w:type="spellEnd"/>
+            </w:pPr>
             <w:r>
               <w:rPr>
                 <w:rFonts w:ascii="Tahoma" w:eastAsia="Times New Roman" w:hAnsi="Tahoma" w:cs="Tahoma"/>
@@ -4340,10 +3939,26 @@
                 <w:szCs w:val="16"/>
                 <w:lang w:eastAsia="ru-RU"/>
               </w:rPr>
-              <w:t xml:space="preserve"> </w:t>
-            </w:r>
-            <w:proofErr w:type="spellStart"/>
-            <w:r>
+              <w:t>СР</w:t>
+            </w:r>
+          </w:p>
+        </w:tc>
+        <w:tc>
+          <w:tcPr>
+            <w:tcW w:w="425" w:type="dxa"/>
+            <w:tcBorders>
+              <w:top w:val="nil"/>
+              <w:left w:val="nil"/>
+              <w:bottom w:val="single" w:sz="4" w:space="0" w:color="000000"/>
+              <w:right w:val="single" w:sz="4" w:space="0" w:color="000000"/>
+            </w:tcBorders>
+            <w:shd w:val="clear" w:color="000000" w:fill="FFFFFF"/>
+            <w:vAlign w:val="center"/>
+            <w:hideMark/>
+          </w:tcPr>
+          <w:p>
+            <w:pPr>
+              <w:jc w:val="center"/>
               <w:rPr>
                 <w:rFonts w:ascii="Tahoma" w:eastAsia="Times New Roman" w:hAnsi="Tahoma" w:cs="Tahoma"/>
                 <w:color w:val="000000"/>
@@ -4351,27 +3966,8 @@
                 <w:szCs w:val="16"/>
                 <w:lang w:eastAsia="ru-RU"/>
               </w:rPr>
-              <w:t>тное</w:t>
-            </w:r>
-            <w:proofErr w:type="spellEnd"/>
-          </w:p>
-        </w:tc>
-        <w:tc>
-          <w:tcPr>
-            <w:tcW w:w="709" w:type="dxa"/>
-            <w:tcBorders>
-              <w:top w:val="nil"/>
-              <w:left w:val="nil"/>
-              <w:bottom w:val="single" w:sz="4" w:space="0" w:color="000000"/>
-              <w:right w:val="single" w:sz="4" w:space="0" w:color="000000"/>
-            </w:tcBorders>
-            <w:shd w:val="clear" w:color="000000" w:fill="FFFFFF"/>
-            <w:vAlign w:val="center"/>
-            <w:hideMark/>
-          </w:tcPr>
-          <w:p>
-            <w:pPr>
-              <w:jc w:val="center"/>
+            </w:pPr>
+            <w:r>
               <w:rPr>
                 <w:rFonts w:ascii="Tahoma" w:eastAsia="Times New Roman" w:hAnsi="Tahoma" w:cs="Tahoma"/>
                 <w:color w:val="000000"/>
@@ -4379,8 +3975,26 @@
                 <w:szCs w:val="16"/>
                 <w:lang w:eastAsia="ru-RU"/>
               </w:rPr>
-            </w:pPr>
-            <w:r>
+              <w:t>з.е</w:t>
+            </w:r>
+          </w:p>
+        </w:tc>
+        <w:tc>
+          <w:tcPr>
+            <w:tcW w:w="708" w:type="dxa"/>
+            <w:tcBorders>
+              <w:top w:val="nil"/>
+              <w:left w:val="nil"/>
+              <w:bottom w:val="single" w:sz="4" w:space="0" w:color="000000"/>
+              <w:right w:val="single" w:sz="4" w:space="0" w:color="000000"/>
+            </w:tcBorders>
+            <w:shd w:val="clear" w:color="000000" w:fill="FFFFFF"/>
+            <w:vAlign w:val="center"/>
+            <w:hideMark/>
+          </w:tcPr>
+          <w:p>
+            <w:pPr>
+              <w:jc w:val="center"/>
               <w:rPr>
                 <w:rFonts w:ascii="Tahoma" w:eastAsia="Times New Roman" w:hAnsi="Tahoma" w:cs="Tahoma"/>
                 <w:color w:val="000000"/>
@@ -4388,26 +4002,8 @@
                 <w:szCs w:val="16"/>
                 <w:lang w:eastAsia="ru-RU"/>
               </w:rPr>
-              <w:t>По плану</w:t>
-            </w:r>
-          </w:p>
-        </w:tc>
-        <w:tc>
-          <w:tcPr>
-            <w:tcW w:w="708" w:type="dxa"/>
-            <w:tcBorders>
-              <w:top w:val="nil"/>
-              <w:left w:val="nil"/>
-              <w:bottom w:val="single" w:sz="4" w:space="0" w:color="000000"/>
-              <w:right w:val="single" w:sz="4" w:space="0" w:color="000000"/>
-            </w:tcBorders>
-            <w:shd w:val="clear" w:color="000000" w:fill="FFFFFF"/>
-            <w:vAlign w:val="center"/>
-            <w:hideMark/>
-          </w:tcPr>
-          <w:p>
-            <w:pPr>
-              <w:jc w:val="center"/>
+            </w:pPr>
+            <w:r>
               <w:rPr>
                 <w:rFonts w:ascii="Tahoma" w:eastAsia="Times New Roman" w:hAnsi="Tahoma" w:cs="Tahoma"/>
                 <w:color w:val="000000"/>
@@ -4415,8 +4011,26 @@
                 <w:szCs w:val="16"/>
                 <w:lang w:eastAsia="ru-RU"/>
               </w:rPr>
-            </w:pPr>
-            <w:r>
+              <w:t>СР</w:t>
+            </w:r>
+          </w:p>
+        </w:tc>
+        <w:tc>
+          <w:tcPr>
+            <w:tcW w:w="425" w:type="dxa"/>
+            <w:tcBorders>
+              <w:top w:val="nil"/>
+              <w:left w:val="nil"/>
+              <w:bottom w:val="single" w:sz="4" w:space="0" w:color="000000"/>
+              <w:right w:val="single" w:sz="4" w:space="0" w:color="000000"/>
+            </w:tcBorders>
+            <w:shd w:val="clear" w:color="000000" w:fill="FFFFFF"/>
+            <w:vAlign w:val="center"/>
+            <w:hideMark/>
+          </w:tcPr>
+          <w:p>
+            <w:pPr>
+              <w:jc w:val="center"/>
               <w:rPr>
                 <w:rFonts w:ascii="Tahoma" w:eastAsia="Times New Roman" w:hAnsi="Tahoma" w:cs="Tahoma"/>
                 <w:color w:val="000000"/>
@@ -4424,26 +4038,8 @@
                 <w:szCs w:val="16"/>
                 <w:lang w:eastAsia="ru-RU"/>
               </w:rPr>
-              <w:t>СР</w:t>
-            </w:r>
-          </w:p>
-        </w:tc>
-        <w:tc>
-          <w:tcPr>
-            <w:tcW w:w="426" w:type="dxa"/>
-            <w:tcBorders>
-              <w:top w:val="nil"/>
-              <w:left w:val="nil"/>
-              <w:bottom w:val="single" w:sz="4" w:space="0" w:color="000000"/>
-              <w:right w:val="single" w:sz="4" w:space="0" w:color="000000"/>
-            </w:tcBorders>
-            <w:shd w:val="clear" w:color="000000" w:fill="FFFFFF"/>
-            <w:vAlign w:val="center"/>
-            <w:hideMark/>
-          </w:tcPr>
-          <w:p>
-            <w:pPr>
-              <w:jc w:val="center"/>
+            </w:pPr>
+            <w:r>
               <w:rPr>
                 <w:rFonts w:ascii="Tahoma" w:eastAsia="Times New Roman" w:hAnsi="Tahoma" w:cs="Tahoma"/>
                 <w:color w:val="000000"/>
@@ -4451,10 +4047,26 @@
                 <w:szCs w:val="16"/>
                 <w:lang w:eastAsia="ru-RU"/>
               </w:rPr>
-            </w:pPr>
-            <w:proofErr w:type="spellStart"/>
-            <w:proofErr w:type="gramStart"/>
-            <w:r>
+              <w:t>з.е</w:t>
+            </w:r>
+          </w:p>
+        </w:tc>
+        <w:tc>
+          <w:tcPr>
+            <w:tcW w:w="567" w:type="dxa"/>
+            <w:tcBorders>
+              <w:top w:val="nil"/>
+              <w:left w:val="nil"/>
+              <w:bottom w:val="single" w:sz="4" w:space="0" w:color="000000"/>
+              <w:right w:val="single" w:sz="4" w:space="0" w:color="000000"/>
+            </w:tcBorders>
+            <w:shd w:val="clear" w:color="000000" w:fill="FFFFFF"/>
+            <w:vAlign w:val="center"/>
+            <w:hideMark/>
+          </w:tcPr>
+          <w:p>
+            <w:pPr>
+              <w:jc w:val="center"/>
               <w:rPr>
                 <w:rFonts w:ascii="Tahoma" w:eastAsia="Times New Roman" w:hAnsi="Tahoma" w:cs="Tahoma"/>
                 <w:color w:val="000000"/>
@@ -4462,28 +4074,8 @@
                 <w:szCs w:val="16"/>
                 <w:lang w:eastAsia="ru-RU"/>
               </w:rPr>
-              <w:t>з.е</w:t>
-            </w:r>
-            <w:proofErr w:type="spellEnd"/>
-            <w:proofErr w:type="gramEnd"/>
-          </w:p>
-        </w:tc>
-        <w:tc>
-          <w:tcPr>
-            <w:tcW w:w="567" w:type="dxa"/>
-            <w:tcBorders>
-              <w:top w:val="nil"/>
-              <w:left w:val="nil"/>
-              <w:bottom w:val="single" w:sz="4" w:space="0" w:color="000000"/>
-              <w:right w:val="single" w:sz="4" w:space="0" w:color="000000"/>
-            </w:tcBorders>
-            <w:shd w:val="clear" w:color="000000" w:fill="FFFFFF"/>
-            <w:vAlign w:val="center"/>
-            <w:hideMark/>
-          </w:tcPr>
-          <w:p>
-            <w:pPr>
-              <w:jc w:val="center"/>
+            </w:pPr>
+            <w:r>
               <w:rPr>
                 <w:rFonts w:ascii="Tahoma" w:eastAsia="Times New Roman" w:hAnsi="Tahoma" w:cs="Tahoma"/>
                 <w:color w:val="000000"/>
@@ -4491,8 +4083,26 @@
                 <w:szCs w:val="16"/>
                 <w:lang w:eastAsia="ru-RU"/>
               </w:rPr>
-            </w:pPr>
-            <w:r>
+              <w:t>СР</w:t>
+            </w:r>
+          </w:p>
+        </w:tc>
+        <w:tc>
+          <w:tcPr>
+            <w:tcW w:w="426" w:type="dxa"/>
+            <w:tcBorders>
+              <w:top w:val="nil"/>
+              <w:left w:val="nil"/>
+              <w:bottom w:val="single" w:sz="4" w:space="0" w:color="000000"/>
+              <w:right w:val="single" w:sz="4" w:space="0" w:color="000000"/>
+            </w:tcBorders>
+            <w:shd w:val="clear" w:color="000000" w:fill="FFFFFF"/>
+            <w:vAlign w:val="center"/>
+            <w:hideMark/>
+          </w:tcPr>
+          <w:p>
+            <w:pPr>
+              <w:jc w:val="center"/>
               <w:rPr>
                 <w:rFonts w:ascii="Tahoma" w:eastAsia="Times New Roman" w:hAnsi="Tahoma" w:cs="Tahoma"/>
                 <w:color w:val="000000"/>
@@ -4500,26 +4110,8 @@
                 <w:szCs w:val="16"/>
                 <w:lang w:eastAsia="ru-RU"/>
               </w:rPr>
-              <w:t>СР</w:t>
-            </w:r>
-          </w:p>
-        </w:tc>
-        <w:tc>
-          <w:tcPr>
-            <w:tcW w:w="425" w:type="dxa"/>
-            <w:tcBorders>
-              <w:top w:val="nil"/>
-              <w:left w:val="nil"/>
-              <w:bottom w:val="single" w:sz="4" w:space="0" w:color="000000"/>
-              <w:right w:val="single" w:sz="4" w:space="0" w:color="000000"/>
-            </w:tcBorders>
-            <w:shd w:val="clear" w:color="000000" w:fill="FFFFFF"/>
-            <w:vAlign w:val="center"/>
-            <w:hideMark/>
-          </w:tcPr>
-          <w:p>
-            <w:pPr>
-              <w:jc w:val="center"/>
+            </w:pPr>
+            <w:r>
               <w:rPr>
                 <w:rFonts w:ascii="Tahoma" w:eastAsia="Times New Roman" w:hAnsi="Tahoma" w:cs="Tahoma"/>
                 <w:color w:val="000000"/>
@@ -4527,10 +4119,26 @@
                 <w:szCs w:val="16"/>
                 <w:lang w:eastAsia="ru-RU"/>
               </w:rPr>
-            </w:pPr>
-            <w:proofErr w:type="spellStart"/>
-            <w:proofErr w:type="gramStart"/>
-            <w:r>
+              <w:t>з.е</w:t>
+            </w:r>
+          </w:p>
+        </w:tc>
+        <w:tc>
+          <w:tcPr>
+            <w:tcW w:w="708" w:type="dxa"/>
+            <w:tcBorders>
+              <w:top w:val="nil"/>
+              <w:left w:val="nil"/>
+              <w:bottom w:val="single" w:sz="4" w:space="0" w:color="000000"/>
+              <w:right w:val="single" w:sz="4" w:space="0" w:color="000000"/>
+            </w:tcBorders>
+            <w:shd w:val="clear" w:color="000000" w:fill="FFFFFF"/>
+            <w:vAlign w:val="center"/>
+            <w:hideMark/>
+          </w:tcPr>
+          <w:p>
+            <w:pPr>
+              <w:jc w:val="center"/>
               <w:rPr>
                 <w:rFonts w:ascii="Tahoma" w:eastAsia="Times New Roman" w:hAnsi="Tahoma" w:cs="Tahoma"/>
                 <w:color w:val="000000"/>
@@ -4538,28 +4146,8 @@
                 <w:szCs w:val="16"/>
                 <w:lang w:eastAsia="ru-RU"/>
               </w:rPr>
-              <w:t>з.е</w:t>
-            </w:r>
-            <w:proofErr w:type="spellEnd"/>
-            <w:proofErr w:type="gramEnd"/>
-          </w:p>
-        </w:tc>
-        <w:tc>
-          <w:tcPr>
-            <w:tcW w:w="708" w:type="dxa"/>
-            <w:tcBorders>
-              <w:top w:val="nil"/>
-              <w:left w:val="nil"/>
-              <w:bottom w:val="single" w:sz="4" w:space="0" w:color="000000"/>
-              <w:right w:val="single" w:sz="4" w:space="0" w:color="000000"/>
-            </w:tcBorders>
-            <w:shd w:val="clear" w:color="000000" w:fill="FFFFFF"/>
-            <w:vAlign w:val="center"/>
-            <w:hideMark/>
-          </w:tcPr>
-          <w:p>
-            <w:pPr>
-              <w:jc w:val="center"/>
+            </w:pPr>
+            <w:r>
               <w:rPr>
                 <w:rFonts w:ascii="Tahoma" w:eastAsia="Times New Roman" w:hAnsi="Tahoma" w:cs="Tahoma"/>
                 <w:color w:val="000000"/>
@@ -4567,8 +4155,26 @@
                 <w:szCs w:val="16"/>
                 <w:lang w:eastAsia="ru-RU"/>
               </w:rPr>
-            </w:pPr>
-            <w:r>
+              <w:t>СР</w:t>
+            </w:r>
+          </w:p>
+        </w:tc>
+        <w:tc>
+          <w:tcPr>
+            <w:tcW w:w="426" w:type="dxa"/>
+            <w:tcBorders>
+              <w:top w:val="nil"/>
+              <w:left w:val="nil"/>
+              <w:bottom w:val="single" w:sz="4" w:space="0" w:color="000000"/>
+              <w:right w:val="single" w:sz="4" w:space="0" w:color="000000"/>
+            </w:tcBorders>
+            <w:shd w:val="clear" w:color="000000" w:fill="FFFFFF"/>
+            <w:vAlign w:val="center"/>
+            <w:hideMark/>
+          </w:tcPr>
+          <w:p>
+            <w:pPr>
+              <w:jc w:val="center"/>
               <w:rPr>
                 <w:rFonts w:ascii="Tahoma" w:eastAsia="Times New Roman" w:hAnsi="Tahoma" w:cs="Tahoma"/>
                 <w:color w:val="000000"/>
@@ -4576,26 +4182,8 @@
                 <w:szCs w:val="16"/>
                 <w:lang w:eastAsia="ru-RU"/>
               </w:rPr>
-              <w:t>СР</w:t>
-            </w:r>
-          </w:p>
-        </w:tc>
-        <w:tc>
-          <w:tcPr>
-            <w:tcW w:w="425" w:type="dxa"/>
-            <w:tcBorders>
-              <w:top w:val="nil"/>
-              <w:left w:val="nil"/>
-              <w:bottom w:val="single" w:sz="4" w:space="0" w:color="000000"/>
-              <w:right w:val="single" w:sz="4" w:space="0" w:color="000000"/>
-            </w:tcBorders>
-            <w:shd w:val="clear" w:color="000000" w:fill="FFFFFF"/>
-            <w:vAlign w:val="center"/>
-            <w:hideMark/>
-          </w:tcPr>
-          <w:p>
-            <w:pPr>
-              <w:jc w:val="center"/>
+            </w:pPr>
+            <w:r>
               <w:rPr>
                 <w:rFonts w:ascii="Tahoma" w:eastAsia="Times New Roman" w:hAnsi="Tahoma" w:cs="Tahoma"/>
                 <w:color w:val="000000"/>
@@ -4603,10 +4191,26 @@
                 <w:szCs w:val="16"/>
                 <w:lang w:eastAsia="ru-RU"/>
               </w:rPr>
-            </w:pPr>
-            <w:proofErr w:type="spellStart"/>
-            <w:proofErr w:type="gramStart"/>
-            <w:r>
+              <w:t>з.е</w:t>
+            </w:r>
+          </w:p>
+        </w:tc>
+        <w:tc>
+          <w:tcPr>
+            <w:tcW w:w="567" w:type="dxa"/>
+            <w:tcBorders>
+              <w:top w:val="nil"/>
+              <w:left w:val="nil"/>
+              <w:bottom w:val="single" w:sz="4" w:space="0" w:color="000000"/>
+              <w:right w:val="single" w:sz="4" w:space="0" w:color="000000"/>
+            </w:tcBorders>
+            <w:shd w:val="clear" w:color="000000" w:fill="FFFFFF"/>
+            <w:vAlign w:val="center"/>
+            <w:hideMark/>
+          </w:tcPr>
+          <w:p>
+            <w:pPr>
+              <w:jc w:val="center"/>
               <w:rPr>
                 <w:rFonts w:ascii="Tahoma" w:eastAsia="Times New Roman" w:hAnsi="Tahoma" w:cs="Tahoma"/>
                 <w:color w:val="000000"/>
@@ -4614,28 +4218,8 @@
                 <w:szCs w:val="16"/>
                 <w:lang w:eastAsia="ru-RU"/>
               </w:rPr>
-              <w:t>з.е</w:t>
-            </w:r>
-            <w:proofErr w:type="spellEnd"/>
-            <w:proofErr w:type="gramEnd"/>
-          </w:p>
-        </w:tc>
-        <w:tc>
-          <w:tcPr>
-            <w:tcW w:w="567" w:type="dxa"/>
-            <w:tcBorders>
-              <w:top w:val="nil"/>
-              <w:left w:val="nil"/>
-              <w:bottom w:val="single" w:sz="4" w:space="0" w:color="000000"/>
-              <w:right w:val="single" w:sz="4" w:space="0" w:color="000000"/>
-            </w:tcBorders>
-            <w:shd w:val="clear" w:color="000000" w:fill="FFFFFF"/>
-            <w:vAlign w:val="center"/>
-            <w:hideMark/>
-          </w:tcPr>
-          <w:p>
-            <w:pPr>
-              <w:jc w:val="center"/>
+            </w:pPr>
+            <w:r>
               <w:rPr>
                 <w:rFonts w:ascii="Tahoma" w:eastAsia="Times New Roman" w:hAnsi="Tahoma" w:cs="Tahoma"/>
                 <w:color w:val="000000"/>
@@ -4643,8 +4227,26 @@
                 <w:szCs w:val="16"/>
                 <w:lang w:eastAsia="ru-RU"/>
               </w:rPr>
-            </w:pPr>
-            <w:r>
+              <w:t>СР</w:t>
+            </w:r>
+          </w:p>
+        </w:tc>
+        <w:tc>
+          <w:tcPr>
+            <w:tcW w:w="425" w:type="dxa"/>
+            <w:tcBorders>
+              <w:top w:val="nil"/>
+              <w:left w:val="nil"/>
+              <w:bottom w:val="single" w:sz="4" w:space="0" w:color="000000"/>
+              <w:right w:val="single" w:sz="4" w:space="0" w:color="000000"/>
+            </w:tcBorders>
+            <w:shd w:val="clear" w:color="000000" w:fill="FFFFFF"/>
+            <w:vAlign w:val="center"/>
+            <w:hideMark/>
+          </w:tcPr>
+          <w:p>
+            <w:pPr>
+              <w:jc w:val="center"/>
               <w:rPr>
                 <w:rFonts w:ascii="Tahoma" w:eastAsia="Times New Roman" w:hAnsi="Tahoma" w:cs="Tahoma"/>
                 <w:color w:val="000000"/>
@@ -4652,26 +4254,8 @@
                 <w:szCs w:val="16"/>
                 <w:lang w:eastAsia="ru-RU"/>
               </w:rPr>
-              <w:t>СР</w:t>
-            </w:r>
-          </w:p>
-        </w:tc>
-        <w:tc>
-          <w:tcPr>
-            <w:tcW w:w="426" w:type="dxa"/>
-            <w:tcBorders>
-              <w:top w:val="nil"/>
-              <w:left w:val="nil"/>
-              <w:bottom w:val="single" w:sz="4" w:space="0" w:color="000000"/>
-              <w:right w:val="single" w:sz="4" w:space="0" w:color="000000"/>
-            </w:tcBorders>
-            <w:shd w:val="clear" w:color="000000" w:fill="FFFFFF"/>
-            <w:vAlign w:val="center"/>
-            <w:hideMark/>
-          </w:tcPr>
-          <w:p>
-            <w:pPr>
-              <w:jc w:val="center"/>
+            </w:pPr>
+            <w:r>
               <w:rPr>
                 <w:rFonts w:ascii="Tahoma" w:eastAsia="Times New Roman" w:hAnsi="Tahoma" w:cs="Tahoma"/>
                 <w:color w:val="000000"/>
@@ -4679,10 +4263,26 @@
                 <w:szCs w:val="16"/>
                 <w:lang w:eastAsia="ru-RU"/>
               </w:rPr>
-            </w:pPr>
-            <w:proofErr w:type="spellStart"/>
-            <w:proofErr w:type="gramStart"/>
-            <w:r>
+              <w:t>з.е</w:t>
+            </w:r>
+          </w:p>
+        </w:tc>
+        <w:tc>
+          <w:tcPr>
+            <w:tcW w:w="567" w:type="dxa"/>
+            <w:tcBorders>
+              <w:top w:val="nil"/>
+              <w:left w:val="nil"/>
+              <w:bottom w:val="single" w:sz="4" w:space="0" w:color="000000"/>
+              <w:right w:val="single" w:sz="4" w:space="0" w:color="000000"/>
+            </w:tcBorders>
+            <w:shd w:val="clear" w:color="000000" w:fill="FFFFFF"/>
+            <w:vAlign w:val="center"/>
+            <w:hideMark/>
+          </w:tcPr>
+          <w:p>
+            <w:pPr>
+              <w:jc w:val="center"/>
               <w:rPr>
                 <w:rFonts w:ascii="Tahoma" w:eastAsia="Times New Roman" w:hAnsi="Tahoma" w:cs="Tahoma"/>
                 <w:color w:val="000000"/>
@@ -4690,28 +4290,8 @@
                 <w:szCs w:val="16"/>
                 <w:lang w:eastAsia="ru-RU"/>
               </w:rPr>
-              <w:t>з.е</w:t>
-            </w:r>
-            <w:proofErr w:type="spellEnd"/>
-            <w:proofErr w:type="gramEnd"/>
-          </w:p>
-        </w:tc>
-        <w:tc>
-          <w:tcPr>
-            <w:tcW w:w="708" w:type="dxa"/>
-            <w:tcBorders>
-              <w:top w:val="nil"/>
-              <w:left w:val="nil"/>
-              <w:bottom w:val="single" w:sz="4" w:space="0" w:color="000000"/>
-              <w:right w:val="single" w:sz="4" w:space="0" w:color="000000"/>
-            </w:tcBorders>
-            <w:shd w:val="clear" w:color="000000" w:fill="FFFFFF"/>
-            <w:vAlign w:val="center"/>
-            <w:hideMark/>
-          </w:tcPr>
-          <w:p>
-            <w:pPr>
-              <w:jc w:val="center"/>
+            </w:pPr>
+            <w:r>
               <w:rPr>
                 <w:rFonts w:ascii="Tahoma" w:eastAsia="Times New Roman" w:hAnsi="Tahoma" w:cs="Tahoma"/>
                 <w:color w:val="000000"/>
@@ -4719,8 +4299,26 @@
                 <w:szCs w:val="16"/>
                 <w:lang w:eastAsia="ru-RU"/>
               </w:rPr>
-            </w:pPr>
-            <w:r>
+              <w:t>СР</w:t>
+            </w:r>
+          </w:p>
+        </w:tc>
+        <w:tc>
+          <w:tcPr>
+            <w:tcW w:w="425" w:type="dxa"/>
+            <w:tcBorders>
+              <w:top w:val="nil"/>
+              <w:left w:val="nil"/>
+              <w:bottom w:val="single" w:sz="4" w:space="0" w:color="000000"/>
+              <w:right w:val="single" w:sz="4" w:space="0" w:color="000000"/>
+            </w:tcBorders>
+            <w:shd w:val="clear" w:color="000000" w:fill="FFFFFF"/>
+            <w:vAlign w:val="center"/>
+            <w:hideMark/>
+          </w:tcPr>
+          <w:p>
+            <w:pPr>
+              <w:jc w:val="center"/>
               <w:rPr>
                 <w:rFonts w:ascii="Tahoma" w:eastAsia="Times New Roman" w:hAnsi="Tahoma" w:cs="Tahoma"/>
                 <w:color w:val="000000"/>
@@ -4728,26 +4326,8 @@
                 <w:szCs w:val="16"/>
                 <w:lang w:eastAsia="ru-RU"/>
               </w:rPr>
-              <w:t>СР</w:t>
-            </w:r>
-          </w:p>
-        </w:tc>
-        <w:tc>
-          <w:tcPr>
-            <w:tcW w:w="426" w:type="dxa"/>
-            <w:tcBorders>
-              <w:top w:val="nil"/>
-              <w:left w:val="nil"/>
-              <w:bottom w:val="single" w:sz="4" w:space="0" w:color="000000"/>
-              <w:right w:val="single" w:sz="4" w:space="0" w:color="000000"/>
-            </w:tcBorders>
-            <w:shd w:val="clear" w:color="000000" w:fill="FFFFFF"/>
-            <w:vAlign w:val="center"/>
-            <w:hideMark/>
-          </w:tcPr>
-          <w:p>
-            <w:pPr>
-              <w:jc w:val="center"/>
+            </w:pPr>
+            <w:r>
               <w:rPr>
                 <w:rFonts w:ascii="Tahoma" w:eastAsia="Times New Roman" w:hAnsi="Tahoma" w:cs="Tahoma"/>
                 <w:color w:val="000000"/>
@@ -4755,10 +4335,26 @@
                 <w:szCs w:val="16"/>
                 <w:lang w:eastAsia="ru-RU"/>
               </w:rPr>
-            </w:pPr>
-            <w:proofErr w:type="spellStart"/>
-            <w:proofErr w:type="gramStart"/>
-            <w:r>
+              <w:t>з.е</w:t>
+            </w:r>
+          </w:p>
+        </w:tc>
+        <w:tc>
+          <w:tcPr>
+            <w:tcW w:w="567" w:type="dxa"/>
+            <w:tcBorders>
+              <w:top w:val="nil"/>
+              <w:left w:val="nil"/>
+              <w:bottom w:val="single" w:sz="4" w:space="0" w:color="000000"/>
+              <w:right w:val="single" w:sz="4" w:space="0" w:color="000000"/>
+            </w:tcBorders>
+            <w:shd w:val="clear" w:color="000000" w:fill="FFFFFF"/>
+            <w:vAlign w:val="center"/>
+            <w:hideMark/>
+          </w:tcPr>
+          <w:p>
+            <w:pPr>
+              <w:jc w:val="center"/>
               <w:rPr>
                 <w:rFonts w:ascii="Tahoma" w:eastAsia="Times New Roman" w:hAnsi="Tahoma" w:cs="Tahoma"/>
                 <w:color w:val="000000"/>
@@ -4766,28 +4362,8 @@
                 <w:szCs w:val="16"/>
                 <w:lang w:eastAsia="ru-RU"/>
               </w:rPr>
-              <w:t>з.е</w:t>
-            </w:r>
-            <w:proofErr w:type="spellEnd"/>
-            <w:proofErr w:type="gramEnd"/>
-          </w:p>
-        </w:tc>
-        <w:tc>
-          <w:tcPr>
-            <w:tcW w:w="567" w:type="dxa"/>
-            <w:tcBorders>
-              <w:top w:val="nil"/>
-              <w:left w:val="nil"/>
-              <w:bottom w:val="single" w:sz="4" w:space="0" w:color="000000"/>
-              <w:right w:val="single" w:sz="4" w:space="0" w:color="000000"/>
-            </w:tcBorders>
-            <w:shd w:val="clear" w:color="000000" w:fill="FFFFFF"/>
-            <w:vAlign w:val="center"/>
-            <w:hideMark/>
-          </w:tcPr>
-          <w:p>
-            <w:pPr>
-              <w:jc w:val="center"/>
+            </w:pPr>
+            <w:r>
               <w:rPr>
                 <w:rFonts w:ascii="Tahoma" w:eastAsia="Times New Roman" w:hAnsi="Tahoma" w:cs="Tahoma"/>
                 <w:color w:val="000000"/>
@@ -4795,8 +4371,26 @@
                 <w:szCs w:val="16"/>
                 <w:lang w:eastAsia="ru-RU"/>
               </w:rPr>
-            </w:pPr>
-            <w:r>
+              <w:t>СР</w:t>
+            </w:r>
+          </w:p>
+        </w:tc>
+        <w:tc>
+          <w:tcPr>
+            <w:tcW w:w="425" w:type="dxa"/>
+            <w:tcBorders>
+              <w:top w:val="nil"/>
+              <w:left w:val="nil"/>
+              <w:bottom w:val="single" w:sz="4" w:space="0" w:color="000000"/>
+              <w:right w:val="single" w:sz="4" w:space="0" w:color="000000"/>
+            </w:tcBorders>
+            <w:shd w:val="clear" w:color="000000" w:fill="FFFFFF"/>
+            <w:vAlign w:val="center"/>
+            <w:hideMark/>
+          </w:tcPr>
+          <w:p>
+            <w:pPr>
+              <w:jc w:val="center"/>
               <w:rPr>
                 <w:rFonts w:ascii="Tahoma" w:eastAsia="Times New Roman" w:hAnsi="Tahoma" w:cs="Tahoma"/>
                 <w:color w:val="000000"/>
@@ -4804,26 +4398,8 @@
                 <w:szCs w:val="16"/>
                 <w:lang w:eastAsia="ru-RU"/>
               </w:rPr>
-              <w:t>СР</w:t>
-            </w:r>
-          </w:p>
-        </w:tc>
-        <w:tc>
-          <w:tcPr>
-            <w:tcW w:w="425" w:type="dxa"/>
-            <w:tcBorders>
-              <w:top w:val="nil"/>
-              <w:left w:val="nil"/>
-              <w:bottom w:val="single" w:sz="4" w:space="0" w:color="000000"/>
-              <w:right w:val="single" w:sz="4" w:space="0" w:color="000000"/>
-            </w:tcBorders>
-            <w:shd w:val="clear" w:color="000000" w:fill="FFFFFF"/>
-            <w:vAlign w:val="center"/>
-            <w:hideMark/>
-          </w:tcPr>
-          <w:p>
-            <w:pPr>
-              <w:jc w:val="center"/>
+            </w:pPr>
+            <w:r>
               <w:rPr>
                 <w:rFonts w:ascii="Tahoma" w:eastAsia="Times New Roman" w:hAnsi="Tahoma" w:cs="Tahoma"/>
                 <w:color w:val="000000"/>
@@ -4831,173 +4407,8 @@
                 <w:szCs w:val="16"/>
                 <w:lang w:eastAsia="ru-RU"/>
               </w:rPr>
-            </w:pPr>
-            <w:proofErr w:type="spellStart"/>
-            <w:proofErr w:type="gramStart"/>
-            <w:r>
-              <w:rPr>
-                <w:rFonts w:ascii="Tahoma" w:eastAsia="Times New Roman" w:hAnsi="Tahoma" w:cs="Tahoma"/>
-                <w:color w:val="000000"/>
-                <w:sz w:val="16"/>
-                <w:szCs w:val="16"/>
-                <w:lang w:eastAsia="ru-RU"/>
-              </w:rPr>
               <w:t>з.е</w:t>
             </w:r>
-            <w:proofErr w:type="spellEnd"/>
-            <w:proofErr w:type="gramEnd"/>
-          </w:p>
-        </w:tc>
-        <w:tc>
-          <w:tcPr>
-            <w:tcW w:w="567" w:type="dxa"/>
-            <w:tcBorders>
-              <w:top w:val="nil"/>
-              <w:left w:val="nil"/>
-              <w:bottom w:val="single" w:sz="4" w:space="0" w:color="000000"/>
-              <w:right w:val="single" w:sz="4" w:space="0" w:color="000000"/>
-            </w:tcBorders>
-            <w:shd w:val="clear" w:color="000000" w:fill="FFFFFF"/>
-            <w:vAlign w:val="center"/>
-            <w:hideMark/>
-          </w:tcPr>
-          <w:p>
-            <w:pPr>
-              <w:jc w:val="center"/>
-              <w:rPr>
-                <w:rFonts w:ascii="Tahoma" w:eastAsia="Times New Roman" w:hAnsi="Tahoma" w:cs="Tahoma"/>
-                <w:color w:val="000000"/>
-                <w:sz w:val="16"/>
-                <w:szCs w:val="16"/>
-                <w:lang w:eastAsia="ru-RU"/>
-              </w:rPr>
-            </w:pPr>
-            <w:r>
-              <w:rPr>
-                <w:rFonts w:ascii="Tahoma" w:eastAsia="Times New Roman" w:hAnsi="Tahoma" w:cs="Tahoma"/>
-                <w:color w:val="000000"/>
-                <w:sz w:val="16"/>
-                <w:szCs w:val="16"/>
-                <w:lang w:eastAsia="ru-RU"/>
-              </w:rPr>
-              <w:t>СР</w:t>
-            </w:r>
-          </w:p>
-        </w:tc>
-        <w:tc>
-          <w:tcPr>
-            <w:tcW w:w="425" w:type="dxa"/>
-            <w:tcBorders>
-              <w:top w:val="nil"/>
-              <w:left w:val="nil"/>
-              <w:bottom w:val="single" w:sz="4" w:space="0" w:color="000000"/>
-              <w:right w:val="single" w:sz="4" w:space="0" w:color="000000"/>
-            </w:tcBorders>
-            <w:shd w:val="clear" w:color="000000" w:fill="FFFFFF"/>
-            <w:vAlign w:val="center"/>
-            <w:hideMark/>
-          </w:tcPr>
-          <w:p>
-            <w:pPr>
-              <w:jc w:val="center"/>
-              <w:rPr>
-                <w:rFonts w:ascii="Tahoma" w:eastAsia="Times New Roman" w:hAnsi="Tahoma" w:cs="Tahoma"/>
-                <w:color w:val="000000"/>
-                <w:sz w:val="16"/>
-                <w:szCs w:val="16"/>
-                <w:lang w:eastAsia="ru-RU"/>
-              </w:rPr>
-            </w:pPr>
-            <w:proofErr w:type="spellStart"/>
-            <w:proofErr w:type="gramStart"/>
-            <w:r>
-              <w:rPr>
-                <w:rFonts w:ascii="Tahoma" w:eastAsia="Times New Roman" w:hAnsi="Tahoma" w:cs="Tahoma"/>
-                <w:color w:val="000000"/>
-                <w:sz w:val="16"/>
-                <w:szCs w:val="16"/>
-                <w:lang w:eastAsia="ru-RU"/>
-              </w:rPr>
-              <w:t>з.е</w:t>
-            </w:r>
-            <w:proofErr w:type="spellEnd"/>
-            <w:proofErr w:type="gramEnd"/>
-          </w:p>
-        </w:tc>
-        <w:tc>
-          <w:tcPr>
-            <w:tcW w:w="567" w:type="dxa"/>
-            <w:tcBorders>
-              <w:top w:val="nil"/>
-              <w:left w:val="nil"/>
-              <w:bottom w:val="single" w:sz="4" w:space="0" w:color="000000"/>
-              <w:right w:val="single" w:sz="4" w:space="0" w:color="000000"/>
-            </w:tcBorders>
-            <w:shd w:val="clear" w:color="000000" w:fill="FFFFFF"/>
-            <w:vAlign w:val="center"/>
-            <w:hideMark/>
-          </w:tcPr>
-          <w:p>
-            <w:pPr>
-              <w:jc w:val="center"/>
-              <w:rPr>
-                <w:rFonts w:ascii="Tahoma" w:eastAsia="Times New Roman" w:hAnsi="Tahoma" w:cs="Tahoma"/>
-                <w:color w:val="000000"/>
-                <w:sz w:val="16"/>
-                <w:szCs w:val="16"/>
-                <w:lang w:eastAsia="ru-RU"/>
-              </w:rPr>
-            </w:pPr>
-            <w:r>
-              <w:rPr>
-                <w:rFonts w:ascii="Tahoma" w:eastAsia="Times New Roman" w:hAnsi="Tahoma" w:cs="Tahoma"/>
-                <w:color w:val="000000"/>
-                <w:sz w:val="16"/>
-                <w:szCs w:val="16"/>
-                <w:lang w:eastAsia="ru-RU"/>
-              </w:rPr>
-              <w:t>СР</w:t>
-            </w:r>
-          </w:p>
-        </w:tc>
-        <w:tc>
-          <w:tcPr>
-            <w:tcW w:w="425" w:type="dxa"/>
-            <w:tcBorders>
-              <w:top w:val="nil"/>
-              <w:left w:val="nil"/>
-              <w:bottom w:val="single" w:sz="4" w:space="0" w:color="000000"/>
-              <w:right w:val="single" w:sz="4" w:space="0" w:color="000000"/>
-            </w:tcBorders>
-            <w:shd w:val="clear" w:color="000000" w:fill="FFFFFF"/>
-            <w:vAlign w:val="center"/>
-            <w:hideMark/>
-          </w:tcPr>
-          <w:p>
-            <w:pPr>
-              <w:jc w:val="center"/>
-              <w:rPr>
-                <w:rFonts w:ascii="Tahoma" w:eastAsia="Times New Roman" w:hAnsi="Tahoma" w:cs="Tahoma"/>
-                <w:color w:val="000000"/>
-                <w:sz w:val="16"/>
-                <w:szCs w:val="16"/>
-                <w:lang w:eastAsia="ru-RU"/>
-              </w:rPr>
-            </w:pPr>
-            <w:proofErr w:type="spellStart"/>
-            <w:proofErr w:type="gramStart"/>
-            <w:r>
-              <w:rPr>
-                <w:rFonts w:ascii="Tahoma" w:eastAsia="Times New Roman" w:hAnsi="Tahoma" w:cs="Tahoma"/>
-                <w:color w:val="000000"/>
-                <w:sz w:val="16"/>
-                <w:szCs w:val="16"/>
-                <w:lang w:eastAsia="ru-RU"/>
-              </w:rPr>
-              <w:t>з.е</w:t>
-            </w:r>
-            <w:proofErr w:type="spellEnd"/>
-            <w:proofErr w:type="gramEnd"/>
           </w:p>
         </w:tc>
         <w:tc>
@@ -5914,33 +5325,7 @@
                 <w:szCs w:val="18"/>
                 <w:lang w:eastAsia="ru-RU"/>
               </w:rPr>
-              <w:t>1.</w:t>
-            </w:r>
-            <w:proofErr w:type="gramStart"/>
-            <w:r>
-              <w:rPr>
-                <w:rFonts w:ascii="Tahoma" w:eastAsia="Times New Roman" w:hAnsi="Tahoma" w:cs="Tahoma"/>
-                <w:b/>
-                <w:bCs/>
-                <w:color w:val="000000"/>
-                <w:sz w:val="18"/>
-                <w:szCs w:val="18"/>
-                <w:lang w:eastAsia="ru-RU"/>
-              </w:rPr>
-              <w:t>1.Научная</w:t>
-            </w:r>
-            <w:proofErr w:type="gramEnd"/>
-            <w:r>
-              <w:rPr>
-                <w:rFonts w:ascii="Tahoma" w:eastAsia="Times New Roman" w:hAnsi="Tahoma" w:cs="Tahoma"/>
-                <w:b/>
-                <w:bCs/>
-                <w:color w:val="000000"/>
-                <w:sz w:val="18"/>
-                <w:szCs w:val="18"/>
-                <w:lang w:eastAsia="ru-RU"/>
-              </w:rPr>
-              <w:t xml:space="preserve"> деятельность, направленная на подготовку диссертации к защите </w:t>
+              <w:t xml:space="preserve">1.1.Научная деятельность, направленная на подготовку диссертации к защите </w:t>
             </w:r>
           </w:p>
         </w:tc>
@@ -6780,33 +6165,7 @@
                 <w:szCs w:val="18"/>
                 <w:lang w:eastAsia="ru-RU"/>
               </w:rPr>
-              <w:t>1.</w:t>
-            </w:r>
-            <w:proofErr w:type="gramStart"/>
-            <w:r>
-              <w:rPr>
-                <w:rFonts w:ascii="Tahoma" w:eastAsia="Times New Roman" w:hAnsi="Tahoma" w:cs="Tahoma"/>
-                <w:b/>
-                <w:bCs/>
-                <w:color w:val="000000"/>
-                <w:sz w:val="18"/>
-                <w:szCs w:val="18"/>
-                <w:lang w:eastAsia="ru-RU"/>
-              </w:rPr>
-              <w:t>2.Подготовка</w:t>
-            </w:r>
-            <w:proofErr w:type="gramEnd"/>
-            <w:r>
-              <w:rPr>
-                <w:rFonts w:ascii="Tahoma" w:eastAsia="Times New Roman" w:hAnsi="Tahoma" w:cs="Tahoma"/>
-                <w:b/>
-                <w:bCs/>
-                <w:color w:val="000000"/>
-                <w:sz w:val="18"/>
-                <w:szCs w:val="18"/>
-                <w:lang w:eastAsia="ru-RU"/>
-              </w:rPr>
-              <w:t xml:space="preserve"> публикаций и(или) заявок на патенты на изобретения, полезные модели, промышленные образцы, селекционные достижения, свидетельства о государственной регистрации программ для электронных вычислительных машин, баз данных, топологий интегральных микросхем </w:t>
+              <w:t xml:space="preserve">1.2.Подготовка публикаций и(или) заявок на патенты на изобретения, полезные модели, промышленные образцы, селекционные достижения, свидетельства о государственной регистрации программ для электронных вычислительных машин, баз данных, топологий интегральных микросхем </w:t>
             </w:r>
           </w:p>
         </w:tc>
@@ -7646,33 +7005,7 @@
                 <w:szCs w:val="18"/>
                 <w:lang w:eastAsia="ru-RU"/>
               </w:rPr>
-              <w:t>1.</w:t>
-            </w:r>
-            <w:proofErr w:type="gramStart"/>
-            <w:r>
-              <w:rPr>
-                <w:rFonts w:ascii="Tahoma" w:eastAsia="Times New Roman" w:hAnsi="Tahoma" w:cs="Tahoma"/>
-                <w:b/>
-                <w:bCs/>
-                <w:color w:val="000000"/>
-                <w:sz w:val="18"/>
-                <w:szCs w:val="18"/>
-                <w:lang w:eastAsia="ru-RU"/>
-              </w:rPr>
-              <w:t>3.Промежуточная</w:t>
-            </w:r>
-            <w:proofErr w:type="gramEnd"/>
-            <w:r>
-              <w:rPr>
-                <w:rFonts w:ascii="Tahoma" w:eastAsia="Times New Roman" w:hAnsi="Tahoma" w:cs="Tahoma"/>
-                <w:b/>
-                <w:bCs/>
-                <w:color w:val="000000"/>
-                <w:sz w:val="18"/>
-                <w:szCs w:val="18"/>
-                <w:lang w:eastAsia="ru-RU"/>
-              </w:rPr>
-              <w:t xml:space="preserve"> аттестация по этапам выполнения научного исследования </w:t>
+              <w:t xml:space="preserve">1.3.Промежуточная аттестация по этапам выполнения научного исследования </w:t>
             </w:r>
           </w:p>
         </w:tc>
@@ -13489,7 +12822,6 @@
               </w:rPr>
               <w:t xml:space="preserve">{%tr for items in </w:t>
             </w:r>
-            <w:proofErr w:type="spellStart"/>
             <w:r>
               <w:rPr>
                 <w:rFonts w:eastAsia="Times New Roman" w:cs="Arial"/>
@@ -13499,7 +12831,6 @@
               </w:rPr>
               <w:t>scientific_research</w:t>
             </w:r>
-            <w:proofErr w:type="spellEnd"/>
             <w:r>
               <w:rPr>
                 <w:rFonts w:eastAsia="Times New Roman" w:cs="Arial"/>
@@ -13538,7 +12869,6 @@
                 <w:lang w:val="en-US" w:eastAsia="ru-RU"/>
               </w:rPr>
             </w:pPr>
-            <w:proofErr w:type="gramStart"/>
             <w:r>
               <w:rPr>
                 <w:rFonts w:eastAsia="Times New Roman" w:cs="Arial"/>
@@ -13559,33 +12889,8 @@
                 <w:szCs w:val="24"/>
                 <w:lang w:val="en-US" w:eastAsia="ru-RU"/>
               </w:rPr>
-              <w:t xml:space="preserve"> </w:t>
-            </w:r>
-            <w:proofErr w:type="spellStart"/>
-            <w:r>
-              <w:rPr>
-                <w:rFonts w:eastAsia="Times New Roman" w:cs="Arial"/>
-                <w:b/>
-                <w:bCs/>
-                <w:color w:val="000000"/>
-                <w:szCs w:val="24"/>
-                <w:lang w:val="en-US" w:eastAsia="ru-RU"/>
-              </w:rPr>
-              <w:t>items</w:t>
-            </w:r>
-            <w:proofErr w:type="gramEnd"/>
-            <w:r>
-              <w:rPr>
-                <w:rFonts w:eastAsia="Times New Roman" w:cs="Arial"/>
-                <w:b/>
-                <w:bCs/>
-                <w:color w:val="000000"/>
-                <w:szCs w:val="24"/>
-                <w:lang w:val="en-US" w:eastAsia="ru-RU"/>
-              </w:rPr>
-              <w:t>.title</w:t>
-            </w:r>
-            <w:proofErr w:type="spellEnd"/>
+              <w:t xml:space="preserve"> items.title</w:t>
+            </w:r>
             <w:r>
               <w:rPr>
                 <w:rFonts w:eastAsia="Times New Roman" w:cs="Arial"/>
@@ -13651,10 +12956,8 @@
                 <w:szCs w:val="24"/>
                 <w:lang w:val="en-US" w:eastAsia="ru-RU"/>
               </w:rPr>
-              <w:t xml:space="preserve">item in </w:t>
-            </w:r>
-            <w:proofErr w:type="spellStart"/>
-            <w:proofErr w:type="gramStart"/>
+              <w:t>item in items</w:t>
+            </w:r>
             <w:r>
               <w:rPr>
                 <w:rFonts w:eastAsia="Times New Roman" w:cs="Arial"/>
@@ -13662,36 +12965,7 @@
                 <w:szCs w:val="24"/>
                 <w:lang w:val="en-US" w:eastAsia="ru-RU"/>
               </w:rPr>
-              <w:t>items</w:t>
-            </w:r>
-            <w:r>
-              <w:rPr>
-                <w:rFonts w:eastAsia="Times New Roman" w:cs="Arial"/>
-                <w:color w:val="000000"/>
-                <w:szCs w:val="24"/>
-                <w:lang w:val="en-US" w:eastAsia="ru-RU"/>
-              </w:rPr>
-              <w:t>.semesters</w:t>
-            </w:r>
-            <w:proofErr w:type="gramEnd"/>
-            <w:r>
-              <w:rPr>
-                <w:rFonts w:eastAsia="Times New Roman" w:cs="Arial"/>
-                <w:color w:val="000000"/>
-                <w:szCs w:val="24"/>
-                <w:lang w:val="en-US" w:eastAsia="ru-RU"/>
-              </w:rPr>
-              <w:t>.items</w:t>
-            </w:r>
-            <w:proofErr w:type="spellEnd"/>
-            <w:r>
-              <w:rPr>
-                <w:rFonts w:eastAsia="Times New Roman" w:cs="Arial"/>
-                <w:color w:val="000000"/>
-                <w:szCs w:val="24"/>
-                <w:lang w:val="en-US" w:eastAsia="ru-RU"/>
-              </w:rPr>
-              <w:t>()</w:t>
+              <w:t>.semesters.items()</w:t>
             </w:r>
             <w:r>
               <w:rPr>
@@ -13736,27 +13010,7 @@
                 <w:szCs w:val="24"/>
                 <w:lang w:val="en-US" w:eastAsia="ru-RU"/>
               </w:rPr>
-              <w:t xml:space="preserve">{%tr for </w:t>
-            </w:r>
-            <w:proofErr w:type="spellStart"/>
-            <w:r>
-              <w:rPr>
-                <w:rFonts w:eastAsia="Times New Roman" w:cs="Arial"/>
-                <w:color w:val="000000"/>
-                <w:szCs w:val="24"/>
-                <w:lang w:val="en-US" w:eastAsia="ru-RU"/>
-              </w:rPr>
-              <w:t>i</w:t>
-            </w:r>
-            <w:proofErr w:type="spellEnd"/>
-            <w:r>
-              <w:rPr>
-                <w:rFonts w:eastAsia="Times New Roman" w:cs="Arial"/>
-                <w:color w:val="000000"/>
-                <w:szCs w:val="24"/>
-                <w:lang w:val="en-US" w:eastAsia="ru-RU"/>
-              </w:rPr>
-              <w:t xml:space="preserve"> in item %}</w:t>
+              <w:t>{%tr for i in item %}</w:t>
             </w:r>
           </w:p>
         </w:tc>
@@ -13794,47 +13048,7 @@
                 <w:szCs w:val="24"/>
                 <w:lang w:val="en-US" w:eastAsia="ru-RU"/>
               </w:rPr>
-              <w:t xml:space="preserve">{% </w:t>
-            </w:r>
-            <w:proofErr w:type="spellStart"/>
-            <w:r>
-              <w:rPr>
-                <w:rFonts w:eastAsia="Times New Roman" w:cs="Arial"/>
-                <w:color w:val="000000"/>
-                <w:szCs w:val="24"/>
-                <w:lang w:val="en-US" w:eastAsia="ru-RU"/>
-              </w:rPr>
-              <w:t>vm</w:t>
-            </w:r>
-            <w:proofErr w:type="spellEnd"/>
-            <w:r>
-              <w:rPr>
-                <w:rFonts w:eastAsia="Times New Roman" w:cs="Arial"/>
-                <w:color w:val="000000"/>
-                <w:szCs w:val="24"/>
-                <w:lang w:val="en-US" w:eastAsia="ru-RU"/>
-              </w:rPr>
-              <w:t xml:space="preserve"> </w:t>
-            </w:r>
-            <w:proofErr w:type="gramStart"/>
-            <w:r>
-              <w:rPr>
-                <w:rFonts w:eastAsia="Times New Roman" w:cs="Arial"/>
-                <w:color w:val="000000"/>
-                <w:szCs w:val="24"/>
-                <w:lang w:val="en-US" w:eastAsia="ru-RU"/>
-              </w:rPr>
-              <w:t>%}{</w:t>
-            </w:r>
-            <w:proofErr w:type="gramEnd"/>
-            <w:r>
-              <w:rPr>
-                <w:rFonts w:eastAsia="Times New Roman" w:cs="Arial"/>
-                <w:color w:val="000000"/>
-                <w:szCs w:val="24"/>
-                <w:lang w:val="en-US" w:eastAsia="ru-RU"/>
-              </w:rPr>
-              <w:t>{ key }}</w:t>
+              <w:t>{% vm %}{{ key }}</w:t>
             </w:r>
             <w:r>
               <w:rPr>
@@ -13873,7 +13087,6 @@
                 <w:lang w:val="en-US" w:eastAsia="ru-RU"/>
               </w:rPr>
             </w:pPr>
-            <w:proofErr w:type="gramStart"/>
             <w:r>
               <w:rPr>
                 <w:rFonts w:eastAsia="Times New Roman" w:cs="Arial"/>
@@ -13881,37 +13094,7 @@
                 <w:szCs w:val="24"/>
                 <w:lang w:val="en-US" w:eastAsia="ru-RU"/>
               </w:rPr>
-              <w:t xml:space="preserve">{{ </w:t>
-            </w:r>
-            <w:proofErr w:type="spellStart"/>
-            <w:r>
-              <w:rPr>
-                <w:rFonts w:eastAsia="Times New Roman" w:cs="Arial"/>
-                <w:color w:val="000000"/>
-                <w:szCs w:val="24"/>
-                <w:lang w:val="en-US" w:eastAsia="ru-RU"/>
-              </w:rPr>
-              <w:t>i</w:t>
-            </w:r>
-            <w:proofErr w:type="gramEnd"/>
-            <w:r>
-              <w:rPr>
-                <w:rFonts w:eastAsia="Times New Roman" w:cs="Arial"/>
-                <w:color w:val="000000"/>
-                <w:szCs w:val="24"/>
-                <w:lang w:val="en-US" w:eastAsia="ru-RU"/>
-              </w:rPr>
-              <w:t>.text</w:t>
-            </w:r>
-            <w:proofErr w:type="spellEnd"/>
-            <w:r>
-              <w:rPr>
-                <w:rFonts w:eastAsia="Times New Roman" w:cs="Arial"/>
-                <w:color w:val="000000"/>
-                <w:szCs w:val="24"/>
-                <w:lang w:val="en-US" w:eastAsia="ru-RU"/>
-              </w:rPr>
-              <w:t xml:space="preserve"> }}</w:t>
+              <w:t>{{ i.text }}</w:t>
             </w:r>
           </w:p>
         </w:tc>
@@ -13947,27 +13130,7 @@
                 <w:szCs w:val="24"/>
                 <w:lang w:val="en-US" w:eastAsia="ru-RU"/>
               </w:rPr>
-              <w:t xml:space="preserve">{%tr </w:t>
-            </w:r>
-            <w:proofErr w:type="spellStart"/>
-            <w:r>
-              <w:rPr>
-                <w:rFonts w:eastAsia="Times New Roman" w:cs="Arial"/>
-                <w:color w:val="000000"/>
-                <w:szCs w:val="24"/>
-                <w:lang w:val="en-US" w:eastAsia="ru-RU"/>
-              </w:rPr>
-              <w:t>endfor</w:t>
-            </w:r>
-            <w:proofErr w:type="spellEnd"/>
-            <w:r>
-              <w:rPr>
-                <w:rFonts w:eastAsia="Times New Roman" w:cs="Arial"/>
-                <w:color w:val="000000"/>
-                <w:szCs w:val="24"/>
-                <w:lang w:val="en-US" w:eastAsia="ru-RU"/>
-              </w:rPr>
-              <w:t xml:space="preserve"> %}</w:t>
+              <w:t>{%tr endfor %}</w:t>
             </w:r>
           </w:p>
         </w:tc>
@@ -14003,27 +13166,7 @@
                 <w:szCs w:val="24"/>
                 <w:lang w:val="en-US" w:eastAsia="ru-RU"/>
               </w:rPr>
-              <w:t xml:space="preserve">{%tr </w:t>
-            </w:r>
-            <w:proofErr w:type="spellStart"/>
-            <w:r>
-              <w:rPr>
-                <w:rFonts w:eastAsia="Times New Roman" w:cs="Arial"/>
-                <w:color w:val="000000"/>
-                <w:szCs w:val="24"/>
-                <w:lang w:val="en-US" w:eastAsia="ru-RU"/>
-              </w:rPr>
-              <w:t>endfor</w:t>
-            </w:r>
-            <w:proofErr w:type="spellEnd"/>
-            <w:r>
-              <w:rPr>
-                <w:rFonts w:eastAsia="Times New Roman" w:cs="Arial"/>
-                <w:color w:val="000000"/>
-                <w:szCs w:val="24"/>
-                <w:lang w:val="en-US" w:eastAsia="ru-RU"/>
-              </w:rPr>
-              <w:t xml:space="preserve"> %}</w:t>
+              <w:t>{%tr endfor %}</w:t>
             </w:r>
           </w:p>
         </w:tc>
@@ -14062,27 +13205,7 @@
                 <w:szCs w:val="24"/>
                 <w:lang w:val="en-US" w:eastAsia="ru-RU"/>
               </w:rPr>
-              <w:t xml:space="preserve">{%tr </w:t>
-            </w:r>
-            <w:proofErr w:type="spellStart"/>
-            <w:r>
-              <w:rPr>
-                <w:rFonts w:eastAsia="Times New Roman" w:cs="Arial"/>
-                <w:color w:val="000000"/>
-                <w:szCs w:val="24"/>
-                <w:lang w:val="en-US" w:eastAsia="ru-RU"/>
-              </w:rPr>
-              <w:t>endfor</w:t>
-            </w:r>
-            <w:proofErr w:type="spellEnd"/>
-            <w:r>
-              <w:rPr>
-                <w:rFonts w:eastAsia="Times New Roman" w:cs="Arial"/>
-                <w:color w:val="000000"/>
-                <w:szCs w:val="24"/>
-                <w:lang w:val="en-US" w:eastAsia="ru-RU"/>
-              </w:rPr>
-              <w:t xml:space="preserve"> %}</w:t>
+              <w:t>{%tr endfor %}</w:t>
             </w:r>
           </w:p>
         </w:tc>
@@ -14123,12 +13246,24 @@
         <w:rPr>
           <w:lang w:val="en-US"/>
         </w:rPr>
-        <w:t xml:space="preserve">{% </w:t>
+        <w:t>{%</w:t>
       </w:r>
       <w:r>
         <w:rPr>
           <w:lang w:val="en-US"/>
         </w:rPr>
+        <w:t>-</w:t>
+      </w:r>
+      <w:r>
+        <w:rPr>
+          <w:lang w:val="en-US"/>
+        </w:rPr>
+        <w:t xml:space="preserve"> </w:t>
+      </w:r>
+      <w:r>
+        <w:rPr>
+          <w:lang w:val="en-US"/>
+        </w:rPr>
         <w:t>for</w:t>
       </w:r>
       <w:r>
@@ -14137,14 +13272,12 @@
         </w:rPr>
         <w:t xml:space="preserve"> </w:t>
       </w:r>
-      <w:proofErr w:type="spellStart"/>
       <w:r>
         <w:rPr>
           <w:lang w:val="en-US"/>
         </w:rPr>
         <w:t>i</w:t>
       </w:r>
-      <w:proofErr w:type="spellEnd"/>
       <w:r>
         <w:rPr>
           <w:lang w:val="en-US"/>
@@ -14161,16 +13294,8 @@
         <w:rPr>
           <w:lang w:val="en-US"/>
         </w:rPr>
-        <w:t xml:space="preserve"> </w:t>
-      </w:r>
-      <w:proofErr w:type="spellStart"/>
-      <w:r>
-        <w:rPr>
-          <w:lang w:val="en-US"/>
-        </w:rPr>
-        <w:t>scientific_dissert</w:t>
-      </w:r>
-      <w:proofErr w:type="spellEnd"/>
+        <w:t xml:space="preserve"> scientific_dissert</w:t>
+      </w:r>
       <w:r>
         <w:rPr>
           <w:lang w:val="en-US"/>
@@ -14205,36 +13330,19 @@
           <w:lang w:val="en-US"/>
         </w:rPr>
       </w:pPr>
-      <w:proofErr w:type="gramStart"/>
       <w:r>
         <w:rPr>
           <w:lang w:val="en-US"/>
         </w:rPr>
-        <w:t xml:space="preserve">{{ </w:t>
-      </w:r>
-      <w:proofErr w:type="spellStart"/>
-      <w:r>
-        <w:rPr>
-          <w:lang w:val="en-US"/>
-        </w:rPr>
-        <w:t>i</w:t>
-      </w:r>
-      <w:proofErr w:type="gramEnd"/>
-      <w:r>
-        <w:rPr>
-          <w:lang w:val="en-US"/>
-        </w:rPr>
-        <w:t>.text</w:t>
-      </w:r>
-      <w:proofErr w:type="spellEnd"/>
-      <w:r>
-        <w:rPr>
-          <w:lang w:val="en-US"/>
-        </w:rPr>
-        <w:t xml:space="preserve"> }}</w:t>
+        <w:t>{{ i.text }}</w:t>
       </w:r>
     </w:p>
     <w:p>
+      <w:pPr>
+        <w:rPr>
+          <w:lang w:val="en-US"/>
+        </w:rPr>
+      </w:pPr>
       <w:r>
         <w:t>{%</w:t>
       </w:r>
@@ -14247,21 +13355,14 @@
       <w:r>
         <w:t xml:space="preserve"> </w:t>
       </w:r>
-      <w:proofErr w:type="spellStart"/>
       <w:r>
         <w:rPr>
           <w:lang w:val="en-US"/>
         </w:rPr>
-        <w:t>endfor</w:t>
-      </w:r>
-      <w:proofErr w:type="spellEnd"/>
-      <w:r>
-        <w:rPr>
-          <w:lang w:val="en-US"/>
-        </w:rPr>
-        <w:t xml:space="preserve"> %}</w:t>
+        <w:t>endfor %}</w:t>
       </w:r>
     </w:p>
+    <w:p/>
     <w:p>
       <w:pPr>
         <w:pStyle w:val="ConsPlusNormal"/>
@@ -14297,12 +13398,21 @@
         <w:rPr>
           <w:lang w:val="en-US"/>
         </w:rPr>
-        <w:t xml:space="preserve">{% </w:t>
+        <w:t>{%</w:t>
+      </w:r>
+      <w:r>
+        <w:t>-</w:t>
       </w:r>
       <w:r>
         <w:rPr>
           <w:lang w:val="en-US"/>
         </w:rPr>
+        <w:t xml:space="preserve"> </w:t>
+      </w:r>
+      <w:r>
+        <w:rPr>
+          <w:lang w:val="en-US"/>
+        </w:rPr>
         <w:t>for</w:t>
       </w:r>
       <w:r>
@@ -14311,14 +13421,12 @@
         </w:rPr>
         <w:t xml:space="preserve"> </w:t>
       </w:r>
-      <w:proofErr w:type="spellStart"/>
       <w:r>
         <w:rPr>
           <w:lang w:val="en-US"/>
         </w:rPr>
         <w:t>i</w:t>
       </w:r>
-      <w:proofErr w:type="spellEnd"/>
       <w:r>
         <w:rPr>
           <w:lang w:val="en-US"/>
@@ -14335,27 +13443,13 @@
         <w:rPr>
           <w:lang w:val="en-US"/>
         </w:rPr>
-        <w:t xml:space="preserve"> </w:t>
-      </w:r>
-      <w:proofErr w:type="spellStart"/>
+        <w:t xml:space="preserve"> scientific_</w:t>
+      </w:r>
       <w:r>
         <w:rPr>
           <w:lang w:val="en-US"/>
         </w:rPr>
-        <w:t>scientific_</w:t>
-      </w:r>
-      <w:r>
-        <w:rPr>
-          <w:lang w:val="en-US"/>
-        </w:rPr>
-        <w:t>publish</w:t>
-      </w:r>
-      <w:proofErr w:type="spellEnd"/>
-      <w:r>
-        <w:rPr>
-          <w:lang w:val="en-US"/>
-        </w:rPr>
-        <w:t xml:space="preserve"> </w:t>
+        <w:t xml:space="preserve">publish </w:t>
       </w:r>
       <w:r>
         <w:rPr>
@@ -14385,33 +13479,11 @@
           <w:lang w:val="en-US"/>
         </w:rPr>
       </w:pPr>
-      <w:proofErr w:type="gramStart"/>
       <w:r>
         <w:rPr>
           <w:lang w:val="en-US"/>
         </w:rPr>
-        <w:t xml:space="preserve">{{ </w:t>
-      </w:r>
-      <w:proofErr w:type="spellStart"/>
-      <w:r>
-        <w:rPr>
-          <w:lang w:val="en-US"/>
-        </w:rPr>
-        <w:t>i</w:t>
-      </w:r>
-      <w:proofErr w:type="gramEnd"/>
-      <w:r>
-        <w:rPr>
-          <w:lang w:val="en-US"/>
-        </w:rPr>
-        <w:t>.text</w:t>
-      </w:r>
-      <w:proofErr w:type="spellEnd"/>
-      <w:r>
-        <w:rPr>
-          <w:lang w:val="en-US"/>
-        </w:rPr>
-        <w:t xml:space="preserve"> }}</w:t>
+        <w:t>{{ i.text }}</w:t>
       </w:r>
     </w:p>
     <w:p>
@@ -14427,29 +13499,12 @@
       <w:r>
         <w:t xml:space="preserve"> </w:t>
       </w:r>
-      <w:proofErr w:type="spellStart"/>
       <w:r>
         <w:rPr>
           <w:lang w:val="en-US"/>
         </w:rPr>
-        <w:t>endfor</w:t>
-      </w:r>
-      <w:proofErr w:type="spellEnd"/>
-      <w:r>
-        <w:rPr>
-          <w:lang w:val="en-US"/>
-        </w:rPr>
-        <w:t xml:space="preserve"> %}</w:t>
-      </w:r>
-    </w:p>
-    <w:p>
-      <w:pPr>
-        <w:ind w:firstLine="709"/>
-        <w:jc w:val="both"/>
-        <w:rPr>
-          <w:szCs w:val="24"/>
-        </w:rPr>
-      </w:pPr>
+        <w:t>endfor %}</w:t>
+      </w:r>
     </w:p>
     <w:p>
       <w:pPr>
@@ -15571,23 +14626,13 @@
         <w:lang w:eastAsia="ru-RU"/>
       </w:rPr>
     </w:pPr>
-    <w:proofErr w:type="gramStart"/>
     <w:r>
       <w:rPr>
         <w:rFonts w:eastAsia="Times New Roman"/>
         <w:szCs w:val="24"/>
         <w:lang w:val="en-US" w:eastAsia="ru-RU"/>
       </w:rPr>
-      <w:t>{{ year</w:t>
-    </w:r>
-    <w:proofErr w:type="gramEnd"/>
-    <w:r>
-      <w:rPr>
-        <w:rFonts w:eastAsia="Times New Roman"/>
-        <w:szCs w:val="24"/>
-        <w:lang w:val="en-US" w:eastAsia="ru-RU"/>
-      </w:rPr>
-      <w:t xml:space="preserve"> }} </w:t>
+      <w:t xml:space="preserve">{{ year }} </w:t>
     </w:r>
     <w:r>
       <w:rPr>

--- a/templates/docxRPD/scientific_four.docx
+++ b/templates/docxRPD/scientific_four.docx
@@ -186,7 +186,25 @@
           <w:szCs w:val="24"/>
           <w:lang w:eastAsia="ru-RU"/>
         </w:rPr>
-        <w:t xml:space="preserve"> «___»___________</w:t>
+        <w:t xml:space="preserve"> «__</w:t>
+      </w:r>
+      <w:proofErr w:type="gramStart"/>
+      <w:r>
+        <w:rPr>
+          <w:rFonts w:eastAsia="Times New Roman"/>
+          <w:szCs w:val="24"/>
+          <w:lang w:eastAsia="ru-RU"/>
+        </w:rPr>
+        <w:t>_»_</w:t>
+      </w:r>
+      <w:proofErr w:type="gramEnd"/>
+      <w:r>
+        <w:rPr>
+          <w:rFonts w:eastAsia="Times New Roman"/>
+          <w:szCs w:val="24"/>
+          <w:lang w:eastAsia="ru-RU"/>
+        </w:rPr>
+        <w:t>__________</w:t>
       </w:r>
       <w:r>
         <w:rPr>
@@ -277,6 +295,7 @@
           <w:lang w:val="en-US" w:eastAsia="ru-RU"/>
         </w:rPr>
       </w:pPr>
+      <w:proofErr w:type="gramStart"/>
       <w:r>
         <w:rPr>
           <w:rFonts w:eastAsia="Times New Roman"/>
@@ -285,7 +304,18 @@
           <w:u w:val="single"/>
           <w:lang w:val="en-US" w:eastAsia="ru-RU"/>
         </w:rPr>
-        <w:t>{{ name }}</w:t>
+        <w:t>{{ name</w:t>
+      </w:r>
+      <w:proofErr w:type="gramEnd"/>
+      <w:r>
+        <w:rPr>
+          <w:rFonts w:eastAsia="Times New Roman"/>
+          <w:i/>
+          <w:szCs w:val="24"/>
+          <w:u w:val="single"/>
+          <w:lang w:val="en-US" w:eastAsia="ru-RU"/>
+        </w:rPr>
+        <w:t xml:space="preserve"> }}</w:t>
       </w:r>
     </w:p>
     <w:p>
@@ -430,6 +460,7 @@
                 <w:lang w:eastAsia="ru-RU"/>
               </w:rPr>
             </w:pPr>
+            <w:proofErr w:type="gramStart"/>
             <w:r>
               <w:rPr>
                 <w:rFonts w:eastAsia="Times New Roman" w:cs="Arial"/>
@@ -437,7 +468,28 @@
                 <w:szCs w:val="24"/>
                 <w:lang w:val="en-US" w:eastAsia="ru-RU"/>
               </w:rPr>
-              <w:t>{{ ckaf }}</w:t>
+              <w:t xml:space="preserve">{{ </w:t>
+            </w:r>
+            <w:proofErr w:type="spellStart"/>
+            <w:r>
+              <w:rPr>
+                <w:rFonts w:eastAsia="Times New Roman" w:cs="Arial"/>
+                <w:color w:val="000000"/>
+                <w:szCs w:val="24"/>
+                <w:lang w:val="en-US" w:eastAsia="ru-RU"/>
+              </w:rPr>
+              <w:t>ckaf</w:t>
+            </w:r>
+            <w:proofErr w:type="spellEnd"/>
+            <w:proofErr w:type="gramEnd"/>
+            <w:r>
+              <w:rPr>
+                <w:rFonts w:eastAsia="Times New Roman" w:cs="Arial"/>
+                <w:color w:val="000000"/>
+                <w:szCs w:val="24"/>
+                <w:lang w:val="en-US" w:eastAsia="ru-RU"/>
+              </w:rPr>
+              <w:t xml:space="preserve"> }}</w:t>
             </w:r>
           </w:p>
         </w:tc>
@@ -497,6 +549,7 @@
                 <w:lang w:eastAsia="ru-RU"/>
               </w:rPr>
             </w:pPr>
+            <w:proofErr w:type="gramStart"/>
             <w:r>
               <w:rPr>
                 <w:rFonts w:eastAsia="Times New Roman" w:cs="Arial"/>
@@ -504,7 +557,28 @@
                 <w:szCs w:val="24"/>
                 <w:lang w:val="en-US" w:eastAsia="ru-RU"/>
               </w:rPr>
-              <w:t>{{ cfac }}</w:t>
+              <w:t xml:space="preserve">{{ </w:t>
+            </w:r>
+            <w:proofErr w:type="spellStart"/>
+            <w:r>
+              <w:rPr>
+                <w:rFonts w:eastAsia="Times New Roman" w:cs="Arial"/>
+                <w:color w:val="000000"/>
+                <w:szCs w:val="24"/>
+                <w:lang w:val="en-US" w:eastAsia="ru-RU"/>
+              </w:rPr>
+              <w:t>cfac</w:t>
+            </w:r>
+            <w:proofErr w:type="spellEnd"/>
+            <w:proofErr w:type="gramEnd"/>
+            <w:r>
+              <w:rPr>
+                <w:rFonts w:eastAsia="Times New Roman" w:cs="Arial"/>
+                <w:color w:val="000000"/>
+                <w:szCs w:val="24"/>
+                <w:lang w:val="en-US" w:eastAsia="ru-RU"/>
+              </w:rPr>
+              <w:t xml:space="preserve"> }}</w:t>
             </w:r>
           </w:p>
         </w:tc>
@@ -647,6 +721,7 @@
                 <w:lang w:val="en-US" w:eastAsia="ru-RU"/>
               </w:rPr>
             </w:pPr>
+            <w:proofErr w:type="gramStart"/>
             <w:r>
               <w:rPr>
                 <w:rFonts w:eastAsia="Times New Roman" w:cs="Arial"/>
@@ -656,26 +731,22 @@
                 <w:szCs w:val="24"/>
                 <w:lang w:val="en-US" w:eastAsia="ru-RU"/>
               </w:rPr>
-              <w:t>{{ cfob }}</w:t>
-            </w:r>
-          </w:p>
-        </w:tc>
-        <w:tc>
-          <w:tcPr>
-            <w:tcW w:w="3368" w:type="dxa"/>
-            <w:shd w:val="clear" w:color="auto" w:fill="auto"/>
-          </w:tcPr>
-          <w:p>
-            <w:pPr>
+              <w:t xml:space="preserve">{{ </w:t>
+            </w:r>
+            <w:proofErr w:type="spellStart"/>
+            <w:r>
               <w:rPr>
                 <w:rFonts w:eastAsia="Times New Roman" w:cs="Arial"/>
                 <w:i/>
                 <w:iCs/>
                 <w:color w:val="000000"/>
                 <w:szCs w:val="24"/>
-                <w:lang w:eastAsia="ru-RU"/>
-              </w:rPr>
-            </w:pPr>
+                <w:lang w:val="en-US" w:eastAsia="ru-RU"/>
+              </w:rPr>
+              <w:t>cfob</w:t>
+            </w:r>
+            <w:proofErr w:type="spellEnd"/>
+            <w:proofErr w:type="gramEnd"/>
             <w:r>
               <w:rPr>
                 <w:rFonts w:eastAsia="Times New Roman" w:cs="Arial"/>
@@ -683,18 +754,15 @@
                 <w:iCs/>
                 <w:color w:val="000000"/>
                 <w:szCs w:val="24"/>
-                <w:lang w:eastAsia="ru-RU"/>
-              </w:rPr>
-              <w:t>Год начала освоения</w:t>
-            </w:r>
-          </w:p>
-        </w:tc>
-        <w:tc>
-          <w:tcPr>
-            <w:tcW w:w="2552" w:type="dxa"/>
-            <w:tcBorders>
-              <w:bottom w:val="single" w:sz="4" w:space="0" w:color="auto"/>
-            </w:tcBorders>
+                <w:lang w:val="en-US" w:eastAsia="ru-RU"/>
+              </w:rPr>
+              <w:t xml:space="preserve"> }}</w:t>
+            </w:r>
+          </w:p>
+        </w:tc>
+        <w:tc>
+          <w:tcPr>
+            <w:tcW w:w="3368" w:type="dxa"/>
             <w:shd w:val="clear" w:color="auto" w:fill="auto"/>
           </w:tcPr>
           <w:p>
@@ -705,7 +773,7 @@
                 <w:iCs/>
                 <w:color w:val="000000"/>
                 <w:szCs w:val="24"/>
-                <w:lang w:val="en-US" w:eastAsia="ru-RU"/>
+                <w:lang w:eastAsia="ru-RU"/>
               </w:rPr>
             </w:pPr>
             <w:r>
@@ -715,9 +783,67 @@
                 <w:iCs/>
                 <w:color w:val="000000"/>
                 <w:szCs w:val="24"/>
+                <w:lang w:eastAsia="ru-RU"/>
+              </w:rPr>
+              <w:t>Год начала освоения</w:t>
+            </w:r>
+          </w:p>
+        </w:tc>
+        <w:tc>
+          <w:tcPr>
+            <w:tcW w:w="2552" w:type="dxa"/>
+            <w:tcBorders>
+              <w:bottom w:val="single" w:sz="4" w:space="0" w:color="auto"/>
+            </w:tcBorders>
+            <w:shd w:val="clear" w:color="auto" w:fill="auto"/>
+          </w:tcPr>
+          <w:p>
+            <w:pPr>
+              <w:rPr>
+                <w:rFonts w:eastAsia="Times New Roman" w:cs="Arial"/>
+                <w:i/>
+                <w:iCs/>
+                <w:color w:val="000000"/>
+                <w:szCs w:val="24"/>
                 <w:lang w:val="en-US" w:eastAsia="ru-RU"/>
               </w:rPr>
-              <w:t>{{ startyear }}</w:t>
+            </w:pPr>
+            <w:proofErr w:type="gramStart"/>
+            <w:r>
+              <w:rPr>
+                <w:rFonts w:eastAsia="Times New Roman" w:cs="Arial"/>
+                <w:i/>
+                <w:iCs/>
+                <w:color w:val="000000"/>
+                <w:szCs w:val="24"/>
+                <w:lang w:val="en-US" w:eastAsia="ru-RU"/>
+              </w:rPr>
+              <w:t xml:space="preserve">{{ </w:t>
+            </w:r>
+            <w:proofErr w:type="spellStart"/>
+            <w:r>
+              <w:rPr>
+                <w:rFonts w:eastAsia="Times New Roman" w:cs="Arial"/>
+                <w:i/>
+                <w:iCs/>
+                <w:color w:val="000000"/>
+                <w:szCs w:val="24"/>
+                <w:lang w:val="en-US" w:eastAsia="ru-RU"/>
+              </w:rPr>
+              <w:t>startyear</w:t>
+            </w:r>
+            <w:proofErr w:type="spellEnd"/>
+            <w:proofErr w:type="gramEnd"/>
+            <w:r>
+              <w:rPr>
+                <w:rFonts w:eastAsia="Times New Roman" w:cs="Arial"/>
+                <w:i/>
+                <w:iCs/>
+                <w:color w:val="000000"/>
+                <w:szCs w:val="24"/>
+                <w:lang w:val="en-US" w:eastAsia="ru-RU"/>
+              </w:rPr>
+              <w:t xml:space="preserve"> }}</w:t>
             </w:r>
           </w:p>
         </w:tc>
@@ -754,6 +880,7 @@
                 <w:lang w:eastAsia="ru-RU"/>
               </w:rPr>
             </w:pPr>
+            <w:proofErr w:type="gramStart"/>
             <w:r>
               <w:rPr>
                 <w:rFonts w:eastAsia="Times New Roman" w:cs="Arial"/>
@@ -774,7 +901,19 @@
                 <w:szCs w:val="24"/>
                 <w:lang w:eastAsia="ru-RU"/>
               </w:rPr>
-              <w:t>освоения:</w:t>
+              <w:t>освоения</w:t>
+            </w:r>
+            <w:proofErr w:type="gramEnd"/>
+            <w:r>
+              <w:rPr>
+                <w:rFonts w:eastAsia="Times New Roman" w:cs="Arial"/>
+                <w:i/>
+                <w:iCs/>
+                <w:color w:val="000000"/>
+                <w:szCs w:val="24"/>
+                <w:lang w:eastAsia="ru-RU"/>
+              </w:rPr>
+              <w:t>:</w:t>
             </w:r>
           </w:p>
         </w:tc>
@@ -801,6 +940,7 @@
                 <w:lang w:val="en-US" w:eastAsia="ru-RU"/>
               </w:rPr>
             </w:pPr>
+            <w:proofErr w:type="gramStart"/>
             <w:r>
               <w:rPr>
                 <w:rFonts w:eastAsia="Times New Roman" w:cs="Arial"/>
@@ -810,26 +950,22 @@
                 <w:szCs w:val="24"/>
                 <w:lang w:val="en-US" w:eastAsia="ru-RU"/>
               </w:rPr>
-              <w:t>{{ rng }}</w:t>
-            </w:r>
-          </w:p>
-        </w:tc>
-        <w:tc>
-          <w:tcPr>
-            <w:tcW w:w="3368" w:type="dxa"/>
-            <w:shd w:val="clear" w:color="auto" w:fill="auto"/>
-          </w:tcPr>
-          <w:p>
-            <w:pPr>
+              <w:t xml:space="preserve">{{ </w:t>
+            </w:r>
+            <w:proofErr w:type="spellStart"/>
+            <w:r>
               <w:rPr>
                 <w:rFonts w:eastAsia="Times New Roman" w:cs="Arial"/>
                 <w:i/>
                 <w:iCs/>
                 <w:color w:val="000000"/>
                 <w:szCs w:val="24"/>
-                <w:lang w:eastAsia="ru-RU"/>
-              </w:rPr>
-            </w:pPr>
+                <w:lang w:val="en-US" w:eastAsia="ru-RU"/>
+              </w:rPr>
+              <w:t>rng</w:t>
+            </w:r>
+            <w:proofErr w:type="spellEnd"/>
+            <w:proofErr w:type="gramEnd"/>
             <w:r>
               <w:rPr>
                 <w:rFonts w:eastAsia="Times New Roman" w:cs="Arial"/>
@@ -837,6 +973,35 @@
                 <w:iCs/>
                 <w:color w:val="000000"/>
                 <w:szCs w:val="24"/>
+                <w:lang w:val="en-US" w:eastAsia="ru-RU"/>
+              </w:rPr>
+              <w:t xml:space="preserve"> }}</w:t>
+            </w:r>
+          </w:p>
+        </w:tc>
+        <w:tc>
+          <w:tcPr>
+            <w:tcW w:w="3368" w:type="dxa"/>
+            <w:shd w:val="clear" w:color="auto" w:fill="auto"/>
+          </w:tcPr>
+          <w:p>
+            <w:pPr>
+              <w:rPr>
+                <w:rFonts w:eastAsia="Times New Roman" w:cs="Arial"/>
+                <w:i/>
+                <w:iCs/>
+                <w:color w:val="000000"/>
+                <w:szCs w:val="24"/>
+                <w:lang w:eastAsia="ru-RU"/>
+              </w:rPr>
+            </w:pPr>
+            <w:r>
+              <w:rPr>
+                <w:rFonts w:eastAsia="Times New Roman" w:cs="Arial"/>
+                <w:i/>
+                <w:iCs/>
+                <w:color w:val="000000"/>
+                <w:szCs w:val="24"/>
                 <w:lang w:eastAsia="ru-RU"/>
               </w:rPr>
               <w:t>Федеральные государственные требования</w:t>
@@ -871,6 +1036,7 @@
                 <w:lang w:val="en-US" w:eastAsia="ru-RU"/>
               </w:rPr>
             </w:pPr>
+            <w:proofErr w:type="gramStart"/>
             <w:r>
               <w:rPr>
                 <w:rFonts w:eastAsia="Times New Roman" w:cs="Arial"/>
@@ -878,7 +1044,28 @@
                 <w:szCs w:val="24"/>
                 <w:lang w:val="en-US" w:eastAsia="ru-RU"/>
               </w:rPr>
-              <w:t>{{ fgt }}</w:t>
+              <w:t xml:space="preserve">{{ </w:t>
+            </w:r>
+            <w:proofErr w:type="spellStart"/>
+            <w:r>
+              <w:rPr>
+                <w:rFonts w:eastAsia="Times New Roman" w:cs="Arial"/>
+                <w:color w:val="000000"/>
+                <w:szCs w:val="24"/>
+                <w:lang w:val="en-US" w:eastAsia="ru-RU"/>
+              </w:rPr>
+              <w:t>fgt</w:t>
+            </w:r>
+            <w:proofErr w:type="spellEnd"/>
+            <w:proofErr w:type="gramEnd"/>
+            <w:r>
+              <w:rPr>
+                <w:rFonts w:eastAsia="Times New Roman" w:cs="Arial"/>
+                <w:color w:val="000000"/>
+                <w:szCs w:val="24"/>
+                <w:lang w:val="en-US" w:eastAsia="ru-RU"/>
+              </w:rPr>
+              <w:t xml:space="preserve"> }}</w:t>
             </w:r>
           </w:p>
         </w:tc>
@@ -1095,6 +1282,7 @@
                 <w:lang w:val="en-US" w:eastAsia="ru-RU"/>
               </w:rPr>
             </w:pPr>
+            <w:proofErr w:type="gramStart"/>
             <w:r>
               <w:rPr>
                 <w:rFonts w:eastAsia="Times New Roman" w:cs="Arial"/>
@@ -1104,7 +1292,32 @@
                 <w:szCs w:val="24"/>
                 <w:lang w:val="en-US" w:eastAsia="ru-RU"/>
               </w:rPr>
-              <w:t>{{ viceRector }}</w:t>
+              <w:t xml:space="preserve">{{ </w:t>
+            </w:r>
+            <w:proofErr w:type="spellStart"/>
+            <w:r>
+              <w:rPr>
+                <w:rFonts w:eastAsia="Times New Roman" w:cs="Arial"/>
+                <w:i/>
+                <w:iCs/>
+                <w:color w:val="000000"/>
+                <w:szCs w:val="24"/>
+                <w:lang w:val="en-US" w:eastAsia="ru-RU"/>
+              </w:rPr>
+              <w:t>viceRector</w:t>
+            </w:r>
+            <w:proofErr w:type="spellEnd"/>
+            <w:proofErr w:type="gramEnd"/>
+            <w:r>
+              <w:rPr>
+                <w:rFonts w:eastAsia="Times New Roman" w:cs="Arial"/>
+                <w:i/>
+                <w:iCs/>
+                <w:color w:val="000000"/>
+                <w:szCs w:val="24"/>
+                <w:lang w:val="en-US" w:eastAsia="ru-RU"/>
+              </w:rPr>
+              <w:t xml:space="preserve"> }}</w:t>
             </w:r>
           </w:p>
         </w:tc>
@@ -1281,6 +1494,7 @@
                 <w:lang w:val="en-US" w:eastAsia="ru-RU"/>
               </w:rPr>
             </w:pPr>
+            <w:proofErr w:type="gramStart"/>
             <w:r>
               <w:rPr>
                 <w:rFonts w:eastAsia="Times New Roman" w:cs="Arial"/>
@@ -1290,7 +1504,19 @@
                 <w:szCs w:val="24"/>
                 <w:lang w:val="en-US" w:eastAsia="ru-RU"/>
               </w:rPr>
-              <w:t>{{ director }}</w:t>
+              <w:t>{{ director</w:t>
+            </w:r>
+            <w:proofErr w:type="gramEnd"/>
+            <w:r>
+              <w:rPr>
+                <w:rFonts w:eastAsia="Times New Roman" w:cs="Arial"/>
+                <w:i/>
+                <w:iCs/>
+                <w:color w:val="000000"/>
+                <w:szCs w:val="24"/>
+                <w:lang w:val="en-US" w:eastAsia="ru-RU"/>
+              </w:rPr>
+              <w:t xml:space="preserve"> }}</w:t>
             </w:r>
           </w:p>
         </w:tc>
@@ -1467,6 +1693,7 @@
                 <w:lang w:val="en-US" w:eastAsia="ru-RU"/>
               </w:rPr>
             </w:pPr>
+            <w:proofErr w:type="gramStart"/>
             <w:r>
               <w:rPr>
                 <w:rFonts w:eastAsia="Times New Roman" w:cs="Arial"/>
@@ -1476,7 +1703,32 @@
                 <w:szCs w:val="24"/>
                 <w:lang w:val="en-US" w:eastAsia="ru-RU"/>
               </w:rPr>
-              <w:t>{{ zavkaf }}</w:t>
+              <w:t xml:space="preserve">{{ </w:t>
+            </w:r>
+            <w:proofErr w:type="spellStart"/>
+            <w:r>
+              <w:rPr>
+                <w:rFonts w:eastAsia="Times New Roman" w:cs="Arial"/>
+                <w:i/>
+                <w:iCs/>
+                <w:color w:val="000000"/>
+                <w:szCs w:val="24"/>
+                <w:lang w:val="en-US" w:eastAsia="ru-RU"/>
+              </w:rPr>
+              <w:t>zavkaf</w:t>
+            </w:r>
+            <w:proofErr w:type="spellEnd"/>
+            <w:proofErr w:type="gramEnd"/>
+            <w:r>
+              <w:rPr>
+                <w:rFonts w:eastAsia="Times New Roman" w:cs="Arial"/>
+                <w:i/>
+                <w:iCs/>
+                <w:color w:val="000000"/>
+                <w:szCs w:val="24"/>
+                <w:lang w:val="en-US" w:eastAsia="ru-RU"/>
+              </w:rPr>
+              <w:t xml:space="preserve"> }}</w:t>
             </w:r>
           </w:p>
         </w:tc>
@@ -1653,6 +1905,7 @@
                 <w:lang w:val="en-US" w:eastAsia="ru-RU"/>
               </w:rPr>
             </w:pPr>
+            <w:proofErr w:type="gramStart"/>
             <w:r>
               <w:rPr>
                 <w:rFonts w:eastAsia="Times New Roman" w:cs="Arial"/>
@@ -1662,7 +1915,32 @@
                 <w:szCs w:val="24"/>
                 <w:lang w:val="en-US" w:eastAsia="ru-RU"/>
               </w:rPr>
-              <w:t>{{ rop }}</w:t>
+              <w:t xml:space="preserve">{{ </w:t>
+            </w:r>
+            <w:proofErr w:type="spellStart"/>
+            <w:r>
+              <w:rPr>
+                <w:rFonts w:eastAsia="Times New Roman" w:cs="Arial"/>
+                <w:i/>
+                <w:iCs/>
+                <w:color w:val="000000"/>
+                <w:szCs w:val="24"/>
+                <w:lang w:val="en-US" w:eastAsia="ru-RU"/>
+              </w:rPr>
+              <w:t>rop</w:t>
+            </w:r>
+            <w:proofErr w:type="spellEnd"/>
+            <w:proofErr w:type="gramEnd"/>
+            <w:r>
+              <w:rPr>
+                <w:rFonts w:eastAsia="Times New Roman" w:cs="Arial"/>
+                <w:i/>
+                <w:iCs/>
+                <w:color w:val="000000"/>
+                <w:szCs w:val="24"/>
+                <w:lang w:val="en-US" w:eastAsia="ru-RU"/>
+              </w:rPr>
+              <w:t xml:space="preserve"> }}</w:t>
             </w:r>
           </w:p>
         </w:tc>
@@ -2110,6 +2388,7 @@
               </w:rPr>
               <w:t xml:space="preserve"> </w:t>
             </w:r>
+            <w:proofErr w:type="gramStart"/>
             <w:r>
               <w:rPr>
                 <w:rFonts w:eastAsia="Times New Roman"/>
@@ -2117,54 +2396,75 @@
                 <w:szCs w:val="24"/>
                 <w:lang w:val="en-US" w:eastAsia="ru-RU"/>
               </w:rPr>
-              <w:t>{{ p2 }}</w:t>
-            </w:r>
-          </w:p>
-        </w:tc>
-        <w:tc>
-          <w:tcPr>
-            <w:tcW w:w="2977" w:type="dxa"/>
-          </w:tcPr>
-          <w:p>
-            <w:pPr>
-              <w:jc w:val="both"/>
-              <w:rPr>
-                <w:rFonts w:eastAsia="Times New Roman"/>
-                <w:szCs w:val="24"/>
-                <w:lang w:val="en-US" w:eastAsia="ru-RU"/>
-              </w:rPr>
-            </w:pPr>
+              <w:t>{{ p</w:t>
+            </w:r>
+            <w:proofErr w:type="gramEnd"/>
             <w:r>
               <w:rPr>
                 <w:rFonts w:eastAsia="Times New Roman"/>
                 <w:b/>
                 <w:szCs w:val="24"/>
-                <w:lang w:eastAsia="ru-RU"/>
-              </w:rPr>
-              <w:t xml:space="preserve">Р–2.1 </w:t>
-            </w:r>
+                <w:lang w:val="en-US" w:eastAsia="ru-RU"/>
+              </w:rPr>
+              <w:t>2 }}</w:t>
+            </w:r>
+          </w:p>
+        </w:tc>
+        <w:tc>
+          <w:tcPr>
+            <w:tcW w:w="2977" w:type="dxa"/>
+          </w:tcPr>
+          <w:p>
+            <w:pPr>
+              <w:jc w:val="both"/>
+              <w:rPr>
+                <w:rFonts w:eastAsia="Times New Roman"/>
+                <w:szCs w:val="24"/>
+                <w:lang w:val="en-US" w:eastAsia="ru-RU"/>
+              </w:rPr>
+            </w:pPr>
             <w:r>
               <w:rPr>
                 <w:rFonts w:eastAsia="Times New Roman"/>
                 <w:b/>
                 <w:szCs w:val="24"/>
-                <w:lang w:val="en-US" w:eastAsia="ru-RU"/>
-              </w:rPr>
-              <w:t>{{ p21 }}</w:t>
-            </w:r>
-          </w:p>
-        </w:tc>
-        <w:tc>
-          <w:tcPr>
-            <w:tcW w:w="3969" w:type="dxa"/>
-          </w:tcPr>
-          <w:p>
-            <w:pPr>
-              <w:jc w:val="both"/>
+                <w:lang w:eastAsia="ru-RU"/>
+              </w:rPr>
+              <w:t xml:space="preserve">Р–2.1 </w:t>
+            </w:r>
+            <w:proofErr w:type="gramStart"/>
+            <w:r>
               <w:rPr>
                 <w:rFonts w:eastAsia="Times New Roman"/>
                 <w:b/>
                 <w:szCs w:val="24"/>
+                <w:lang w:val="en-US" w:eastAsia="ru-RU"/>
+              </w:rPr>
+              <w:t>{{ p</w:t>
+            </w:r>
+            <w:proofErr w:type="gramEnd"/>
+            <w:r>
+              <w:rPr>
+                <w:rFonts w:eastAsia="Times New Roman"/>
+                <w:b/>
+                <w:szCs w:val="24"/>
+                <w:lang w:val="en-US" w:eastAsia="ru-RU"/>
+              </w:rPr>
+              <w:t>21 }}</w:t>
+            </w:r>
+          </w:p>
+        </w:tc>
+        <w:tc>
+          <w:tcPr>
+            <w:tcW w:w="3969" w:type="dxa"/>
+          </w:tcPr>
+          <w:p>
+            <w:pPr>
+              <w:jc w:val="both"/>
+              <w:rPr>
+                <w:rFonts w:eastAsia="Times New Roman"/>
+                <w:b/>
+                <w:szCs w:val="24"/>
                 <w:lang w:eastAsia="ru-RU"/>
               </w:rPr>
             </w:pPr>
@@ -2219,6 +2519,7 @@
               </w:rPr>
               <w:t xml:space="preserve">Р–2.2 </w:t>
             </w:r>
+            <w:proofErr w:type="gramStart"/>
             <w:r>
               <w:rPr>
                 <w:rFonts w:eastAsia="Times New Roman"/>
@@ -2226,7 +2527,17 @@
                 <w:szCs w:val="24"/>
                 <w:lang w:val="en-US" w:eastAsia="ru-RU"/>
               </w:rPr>
-              <w:t>{{ p22}}</w:t>
+              <w:t>{{ p</w:t>
+            </w:r>
+            <w:proofErr w:type="gramEnd"/>
+            <w:r>
+              <w:rPr>
+                <w:rFonts w:eastAsia="Times New Roman"/>
+                <w:b/>
+                <w:szCs w:val="24"/>
+                <w:lang w:val="en-US" w:eastAsia="ru-RU"/>
+              </w:rPr>
+              <w:t>22}}</w:t>
             </w:r>
           </w:p>
         </w:tc>
@@ -2465,7 +2776,79 @@
           <w:szCs w:val="24"/>
           <w:lang w:eastAsia="ru-RU"/>
         </w:rPr>
-        <w:t xml:space="preserve"> публикаций, в которых излагаются основные научные результаты диссертации, в рецензируемых научных изданиях, в приравненных к ним научных изданиях, индексируемых в международных базах данных Web of Science и Scopus и международных базах данных, определяемых в соответствии с рекомендацией Высшей аттестационной комиссии при Министерстве науки и высшего образования Российской Федерации, а также в научных изданиях, индексируемых в наукометрической базе данных Russian Science Citation Index (RSCI), и (или) заявок на патенты на изобретения, полезные модели, промышленные образцы, селекционные достижения, свидетельства о государственной регистрации программ для электронных вычислительных машин, баз данных, топо</w:t>
+        <w:t xml:space="preserve"> публикаций, в которых излагаются основные научные результаты диссертации, в рецензируемых научных изданиях, в приравненных к ним научных изданиях, индексируемых в международных базах данных Web </w:t>
+      </w:r>
+      <w:proofErr w:type="spellStart"/>
+      <w:r>
+        <w:rPr>
+          <w:rFonts w:eastAsia="Times New Roman"/>
+          <w:szCs w:val="24"/>
+          <w:lang w:eastAsia="ru-RU"/>
+        </w:rPr>
+        <w:t>of</w:t>
+      </w:r>
+      <w:proofErr w:type="spellEnd"/>
+      <w:r>
+        <w:rPr>
+          <w:rFonts w:eastAsia="Times New Roman"/>
+          <w:szCs w:val="24"/>
+          <w:lang w:eastAsia="ru-RU"/>
+        </w:rPr>
+        <w:t xml:space="preserve"> Science и </w:t>
+      </w:r>
+      <w:proofErr w:type="spellStart"/>
+      <w:r>
+        <w:rPr>
+          <w:rFonts w:eastAsia="Times New Roman"/>
+          <w:szCs w:val="24"/>
+          <w:lang w:eastAsia="ru-RU"/>
+        </w:rPr>
+        <w:t>Scopus</w:t>
+      </w:r>
+      <w:proofErr w:type="spellEnd"/>
+      <w:r>
+        <w:rPr>
+          <w:rFonts w:eastAsia="Times New Roman"/>
+          <w:szCs w:val="24"/>
+          <w:lang w:eastAsia="ru-RU"/>
+        </w:rPr>
+        <w:t xml:space="preserve"> и международных базах данных, определяемых в соответствии с рекомендацией Высшей аттестационной комиссии при Министерстве науки и высшего образования Российской Федерации, а также в научных изданиях, индексируемых в </w:t>
+      </w:r>
+      <w:proofErr w:type="spellStart"/>
+      <w:r>
+        <w:rPr>
+          <w:rFonts w:eastAsia="Times New Roman"/>
+          <w:szCs w:val="24"/>
+          <w:lang w:eastAsia="ru-RU"/>
+        </w:rPr>
+        <w:t>наукометрической</w:t>
+      </w:r>
+      <w:proofErr w:type="spellEnd"/>
+      <w:r>
+        <w:rPr>
+          <w:rFonts w:eastAsia="Times New Roman"/>
+          <w:szCs w:val="24"/>
+          <w:lang w:eastAsia="ru-RU"/>
+        </w:rPr>
+        <w:t xml:space="preserve"> базе данных Russian Science </w:t>
+      </w:r>
+      <w:proofErr w:type="spellStart"/>
+      <w:r>
+        <w:rPr>
+          <w:rFonts w:eastAsia="Times New Roman"/>
+          <w:szCs w:val="24"/>
+          <w:lang w:eastAsia="ru-RU"/>
+        </w:rPr>
+        <w:t>Citation</w:t>
+      </w:r>
+      <w:proofErr w:type="spellEnd"/>
+      <w:r>
+        <w:rPr>
+          <w:rFonts w:eastAsia="Times New Roman"/>
+          <w:szCs w:val="24"/>
+          <w:lang w:eastAsia="ru-RU"/>
+        </w:rPr>
+        <w:t xml:space="preserve"> Index (RSCI), и (или) заявок на патенты на изобретения, полезные модели, промышленные образцы, селекционные достижения, свидетельства о государственной регистрации программ для электронных вычислительных машин, баз данных, топо</w:t>
       </w:r>
       <w:r>
         <w:rPr>
@@ -2787,7 +3170,51 @@
                 <w:szCs w:val="16"/>
                 <w:lang w:eastAsia="ru-RU"/>
               </w:rPr>
-              <w:t>Формы пром. атт.</w:t>
+              <w:t xml:space="preserve">Формы </w:t>
+            </w:r>
+            <w:proofErr w:type="spellStart"/>
+            <w:r>
+              <w:rPr>
+                <w:rFonts w:ascii="Tahoma" w:eastAsia="Times New Roman" w:hAnsi="Tahoma" w:cs="Tahoma"/>
+                <w:color w:val="000000"/>
+                <w:sz w:val="16"/>
+                <w:szCs w:val="16"/>
+                <w:lang w:eastAsia="ru-RU"/>
+              </w:rPr>
+              <w:t>пром</w:t>
+            </w:r>
+            <w:proofErr w:type="spellEnd"/>
+            <w:r>
+              <w:rPr>
+                <w:rFonts w:ascii="Tahoma" w:eastAsia="Times New Roman" w:hAnsi="Tahoma" w:cs="Tahoma"/>
+                <w:color w:val="000000"/>
+                <w:sz w:val="16"/>
+                <w:szCs w:val="16"/>
+                <w:lang w:eastAsia="ru-RU"/>
+              </w:rPr>
+              <w:t xml:space="preserve">. </w:t>
+            </w:r>
+            <w:proofErr w:type="spellStart"/>
+            <w:r>
+              <w:rPr>
+                <w:rFonts w:ascii="Tahoma" w:eastAsia="Times New Roman" w:hAnsi="Tahoma" w:cs="Tahoma"/>
+                <w:color w:val="000000"/>
+                <w:sz w:val="16"/>
+                <w:szCs w:val="16"/>
+                <w:lang w:eastAsia="ru-RU"/>
+              </w:rPr>
+              <w:t>атт</w:t>
+            </w:r>
+            <w:proofErr w:type="spellEnd"/>
+            <w:r>
+              <w:rPr>
+                <w:rFonts w:ascii="Tahoma" w:eastAsia="Times New Roman" w:hAnsi="Tahoma" w:cs="Tahoma"/>
+                <w:color w:val="000000"/>
+                <w:sz w:val="16"/>
+                <w:szCs w:val="16"/>
+                <w:lang w:eastAsia="ru-RU"/>
+              </w:rPr>
+              <w:t>.</w:t>
             </w:r>
           </w:p>
         </w:tc>
@@ -2817,6 +3244,7 @@
                 <w:lang w:eastAsia="ru-RU"/>
               </w:rPr>
             </w:pPr>
+            <w:proofErr w:type="spellStart"/>
             <w:r>
               <w:rPr>
                 <w:rFonts w:ascii="Tahoma" w:eastAsia="Times New Roman" w:hAnsi="Tahoma" w:cs="Tahoma"/>
@@ -2825,7 +3253,18 @@
                 <w:szCs w:val="16"/>
                 <w:lang w:eastAsia="ru-RU"/>
               </w:rPr>
-              <w:t>з.е.</w:t>
+              <w:t>з.е</w:t>
+            </w:r>
+            <w:proofErr w:type="spellEnd"/>
+            <w:r>
+              <w:rPr>
+                <w:rFonts w:ascii="Tahoma" w:eastAsia="Times New Roman" w:hAnsi="Tahoma" w:cs="Tahoma"/>
+                <w:color w:val="000000"/>
+                <w:sz w:val="16"/>
+                <w:szCs w:val="16"/>
+                <w:lang w:eastAsia="ru-RU"/>
+              </w:rPr>
+              <w:t>.</w:t>
             </w:r>
           </w:p>
         </w:tc>
@@ -2900,8 +3339,22 @@
                 <w:szCs w:val="16"/>
                 <w:lang w:eastAsia="ru-RU"/>
               </w:rPr>
-              <w:t>Итого акад.часов</w:t>
-            </w:r>
+              <w:t xml:space="preserve">Итого </w:t>
+            </w:r>
+            <w:proofErr w:type="spellStart"/>
+            <w:proofErr w:type="gramStart"/>
+            <w:r>
+              <w:rPr>
+                <w:rFonts w:ascii="Tahoma" w:eastAsia="Times New Roman" w:hAnsi="Tahoma" w:cs="Tahoma"/>
+                <w:color w:val="000000"/>
+                <w:sz w:val="16"/>
+                <w:szCs w:val="16"/>
+                <w:lang w:eastAsia="ru-RU"/>
+              </w:rPr>
+              <w:t>акад.часов</w:t>
+            </w:r>
+            <w:proofErr w:type="spellEnd"/>
+            <w:proofErr w:type="gramEnd"/>
           </w:p>
         </w:tc>
         <w:tc>
@@ -3607,6 +4060,7 @@
                 <w:lang w:eastAsia="ru-RU"/>
               </w:rPr>
             </w:pPr>
+            <w:proofErr w:type="spellStart"/>
             <w:r>
               <w:rPr>
                 <w:rFonts w:ascii="Tahoma" w:eastAsia="Times New Roman" w:hAnsi="Tahoma" w:cs="Tahoma"/>
@@ -3615,26 +4069,10 @@
                 <w:szCs w:val="16"/>
                 <w:lang w:eastAsia="ru-RU"/>
               </w:rPr>
-              <w:t>Экза мен</w:t>
-            </w:r>
-          </w:p>
-        </w:tc>
-        <w:tc>
-          <w:tcPr>
-            <w:tcW w:w="567" w:type="dxa"/>
-            <w:tcBorders>
-              <w:top w:val="nil"/>
-              <w:left w:val="nil"/>
-              <w:bottom w:val="single" w:sz="4" w:space="0" w:color="000000"/>
-              <w:right w:val="single" w:sz="4" w:space="0" w:color="000000"/>
-            </w:tcBorders>
-            <w:shd w:val="clear" w:color="000000" w:fill="FFFFFF"/>
-            <w:vAlign w:val="center"/>
-            <w:hideMark/>
-          </w:tcPr>
-          <w:p>
-            <w:pPr>
-              <w:jc w:val="center"/>
+              <w:t>Экза</w:t>
+            </w:r>
+            <w:proofErr w:type="spellEnd"/>
+            <w:r>
               <w:rPr>
                 <w:rFonts w:ascii="Tahoma" w:eastAsia="Times New Roman" w:hAnsi="Tahoma" w:cs="Tahoma"/>
                 <w:color w:val="000000"/>
@@ -3642,8 +4080,26 @@
                 <w:szCs w:val="16"/>
                 <w:lang w:eastAsia="ru-RU"/>
               </w:rPr>
-            </w:pPr>
-            <w:r>
+              <w:t xml:space="preserve"> мен</w:t>
+            </w:r>
+          </w:p>
+        </w:tc>
+        <w:tc>
+          <w:tcPr>
+            <w:tcW w:w="567" w:type="dxa"/>
+            <w:tcBorders>
+              <w:top w:val="nil"/>
+              <w:left w:val="nil"/>
+              <w:bottom w:val="single" w:sz="4" w:space="0" w:color="000000"/>
+              <w:right w:val="single" w:sz="4" w:space="0" w:color="000000"/>
+            </w:tcBorders>
+            <w:shd w:val="clear" w:color="000000" w:fill="FFFFFF"/>
+            <w:vAlign w:val="center"/>
+            <w:hideMark/>
+          </w:tcPr>
+          <w:p>
+            <w:pPr>
+              <w:jc w:val="center"/>
               <w:rPr>
                 <w:rFonts w:ascii="Tahoma" w:eastAsia="Times New Roman" w:hAnsi="Tahoma" w:cs="Tahoma"/>
                 <w:color w:val="000000"/>
@@ -3651,26 +4107,8 @@
                 <w:szCs w:val="16"/>
                 <w:lang w:eastAsia="ru-RU"/>
               </w:rPr>
-              <w:t>Зачет с оц.</w:t>
-            </w:r>
-          </w:p>
-        </w:tc>
-        <w:tc>
-          <w:tcPr>
-            <w:tcW w:w="567" w:type="dxa"/>
-            <w:tcBorders>
-              <w:top w:val="nil"/>
-              <w:left w:val="nil"/>
-              <w:bottom w:val="single" w:sz="4" w:space="0" w:color="000000"/>
-              <w:right w:val="single" w:sz="4" w:space="0" w:color="000000"/>
-            </w:tcBorders>
-            <w:shd w:val="clear" w:color="000000" w:fill="FFFFFF"/>
-            <w:vAlign w:val="center"/>
-            <w:hideMark/>
-          </w:tcPr>
-          <w:p>
-            <w:pPr>
-              <w:jc w:val="center"/>
+            </w:pPr>
+            <w:r>
               <w:rPr>
                 <w:rFonts w:ascii="Tahoma" w:eastAsia="Times New Roman" w:hAnsi="Tahoma" w:cs="Tahoma"/>
                 <w:color w:val="000000"/>
@@ -3678,7 +4116,9 @@
                 <w:szCs w:val="16"/>
                 <w:lang w:eastAsia="ru-RU"/>
               </w:rPr>
-            </w:pPr>
+              <w:t xml:space="preserve">Зачет с </w:t>
+            </w:r>
+            <w:proofErr w:type="spellStart"/>
             <w:r>
               <w:rPr>
                 <w:rFonts w:ascii="Tahoma" w:eastAsia="Times New Roman" w:hAnsi="Tahoma" w:cs="Tahoma"/>
@@ -3687,26 +4127,10 @@
                 <w:szCs w:val="16"/>
                 <w:lang w:eastAsia="ru-RU"/>
               </w:rPr>
-              <w:t>Экспер тное</w:t>
-            </w:r>
-          </w:p>
-        </w:tc>
-        <w:tc>
-          <w:tcPr>
-            <w:tcW w:w="567" w:type="dxa"/>
-            <w:tcBorders>
-              <w:top w:val="nil"/>
-              <w:left w:val="nil"/>
-              <w:bottom w:val="single" w:sz="4" w:space="0" w:color="000000"/>
-              <w:right w:val="single" w:sz="4" w:space="0" w:color="000000"/>
-            </w:tcBorders>
-            <w:shd w:val="clear" w:color="000000" w:fill="FFFFFF"/>
-            <w:vAlign w:val="center"/>
-            <w:hideMark/>
-          </w:tcPr>
-          <w:p>
-            <w:pPr>
-              <w:jc w:val="center"/>
+              <w:t>оц</w:t>
+            </w:r>
+            <w:proofErr w:type="spellEnd"/>
+            <w:r>
               <w:rPr>
                 <w:rFonts w:ascii="Tahoma" w:eastAsia="Times New Roman" w:hAnsi="Tahoma" w:cs="Tahoma"/>
                 <w:color w:val="000000"/>
@@ -3714,8 +4138,26 @@
                 <w:szCs w:val="16"/>
                 <w:lang w:eastAsia="ru-RU"/>
               </w:rPr>
-            </w:pPr>
-            <w:r>
+              <w:t>.</w:t>
+            </w:r>
+          </w:p>
+        </w:tc>
+        <w:tc>
+          <w:tcPr>
+            <w:tcW w:w="567" w:type="dxa"/>
+            <w:tcBorders>
+              <w:top w:val="nil"/>
+              <w:left w:val="nil"/>
+              <w:bottom w:val="single" w:sz="4" w:space="0" w:color="000000"/>
+              <w:right w:val="single" w:sz="4" w:space="0" w:color="000000"/>
+            </w:tcBorders>
+            <w:shd w:val="clear" w:color="000000" w:fill="FFFFFF"/>
+            <w:vAlign w:val="center"/>
+            <w:hideMark/>
+          </w:tcPr>
+          <w:p>
+            <w:pPr>
+              <w:jc w:val="center"/>
               <w:rPr>
                 <w:rFonts w:ascii="Tahoma" w:eastAsia="Times New Roman" w:hAnsi="Tahoma" w:cs="Tahoma"/>
                 <w:color w:val="000000"/>
@@ -3723,26 +4165,9 @@
                 <w:szCs w:val="16"/>
                 <w:lang w:eastAsia="ru-RU"/>
               </w:rPr>
-              <w:t>Факт</w:t>
-            </w:r>
-          </w:p>
-        </w:tc>
-        <w:tc>
-          <w:tcPr>
-            <w:tcW w:w="567" w:type="dxa"/>
-            <w:tcBorders>
-              <w:top w:val="nil"/>
-              <w:left w:val="nil"/>
-              <w:bottom w:val="single" w:sz="4" w:space="0" w:color="000000"/>
-              <w:right w:val="single" w:sz="4" w:space="0" w:color="000000"/>
-            </w:tcBorders>
-            <w:shd w:val="clear" w:color="000000" w:fill="FFFFFF"/>
-            <w:vAlign w:val="center"/>
-            <w:hideMark/>
-          </w:tcPr>
-          <w:p>
-            <w:pPr>
-              <w:jc w:val="center"/>
+            </w:pPr>
+            <w:proofErr w:type="spellStart"/>
+            <w:r>
               <w:rPr>
                 <w:rFonts w:ascii="Tahoma" w:eastAsia="Times New Roman" w:hAnsi="Tahoma" w:cs="Tahoma"/>
                 <w:color w:val="000000"/>
@@ -3750,7 +4175,9 @@
                 <w:szCs w:val="16"/>
                 <w:lang w:eastAsia="ru-RU"/>
               </w:rPr>
-            </w:pPr>
+              <w:t>Экспер</w:t>
+            </w:r>
+            <w:proofErr w:type="spellEnd"/>
             <w:r>
               <w:rPr>
                 <w:rFonts w:ascii="Tahoma" w:eastAsia="Times New Roman" w:hAnsi="Tahoma" w:cs="Tahoma"/>
@@ -3759,26 +4186,10 @@
                 <w:szCs w:val="16"/>
                 <w:lang w:eastAsia="ru-RU"/>
               </w:rPr>
-              <w:t>Часов в з.е.</w:t>
-            </w:r>
-          </w:p>
-        </w:tc>
-        <w:tc>
-          <w:tcPr>
-            <w:tcW w:w="709" w:type="dxa"/>
-            <w:tcBorders>
-              <w:top w:val="nil"/>
-              <w:left w:val="nil"/>
-              <w:bottom w:val="single" w:sz="4" w:space="0" w:color="000000"/>
-              <w:right w:val="single" w:sz="4" w:space="0" w:color="000000"/>
-            </w:tcBorders>
-            <w:shd w:val="clear" w:color="000000" w:fill="FFFFFF"/>
-            <w:vAlign w:val="center"/>
-            <w:hideMark/>
-          </w:tcPr>
-          <w:p>
-            <w:pPr>
-              <w:jc w:val="center"/>
+              <w:t xml:space="preserve"> </w:t>
+            </w:r>
+            <w:proofErr w:type="spellStart"/>
+            <w:r>
               <w:rPr>
                 <w:rFonts w:ascii="Tahoma" w:eastAsia="Times New Roman" w:hAnsi="Tahoma" w:cs="Tahoma"/>
                 <w:color w:val="000000"/>
@@ -3786,8 +4197,27 @@
                 <w:szCs w:val="16"/>
                 <w:lang w:eastAsia="ru-RU"/>
               </w:rPr>
-            </w:pPr>
-            <w:r>
+              <w:t>тное</w:t>
+            </w:r>
+            <w:proofErr w:type="spellEnd"/>
+          </w:p>
+        </w:tc>
+        <w:tc>
+          <w:tcPr>
+            <w:tcW w:w="567" w:type="dxa"/>
+            <w:tcBorders>
+              <w:top w:val="nil"/>
+              <w:left w:val="nil"/>
+              <w:bottom w:val="single" w:sz="4" w:space="0" w:color="000000"/>
+              <w:right w:val="single" w:sz="4" w:space="0" w:color="000000"/>
+            </w:tcBorders>
+            <w:shd w:val="clear" w:color="000000" w:fill="FFFFFF"/>
+            <w:vAlign w:val="center"/>
+            <w:hideMark/>
+          </w:tcPr>
+          <w:p>
+            <w:pPr>
+              <w:jc w:val="center"/>
               <w:rPr>
                 <w:rFonts w:ascii="Tahoma" w:eastAsia="Times New Roman" w:hAnsi="Tahoma" w:cs="Tahoma"/>
                 <w:color w:val="000000"/>
@@ -3795,26 +4225,8 @@
                 <w:szCs w:val="16"/>
                 <w:lang w:eastAsia="ru-RU"/>
               </w:rPr>
-              <w:t>Экспер тное</w:t>
-            </w:r>
-          </w:p>
-        </w:tc>
-        <w:tc>
-          <w:tcPr>
-            <w:tcW w:w="709" w:type="dxa"/>
-            <w:tcBorders>
-              <w:top w:val="nil"/>
-              <w:left w:val="nil"/>
-              <w:bottom w:val="single" w:sz="4" w:space="0" w:color="000000"/>
-              <w:right w:val="single" w:sz="4" w:space="0" w:color="000000"/>
-            </w:tcBorders>
-            <w:shd w:val="clear" w:color="000000" w:fill="FFFFFF"/>
-            <w:vAlign w:val="center"/>
-            <w:hideMark/>
-          </w:tcPr>
-          <w:p>
-            <w:pPr>
-              <w:jc w:val="center"/>
+            </w:pPr>
+            <w:r>
               <w:rPr>
                 <w:rFonts w:ascii="Tahoma" w:eastAsia="Times New Roman" w:hAnsi="Tahoma" w:cs="Tahoma"/>
                 <w:color w:val="000000"/>
@@ -3822,8 +4234,26 @@
                 <w:szCs w:val="16"/>
                 <w:lang w:eastAsia="ru-RU"/>
               </w:rPr>
-            </w:pPr>
-            <w:r>
+              <w:t>Факт</w:t>
+            </w:r>
+          </w:p>
+        </w:tc>
+        <w:tc>
+          <w:tcPr>
+            <w:tcW w:w="567" w:type="dxa"/>
+            <w:tcBorders>
+              <w:top w:val="nil"/>
+              <w:left w:val="nil"/>
+              <w:bottom w:val="single" w:sz="4" w:space="0" w:color="000000"/>
+              <w:right w:val="single" w:sz="4" w:space="0" w:color="000000"/>
+            </w:tcBorders>
+            <w:shd w:val="clear" w:color="000000" w:fill="FFFFFF"/>
+            <w:vAlign w:val="center"/>
+            <w:hideMark/>
+          </w:tcPr>
+          <w:p>
+            <w:pPr>
+              <w:jc w:val="center"/>
               <w:rPr>
                 <w:rFonts w:ascii="Tahoma" w:eastAsia="Times New Roman" w:hAnsi="Tahoma" w:cs="Tahoma"/>
                 <w:color w:val="000000"/>
@@ -3831,26 +4261,8 @@
                 <w:szCs w:val="16"/>
                 <w:lang w:eastAsia="ru-RU"/>
               </w:rPr>
-              <w:t>По плану</w:t>
-            </w:r>
-          </w:p>
-        </w:tc>
-        <w:tc>
-          <w:tcPr>
-            <w:tcW w:w="708" w:type="dxa"/>
-            <w:tcBorders>
-              <w:top w:val="nil"/>
-              <w:left w:val="nil"/>
-              <w:bottom w:val="single" w:sz="4" w:space="0" w:color="000000"/>
-              <w:right w:val="single" w:sz="4" w:space="0" w:color="000000"/>
-            </w:tcBorders>
-            <w:shd w:val="clear" w:color="000000" w:fill="FFFFFF"/>
-            <w:vAlign w:val="center"/>
-            <w:hideMark/>
-          </w:tcPr>
-          <w:p>
-            <w:pPr>
-              <w:jc w:val="center"/>
+            </w:pPr>
+            <w:r>
               <w:rPr>
                 <w:rFonts w:ascii="Tahoma" w:eastAsia="Times New Roman" w:hAnsi="Tahoma" w:cs="Tahoma"/>
                 <w:color w:val="000000"/>
@@ -3858,7 +4270,9 @@
                 <w:szCs w:val="16"/>
                 <w:lang w:eastAsia="ru-RU"/>
               </w:rPr>
-            </w:pPr>
+              <w:t xml:space="preserve">Часов в </w:t>
+            </w:r>
+            <w:proofErr w:type="spellStart"/>
             <w:r>
               <w:rPr>
                 <w:rFonts w:ascii="Tahoma" w:eastAsia="Times New Roman" w:hAnsi="Tahoma" w:cs="Tahoma"/>
@@ -3867,26 +4281,10 @@
                 <w:szCs w:val="16"/>
                 <w:lang w:eastAsia="ru-RU"/>
               </w:rPr>
-              <w:t>СР</w:t>
-            </w:r>
-          </w:p>
-        </w:tc>
-        <w:tc>
-          <w:tcPr>
-            <w:tcW w:w="426" w:type="dxa"/>
-            <w:tcBorders>
-              <w:top w:val="nil"/>
-              <w:left w:val="nil"/>
-              <w:bottom w:val="single" w:sz="4" w:space="0" w:color="000000"/>
-              <w:right w:val="single" w:sz="4" w:space="0" w:color="000000"/>
-            </w:tcBorders>
-            <w:shd w:val="clear" w:color="000000" w:fill="FFFFFF"/>
-            <w:vAlign w:val="center"/>
-            <w:hideMark/>
-          </w:tcPr>
-          <w:p>
-            <w:pPr>
-              <w:jc w:val="center"/>
+              <w:t>з.е</w:t>
+            </w:r>
+            <w:proofErr w:type="spellEnd"/>
+            <w:r>
               <w:rPr>
                 <w:rFonts w:ascii="Tahoma" w:eastAsia="Times New Roman" w:hAnsi="Tahoma" w:cs="Tahoma"/>
                 <w:color w:val="000000"/>
@@ -3894,8 +4292,26 @@
                 <w:szCs w:val="16"/>
                 <w:lang w:eastAsia="ru-RU"/>
               </w:rPr>
-            </w:pPr>
-            <w:r>
+              <w:t>.</w:t>
+            </w:r>
+          </w:p>
+        </w:tc>
+        <w:tc>
+          <w:tcPr>
+            <w:tcW w:w="709" w:type="dxa"/>
+            <w:tcBorders>
+              <w:top w:val="nil"/>
+              <w:left w:val="nil"/>
+              <w:bottom w:val="single" w:sz="4" w:space="0" w:color="000000"/>
+              <w:right w:val="single" w:sz="4" w:space="0" w:color="000000"/>
+            </w:tcBorders>
+            <w:shd w:val="clear" w:color="000000" w:fill="FFFFFF"/>
+            <w:vAlign w:val="center"/>
+            <w:hideMark/>
+          </w:tcPr>
+          <w:p>
+            <w:pPr>
+              <w:jc w:val="center"/>
               <w:rPr>
                 <w:rFonts w:ascii="Tahoma" w:eastAsia="Times New Roman" w:hAnsi="Tahoma" w:cs="Tahoma"/>
                 <w:color w:val="000000"/>
@@ -3903,26 +4319,9 @@
                 <w:szCs w:val="16"/>
                 <w:lang w:eastAsia="ru-RU"/>
               </w:rPr>
-              <w:t>з.е</w:t>
-            </w:r>
-          </w:p>
-        </w:tc>
-        <w:tc>
-          <w:tcPr>
-            <w:tcW w:w="567" w:type="dxa"/>
-            <w:tcBorders>
-              <w:top w:val="nil"/>
-              <w:left w:val="nil"/>
-              <w:bottom w:val="single" w:sz="4" w:space="0" w:color="000000"/>
-              <w:right w:val="single" w:sz="4" w:space="0" w:color="000000"/>
-            </w:tcBorders>
-            <w:shd w:val="clear" w:color="000000" w:fill="FFFFFF"/>
-            <w:vAlign w:val="center"/>
-            <w:hideMark/>
-          </w:tcPr>
-          <w:p>
-            <w:pPr>
-              <w:jc w:val="center"/>
+            </w:pPr>
+            <w:proofErr w:type="spellStart"/>
+            <w:r>
               <w:rPr>
                 <w:rFonts w:ascii="Tahoma" w:eastAsia="Times New Roman" w:hAnsi="Tahoma" w:cs="Tahoma"/>
                 <w:color w:val="000000"/>
@@ -3930,7 +4329,9 @@
                 <w:szCs w:val="16"/>
                 <w:lang w:eastAsia="ru-RU"/>
               </w:rPr>
-            </w:pPr>
+              <w:t>Экспер</w:t>
+            </w:r>
+            <w:proofErr w:type="spellEnd"/>
             <w:r>
               <w:rPr>
                 <w:rFonts w:ascii="Tahoma" w:eastAsia="Times New Roman" w:hAnsi="Tahoma" w:cs="Tahoma"/>
@@ -3939,26 +4340,10 @@
                 <w:szCs w:val="16"/>
                 <w:lang w:eastAsia="ru-RU"/>
               </w:rPr>
-              <w:t>СР</w:t>
-            </w:r>
-          </w:p>
-        </w:tc>
-        <w:tc>
-          <w:tcPr>
-            <w:tcW w:w="425" w:type="dxa"/>
-            <w:tcBorders>
-              <w:top w:val="nil"/>
-              <w:left w:val="nil"/>
-              <w:bottom w:val="single" w:sz="4" w:space="0" w:color="000000"/>
-              <w:right w:val="single" w:sz="4" w:space="0" w:color="000000"/>
-            </w:tcBorders>
-            <w:shd w:val="clear" w:color="000000" w:fill="FFFFFF"/>
-            <w:vAlign w:val="center"/>
-            <w:hideMark/>
-          </w:tcPr>
-          <w:p>
-            <w:pPr>
-              <w:jc w:val="center"/>
+              <w:t xml:space="preserve"> </w:t>
+            </w:r>
+            <w:proofErr w:type="spellStart"/>
+            <w:r>
               <w:rPr>
                 <w:rFonts w:ascii="Tahoma" w:eastAsia="Times New Roman" w:hAnsi="Tahoma" w:cs="Tahoma"/>
                 <w:color w:val="000000"/>
@@ -3966,8 +4351,27 @@
                 <w:szCs w:val="16"/>
                 <w:lang w:eastAsia="ru-RU"/>
               </w:rPr>
-            </w:pPr>
-            <w:r>
+              <w:t>тное</w:t>
+            </w:r>
+            <w:proofErr w:type="spellEnd"/>
+          </w:p>
+        </w:tc>
+        <w:tc>
+          <w:tcPr>
+            <w:tcW w:w="709" w:type="dxa"/>
+            <w:tcBorders>
+              <w:top w:val="nil"/>
+              <w:left w:val="nil"/>
+              <w:bottom w:val="single" w:sz="4" w:space="0" w:color="000000"/>
+              <w:right w:val="single" w:sz="4" w:space="0" w:color="000000"/>
+            </w:tcBorders>
+            <w:shd w:val="clear" w:color="000000" w:fill="FFFFFF"/>
+            <w:vAlign w:val="center"/>
+            <w:hideMark/>
+          </w:tcPr>
+          <w:p>
+            <w:pPr>
+              <w:jc w:val="center"/>
               <w:rPr>
                 <w:rFonts w:ascii="Tahoma" w:eastAsia="Times New Roman" w:hAnsi="Tahoma" w:cs="Tahoma"/>
                 <w:color w:val="000000"/>
@@ -3975,26 +4379,8 @@
                 <w:szCs w:val="16"/>
                 <w:lang w:eastAsia="ru-RU"/>
               </w:rPr>
-              <w:t>з.е</w:t>
-            </w:r>
-          </w:p>
-        </w:tc>
-        <w:tc>
-          <w:tcPr>
-            <w:tcW w:w="708" w:type="dxa"/>
-            <w:tcBorders>
-              <w:top w:val="nil"/>
-              <w:left w:val="nil"/>
-              <w:bottom w:val="single" w:sz="4" w:space="0" w:color="000000"/>
-              <w:right w:val="single" w:sz="4" w:space="0" w:color="000000"/>
-            </w:tcBorders>
-            <w:shd w:val="clear" w:color="000000" w:fill="FFFFFF"/>
-            <w:vAlign w:val="center"/>
-            <w:hideMark/>
-          </w:tcPr>
-          <w:p>
-            <w:pPr>
-              <w:jc w:val="center"/>
+            </w:pPr>
+            <w:r>
               <w:rPr>
                 <w:rFonts w:ascii="Tahoma" w:eastAsia="Times New Roman" w:hAnsi="Tahoma" w:cs="Tahoma"/>
                 <w:color w:val="000000"/>
@@ -4002,8 +4388,26 @@
                 <w:szCs w:val="16"/>
                 <w:lang w:eastAsia="ru-RU"/>
               </w:rPr>
-            </w:pPr>
-            <w:r>
+              <w:t>По плану</w:t>
+            </w:r>
+          </w:p>
+        </w:tc>
+        <w:tc>
+          <w:tcPr>
+            <w:tcW w:w="708" w:type="dxa"/>
+            <w:tcBorders>
+              <w:top w:val="nil"/>
+              <w:left w:val="nil"/>
+              <w:bottom w:val="single" w:sz="4" w:space="0" w:color="000000"/>
+              <w:right w:val="single" w:sz="4" w:space="0" w:color="000000"/>
+            </w:tcBorders>
+            <w:shd w:val="clear" w:color="000000" w:fill="FFFFFF"/>
+            <w:vAlign w:val="center"/>
+            <w:hideMark/>
+          </w:tcPr>
+          <w:p>
+            <w:pPr>
+              <w:jc w:val="center"/>
               <w:rPr>
                 <w:rFonts w:ascii="Tahoma" w:eastAsia="Times New Roman" w:hAnsi="Tahoma" w:cs="Tahoma"/>
                 <w:color w:val="000000"/>
@@ -4011,26 +4415,8 @@
                 <w:szCs w:val="16"/>
                 <w:lang w:eastAsia="ru-RU"/>
               </w:rPr>
-              <w:t>СР</w:t>
-            </w:r>
-          </w:p>
-        </w:tc>
-        <w:tc>
-          <w:tcPr>
-            <w:tcW w:w="425" w:type="dxa"/>
-            <w:tcBorders>
-              <w:top w:val="nil"/>
-              <w:left w:val="nil"/>
-              <w:bottom w:val="single" w:sz="4" w:space="0" w:color="000000"/>
-              <w:right w:val="single" w:sz="4" w:space="0" w:color="000000"/>
-            </w:tcBorders>
-            <w:shd w:val="clear" w:color="000000" w:fill="FFFFFF"/>
-            <w:vAlign w:val="center"/>
-            <w:hideMark/>
-          </w:tcPr>
-          <w:p>
-            <w:pPr>
-              <w:jc w:val="center"/>
+            </w:pPr>
+            <w:r>
               <w:rPr>
                 <w:rFonts w:ascii="Tahoma" w:eastAsia="Times New Roman" w:hAnsi="Tahoma" w:cs="Tahoma"/>
                 <w:color w:val="000000"/>
@@ -4038,8 +4424,26 @@
                 <w:szCs w:val="16"/>
                 <w:lang w:eastAsia="ru-RU"/>
               </w:rPr>
-            </w:pPr>
-            <w:r>
+              <w:t>СР</w:t>
+            </w:r>
+          </w:p>
+        </w:tc>
+        <w:tc>
+          <w:tcPr>
+            <w:tcW w:w="426" w:type="dxa"/>
+            <w:tcBorders>
+              <w:top w:val="nil"/>
+              <w:left w:val="nil"/>
+              <w:bottom w:val="single" w:sz="4" w:space="0" w:color="000000"/>
+              <w:right w:val="single" w:sz="4" w:space="0" w:color="000000"/>
+            </w:tcBorders>
+            <w:shd w:val="clear" w:color="000000" w:fill="FFFFFF"/>
+            <w:vAlign w:val="center"/>
+            <w:hideMark/>
+          </w:tcPr>
+          <w:p>
+            <w:pPr>
+              <w:jc w:val="center"/>
               <w:rPr>
                 <w:rFonts w:ascii="Tahoma" w:eastAsia="Times New Roman" w:hAnsi="Tahoma" w:cs="Tahoma"/>
                 <w:color w:val="000000"/>
@@ -4047,26 +4451,10 @@
                 <w:szCs w:val="16"/>
                 <w:lang w:eastAsia="ru-RU"/>
               </w:rPr>
-              <w:t>з.е</w:t>
-            </w:r>
-          </w:p>
-        </w:tc>
-        <w:tc>
-          <w:tcPr>
-            <w:tcW w:w="567" w:type="dxa"/>
-            <w:tcBorders>
-              <w:top w:val="nil"/>
-              <w:left w:val="nil"/>
-              <w:bottom w:val="single" w:sz="4" w:space="0" w:color="000000"/>
-              <w:right w:val="single" w:sz="4" w:space="0" w:color="000000"/>
-            </w:tcBorders>
-            <w:shd w:val="clear" w:color="000000" w:fill="FFFFFF"/>
-            <w:vAlign w:val="center"/>
-            <w:hideMark/>
-          </w:tcPr>
-          <w:p>
-            <w:pPr>
-              <w:jc w:val="center"/>
+            </w:pPr>
+            <w:proofErr w:type="spellStart"/>
+            <w:proofErr w:type="gramStart"/>
+            <w:r>
               <w:rPr>
                 <w:rFonts w:ascii="Tahoma" w:eastAsia="Times New Roman" w:hAnsi="Tahoma" w:cs="Tahoma"/>
                 <w:color w:val="000000"/>
@@ -4074,8 +4462,28 @@
                 <w:szCs w:val="16"/>
                 <w:lang w:eastAsia="ru-RU"/>
               </w:rPr>
-            </w:pPr>
-            <w:r>
+              <w:t>з.е</w:t>
+            </w:r>
+            <w:proofErr w:type="spellEnd"/>
+            <w:proofErr w:type="gramEnd"/>
+          </w:p>
+        </w:tc>
+        <w:tc>
+          <w:tcPr>
+            <w:tcW w:w="567" w:type="dxa"/>
+            <w:tcBorders>
+              <w:top w:val="nil"/>
+              <w:left w:val="nil"/>
+              <w:bottom w:val="single" w:sz="4" w:space="0" w:color="000000"/>
+              <w:right w:val="single" w:sz="4" w:space="0" w:color="000000"/>
+            </w:tcBorders>
+            <w:shd w:val="clear" w:color="000000" w:fill="FFFFFF"/>
+            <w:vAlign w:val="center"/>
+            <w:hideMark/>
+          </w:tcPr>
+          <w:p>
+            <w:pPr>
+              <w:jc w:val="center"/>
               <w:rPr>
                 <w:rFonts w:ascii="Tahoma" w:eastAsia="Times New Roman" w:hAnsi="Tahoma" w:cs="Tahoma"/>
                 <w:color w:val="000000"/>
@@ -4083,26 +4491,8 @@
                 <w:szCs w:val="16"/>
                 <w:lang w:eastAsia="ru-RU"/>
               </w:rPr>
-              <w:t>СР</w:t>
-            </w:r>
-          </w:p>
-        </w:tc>
-        <w:tc>
-          <w:tcPr>
-            <w:tcW w:w="426" w:type="dxa"/>
-            <w:tcBorders>
-              <w:top w:val="nil"/>
-              <w:left w:val="nil"/>
-              <w:bottom w:val="single" w:sz="4" w:space="0" w:color="000000"/>
-              <w:right w:val="single" w:sz="4" w:space="0" w:color="000000"/>
-            </w:tcBorders>
-            <w:shd w:val="clear" w:color="000000" w:fill="FFFFFF"/>
-            <w:vAlign w:val="center"/>
-            <w:hideMark/>
-          </w:tcPr>
-          <w:p>
-            <w:pPr>
-              <w:jc w:val="center"/>
+            </w:pPr>
+            <w:r>
               <w:rPr>
                 <w:rFonts w:ascii="Tahoma" w:eastAsia="Times New Roman" w:hAnsi="Tahoma" w:cs="Tahoma"/>
                 <w:color w:val="000000"/>
@@ -4110,8 +4500,26 @@
                 <w:szCs w:val="16"/>
                 <w:lang w:eastAsia="ru-RU"/>
               </w:rPr>
-            </w:pPr>
-            <w:r>
+              <w:t>СР</w:t>
+            </w:r>
+          </w:p>
+        </w:tc>
+        <w:tc>
+          <w:tcPr>
+            <w:tcW w:w="425" w:type="dxa"/>
+            <w:tcBorders>
+              <w:top w:val="nil"/>
+              <w:left w:val="nil"/>
+              <w:bottom w:val="single" w:sz="4" w:space="0" w:color="000000"/>
+              <w:right w:val="single" w:sz="4" w:space="0" w:color="000000"/>
+            </w:tcBorders>
+            <w:shd w:val="clear" w:color="000000" w:fill="FFFFFF"/>
+            <w:vAlign w:val="center"/>
+            <w:hideMark/>
+          </w:tcPr>
+          <w:p>
+            <w:pPr>
+              <w:jc w:val="center"/>
               <w:rPr>
                 <w:rFonts w:ascii="Tahoma" w:eastAsia="Times New Roman" w:hAnsi="Tahoma" w:cs="Tahoma"/>
                 <w:color w:val="000000"/>
@@ -4119,26 +4527,10 @@
                 <w:szCs w:val="16"/>
                 <w:lang w:eastAsia="ru-RU"/>
               </w:rPr>
-              <w:t>з.е</w:t>
-            </w:r>
-          </w:p>
-        </w:tc>
-        <w:tc>
-          <w:tcPr>
-            <w:tcW w:w="708" w:type="dxa"/>
-            <w:tcBorders>
-              <w:top w:val="nil"/>
-              <w:left w:val="nil"/>
-              <w:bottom w:val="single" w:sz="4" w:space="0" w:color="000000"/>
-              <w:right w:val="single" w:sz="4" w:space="0" w:color="000000"/>
-            </w:tcBorders>
-            <w:shd w:val="clear" w:color="000000" w:fill="FFFFFF"/>
-            <w:vAlign w:val="center"/>
-            <w:hideMark/>
-          </w:tcPr>
-          <w:p>
-            <w:pPr>
-              <w:jc w:val="center"/>
+            </w:pPr>
+            <w:proofErr w:type="spellStart"/>
+            <w:proofErr w:type="gramStart"/>
+            <w:r>
               <w:rPr>
                 <w:rFonts w:ascii="Tahoma" w:eastAsia="Times New Roman" w:hAnsi="Tahoma" w:cs="Tahoma"/>
                 <w:color w:val="000000"/>
@@ -4146,8 +4538,28 @@
                 <w:szCs w:val="16"/>
                 <w:lang w:eastAsia="ru-RU"/>
               </w:rPr>
-            </w:pPr>
-            <w:r>
+              <w:t>з.е</w:t>
+            </w:r>
+            <w:proofErr w:type="spellEnd"/>
+            <w:proofErr w:type="gramEnd"/>
+          </w:p>
+        </w:tc>
+        <w:tc>
+          <w:tcPr>
+            <w:tcW w:w="708" w:type="dxa"/>
+            <w:tcBorders>
+              <w:top w:val="nil"/>
+              <w:left w:val="nil"/>
+              <w:bottom w:val="single" w:sz="4" w:space="0" w:color="000000"/>
+              <w:right w:val="single" w:sz="4" w:space="0" w:color="000000"/>
+            </w:tcBorders>
+            <w:shd w:val="clear" w:color="000000" w:fill="FFFFFF"/>
+            <w:vAlign w:val="center"/>
+            <w:hideMark/>
+          </w:tcPr>
+          <w:p>
+            <w:pPr>
+              <w:jc w:val="center"/>
               <w:rPr>
                 <w:rFonts w:ascii="Tahoma" w:eastAsia="Times New Roman" w:hAnsi="Tahoma" w:cs="Tahoma"/>
                 <w:color w:val="000000"/>
@@ -4155,26 +4567,8 @@
                 <w:szCs w:val="16"/>
                 <w:lang w:eastAsia="ru-RU"/>
               </w:rPr>
-              <w:t>СР</w:t>
-            </w:r>
-          </w:p>
-        </w:tc>
-        <w:tc>
-          <w:tcPr>
-            <w:tcW w:w="426" w:type="dxa"/>
-            <w:tcBorders>
-              <w:top w:val="nil"/>
-              <w:left w:val="nil"/>
-              <w:bottom w:val="single" w:sz="4" w:space="0" w:color="000000"/>
-              <w:right w:val="single" w:sz="4" w:space="0" w:color="000000"/>
-            </w:tcBorders>
-            <w:shd w:val="clear" w:color="000000" w:fill="FFFFFF"/>
-            <w:vAlign w:val="center"/>
-            <w:hideMark/>
-          </w:tcPr>
-          <w:p>
-            <w:pPr>
-              <w:jc w:val="center"/>
+            </w:pPr>
+            <w:r>
               <w:rPr>
                 <w:rFonts w:ascii="Tahoma" w:eastAsia="Times New Roman" w:hAnsi="Tahoma" w:cs="Tahoma"/>
                 <w:color w:val="000000"/>
@@ -4182,8 +4576,26 @@
                 <w:szCs w:val="16"/>
                 <w:lang w:eastAsia="ru-RU"/>
               </w:rPr>
-            </w:pPr>
-            <w:r>
+              <w:t>СР</w:t>
+            </w:r>
+          </w:p>
+        </w:tc>
+        <w:tc>
+          <w:tcPr>
+            <w:tcW w:w="425" w:type="dxa"/>
+            <w:tcBorders>
+              <w:top w:val="nil"/>
+              <w:left w:val="nil"/>
+              <w:bottom w:val="single" w:sz="4" w:space="0" w:color="000000"/>
+              <w:right w:val="single" w:sz="4" w:space="0" w:color="000000"/>
+            </w:tcBorders>
+            <w:shd w:val="clear" w:color="000000" w:fill="FFFFFF"/>
+            <w:vAlign w:val="center"/>
+            <w:hideMark/>
+          </w:tcPr>
+          <w:p>
+            <w:pPr>
+              <w:jc w:val="center"/>
               <w:rPr>
                 <w:rFonts w:ascii="Tahoma" w:eastAsia="Times New Roman" w:hAnsi="Tahoma" w:cs="Tahoma"/>
                 <w:color w:val="000000"/>
@@ -4191,26 +4603,10 @@
                 <w:szCs w:val="16"/>
                 <w:lang w:eastAsia="ru-RU"/>
               </w:rPr>
-              <w:t>з.е</w:t>
-            </w:r>
-          </w:p>
-        </w:tc>
-        <w:tc>
-          <w:tcPr>
-            <w:tcW w:w="567" w:type="dxa"/>
-            <w:tcBorders>
-              <w:top w:val="nil"/>
-              <w:left w:val="nil"/>
-              <w:bottom w:val="single" w:sz="4" w:space="0" w:color="000000"/>
-              <w:right w:val="single" w:sz="4" w:space="0" w:color="000000"/>
-            </w:tcBorders>
-            <w:shd w:val="clear" w:color="000000" w:fill="FFFFFF"/>
-            <w:vAlign w:val="center"/>
-            <w:hideMark/>
-          </w:tcPr>
-          <w:p>
-            <w:pPr>
-              <w:jc w:val="center"/>
+            </w:pPr>
+            <w:proofErr w:type="spellStart"/>
+            <w:proofErr w:type="gramStart"/>
+            <w:r>
               <w:rPr>
                 <w:rFonts w:ascii="Tahoma" w:eastAsia="Times New Roman" w:hAnsi="Tahoma" w:cs="Tahoma"/>
                 <w:color w:val="000000"/>
@@ -4218,8 +4614,28 @@
                 <w:szCs w:val="16"/>
                 <w:lang w:eastAsia="ru-RU"/>
               </w:rPr>
-            </w:pPr>
-            <w:r>
+              <w:t>з.е</w:t>
+            </w:r>
+            <w:proofErr w:type="spellEnd"/>
+            <w:proofErr w:type="gramEnd"/>
+          </w:p>
+        </w:tc>
+        <w:tc>
+          <w:tcPr>
+            <w:tcW w:w="567" w:type="dxa"/>
+            <w:tcBorders>
+              <w:top w:val="nil"/>
+              <w:left w:val="nil"/>
+              <w:bottom w:val="single" w:sz="4" w:space="0" w:color="000000"/>
+              <w:right w:val="single" w:sz="4" w:space="0" w:color="000000"/>
+            </w:tcBorders>
+            <w:shd w:val="clear" w:color="000000" w:fill="FFFFFF"/>
+            <w:vAlign w:val="center"/>
+            <w:hideMark/>
+          </w:tcPr>
+          <w:p>
+            <w:pPr>
+              <w:jc w:val="center"/>
               <w:rPr>
                 <w:rFonts w:ascii="Tahoma" w:eastAsia="Times New Roman" w:hAnsi="Tahoma" w:cs="Tahoma"/>
                 <w:color w:val="000000"/>
@@ -4227,26 +4643,8 @@
                 <w:szCs w:val="16"/>
                 <w:lang w:eastAsia="ru-RU"/>
               </w:rPr>
-              <w:t>СР</w:t>
-            </w:r>
-          </w:p>
-        </w:tc>
-        <w:tc>
-          <w:tcPr>
-            <w:tcW w:w="425" w:type="dxa"/>
-            <w:tcBorders>
-              <w:top w:val="nil"/>
-              <w:left w:val="nil"/>
-              <w:bottom w:val="single" w:sz="4" w:space="0" w:color="000000"/>
-              <w:right w:val="single" w:sz="4" w:space="0" w:color="000000"/>
-            </w:tcBorders>
-            <w:shd w:val="clear" w:color="000000" w:fill="FFFFFF"/>
-            <w:vAlign w:val="center"/>
-            <w:hideMark/>
-          </w:tcPr>
-          <w:p>
-            <w:pPr>
-              <w:jc w:val="center"/>
+            </w:pPr>
+            <w:r>
               <w:rPr>
                 <w:rFonts w:ascii="Tahoma" w:eastAsia="Times New Roman" w:hAnsi="Tahoma" w:cs="Tahoma"/>
                 <w:color w:val="000000"/>
@@ -4254,8 +4652,26 @@
                 <w:szCs w:val="16"/>
                 <w:lang w:eastAsia="ru-RU"/>
               </w:rPr>
-            </w:pPr>
-            <w:r>
+              <w:t>СР</w:t>
+            </w:r>
+          </w:p>
+        </w:tc>
+        <w:tc>
+          <w:tcPr>
+            <w:tcW w:w="426" w:type="dxa"/>
+            <w:tcBorders>
+              <w:top w:val="nil"/>
+              <w:left w:val="nil"/>
+              <w:bottom w:val="single" w:sz="4" w:space="0" w:color="000000"/>
+              <w:right w:val="single" w:sz="4" w:space="0" w:color="000000"/>
+            </w:tcBorders>
+            <w:shd w:val="clear" w:color="000000" w:fill="FFFFFF"/>
+            <w:vAlign w:val="center"/>
+            <w:hideMark/>
+          </w:tcPr>
+          <w:p>
+            <w:pPr>
+              <w:jc w:val="center"/>
               <w:rPr>
                 <w:rFonts w:ascii="Tahoma" w:eastAsia="Times New Roman" w:hAnsi="Tahoma" w:cs="Tahoma"/>
                 <w:color w:val="000000"/>
@@ -4263,26 +4679,10 @@
                 <w:szCs w:val="16"/>
                 <w:lang w:eastAsia="ru-RU"/>
               </w:rPr>
-              <w:t>з.е</w:t>
-            </w:r>
-          </w:p>
-        </w:tc>
-        <w:tc>
-          <w:tcPr>
-            <w:tcW w:w="567" w:type="dxa"/>
-            <w:tcBorders>
-              <w:top w:val="nil"/>
-              <w:left w:val="nil"/>
-              <w:bottom w:val="single" w:sz="4" w:space="0" w:color="000000"/>
-              <w:right w:val="single" w:sz="4" w:space="0" w:color="000000"/>
-            </w:tcBorders>
-            <w:shd w:val="clear" w:color="000000" w:fill="FFFFFF"/>
-            <w:vAlign w:val="center"/>
-            <w:hideMark/>
-          </w:tcPr>
-          <w:p>
-            <w:pPr>
-              <w:jc w:val="center"/>
+            </w:pPr>
+            <w:proofErr w:type="spellStart"/>
+            <w:proofErr w:type="gramStart"/>
+            <w:r>
               <w:rPr>
                 <w:rFonts w:ascii="Tahoma" w:eastAsia="Times New Roman" w:hAnsi="Tahoma" w:cs="Tahoma"/>
                 <w:color w:val="000000"/>
@@ -4290,8 +4690,28 @@
                 <w:szCs w:val="16"/>
                 <w:lang w:eastAsia="ru-RU"/>
               </w:rPr>
-            </w:pPr>
-            <w:r>
+              <w:t>з.е</w:t>
+            </w:r>
+            <w:proofErr w:type="spellEnd"/>
+            <w:proofErr w:type="gramEnd"/>
+          </w:p>
+        </w:tc>
+        <w:tc>
+          <w:tcPr>
+            <w:tcW w:w="708" w:type="dxa"/>
+            <w:tcBorders>
+              <w:top w:val="nil"/>
+              <w:left w:val="nil"/>
+              <w:bottom w:val="single" w:sz="4" w:space="0" w:color="000000"/>
+              <w:right w:val="single" w:sz="4" w:space="0" w:color="000000"/>
+            </w:tcBorders>
+            <w:shd w:val="clear" w:color="000000" w:fill="FFFFFF"/>
+            <w:vAlign w:val="center"/>
+            <w:hideMark/>
+          </w:tcPr>
+          <w:p>
+            <w:pPr>
+              <w:jc w:val="center"/>
               <w:rPr>
                 <w:rFonts w:ascii="Tahoma" w:eastAsia="Times New Roman" w:hAnsi="Tahoma" w:cs="Tahoma"/>
                 <w:color w:val="000000"/>
@@ -4299,26 +4719,8 @@
                 <w:szCs w:val="16"/>
                 <w:lang w:eastAsia="ru-RU"/>
               </w:rPr>
-              <w:t>СР</w:t>
-            </w:r>
-          </w:p>
-        </w:tc>
-        <w:tc>
-          <w:tcPr>
-            <w:tcW w:w="425" w:type="dxa"/>
-            <w:tcBorders>
-              <w:top w:val="nil"/>
-              <w:left w:val="nil"/>
-              <w:bottom w:val="single" w:sz="4" w:space="0" w:color="000000"/>
-              <w:right w:val="single" w:sz="4" w:space="0" w:color="000000"/>
-            </w:tcBorders>
-            <w:shd w:val="clear" w:color="000000" w:fill="FFFFFF"/>
-            <w:vAlign w:val="center"/>
-            <w:hideMark/>
-          </w:tcPr>
-          <w:p>
-            <w:pPr>
-              <w:jc w:val="center"/>
+            </w:pPr>
+            <w:r>
               <w:rPr>
                 <w:rFonts w:ascii="Tahoma" w:eastAsia="Times New Roman" w:hAnsi="Tahoma" w:cs="Tahoma"/>
                 <w:color w:val="000000"/>
@@ -4326,8 +4728,26 @@
                 <w:szCs w:val="16"/>
                 <w:lang w:eastAsia="ru-RU"/>
               </w:rPr>
-            </w:pPr>
-            <w:r>
+              <w:t>СР</w:t>
+            </w:r>
+          </w:p>
+        </w:tc>
+        <w:tc>
+          <w:tcPr>
+            <w:tcW w:w="426" w:type="dxa"/>
+            <w:tcBorders>
+              <w:top w:val="nil"/>
+              <w:left w:val="nil"/>
+              <w:bottom w:val="single" w:sz="4" w:space="0" w:color="000000"/>
+              <w:right w:val="single" w:sz="4" w:space="0" w:color="000000"/>
+            </w:tcBorders>
+            <w:shd w:val="clear" w:color="000000" w:fill="FFFFFF"/>
+            <w:vAlign w:val="center"/>
+            <w:hideMark/>
+          </w:tcPr>
+          <w:p>
+            <w:pPr>
+              <w:jc w:val="center"/>
               <w:rPr>
                 <w:rFonts w:ascii="Tahoma" w:eastAsia="Times New Roman" w:hAnsi="Tahoma" w:cs="Tahoma"/>
                 <w:color w:val="000000"/>
@@ -4335,26 +4755,10 @@
                 <w:szCs w:val="16"/>
                 <w:lang w:eastAsia="ru-RU"/>
               </w:rPr>
-              <w:t>з.е</w:t>
-            </w:r>
-          </w:p>
-        </w:tc>
-        <w:tc>
-          <w:tcPr>
-            <w:tcW w:w="567" w:type="dxa"/>
-            <w:tcBorders>
-              <w:top w:val="nil"/>
-              <w:left w:val="nil"/>
-              <w:bottom w:val="single" w:sz="4" w:space="0" w:color="000000"/>
-              <w:right w:val="single" w:sz="4" w:space="0" w:color="000000"/>
-            </w:tcBorders>
-            <w:shd w:val="clear" w:color="000000" w:fill="FFFFFF"/>
-            <w:vAlign w:val="center"/>
-            <w:hideMark/>
-          </w:tcPr>
-          <w:p>
-            <w:pPr>
-              <w:jc w:val="center"/>
+            </w:pPr>
+            <w:proofErr w:type="spellStart"/>
+            <w:proofErr w:type="gramStart"/>
+            <w:r>
               <w:rPr>
                 <w:rFonts w:ascii="Tahoma" w:eastAsia="Times New Roman" w:hAnsi="Tahoma" w:cs="Tahoma"/>
                 <w:color w:val="000000"/>
@@ -4362,8 +4766,28 @@
                 <w:szCs w:val="16"/>
                 <w:lang w:eastAsia="ru-RU"/>
               </w:rPr>
-            </w:pPr>
-            <w:r>
+              <w:t>з.е</w:t>
+            </w:r>
+            <w:proofErr w:type="spellEnd"/>
+            <w:proofErr w:type="gramEnd"/>
+          </w:p>
+        </w:tc>
+        <w:tc>
+          <w:tcPr>
+            <w:tcW w:w="567" w:type="dxa"/>
+            <w:tcBorders>
+              <w:top w:val="nil"/>
+              <w:left w:val="nil"/>
+              <w:bottom w:val="single" w:sz="4" w:space="0" w:color="000000"/>
+              <w:right w:val="single" w:sz="4" w:space="0" w:color="000000"/>
+            </w:tcBorders>
+            <w:shd w:val="clear" w:color="000000" w:fill="FFFFFF"/>
+            <w:vAlign w:val="center"/>
+            <w:hideMark/>
+          </w:tcPr>
+          <w:p>
+            <w:pPr>
+              <w:jc w:val="center"/>
               <w:rPr>
                 <w:rFonts w:ascii="Tahoma" w:eastAsia="Times New Roman" w:hAnsi="Tahoma" w:cs="Tahoma"/>
                 <w:color w:val="000000"/>
@@ -4371,26 +4795,8 @@
                 <w:szCs w:val="16"/>
                 <w:lang w:eastAsia="ru-RU"/>
               </w:rPr>
-              <w:t>СР</w:t>
-            </w:r>
-          </w:p>
-        </w:tc>
-        <w:tc>
-          <w:tcPr>
-            <w:tcW w:w="425" w:type="dxa"/>
-            <w:tcBorders>
-              <w:top w:val="nil"/>
-              <w:left w:val="nil"/>
-              <w:bottom w:val="single" w:sz="4" w:space="0" w:color="000000"/>
-              <w:right w:val="single" w:sz="4" w:space="0" w:color="000000"/>
-            </w:tcBorders>
-            <w:shd w:val="clear" w:color="000000" w:fill="FFFFFF"/>
-            <w:vAlign w:val="center"/>
-            <w:hideMark/>
-          </w:tcPr>
-          <w:p>
-            <w:pPr>
-              <w:jc w:val="center"/>
+            </w:pPr>
+            <w:r>
               <w:rPr>
                 <w:rFonts w:ascii="Tahoma" w:eastAsia="Times New Roman" w:hAnsi="Tahoma" w:cs="Tahoma"/>
                 <w:color w:val="000000"/>
@@ -4398,8 +4804,26 @@
                 <w:szCs w:val="16"/>
                 <w:lang w:eastAsia="ru-RU"/>
               </w:rPr>
-            </w:pPr>
-            <w:r>
+              <w:t>СР</w:t>
+            </w:r>
+          </w:p>
+        </w:tc>
+        <w:tc>
+          <w:tcPr>
+            <w:tcW w:w="425" w:type="dxa"/>
+            <w:tcBorders>
+              <w:top w:val="nil"/>
+              <w:left w:val="nil"/>
+              <w:bottom w:val="single" w:sz="4" w:space="0" w:color="000000"/>
+              <w:right w:val="single" w:sz="4" w:space="0" w:color="000000"/>
+            </w:tcBorders>
+            <w:shd w:val="clear" w:color="000000" w:fill="FFFFFF"/>
+            <w:vAlign w:val="center"/>
+            <w:hideMark/>
+          </w:tcPr>
+          <w:p>
+            <w:pPr>
+              <w:jc w:val="center"/>
               <w:rPr>
                 <w:rFonts w:ascii="Tahoma" w:eastAsia="Times New Roman" w:hAnsi="Tahoma" w:cs="Tahoma"/>
                 <w:color w:val="000000"/>
@@ -4407,8 +4831,173 @@
                 <w:szCs w:val="16"/>
                 <w:lang w:eastAsia="ru-RU"/>
               </w:rPr>
+            </w:pPr>
+            <w:proofErr w:type="spellStart"/>
+            <w:proofErr w:type="gramStart"/>
+            <w:r>
+              <w:rPr>
+                <w:rFonts w:ascii="Tahoma" w:eastAsia="Times New Roman" w:hAnsi="Tahoma" w:cs="Tahoma"/>
+                <w:color w:val="000000"/>
+                <w:sz w:val="16"/>
+                <w:szCs w:val="16"/>
+                <w:lang w:eastAsia="ru-RU"/>
+              </w:rPr>
               <w:t>з.е</w:t>
             </w:r>
+            <w:proofErr w:type="spellEnd"/>
+            <w:proofErr w:type="gramEnd"/>
+          </w:p>
+        </w:tc>
+        <w:tc>
+          <w:tcPr>
+            <w:tcW w:w="567" w:type="dxa"/>
+            <w:tcBorders>
+              <w:top w:val="nil"/>
+              <w:left w:val="nil"/>
+              <w:bottom w:val="single" w:sz="4" w:space="0" w:color="000000"/>
+              <w:right w:val="single" w:sz="4" w:space="0" w:color="000000"/>
+            </w:tcBorders>
+            <w:shd w:val="clear" w:color="000000" w:fill="FFFFFF"/>
+            <w:vAlign w:val="center"/>
+            <w:hideMark/>
+          </w:tcPr>
+          <w:p>
+            <w:pPr>
+              <w:jc w:val="center"/>
+              <w:rPr>
+                <w:rFonts w:ascii="Tahoma" w:eastAsia="Times New Roman" w:hAnsi="Tahoma" w:cs="Tahoma"/>
+                <w:color w:val="000000"/>
+                <w:sz w:val="16"/>
+                <w:szCs w:val="16"/>
+                <w:lang w:eastAsia="ru-RU"/>
+              </w:rPr>
+            </w:pPr>
+            <w:r>
+              <w:rPr>
+                <w:rFonts w:ascii="Tahoma" w:eastAsia="Times New Roman" w:hAnsi="Tahoma" w:cs="Tahoma"/>
+                <w:color w:val="000000"/>
+                <w:sz w:val="16"/>
+                <w:szCs w:val="16"/>
+                <w:lang w:eastAsia="ru-RU"/>
+              </w:rPr>
+              <w:t>СР</w:t>
+            </w:r>
+          </w:p>
+        </w:tc>
+        <w:tc>
+          <w:tcPr>
+            <w:tcW w:w="425" w:type="dxa"/>
+            <w:tcBorders>
+              <w:top w:val="nil"/>
+              <w:left w:val="nil"/>
+              <w:bottom w:val="single" w:sz="4" w:space="0" w:color="000000"/>
+              <w:right w:val="single" w:sz="4" w:space="0" w:color="000000"/>
+            </w:tcBorders>
+            <w:shd w:val="clear" w:color="000000" w:fill="FFFFFF"/>
+            <w:vAlign w:val="center"/>
+            <w:hideMark/>
+          </w:tcPr>
+          <w:p>
+            <w:pPr>
+              <w:jc w:val="center"/>
+              <w:rPr>
+                <w:rFonts w:ascii="Tahoma" w:eastAsia="Times New Roman" w:hAnsi="Tahoma" w:cs="Tahoma"/>
+                <w:color w:val="000000"/>
+                <w:sz w:val="16"/>
+                <w:szCs w:val="16"/>
+                <w:lang w:eastAsia="ru-RU"/>
+              </w:rPr>
+            </w:pPr>
+            <w:proofErr w:type="spellStart"/>
+            <w:proofErr w:type="gramStart"/>
+            <w:r>
+              <w:rPr>
+                <w:rFonts w:ascii="Tahoma" w:eastAsia="Times New Roman" w:hAnsi="Tahoma" w:cs="Tahoma"/>
+                <w:color w:val="000000"/>
+                <w:sz w:val="16"/>
+                <w:szCs w:val="16"/>
+                <w:lang w:eastAsia="ru-RU"/>
+              </w:rPr>
+              <w:t>з.е</w:t>
+            </w:r>
+            <w:proofErr w:type="spellEnd"/>
+            <w:proofErr w:type="gramEnd"/>
+          </w:p>
+        </w:tc>
+        <w:tc>
+          <w:tcPr>
+            <w:tcW w:w="567" w:type="dxa"/>
+            <w:tcBorders>
+              <w:top w:val="nil"/>
+              <w:left w:val="nil"/>
+              <w:bottom w:val="single" w:sz="4" w:space="0" w:color="000000"/>
+              <w:right w:val="single" w:sz="4" w:space="0" w:color="000000"/>
+            </w:tcBorders>
+            <w:shd w:val="clear" w:color="000000" w:fill="FFFFFF"/>
+            <w:vAlign w:val="center"/>
+            <w:hideMark/>
+          </w:tcPr>
+          <w:p>
+            <w:pPr>
+              <w:jc w:val="center"/>
+              <w:rPr>
+                <w:rFonts w:ascii="Tahoma" w:eastAsia="Times New Roman" w:hAnsi="Tahoma" w:cs="Tahoma"/>
+                <w:color w:val="000000"/>
+                <w:sz w:val="16"/>
+                <w:szCs w:val="16"/>
+                <w:lang w:eastAsia="ru-RU"/>
+              </w:rPr>
+            </w:pPr>
+            <w:r>
+              <w:rPr>
+                <w:rFonts w:ascii="Tahoma" w:eastAsia="Times New Roman" w:hAnsi="Tahoma" w:cs="Tahoma"/>
+                <w:color w:val="000000"/>
+                <w:sz w:val="16"/>
+                <w:szCs w:val="16"/>
+                <w:lang w:eastAsia="ru-RU"/>
+              </w:rPr>
+              <w:t>СР</w:t>
+            </w:r>
+          </w:p>
+        </w:tc>
+        <w:tc>
+          <w:tcPr>
+            <w:tcW w:w="425" w:type="dxa"/>
+            <w:tcBorders>
+              <w:top w:val="nil"/>
+              <w:left w:val="nil"/>
+              <w:bottom w:val="single" w:sz="4" w:space="0" w:color="000000"/>
+              <w:right w:val="single" w:sz="4" w:space="0" w:color="000000"/>
+            </w:tcBorders>
+            <w:shd w:val="clear" w:color="000000" w:fill="FFFFFF"/>
+            <w:vAlign w:val="center"/>
+            <w:hideMark/>
+          </w:tcPr>
+          <w:p>
+            <w:pPr>
+              <w:jc w:val="center"/>
+              <w:rPr>
+                <w:rFonts w:ascii="Tahoma" w:eastAsia="Times New Roman" w:hAnsi="Tahoma" w:cs="Tahoma"/>
+                <w:color w:val="000000"/>
+                <w:sz w:val="16"/>
+                <w:szCs w:val="16"/>
+                <w:lang w:eastAsia="ru-RU"/>
+              </w:rPr>
+            </w:pPr>
+            <w:proofErr w:type="spellStart"/>
+            <w:proofErr w:type="gramStart"/>
+            <w:r>
+              <w:rPr>
+                <w:rFonts w:ascii="Tahoma" w:eastAsia="Times New Roman" w:hAnsi="Tahoma" w:cs="Tahoma"/>
+                <w:color w:val="000000"/>
+                <w:sz w:val="16"/>
+                <w:szCs w:val="16"/>
+                <w:lang w:eastAsia="ru-RU"/>
+              </w:rPr>
+              <w:t>з.е</w:t>
+            </w:r>
+            <w:proofErr w:type="spellEnd"/>
+            <w:proofErr w:type="gramEnd"/>
           </w:p>
         </w:tc>
         <w:tc>
@@ -5325,7 +5914,33 @@
                 <w:szCs w:val="18"/>
                 <w:lang w:eastAsia="ru-RU"/>
               </w:rPr>
-              <w:t xml:space="preserve">1.1.Научная деятельность, направленная на подготовку диссертации к защите </w:t>
+              <w:t>1.</w:t>
+            </w:r>
+            <w:proofErr w:type="gramStart"/>
+            <w:r>
+              <w:rPr>
+                <w:rFonts w:ascii="Tahoma" w:eastAsia="Times New Roman" w:hAnsi="Tahoma" w:cs="Tahoma"/>
+                <w:b/>
+                <w:bCs/>
+                <w:color w:val="000000"/>
+                <w:sz w:val="18"/>
+                <w:szCs w:val="18"/>
+                <w:lang w:eastAsia="ru-RU"/>
+              </w:rPr>
+              <w:t>1.Научная</w:t>
+            </w:r>
+            <w:proofErr w:type="gramEnd"/>
+            <w:r>
+              <w:rPr>
+                <w:rFonts w:ascii="Tahoma" w:eastAsia="Times New Roman" w:hAnsi="Tahoma" w:cs="Tahoma"/>
+                <w:b/>
+                <w:bCs/>
+                <w:color w:val="000000"/>
+                <w:sz w:val="18"/>
+                <w:szCs w:val="18"/>
+                <w:lang w:eastAsia="ru-RU"/>
+              </w:rPr>
+              <w:t xml:space="preserve"> деятельность, направленная на подготовку диссертации к защите </w:t>
             </w:r>
           </w:p>
         </w:tc>
@@ -6165,7 +6780,33 @@
                 <w:szCs w:val="18"/>
                 <w:lang w:eastAsia="ru-RU"/>
               </w:rPr>
-              <w:t xml:space="preserve">1.2.Подготовка публикаций и(или) заявок на патенты на изобретения, полезные модели, промышленные образцы, селекционные достижения, свидетельства о государственной регистрации программ для электронных вычислительных машин, баз данных, топологий интегральных микросхем </w:t>
+              <w:t>1.</w:t>
+            </w:r>
+            <w:proofErr w:type="gramStart"/>
+            <w:r>
+              <w:rPr>
+                <w:rFonts w:ascii="Tahoma" w:eastAsia="Times New Roman" w:hAnsi="Tahoma" w:cs="Tahoma"/>
+                <w:b/>
+                <w:bCs/>
+                <w:color w:val="000000"/>
+                <w:sz w:val="18"/>
+                <w:szCs w:val="18"/>
+                <w:lang w:eastAsia="ru-RU"/>
+              </w:rPr>
+              <w:t>2.Подготовка</w:t>
+            </w:r>
+            <w:proofErr w:type="gramEnd"/>
+            <w:r>
+              <w:rPr>
+                <w:rFonts w:ascii="Tahoma" w:eastAsia="Times New Roman" w:hAnsi="Tahoma" w:cs="Tahoma"/>
+                <w:b/>
+                <w:bCs/>
+                <w:color w:val="000000"/>
+                <w:sz w:val="18"/>
+                <w:szCs w:val="18"/>
+                <w:lang w:eastAsia="ru-RU"/>
+              </w:rPr>
+              <w:t xml:space="preserve"> публикаций и(или) заявок на патенты на изобретения, полезные модели, промышленные образцы, селекционные достижения, свидетельства о государственной регистрации программ для электронных вычислительных машин, баз данных, топологий интегральных микросхем </w:t>
             </w:r>
           </w:p>
         </w:tc>
@@ -7005,7 +7646,33 @@
                 <w:szCs w:val="18"/>
                 <w:lang w:eastAsia="ru-RU"/>
               </w:rPr>
-              <w:t xml:space="preserve">1.3.Промежуточная аттестация по этапам выполнения научного исследования </w:t>
+              <w:t>1.</w:t>
+            </w:r>
+            <w:proofErr w:type="gramStart"/>
+            <w:r>
+              <w:rPr>
+                <w:rFonts w:ascii="Tahoma" w:eastAsia="Times New Roman" w:hAnsi="Tahoma" w:cs="Tahoma"/>
+                <w:b/>
+                <w:bCs/>
+                <w:color w:val="000000"/>
+                <w:sz w:val="18"/>
+                <w:szCs w:val="18"/>
+                <w:lang w:eastAsia="ru-RU"/>
+              </w:rPr>
+              <w:t>3.Промежуточная</w:t>
+            </w:r>
+            <w:proofErr w:type="gramEnd"/>
+            <w:r>
+              <w:rPr>
+                <w:rFonts w:ascii="Tahoma" w:eastAsia="Times New Roman" w:hAnsi="Tahoma" w:cs="Tahoma"/>
+                <w:b/>
+                <w:bCs/>
+                <w:color w:val="000000"/>
+                <w:sz w:val="18"/>
+                <w:szCs w:val="18"/>
+                <w:lang w:eastAsia="ru-RU"/>
+              </w:rPr>
+              <w:t xml:space="preserve"> аттестация по этапам выполнения научного исследования </w:t>
             </w:r>
           </w:p>
         </w:tc>
@@ -12515,7 +13182,7 @@
       <w:pPr>
         <w:numPr>
           <w:ilvl w:val="0"/>
-          <w:numId w:val="3"/>
+          <w:numId w:val="1"/>
         </w:numPr>
         <w:jc w:val="both"/>
         <w:rPr>
@@ -12655,8 +13322,7 @@
       </w:tblPr>
       <w:tblGrid>
         <w:gridCol w:w="458"/>
-        <w:gridCol w:w="2089"/>
-        <w:gridCol w:w="6545"/>
+        <w:gridCol w:w="8634"/>
       </w:tblGrid>
       <w:tr>
         <w:trPr>
@@ -12705,7 +13371,7 @@
         </w:tc>
         <w:tc>
           <w:tcPr>
-            <w:tcW w:w="2089" w:type="dxa"/>
+            <w:tcW w:w="8634" w:type="dxa"/>
             <w:tcBorders>
               <w:bottom w:val="single" w:sz="4" w:space="0" w:color="auto"/>
             </w:tcBorders>
@@ -12740,18 +13406,20 @@
                 <w:szCs w:val="24"/>
                 <w:lang w:eastAsia="ru-RU"/>
               </w:rPr>
-              <w:t xml:space="preserve">Этап </w:t>
-            </w:r>
-          </w:p>
-        </w:tc>
-        <w:tc>
-          <w:tcPr>
-            <w:tcW w:w="6545" w:type="dxa"/>
-            <w:tcBorders>
-              <w:bottom w:val="single" w:sz="4" w:space="0" w:color="auto"/>
+              <w:t>Содержание планируемой работы</w:t>
+            </w:r>
+          </w:p>
+        </w:tc>
+      </w:tr>
+      <w:tr>
+        <w:tc>
+          <w:tcPr>
+            <w:tcW w:w="9092" w:type="dxa"/>
+            <w:gridSpan w:val="2"/>
+            <w:tcBorders>
+              <w:top w:val="single" w:sz="18" w:space="0" w:color="auto"/>
             </w:tcBorders>
             <w:shd w:val="clear" w:color="auto" w:fill="auto"/>
-            <w:vAlign w:val="center"/>
           </w:tcPr>
           <w:p>
             <w:pPr>
@@ -12765,23 +13433,39 @@
               <w:jc w:val="center"/>
               <w:rPr>
                 <w:rFonts w:eastAsia="Times New Roman" w:cs="Arial"/>
-                <w:b/>
-                <w:bCs/>
-                <w:color w:val="000000"/>
-                <w:szCs w:val="24"/>
-                <w:lang w:eastAsia="ru-RU"/>
+                <w:color w:val="000000"/>
+                <w:szCs w:val="24"/>
+                <w:lang w:val="en-US" w:eastAsia="ru-RU"/>
               </w:rPr>
             </w:pPr>
             <w:r>
               <w:rPr>
                 <w:rFonts w:eastAsia="Times New Roman" w:cs="Arial"/>
-                <w:b/>
-                <w:bCs/>
-                <w:color w:val="000000"/>
-                <w:szCs w:val="24"/>
-                <w:lang w:eastAsia="ru-RU"/>
-              </w:rPr>
-              <w:t>Содержание планируемой работы</w:t>
+                <w:color w:val="000000"/>
+                <w:szCs w:val="24"/>
+                <w:lang w:val="en-US" w:eastAsia="ru-RU"/>
+              </w:rPr>
+              <w:t xml:space="preserve">{%tr for items in </w:t>
+            </w:r>
+            <w:proofErr w:type="spellStart"/>
+            <w:r>
+              <w:rPr>
+                <w:rFonts w:eastAsia="Times New Roman" w:cs="Arial"/>
+                <w:color w:val="000000"/>
+                <w:szCs w:val="24"/>
+                <w:lang w:val="en-US" w:eastAsia="ru-RU"/>
+              </w:rPr>
+              <w:t>scientific_research</w:t>
+            </w:r>
+            <w:proofErr w:type="spellEnd"/>
+            <w:r>
+              <w:rPr>
+                <w:rFonts w:eastAsia="Times New Roman" w:cs="Arial"/>
+                <w:color w:val="000000"/>
+                <w:szCs w:val="24"/>
+                <w:lang w:val="en-US" w:eastAsia="ru-RU"/>
+              </w:rPr>
+              <w:t xml:space="preserve"> %}</w:t>
             </w:r>
           </w:p>
         </w:tc>
@@ -12790,10 +13474,7 @@
         <w:tc>
           <w:tcPr>
             <w:tcW w:w="9092" w:type="dxa"/>
-            <w:gridSpan w:val="3"/>
-            <w:tcBorders>
-              <w:top w:val="single" w:sz="18" w:space="0" w:color="auto"/>
-            </w:tcBorders>
+            <w:gridSpan w:val="2"/>
             <w:shd w:val="clear" w:color="auto" w:fill="auto"/>
           </w:tcPr>
           <w:p>
@@ -12808,37 +13489,71 @@
               <w:jc w:val="center"/>
               <w:rPr>
                 <w:rFonts w:eastAsia="Times New Roman" w:cs="Arial"/>
+                <w:b/>
+                <w:bCs/>
                 <w:color w:val="000000"/>
                 <w:szCs w:val="24"/>
                 <w:lang w:val="en-US" w:eastAsia="ru-RU"/>
               </w:rPr>
             </w:pPr>
+            <w:proofErr w:type="gramStart"/>
             <w:r>
               <w:rPr>
                 <w:rFonts w:eastAsia="Times New Roman" w:cs="Arial"/>
+                <w:b/>
+                <w:bCs/>
                 <w:color w:val="000000"/>
                 <w:szCs w:val="24"/>
                 <w:lang w:val="en-US" w:eastAsia="ru-RU"/>
               </w:rPr>
-              <w:t xml:space="preserve">{%tr for items in </w:t>
+              <w:t>{{</w:t>
             </w:r>
             <w:r>
               <w:rPr>
                 <w:rFonts w:eastAsia="Times New Roman" w:cs="Arial"/>
+                <w:b/>
+                <w:bCs/>
                 <w:color w:val="000000"/>
                 <w:szCs w:val="24"/>
                 <w:lang w:val="en-US" w:eastAsia="ru-RU"/>
               </w:rPr>
-              <w:t>scientific_research</w:t>
-            </w:r>
+              <w:t xml:space="preserve"> </w:t>
+            </w:r>
+            <w:proofErr w:type="spellStart"/>
             <w:r>
               <w:rPr>
                 <w:rFonts w:eastAsia="Times New Roman" w:cs="Arial"/>
+                <w:b/>
+                <w:bCs/>
                 <w:color w:val="000000"/>
                 <w:szCs w:val="24"/>
                 <w:lang w:val="en-US" w:eastAsia="ru-RU"/>
               </w:rPr>
-              <w:t xml:space="preserve"> %}</w:t>
+              <w:t>items</w:t>
+            </w:r>
+            <w:proofErr w:type="gramEnd"/>
+            <w:r>
+              <w:rPr>
+                <w:rFonts w:eastAsia="Times New Roman" w:cs="Arial"/>
+                <w:b/>
+                <w:bCs/>
+                <w:color w:val="000000"/>
+                <w:szCs w:val="24"/>
+                <w:lang w:val="en-US" w:eastAsia="ru-RU"/>
+              </w:rPr>
+              <w:t>.title</w:t>
+            </w:r>
+            <w:proofErr w:type="spellEnd"/>
+            <w:r>
+              <w:rPr>
+                <w:rFonts w:eastAsia="Times New Roman" w:cs="Arial"/>
+                <w:b/>
+                <w:bCs/>
+                <w:color w:val="000000"/>
+                <w:szCs w:val="24"/>
+                <w:lang w:val="en-US" w:eastAsia="ru-RU"/>
+              </w:rPr>
+              <w:t xml:space="preserve"> }}</w:t>
             </w:r>
           </w:p>
         </w:tc>
@@ -12847,7 +13562,7 @@
         <w:tc>
           <w:tcPr>
             <w:tcW w:w="9092" w:type="dxa"/>
-            <w:gridSpan w:val="3"/>
+            <w:gridSpan w:val="2"/>
             <w:shd w:val="clear" w:color="auto" w:fill="auto"/>
           </w:tcPr>
           <w:p>
@@ -12872,35 +13587,78 @@
             <w:r>
               <w:rPr>
                 <w:rFonts w:eastAsia="Times New Roman" w:cs="Arial"/>
-                <w:b/>
-                <w:bCs/>
                 <w:color w:val="000000"/>
                 <w:szCs w:val="24"/>
                 <w:lang w:val="en-US" w:eastAsia="ru-RU"/>
               </w:rPr>
-              <w:t>{{</w:t>
+              <w:t xml:space="preserve">{%tr for </w:t>
             </w:r>
             <w:r>
               <w:rPr>
                 <w:rFonts w:eastAsia="Times New Roman" w:cs="Arial"/>
-                <w:b/>
-                <w:bCs/>
                 <w:color w:val="000000"/>
                 <w:szCs w:val="24"/>
                 <w:lang w:val="en-US" w:eastAsia="ru-RU"/>
               </w:rPr>
-              <w:t xml:space="preserve"> items.title</w:t>
+              <w:t xml:space="preserve">key, </w:t>
             </w:r>
             <w:r>
               <w:rPr>
                 <w:rFonts w:eastAsia="Times New Roman" w:cs="Arial"/>
-                <w:b/>
-                <w:bCs/>
                 <w:color w:val="000000"/>
                 <w:szCs w:val="24"/>
                 <w:lang w:val="en-US" w:eastAsia="ru-RU"/>
               </w:rPr>
-              <w:t xml:space="preserve"> }}</w:t>
+              <w:t xml:space="preserve">item in </w:t>
+            </w:r>
+            <w:proofErr w:type="spellStart"/>
+            <w:proofErr w:type="gramStart"/>
+            <w:r>
+              <w:rPr>
+                <w:rFonts w:eastAsia="Times New Roman" w:cs="Arial"/>
+                <w:color w:val="000000"/>
+                <w:szCs w:val="24"/>
+                <w:lang w:val="en-US" w:eastAsia="ru-RU"/>
+              </w:rPr>
+              <w:t>items</w:t>
+            </w:r>
+            <w:r>
+              <w:rPr>
+                <w:rFonts w:eastAsia="Times New Roman" w:cs="Arial"/>
+                <w:color w:val="000000"/>
+                <w:szCs w:val="24"/>
+                <w:lang w:val="en-US" w:eastAsia="ru-RU"/>
+              </w:rPr>
+              <w:t>.semesters</w:t>
+            </w:r>
+            <w:proofErr w:type="gramEnd"/>
+            <w:r>
+              <w:rPr>
+                <w:rFonts w:eastAsia="Times New Roman" w:cs="Arial"/>
+                <w:color w:val="000000"/>
+                <w:szCs w:val="24"/>
+                <w:lang w:val="en-US" w:eastAsia="ru-RU"/>
+              </w:rPr>
+              <w:t>.items</w:t>
+            </w:r>
+            <w:proofErr w:type="spellEnd"/>
+            <w:r>
+              <w:rPr>
+                <w:rFonts w:eastAsia="Times New Roman" w:cs="Arial"/>
+                <w:color w:val="000000"/>
+                <w:szCs w:val="24"/>
+                <w:lang w:val="en-US" w:eastAsia="ru-RU"/>
+              </w:rPr>
+              <w:t>()</w:t>
+            </w:r>
+            <w:r>
+              <w:rPr>
+                <w:rFonts w:eastAsia="Times New Roman" w:cs="Arial"/>
+                <w:color w:val="000000"/>
+                <w:szCs w:val="24"/>
+                <w:lang w:val="en-US" w:eastAsia="ru-RU"/>
+              </w:rPr>
+              <w:t xml:space="preserve"> %}</w:t>
             </w:r>
           </w:p>
         </w:tc>
@@ -12909,7 +13667,7 @@
         <w:tc>
           <w:tcPr>
             <w:tcW w:w="9092" w:type="dxa"/>
-            <w:gridSpan w:val="3"/>
+            <w:gridSpan w:val="2"/>
             <w:shd w:val="clear" w:color="auto" w:fill="auto"/>
           </w:tcPr>
           <w:p>
@@ -12924,8 +13682,6 @@
               <w:jc w:val="center"/>
               <w:rPr>
                 <w:rFonts w:eastAsia="Times New Roman" w:cs="Arial"/>
-                <w:b/>
-                <w:bCs/>
                 <w:color w:val="000000"/>
                 <w:szCs w:val="24"/>
                 <w:lang w:val="en-US" w:eastAsia="ru-RU"/>
@@ -12940,6 +13696,7 @@
               </w:rPr>
               <w:t xml:space="preserve">{%tr for </w:t>
             </w:r>
+            <w:proofErr w:type="spellStart"/>
             <w:r>
               <w:rPr>
                 <w:rFonts w:eastAsia="Times New Roman" w:cs="Arial"/>
@@ -12947,8 +13704,9 @@
                 <w:szCs w:val="24"/>
                 <w:lang w:val="en-US" w:eastAsia="ru-RU"/>
               </w:rPr>
-              <w:t xml:space="preserve">key, </w:t>
-            </w:r>
+              <w:t>i</w:t>
+            </w:r>
+            <w:proofErr w:type="spellEnd"/>
             <w:r>
               <w:rPr>
                 <w:rFonts w:eastAsia="Times New Roman" w:cs="Arial"/>
@@ -12956,35 +13714,25 @@
                 <w:szCs w:val="24"/>
                 <w:lang w:val="en-US" w:eastAsia="ru-RU"/>
               </w:rPr>
-              <w:t>item in items</w:t>
-            </w:r>
-            <w:r>
-              <w:rPr>
-                <w:rFonts w:eastAsia="Times New Roman" w:cs="Arial"/>
-                <w:color w:val="000000"/>
-                <w:szCs w:val="24"/>
-                <w:lang w:val="en-US" w:eastAsia="ru-RU"/>
-              </w:rPr>
-              <w:t>.semesters.items()</w:t>
-            </w:r>
-            <w:r>
-              <w:rPr>
-                <w:rFonts w:eastAsia="Times New Roman" w:cs="Arial"/>
-                <w:color w:val="000000"/>
-                <w:szCs w:val="24"/>
-                <w:lang w:val="en-US" w:eastAsia="ru-RU"/>
-              </w:rPr>
-              <w:t xml:space="preserve"> %}</w:t>
+              <w:t xml:space="preserve"> in item %}</w:t>
             </w:r>
           </w:p>
         </w:tc>
       </w:tr>
       <w:tr>
-        <w:tc>
-          <w:tcPr>
-            <w:tcW w:w="9092" w:type="dxa"/>
-            <w:gridSpan w:val="3"/>
+        <w:trPr>
+          <w:trHeight w:val="60"/>
+        </w:trPr>
+        <w:tc>
+          <w:tcPr>
+            <w:tcW w:w="458" w:type="dxa"/>
+            <w:tcBorders>
+              <w:top w:val="single" w:sz="8" w:space="0" w:color="auto"/>
+            </w:tcBorders>
             <w:shd w:val="clear" w:color="auto" w:fill="auto"/>
+            <w:noWrap/>
+            <w:textDirection w:val="btLr"/>
+            <w:tcFitText/>
           </w:tcPr>
           <w:p>
             <w:pPr>
@@ -12996,13 +13744,17 @@
               <w:autoSpaceDE w:val="0"/>
               <w:autoSpaceDN w:val="0"/>
               <w:jc w:val="center"/>
+            </w:pPr>
+            <w:r>
               <w:rPr>
                 <w:rFonts w:eastAsia="Times New Roman" w:cs="Arial"/>
                 <w:color w:val="000000"/>
                 <w:szCs w:val="24"/>
                 <w:lang w:val="en-US" w:eastAsia="ru-RU"/>
               </w:rPr>
-            </w:pPr>
+              <w:t xml:space="preserve">{% </w:t>
+            </w:r>
+            <w:proofErr w:type="spellStart"/>
             <w:r>
               <w:rPr>
                 <w:rFonts w:eastAsia="Times New Roman" w:cs="Arial"/>
@@ -13010,25 +13762,57 @@
                 <w:szCs w:val="24"/>
                 <w:lang w:val="en-US" w:eastAsia="ru-RU"/>
               </w:rPr>
-              <w:t>{%tr for i in item %}</w:t>
-            </w:r>
-          </w:p>
-        </w:tc>
-      </w:tr>
-      <w:tr>
-        <w:trPr>
-          <w:trHeight w:val="60"/>
-        </w:trPr>
-        <w:tc>
-          <w:tcPr>
-            <w:tcW w:w="458" w:type="dxa"/>
+              <w:t>vm</w:t>
+            </w:r>
+            <w:proofErr w:type="spellEnd"/>
+            <w:r>
+              <w:rPr>
+                <w:rFonts w:eastAsia="Times New Roman" w:cs="Arial"/>
+                <w:color w:val="000000"/>
+                <w:szCs w:val="24"/>
+                <w:lang w:val="en-US" w:eastAsia="ru-RU"/>
+              </w:rPr>
+              <w:t xml:space="preserve"> </w:t>
+            </w:r>
+            <w:proofErr w:type="gramStart"/>
+            <w:r>
+              <w:rPr>
+                <w:rFonts w:eastAsia="Times New Roman" w:cs="Arial"/>
+                <w:color w:val="000000"/>
+                <w:szCs w:val="24"/>
+                <w:lang w:val="en-US" w:eastAsia="ru-RU"/>
+              </w:rPr>
+              <w:t>%}{</w:t>
+            </w:r>
+            <w:proofErr w:type="gramEnd"/>
+            <w:r>
+              <w:rPr>
+                <w:rFonts w:eastAsia="Times New Roman" w:cs="Arial"/>
+                <w:color w:val="000000"/>
+                <w:szCs w:val="24"/>
+                <w:lang w:val="en-US" w:eastAsia="ru-RU"/>
+              </w:rPr>
+              <w:t>{ key }}</w:t>
+            </w:r>
+            <w:r>
+              <w:rPr>
+                <w:color w:val="000000"/>
+                <w:szCs w:val="24"/>
+                <w:lang w:eastAsia="ru-RU"/>
+              </w:rPr>
+              <w:t> Семестр</w:t>
+            </w:r>
+          </w:p>
+        </w:tc>
+        <w:tc>
+          <w:tcPr>
+            <w:tcW w:w="8634" w:type="dxa"/>
             <w:tcBorders>
               <w:top w:val="single" w:sz="8" w:space="0" w:color="auto"/>
+              <w:bottom w:val="single" w:sz="8" w:space="0" w:color="auto"/>
             </w:tcBorders>
             <w:shd w:val="clear" w:color="auto" w:fill="auto"/>
             <w:noWrap/>
-            <w:textDirection w:val="btLr"/>
-            <w:tcFitText/>
           </w:tcPr>
           <w:p>
             <w:pPr>
@@ -13039,37 +13823,62 @@
               </w:tabs>
               <w:autoSpaceDE w:val="0"/>
               <w:autoSpaceDN w:val="0"/>
-              <w:jc w:val="center"/>
-            </w:pPr>
-            <w:r>
               <w:rPr>
                 <w:rFonts w:eastAsia="Times New Roman" w:cs="Arial"/>
                 <w:color w:val="000000"/>
                 <w:szCs w:val="24"/>
                 <w:lang w:val="en-US" w:eastAsia="ru-RU"/>
               </w:rPr>
-              <w:t>{% vm %}{{ key }}</w:t>
-            </w:r>
-            <w:r>
-              <w:rPr>
-                <w:color w:val="000000"/>
-                <w:szCs w:val="24"/>
-                <w:lang w:eastAsia="ru-RU"/>
-              </w:rPr>
-              <w:t> Семестр</w:t>
-            </w:r>
-          </w:p>
-        </w:tc>
-        <w:tc>
-          <w:tcPr>
-            <w:tcW w:w="8634" w:type="dxa"/>
+            </w:pPr>
+            <w:proofErr w:type="gramStart"/>
+            <w:r>
+              <w:rPr>
+                <w:rFonts w:eastAsia="Times New Roman" w:cs="Arial"/>
+                <w:color w:val="000000"/>
+                <w:szCs w:val="24"/>
+                <w:lang w:val="en-US" w:eastAsia="ru-RU"/>
+              </w:rPr>
+              <w:t xml:space="preserve">{{ </w:t>
+            </w:r>
+            <w:proofErr w:type="spellStart"/>
+            <w:r>
+              <w:rPr>
+                <w:rFonts w:eastAsia="Times New Roman" w:cs="Arial"/>
+                <w:color w:val="000000"/>
+                <w:szCs w:val="24"/>
+                <w:lang w:val="en-US" w:eastAsia="ru-RU"/>
+              </w:rPr>
+              <w:t>i</w:t>
+            </w:r>
+            <w:proofErr w:type="gramEnd"/>
+            <w:r>
+              <w:rPr>
+                <w:rFonts w:eastAsia="Times New Roman" w:cs="Arial"/>
+                <w:color w:val="000000"/>
+                <w:szCs w:val="24"/>
+                <w:lang w:val="en-US" w:eastAsia="ru-RU"/>
+              </w:rPr>
+              <w:t>.text</w:t>
+            </w:r>
+            <w:proofErr w:type="spellEnd"/>
+            <w:r>
+              <w:rPr>
+                <w:rFonts w:eastAsia="Times New Roman" w:cs="Arial"/>
+                <w:color w:val="000000"/>
+                <w:szCs w:val="24"/>
+                <w:lang w:val="en-US" w:eastAsia="ru-RU"/>
+              </w:rPr>
+              <w:t xml:space="preserve"> }}</w:t>
+            </w:r>
+          </w:p>
+        </w:tc>
+      </w:tr>
+      <w:tr>
+        <w:tc>
+          <w:tcPr>
+            <w:tcW w:w="9092" w:type="dxa"/>
             <w:gridSpan w:val="2"/>
-            <w:tcBorders>
-              <w:top w:val="single" w:sz="8" w:space="0" w:color="auto"/>
-              <w:bottom w:val="single" w:sz="8" w:space="0" w:color="auto"/>
-            </w:tcBorders>
             <w:shd w:val="clear" w:color="auto" w:fill="auto"/>
-            <w:noWrap/>
           </w:tcPr>
           <w:p>
             <w:pPr>
@@ -13080,6 +13889,7 @@
               </w:tabs>
               <w:autoSpaceDE w:val="0"/>
               <w:autoSpaceDN w:val="0"/>
+              <w:jc w:val="center"/>
               <w:rPr>
                 <w:rFonts w:eastAsia="Times New Roman" w:cs="Arial"/>
                 <w:color w:val="000000"/>
@@ -13094,7 +13904,27 @@
                 <w:szCs w:val="24"/>
                 <w:lang w:val="en-US" w:eastAsia="ru-RU"/>
               </w:rPr>
-              <w:t>{{ i.text }}</w:t>
+              <w:t xml:space="preserve">{%tr </w:t>
+            </w:r>
+            <w:proofErr w:type="spellStart"/>
+            <w:r>
+              <w:rPr>
+                <w:rFonts w:eastAsia="Times New Roman" w:cs="Arial"/>
+                <w:color w:val="000000"/>
+                <w:szCs w:val="24"/>
+                <w:lang w:val="en-US" w:eastAsia="ru-RU"/>
+              </w:rPr>
+              <w:t>endfor</w:t>
+            </w:r>
+            <w:proofErr w:type="spellEnd"/>
+            <w:r>
+              <w:rPr>
+                <w:rFonts w:eastAsia="Times New Roman" w:cs="Arial"/>
+                <w:color w:val="000000"/>
+                <w:szCs w:val="24"/>
+                <w:lang w:val="en-US" w:eastAsia="ru-RU"/>
+              </w:rPr>
+              <w:t xml:space="preserve"> %}</w:t>
             </w:r>
           </w:p>
         </w:tc>
@@ -13103,7 +13933,7 @@
         <w:tc>
           <w:tcPr>
             <w:tcW w:w="9092" w:type="dxa"/>
-            <w:gridSpan w:val="3"/>
+            <w:gridSpan w:val="2"/>
             <w:shd w:val="clear" w:color="auto" w:fill="auto"/>
           </w:tcPr>
           <w:p>
@@ -13130,7 +13960,27 @@
                 <w:szCs w:val="24"/>
                 <w:lang w:val="en-US" w:eastAsia="ru-RU"/>
               </w:rPr>
-              <w:t>{%tr endfor %}</w:t>
+              <w:t xml:space="preserve">{%tr </w:t>
+            </w:r>
+            <w:proofErr w:type="spellStart"/>
+            <w:r>
+              <w:rPr>
+                <w:rFonts w:eastAsia="Times New Roman" w:cs="Arial"/>
+                <w:color w:val="000000"/>
+                <w:szCs w:val="24"/>
+                <w:lang w:val="en-US" w:eastAsia="ru-RU"/>
+              </w:rPr>
+              <w:t>endfor</w:t>
+            </w:r>
+            <w:proofErr w:type="spellEnd"/>
+            <w:r>
+              <w:rPr>
+                <w:rFonts w:eastAsia="Times New Roman" w:cs="Arial"/>
+                <w:color w:val="000000"/>
+                <w:szCs w:val="24"/>
+                <w:lang w:val="en-US" w:eastAsia="ru-RU"/>
+              </w:rPr>
+              <w:t xml:space="preserve"> %}</w:t>
             </w:r>
           </w:p>
         </w:tc>
@@ -13139,7 +13989,10 @@
         <w:tc>
           <w:tcPr>
             <w:tcW w:w="9092" w:type="dxa"/>
-            <w:gridSpan w:val="3"/>
+            <w:gridSpan w:val="2"/>
+            <w:tcBorders>
+              <w:bottom w:val="single" w:sz="4" w:space="0" w:color="auto"/>
+            </w:tcBorders>
             <w:shd w:val="clear" w:color="auto" w:fill="auto"/>
           </w:tcPr>
           <w:p>
@@ -13166,38 +14019,19 @@
                 <w:szCs w:val="24"/>
                 <w:lang w:val="en-US" w:eastAsia="ru-RU"/>
               </w:rPr>
-              <w:t>{%tr endfor %}</w:t>
-            </w:r>
-          </w:p>
-        </w:tc>
-      </w:tr>
-      <w:tr>
-        <w:tc>
-          <w:tcPr>
-            <w:tcW w:w="9092" w:type="dxa"/>
-            <w:gridSpan w:val="3"/>
-            <w:tcBorders>
-              <w:bottom w:val="single" w:sz="4" w:space="0" w:color="auto"/>
-            </w:tcBorders>
-            <w:shd w:val="clear" w:color="auto" w:fill="auto"/>
-          </w:tcPr>
-          <w:p>
-            <w:pPr>
-              <w:widowControl w:val="0"/>
-              <w:tabs>
-                <w:tab w:val="left" w:pos="993"/>
-                <w:tab w:val="left" w:pos="1134"/>
-              </w:tabs>
-              <w:autoSpaceDE w:val="0"/>
-              <w:autoSpaceDN w:val="0"/>
-              <w:jc w:val="center"/>
+              <w:t xml:space="preserve">{%tr </w:t>
+            </w:r>
+            <w:proofErr w:type="spellStart"/>
+            <w:r>
               <w:rPr>
                 <w:rFonts w:eastAsia="Times New Roman" w:cs="Arial"/>
                 <w:color w:val="000000"/>
                 <w:szCs w:val="24"/>
                 <w:lang w:val="en-US" w:eastAsia="ru-RU"/>
               </w:rPr>
-            </w:pPr>
+              <w:t>endfor</w:t>
+            </w:r>
+            <w:proofErr w:type="spellEnd"/>
             <w:r>
               <w:rPr>
                 <w:rFonts w:eastAsia="Times New Roman" w:cs="Arial"/>
@@ -13205,7 +14039,7 @@
                 <w:szCs w:val="24"/>
                 <w:lang w:val="en-US" w:eastAsia="ru-RU"/>
               </w:rPr>
-              <w:t>{%tr endfor %}</w:t>
+              <w:t xml:space="preserve"> %}</w:t>
             </w:r>
           </w:p>
         </w:tc>
@@ -13272,12 +14106,14 @@
         </w:rPr>
         <w:t xml:space="preserve"> </w:t>
       </w:r>
+      <w:proofErr w:type="spellStart"/>
       <w:r>
         <w:rPr>
           <w:lang w:val="en-US"/>
         </w:rPr>
         <w:t>i</w:t>
       </w:r>
+      <w:proofErr w:type="spellEnd"/>
       <w:r>
         <w:rPr>
           <w:lang w:val="en-US"/>
@@ -13294,8 +14130,16 @@
         <w:rPr>
           <w:lang w:val="en-US"/>
         </w:rPr>
-        <w:t xml:space="preserve"> scientific_dissert</w:t>
-      </w:r>
+        <w:t xml:space="preserve"> </w:t>
+      </w:r>
+      <w:proofErr w:type="spellStart"/>
+      <w:r>
+        <w:rPr>
+          <w:lang w:val="en-US"/>
+        </w:rPr>
+        <w:t>scientific_dissert</w:t>
+      </w:r>
+      <w:proofErr w:type="spellEnd"/>
       <w:r>
         <w:rPr>
           <w:lang w:val="en-US"/>
@@ -13330,11 +14174,33 @@
           <w:lang w:val="en-US"/>
         </w:rPr>
       </w:pPr>
+      <w:proofErr w:type="gramStart"/>
       <w:r>
         <w:rPr>
           <w:lang w:val="en-US"/>
         </w:rPr>
-        <w:t>{{ i.text }}</w:t>
+        <w:t xml:space="preserve">{{ </w:t>
+      </w:r>
+      <w:proofErr w:type="spellStart"/>
+      <w:r>
+        <w:rPr>
+          <w:lang w:val="en-US"/>
+        </w:rPr>
+        <w:t>i</w:t>
+      </w:r>
+      <w:proofErr w:type="gramEnd"/>
+      <w:r>
+        <w:rPr>
+          <w:lang w:val="en-US"/>
+        </w:rPr>
+        <w:t>.text</w:t>
+      </w:r>
+      <w:proofErr w:type="spellEnd"/>
+      <w:r>
+        <w:rPr>
+          <w:lang w:val="en-US"/>
+        </w:rPr>
+        <w:t xml:space="preserve"> }}</w:t>
       </w:r>
     </w:p>
     <w:p>
@@ -13355,11 +14221,19 @@
       <w:r>
         <w:t xml:space="preserve"> </w:t>
       </w:r>
+      <w:proofErr w:type="spellStart"/>
       <w:r>
         <w:rPr>
           <w:lang w:val="en-US"/>
         </w:rPr>
-        <w:t>endfor %}</w:t>
+        <w:t>endfor</w:t>
+      </w:r>
+      <w:proofErr w:type="spellEnd"/>
+      <w:r>
+        <w:rPr>
+          <w:lang w:val="en-US"/>
+        </w:rPr>
+        <w:t xml:space="preserve"> %}</w:t>
       </w:r>
     </w:p>
     <w:p/>
@@ -13401,6 +14275,9 @@
         <w:t>{%</w:t>
       </w:r>
       <w:r>
+        <w:rPr>
+          <w:lang w:val="en-US"/>
+        </w:rPr>
         <w:t>-</w:t>
       </w:r>
       <w:r>
@@ -13421,12 +14298,14 @@
         </w:rPr>
         <w:t xml:space="preserve"> </w:t>
       </w:r>
+      <w:proofErr w:type="spellStart"/>
       <w:r>
         <w:rPr>
           <w:lang w:val="en-US"/>
         </w:rPr>
         <w:t>i</w:t>
       </w:r>
+      <w:proofErr w:type="spellEnd"/>
       <w:r>
         <w:rPr>
           <w:lang w:val="en-US"/>
@@ -13443,13 +14322,27 @@
         <w:rPr>
           <w:lang w:val="en-US"/>
         </w:rPr>
-        <w:t xml:space="preserve"> scientific_</w:t>
-      </w:r>
+        <w:t xml:space="preserve"> </w:t>
+      </w:r>
+      <w:proofErr w:type="spellStart"/>
       <w:r>
         <w:rPr>
           <w:lang w:val="en-US"/>
         </w:rPr>
-        <w:t xml:space="preserve">publish </w:t>
+        <w:t>scientific_</w:t>
+      </w:r>
+      <w:r>
+        <w:rPr>
+          <w:lang w:val="en-US"/>
+        </w:rPr>
+        <w:t>publish</w:t>
+      </w:r>
+      <w:proofErr w:type="spellEnd"/>
+      <w:r>
+        <w:rPr>
+          <w:lang w:val="en-US"/>
+        </w:rPr>
+        <w:t xml:space="preserve"> </w:t>
       </w:r>
       <w:r>
         <w:rPr>
@@ -13479,11 +14372,33 @@
           <w:lang w:val="en-US"/>
         </w:rPr>
       </w:pPr>
+      <w:proofErr w:type="gramStart"/>
       <w:r>
         <w:rPr>
           <w:lang w:val="en-US"/>
         </w:rPr>
-        <w:t>{{ i.text }}</w:t>
+        <w:t xml:space="preserve">{{ </w:t>
+      </w:r>
+      <w:proofErr w:type="spellStart"/>
+      <w:r>
+        <w:rPr>
+          <w:lang w:val="en-US"/>
+        </w:rPr>
+        <w:t>i</w:t>
+      </w:r>
+      <w:proofErr w:type="gramEnd"/>
+      <w:r>
+        <w:rPr>
+          <w:lang w:val="en-US"/>
+        </w:rPr>
+        <w:t>.text</w:t>
+      </w:r>
+      <w:proofErr w:type="spellEnd"/>
+      <w:r>
+        <w:rPr>
+          <w:lang w:val="en-US"/>
+        </w:rPr>
+        <w:t xml:space="preserve"> }}</w:t>
       </w:r>
     </w:p>
     <w:p>
@@ -13499,11 +14414,19 @@
       <w:r>
         <w:t xml:space="preserve"> </w:t>
       </w:r>
+      <w:proofErr w:type="spellStart"/>
       <w:r>
         <w:rPr>
           <w:lang w:val="en-US"/>
         </w:rPr>
-        <w:t>endfor %}</w:t>
+        <w:t>endfor</w:t>
+      </w:r>
+      <w:proofErr w:type="spellEnd"/>
+      <w:r>
+        <w:rPr>
+          <w:lang w:val="en-US"/>
+        </w:rPr>
+        <w:t xml:space="preserve"> %}</w:t>
       </w:r>
     </w:p>
     <w:p>
@@ -14626,13 +15549,23 @@
         <w:lang w:eastAsia="ru-RU"/>
       </w:rPr>
     </w:pPr>
+    <w:proofErr w:type="gramStart"/>
     <w:r>
       <w:rPr>
         <w:rFonts w:eastAsia="Times New Roman"/>
         <w:szCs w:val="24"/>
         <w:lang w:val="en-US" w:eastAsia="ru-RU"/>
       </w:rPr>
-      <w:t xml:space="preserve">{{ year }} </w:t>
+      <w:t>{{ year</w:t>
+    </w:r>
+    <w:proofErr w:type="gramEnd"/>
+    <w:r>
+      <w:rPr>
+        <w:rFonts w:eastAsia="Times New Roman"/>
+        <w:szCs w:val="24"/>
+        <w:lang w:val="en-US" w:eastAsia="ru-RU"/>
+      </w:rPr>
+      <w:t xml:space="preserve"> }} </w:t>
     </w:r>
     <w:r>
       <w:rPr>
@@ -14987,7 +15920,7 @@
   <w:abstractNum w:abstractNumId="3" w15:restartNumberingAfterBreak="0">
     <w:nsid w:val="705C5A38"/>
     <w:multiLevelType w:val="hybridMultilevel"/>
-    <w:tmpl w:val="C5782FF0"/>
+    <w:tmpl w:val="E920FA42"/>
     <w:lvl w:ilvl="0" w:tplc="E85EEA5A">
       <w:start w:val="1"/>
       <w:numFmt w:val="decimal"/>

--- a/templates/docxRPD/scientific_four.docx
+++ b/templates/docxRPD/scientific_four.docx
@@ -1,6 +1,6 @@
 
 <file path=word/document.xml><?xml version="1.0" encoding="utf-8"?>
-<w:document xmlns:wpc="http://schemas.microsoft.com/office/word/2010/wordprocessingCanvas" xmlns:cx="http://schemas.microsoft.com/office/drawing/2014/chartex" xmlns:cx1="http://schemas.microsoft.com/office/drawing/2015/9/8/chartex" xmlns:cx2="http://schemas.microsoft.com/office/drawing/2015/10/21/chartex" xmlns:cx3="http://schemas.microsoft.com/office/drawing/2016/5/9/chartex" xmlns:cx4="http://schemas.microsoft.com/office/drawing/2016/5/10/chartex" xmlns:cx5="http://schemas.microsoft.com/office/drawing/2016/5/11/chartex" xmlns:cx6="http://schemas.microsoft.com/office/drawing/2016/5/12/chartex" xmlns:cx7="http://schemas.microsoft.com/office/drawing/2016/5/13/chartex" xmlns:cx8="http://schemas.microsoft.com/office/drawing/2016/5/14/chartex" xmlns:mc="http://schemas.openxmlformats.org/markup-compatibility/2006" xmlns:aink="http://schemas.microsoft.com/office/drawing/2016/ink" xmlns:am3d="http://schemas.microsoft.com/office/drawing/2017/model3d" xmlns:o="urn:schemas-microsoft-com:office:office" xmlns:r="http://schemas.openxmlformats.org/officeDocument/2006/relationships" xmlns:m="http://schemas.openxmlformats.org/officeDocument/2006/math" xmlns:v="urn:schemas-microsoft-com:vml" xmlns:wp14="http://schemas.microsoft.com/office/word/2010/wordprocessingDrawing" xmlns:wp="http://schemas.openxmlformats.org/drawingml/2006/wordprocessingDrawing" xmlns:w10="urn:schemas-microsoft-com:office:word" xmlns:w="http://schemas.openxmlformats.org/wordprocessingml/2006/main" xmlns:w14="http://schemas.microsoft.com/office/word/2010/wordml" xmlns:w15="http://schemas.microsoft.com/office/word/2012/wordml" xmlns:w16cex="http://schemas.microsoft.com/office/word/2018/wordml/cex" xmlns:w16cid="http://schemas.microsoft.com/office/word/2016/wordml/cid" xmlns:w16="http://schemas.microsoft.com/office/word/2018/wordml" xmlns:w16sdtdh="http://schemas.microsoft.com/office/word/2020/wordml/sdtdatahash" xmlns:w16se="http://schemas.microsoft.com/office/word/2015/wordml/symex" xmlns:wpg="http://schemas.microsoft.com/office/word/2010/wordprocessingGroup" xmlns:wpi="http://schemas.microsoft.com/office/word/2010/wordprocessingInk" xmlns:wne="http://schemas.microsoft.com/office/word/2006/wordml" xmlns:wps="http://schemas.microsoft.com/office/word/2010/wordprocessingShape" mc:Ignorable="w14 w15 w16se w16cid w16 w16cex w16sdtdh wp14">
+<w:document xmlns:wpc="http://schemas.microsoft.com/office/word/2010/wordprocessingCanvas" xmlns:cx="http://schemas.microsoft.com/office/drawing/2014/chartex" xmlns:cx1="http://schemas.microsoft.com/office/drawing/2015/9/8/chartex" xmlns:cx2="http://schemas.microsoft.com/office/drawing/2015/10/21/chartex" xmlns:cx3="http://schemas.microsoft.com/office/drawing/2016/5/9/chartex" xmlns:cx4="http://schemas.microsoft.com/office/drawing/2016/5/10/chartex" xmlns:cx5="http://schemas.microsoft.com/office/drawing/2016/5/11/chartex" xmlns:cx6="http://schemas.microsoft.com/office/drawing/2016/5/12/chartex" xmlns:cx7="http://schemas.microsoft.com/office/drawing/2016/5/13/chartex" xmlns:cx8="http://schemas.microsoft.com/office/drawing/2016/5/14/chartex" xmlns:mc="http://schemas.openxmlformats.org/markup-compatibility/2006" xmlns:aink="http://schemas.microsoft.com/office/drawing/2016/ink" xmlns:am3d="http://schemas.microsoft.com/office/drawing/2017/model3d" xmlns:o="urn:schemas-microsoft-com:office:office" xmlns:oel="http://schemas.microsoft.com/office/2019/extlst" xmlns:r="http://schemas.openxmlformats.org/officeDocument/2006/relationships" xmlns:m="http://schemas.openxmlformats.org/officeDocument/2006/math" xmlns:v="urn:schemas-microsoft-com:vml" xmlns:wp14="http://schemas.microsoft.com/office/word/2010/wordprocessingDrawing" xmlns:wp="http://schemas.openxmlformats.org/drawingml/2006/wordprocessingDrawing" xmlns:w10="urn:schemas-microsoft-com:office:word" xmlns:w="http://schemas.openxmlformats.org/wordprocessingml/2006/main" xmlns:w14="http://schemas.microsoft.com/office/word/2010/wordml" xmlns:w15="http://schemas.microsoft.com/office/word/2012/wordml" xmlns:w16cex="http://schemas.microsoft.com/office/word/2018/wordml/cex" xmlns:w16cid="http://schemas.microsoft.com/office/word/2016/wordml/cid" xmlns:w16="http://schemas.microsoft.com/office/word/2018/wordml" xmlns:w16du="http://schemas.microsoft.com/office/word/2023/wordml/word16du" xmlns:w16sdtdh="http://schemas.microsoft.com/office/word/2020/wordml/sdtdatahash" xmlns:w16sdtfl="http://schemas.microsoft.com/office/word/2024/wordml/sdtformatlock" xmlns:w16se="http://schemas.microsoft.com/office/word/2015/wordml/symex" xmlns:wpg="http://schemas.microsoft.com/office/word/2010/wordprocessingGroup" xmlns:wpi="http://schemas.microsoft.com/office/word/2010/wordprocessingInk" xmlns:wne="http://schemas.microsoft.com/office/word/2006/wordml" xmlns:wps="http://schemas.microsoft.com/office/word/2010/wordprocessingShape" mc:Ignorable="w14 w15 w16se w16cid w16 w16cex w16sdtdh w16sdtfl w16du wp14">
   <w:body>
     <w:p>
       <w:pPr>
@@ -186,25 +186,7 @@
           <w:szCs w:val="24"/>
           <w:lang w:eastAsia="ru-RU"/>
         </w:rPr>
-        <w:t xml:space="preserve"> «__</w:t>
-      </w:r>
-      <w:proofErr w:type="gramStart"/>
-      <w:r>
-        <w:rPr>
-          <w:rFonts w:eastAsia="Times New Roman"/>
-          <w:szCs w:val="24"/>
-          <w:lang w:eastAsia="ru-RU"/>
-        </w:rPr>
-        <w:t>_»_</w:t>
-      </w:r>
-      <w:proofErr w:type="gramEnd"/>
-      <w:r>
-        <w:rPr>
-          <w:rFonts w:eastAsia="Times New Roman"/>
-          <w:szCs w:val="24"/>
-          <w:lang w:eastAsia="ru-RU"/>
-        </w:rPr>
-        <w:t>__________</w:t>
+        <w:t xml:space="preserve"> «___»___________</w:t>
       </w:r>
       <w:r>
         <w:rPr>
@@ -295,7 +277,6 @@
           <w:lang w:val="en-US" w:eastAsia="ru-RU"/>
         </w:rPr>
       </w:pPr>
-      <w:proofErr w:type="gramStart"/>
       <w:r>
         <w:rPr>
           <w:rFonts w:eastAsia="Times New Roman"/>
@@ -304,18 +285,7 @@
           <w:u w:val="single"/>
           <w:lang w:val="en-US" w:eastAsia="ru-RU"/>
         </w:rPr>
-        <w:t>{{ name</w:t>
-      </w:r>
-      <w:proofErr w:type="gramEnd"/>
-      <w:r>
-        <w:rPr>
-          <w:rFonts w:eastAsia="Times New Roman"/>
-          <w:i/>
-          <w:szCs w:val="24"/>
-          <w:u w:val="single"/>
-          <w:lang w:val="en-US" w:eastAsia="ru-RU"/>
-        </w:rPr>
-        <w:t xml:space="preserve"> }}</w:t>
+        <w:t>{{ name }}</w:t>
       </w:r>
     </w:p>
     <w:p>
@@ -460,7 +430,6 @@
                 <w:lang w:eastAsia="ru-RU"/>
               </w:rPr>
             </w:pPr>
-            <w:proofErr w:type="gramStart"/>
             <w:r>
               <w:rPr>
                 <w:rFonts w:eastAsia="Times New Roman" w:cs="Arial"/>
@@ -468,28 +437,7 @@
                 <w:szCs w:val="24"/>
                 <w:lang w:val="en-US" w:eastAsia="ru-RU"/>
               </w:rPr>
-              <w:t xml:space="preserve">{{ </w:t>
-            </w:r>
-            <w:proofErr w:type="spellStart"/>
-            <w:r>
-              <w:rPr>
-                <w:rFonts w:eastAsia="Times New Roman" w:cs="Arial"/>
-                <w:color w:val="000000"/>
-                <w:szCs w:val="24"/>
-                <w:lang w:val="en-US" w:eastAsia="ru-RU"/>
-              </w:rPr>
-              <w:t>ckaf</w:t>
-            </w:r>
-            <w:proofErr w:type="spellEnd"/>
-            <w:proofErr w:type="gramEnd"/>
-            <w:r>
-              <w:rPr>
-                <w:rFonts w:eastAsia="Times New Roman" w:cs="Arial"/>
-                <w:color w:val="000000"/>
-                <w:szCs w:val="24"/>
-                <w:lang w:val="en-US" w:eastAsia="ru-RU"/>
-              </w:rPr>
-              <w:t xml:space="preserve"> }}</w:t>
+              <w:t>{{ ckaf }}</w:t>
             </w:r>
           </w:p>
         </w:tc>
@@ -549,7 +497,6 @@
                 <w:lang w:eastAsia="ru-RU"/>
               </w:rPr>
             </w:pPr>
-            <w:proofErr w:type="gramStart"/>
             <w:r>
               <w:rPr>
                 <w:rFonts w:eastAsia="Times New Roman" w:cs="Arial"/>
@@ -557,28 +504,7 @@
                 <w:szCs w:val="24"/>
                 <w:lang w:val="en-US" w:eastAsia="ru-RU"/>
               </w:rPr>
-              <w:t xml:space="preserve">{{ </w:t>
-            </w:r>
-            <w:proofErr w:type="spellStart"/>
-            <w:r>
-              <w:rPr>
-                <w:rFonts w:eastAsia="Times New Roman" w:cs="Arial"/>
-                <w:color w:val="000000"/>
-                <w:szCs w:val="24"/>
-                <w:lang w:val="en-US" w:eastAsia="ru-RU"/>
-              </w:rPr>
-              <w:t>cfac</w:t>
-            </w:r>
-            <w:proofErr w:type="spellEnd"/>
-            <w:proofErr w:type="gramEnd"/>
-            <w:r>
-              <w:rPr>
-                <w:rFonts w:eastAsia="Times New Roman" w:cs="Arial"/>
-                <w:color w:val="000000"/>
-                <w:szCs w:val="24"/>
-                <w:lang w:val="en-US" w:eastAsia="ru-RU"/>
-              </w:rPr>
-              <w:t xml:space="preserve"> }}</w:t>
+              <w:t>{{ cfac }}</w:t>
             </w:r>
           </w:p>
         </w:tc>
@@ -721,7 +647,6 @@
                 <w:lang w:val="en-US" w:eastAsia="ru-RU"/>
               </w:rPr>
             </w:pPr>
-            <w:proofErr w:type="gramStart"/>
             <w:r>
               <w:rPr>
                 <w:rFonts w:eastAsia="Times New Roman" w:cs="Arial"/>
@@ -731,22 +656,26 @@
                 <w:szCs w:val="24"/>
                 <w:lang w:val="en-US" w:eastAsia="ru-RU"/>
               </w:rPr>
-              <w:t xml:space="preserve">{{ </w:t>
-            </w:r>
-            <w:proofErr w:type="spellStart"/>
-            <w:r>
+              <w:t>{{ cfob }}</w:t>
+            </w:r>
+          </w:p>
+        </w:tc>
+        <w:tc>
+          <w:tcPr>
+            <w:tcW w:w="3368" w:type="dxa"/>
+            <w:shd w:val="clear" w:color="auto" w:fill="auto"/>
+          </w:tcPr>
+          <w:p>
+            <w:pPr>
               <w:rPr>
                 <w:rFonts w:eastAsia="Times New Roman" w:cs="Arial"/>
                 <w:i/>
                 <w:iCs/>
                 <w:color w:val="000000"/>
                 <w:szCs w:val="24"/>
-                <w:lang w:val="en-US" w:eastAsia="ru-RU"/>
-              </w:rPr>
-              <w:t>cfob</w:t>
-            </w:r>
-            <w:proofErr w:type="spellEnd"/>
-            <w:proofErr w:type="gramEnd"/>
+                <w:lang w:eastAsia="ru-RU"/>
+              </w:rPr>
+            </w:pPr>
             <w:r>
               <w:rPr>
                 <w:rFonts w:eastAsia="Times New Roman" w:cs="Arial"/>
@@ -754,15 +683,18 @@
                 <w:iCs/>
                 <w:color w:val="000000"/>
                 <w:szCs w:val="24"/>
-                <w:lang w:val="en-US" w:eastAsia="ru-RU"/>
-              </w:rPr>
-              <w:t xml:space="preserve"> }}</w:t>
-            </w:r>
-          </w:p>
-        </w:tc>
-        <w:tc>
-          <w:tcPr>
-            <w:tcW w:w="3368" w:type="dxa"/>
+                <w:lang w:eastAsia="ru-RU"/>
+              </w:rPr>
+              <w:t>Год начала освоения</w:t>
+            </w:r>
+          </w:p>
+        </w:tc>
+        <w:tc>
+          <w:tcPr>
+            <w:tcW w:w="2552" w:type="dxa"/>
+            <w:tcBorders>
+              <w:bottom w:val="single" w:sz="4" w:space="0" w:color="auto"/>
+            </w:tcBorders>
             <w:shd w:val="clear" w:color="auto" w:fill="auto"/>
           </w:tcPr>
           <w:p>
@@ -773,7 +705,7 @@
                 <w:iCs/>
                 <w:color w:val="000000"/>
                 <w:szCs w:val="24"/>
-                <w:lang w:eastAsia="ru-RU"/>
+                <w:lang w:val="en-US" w:eastAsia="ru-RU"/>
               </w:rPr>
             </w:pPr>
             <w:r>
@@ -783,67 +715,9 @@
                 <w:iCs/>
                 <w:color w:val="000000"/>
                 <w:szCs w:val="24"/>
-                <w:lang w:eastAsia="ru-RU"/>
-              </w:rPr>
-              <w:t>Год начала освоения</w:t>
-            </w:r>
-          </w:p>
-        </w:tc>
-        <w:tc>
-          <w:tcPr>
-            <w:tcW w:w="2552" w:type="dxa"/>
-            <w:tcBorders>
-              <w:bottom w:val="single" w:sz="4" w:space="0" w:color="auto"/>
-            </w:tcBorders>
-            <w:shd w:val="clear" w:color="auto" w:fill="auto"/>
-          </w:tcPr>
-          <w:p>
-            <w:pPr>
-              <w:rPr>
-                <w:rFonts w:eastAsia="Times New Roman" w:cs="Arial"/>
-                <w:i/>
-                <w:iCs/>
-                <w:color w:val="000000"/>
-                <w:szCs w:val="24"/>
                 <w:lang w:val="en-US" w:eastAsia="ru-RU"/>
               </w:rPr>
-            </w:pPr>
-            <w:proofErr w:type="gramStart"/>
-            <w:r>
-              <w:rPr>
-                <w:rFonts w:eastAsia="Times New Roman" w:cs="Arial"/>
-                <w:i/>
-                <w:iCs/>
-                <w:color w:val="000000"/>
-                <w:szCs w:val="24"/>
-                <w:lang w:val="en-US" w:eastAsia="ru-RU"/>
-              </w:rPr>
-              <w:t xml:space="preserve">{{ </w:t>
-            </w:r>
-            <w:proofErr w:type="spellStart"/>
-            <w:r>
-              <w:rPr>
-                <w:rFonts w:eastAsia="Times New Roman" w:cs="Arial"/>
-                <w:i/>
-                <w:iCs/>
-                <w:color w:val="000000"/>
-                <w:szCs w:val="24"/>
-                <w:lang w:val="en-US" w:eastAsia="ru-RU"/>
-              </w:rPr>
-              <w:t>startyear</w:t>
-            </w:r>
-            <w:proofErr w:type="spellEnd"/>
-            <w:proofErr w:type="gramEnd"/>
-            <w:r>
-              <w:rPr>
-                <w:rFonts w:eastAsia="Times New Roman" w:cs="Arial"/>
-                <w:i/>
-                <w:iCs/>
-                <w:color w:val="000000"/>
-                <w:szCs w:val="24"/>
-                <w:lang w:val="en-US" w:eastAsia="ru-RU"/>
-              </w:rPr>
-              <w:t xml:space="preserve"> }}</w:t>
+              <w:t>{{ startyear }}</w:t>
             </w:r>
           </w:p>
         </w:tc>
@@ -880,7 +754,6 @@
                 <w:lang w:eastAsia="ru-RU"/>
               </w:rPr>
             </w:pPr>
-            <w:proofErr w:type="gramStart"/>
             <w:r>
               <w:rPr>
                 <w:rFonts w:eastAsia="Times New Roman" w:cs="Arial"/>
@@ -901,36 +774,34 @@
                 <w:szCs w:val="24"/>
                 <w:lang w:eastAsia="ru-RU"/>
               </w:rPr>
-              <w:t>освоения</w:t>
-            </w:r>
-            <w:proofErr w:type="gramEnd"/>
-            <w:r>
+              <w:t>освоения:</w:t>
+            </w:r>
+          </w:p>
+        </w:tc>
+        <w:tc>
+          <w:tcPr>
+            <w:tcW w:w="2869" w:type="dxa"/>
+            <w:tcBorders>
+              <w:top w:val="single" w:sz="4" w:space="0" w:color="auto"/>
+              <w:bottom w:val="single" w:sz="4" w:space="0" w:color="auto"/>
+            </w:tcBorders>
+            <w:shd w:val="clear" w:color="auto" w:fill="auto"/>
+            <w:noWrap/>
+            <w:vAlign w:val="bottom"/>
+            <w:hideMark/>
+          </w:tcPr>
+          <w:p>
+            <w:pPr>
               <w:rPr>
                 <w:rFonts w:eastAsia="Times New Roman" w:cs="Arial"/>
                 <w:i/>
                 <w:iCs/>
                 <w:color w:val="000000"/>
                 <w:szCs w:val="24"/>
-                <w:lang w:eastAsia="ru-RU"/>
-              </w:rPr>
-              <w:t>:</w:t>
-            </w:r>
-          </w:p>
-        </w:tc>
-        <w:tc>
-          <w:tcPr>
-            <w:tcW w:w="2869" w:type="dxa"/>
-            <w:tcBorders>
-              <w:top w:val="single" w:sz="4" w:space="0" w:color="auto"/>
-              <w:bottom w:val="single" w:sz="4" w:space="0" w:color="auto"/>
-            </w:tcBorders>
-            <w:shd w:val="clear" w:color="auto" w:fill="auto"/>
-            <w:noWrap/>
-            <w:vAlign w:val="bottom"/>
-            <w:hideMark/>
-          </w:tcPr>
-          <w:p>
-            <w:pPr>
+                <w:lang w:val="en-US" w:eastAsia="ru-RU"/>
+              </w:rPr>
+            </w:pPr>
+            <w:r>
               <w:rPr>
                 <w:rFonts w:eastAsia="Times New Roman" w:cs="Arial"/>
                 <w:i/>
@@ -939,20 +810,26 @@
                 <w:szCs w:val="24"/>
                 <w:lang w:val="en-US" w:eastAsia="ru-RU"/>
               </w:rPr>
-            </w:pPr>
-            <w:proofErr w:type="gramStart"/>
-            <w:r>
+              <w:t>{{ rng }}</w:t>
+            </w:r>
+          </w:p>
+        </w:tc>
+        <w:tc>
+          <w:tcPr>
+            <w:tcW w:w="3368" w:type="dxa"/>
+            <w:shd w:val="clear" w:color="auto" w:fill="auto"/>
+          </w:tcPr>
+          <w:p>
+            <w:pPr>
               <w:rPr>
                 <w:rFonts w:eastAsia="Times New Roman" w:cs="Arial"/>
                 <w:i/>
                 <w:iCs/>
                 <w:color w:val="000000"/>
                 <w:szCs w:val="24"/>
-                <w:lang w:val="en-US" w:eastAsia="ru-RU"/>
-              </w:rPr>
-              <w:t xml:space="preserve">{{ </w:t>
-            </w:r>
-            <w:proofErr w:type="spellStart"/>
+                <w:lang w:eastAsia="ru-RU"/>
+              </w:rPr>
+            </w:pPr>
             <w:r>
               <w:rPr>
                 <w:rFonts w:eastAsia="Times New Roman" w:cs="Arial"/>
@@ -960,112 +837,48 @@
                 <w:iCs/>
                 <w:color w:val="000000"/>
                 <w:szCs w:val="24"/>
-                <w:lang w:val="en-US" w:eastAsia="ru-RU"/>
-              </w:rPr>
-              <w:t>rng</w:t>
-            </w:r>
-            <w:proofErr w:type="spellEnd"/>
-            <w:proofErr w:type="gramEnd"/>
-            <w:r>
+                <w:lang w:eastAsia="ru-RU"/>
+              </w:rPr>
+              <w:t>Федеральные государственные требования</w:t>
+            </w:r>
+          </w:p>
+        </w:tc>
+        <w:tc>
+          <w:tcPr>
+            <w:tcW w:w="2552" w:type="dxa"/>
+            <w:tcBorders>
+              <w:top w:val="single" w:sz="4" w:space="0" w:color="auto"/>
+              <w:bottom w:val="single" w:sz="4" w:space="0" w:color="auto"/>
+            </w:tcBorders>
+            <w:shd w:val="clear" w:color="auto" w:fill="auto"/>
+          </w:tcPr>
+          <w:p>
+            <w:pPr>
               <w:rPr>
                 <w:rFonts w:eastAsia="Times New Roman" w:cs="Arial"/>
-                <w:i/>
-                <w:iCs/>
+                <w:color w:val="000000"/>
+                <w:szCs w:val="24"/>
+                <w:lang w:eastAsia="ru-RU"/>
+              </w:rPr>
+            </w:pPr>
+          </w:p>
+          <w:p>
+            <w:pPr>
+              <w:rPr>
+                <w:rFonts w:eastAsia="Times New Roman" w:cs="Arial"/>
                 <w:color w:val="000000"/>
                 <w:szCs w:val="24"/>
                 <w:lang w:val="en-US" w:eastAsia="ru-RU"/>
               </w:rPr>
-              <w:t xml:space="preserve"> }}</w:t>
-            </w:r>
-          </w:p>
-        </w:tc>
-        <w:tc>
-          <w:tcPr>
-            <w:tcW w:w="3368" w:type="dxa"/>
-            <w:shd w:val="clear" w:color="auto" w:fill="auto"/>
-          </w:tcPr>
-          <w:p>
-            <w:pPr>
-              <w:rPr>
-                <w:rFonts w:eastAsia="Times New Roman" w:cs="Arial"/>
-                <w:i/>
-                <w:iCs/>
-                <w:color w:val="000000"/>
-                <w:szCs w:val="24"/>
-                <w:lang w:eastAsia="ru-RU"/>
-              </w:rPr>
-            </w:pPr>
-            <w:r>
-              <w:rPr>
-                <w:rFonts w:eastAsia="Times New Roman" w:cs="Arial"/>
-                <w:i/>
-                <w:iCs/>
-                <w:color w:val="000000"/>
-                <w:szCs w:val="24"/>
-                <w:lang w:eastAsia="ru-RU"/>
-              </w:rPr>
-              <w:t>Федеральные государственные требования</w:t>
-            </w:r>
-          </w:p>
-        </w:tc>
-        <w:tc>
-          <w:tcPr>
-            <w:tcW w:w="2552" w:type="dxa"/>
-            <w:tcBorders>
-              <w:top w:val="single" w:sz="4" w:space="0" w:color="auto"/>
-              <w:bottom w:val="single" w:sz="4" w:space="0" w:color="auto"/>
-            </w:tcBorders>
-            <w:shd w:val="clear" w:color="auto" w:fill="auto"/>
-          </w:tcPr>
-          <w:p>
-            <w:pPr>
-              <w:rPr>
-                <w:rFonts w:eastAsia="Times New Roman" w:cs="Arial"/>
-                <w:color w:val="000000"/>
-                <w:szCs w:val="24"/>
-                <w:lang w:eastAsia="ru-RU"/>
-              </w:rPr>
-            </w:pPr>
-          </w:p>
-          <w:p>
-            <w:pPr>
+            </w:pPr>
+            <w:r>
               <w:rPr>
                 <w:rFonts w:eastAsia="Times New Roman" w:cs="Arial"/>
                 <w:color w:val="000000"/>
                 <w:szCs w:val="24"/>
                 <w:lang w:val="en-US" w:eastAsia="ru-RU"/>
               </w:rPr>
-            </w:pPr>
-            <w:proofErr w:type="gramStart"/>
-            <w:r>
-              <w:rPr>
-                <w:rFonts w:eastAsia="Times New Roman" w:cs="Arial"/>
-                <w:color w:val="000000"/>
-                <w:szCs w:val="24"/>
-                <w:lang w:val="en-US" w:eastAsia="ru-RU"/>
-              </w:rPr>
-              <w:t xml:space="preserve">{{ </w:t>
-            </w:r>
-            <w:proofErr w:type="spellStart"/>
-            <w:r>
-              <w:rPr>
-                <w:rFonts w:eastAsia="Times New Roman" w:cs="Arial"/>
-                <w:color w:val="000000"/>
-                <w:szCs w:val="24"/>
-                <w:lang w:val="en-US" w:eastAsia="ru-RU"/>
-              </w:rPr>
-              <w:t>fgt</w:t>
-            </w:r>
-            <w:proofErr w:type="spellEnd"/>
-            <w:proofErr w:type="gramEnd"/>
-            <w:r>
-              <w:rPr>
-                <w:rFonts w:eastAsia="Times New Roman" w:cs="Arial"/>
-                <w:color w:val="000000"/>
-                <w:szCs w:val="24"/>
-                <w:lang w:val="en-US" w:eastAsia="ru-RU"/>
-              </w:rPr>
-              <w:t xml:space="preserve"> }}</w:t>
+              <w:t>{{ fgt }}</w:t>
             </w:r>
           </w:p>
         </w:tc>
@@ -1282,7 +1095,6 @@
                 <w:lang w:val="en-US" w:eastAsia="ru-RU"/>
               </w:rPr>
             </w:pPr>
-            <w:proofErr w:type="gramStart"/>
             <w:r>
               <w:rPr>
                 <w:rFonts w:eastAsia="Times New Roman" w:cs="Arial"/>
@@ -1292,32 +1104,7 @@
                 <w:szCs w:val="24"/>
                 <w:lang w:val="en-US" w:eastAsia="ru-RU"/>
               </w:rPr>
-              <w:t xml:space="preserve">{{ </w:t>
-            </w:r>
-            <w:proofErr w:type="spellStart"/>
-            <w:r>
-              <w:rPr>
-                <w:rFonts w:eastAsia="Times New Roman" w:cs="Arial"/>
-                <w:i/>
-                <w:iCs/>
-                <w:color w:val="000000"/>
-                <w:szCs w:val="24"/>
-                <w:lang w:val="en-US" w:eastAsia="ru-RU"/>
-              </w:rPr>
-              <w:t>viceRector</w:t>
-            </w:r>
-            <w:proofErr w:type="spellEnd"/>
-            <w:proofErr w:type="gramEnd"/>
-            <w:r>
-              <w:rPr>
-                <w:rFonts w:eastAsia="Times New Roman" w:cs="Arial"/>
-                <w:i/>
-                <w:iCs/>
-                <w:color w:val="000000"/>
-                <w:szCs w:val="24"/>
-                <w:lang w:val="en-US" w:eastAsia="ru-RU"/>
-              </w:rPr>
-              <w:t xml:space="preserve"> }}</w:t>
+              <w:t>{{ viceRector }}</w:t>
             </w:r>
           </w:p>
         </w:tc>
@@ -1494,7 +1281,6 @@
                 <w:lang w:val="en-US" w:eastAsia="ru-RU"/>
               </w:rPr>
             </w:pPr>
-            <w:proofErr w:type="gramStart"/>
             <w:r>
               <w:rPr>
                 <w:rFonts w:eastAsia="Times New Roman" w:cs="Arial"/>
@@ -1504,19 +1290,7 @@
                 <w:szCs w:val="24"/>
                 <w:lang w:val="en-US" w:eastAsia="ru-RU"/>
               </w:rPr>
-              <w:t>{{ director</w:t>
-            </w:r>
-            <w:proofErr w:type="gramEnd"/>
-            <w:r>
-              <w:rPr>
-                <w:rFonts w:eastAsia="Times New Roman" w:cs="Arial"/>
-                <w:i/>
-                <w:iCs/>
-                <w:color w:val="000000"/>
-                <w:szCs w:val="24"/>
-                <w:lang w:val="en-US" w:eastAsia="ru-RU"/>
-              </w:rPr>
-              <w:t xml:space="preserve"> }}</w:t>
+              <w:t>{{ director }}</w:t>
             </w:r>
           </w:p>
         </w:tc>
@@ -1693,7 +1467,6 @@
                 <w:lang w:val="en-US" w:eastAsia="ru-RU"/>
               </w:rPr>
             </w:pPr>
-            <w:proofErr w:type="gramStart"/>
             <w:r>
               <w:rPr>
                 <w:rFonts w:eastAsia="Times New Roman" w:cs="Arial"/>
@@ -1703,32 +1476,7 @@
                 <w:szCs w:val="24"/>
                 <w:lang w:val="en-US" w:eastAsia="ru-RU"/>
               </w:rPr>
-              <w:t xml:space="preserve">{{ </w:t>
-            </w:r>
-            <w:proofErr w:type="spellStart"/>
-            <w:r>
-              <w:rPr>
-                <w:rFonts w:eastAsia="Times New Roman" w:cs="Arial"/>
-                <w:i/>
-                <w:iCs/>
-                <w:color w:val="000000"/>
-                <w:szCs w:val="24"/>
-                <w:lang w:val="en-US" w:eastAsia="ru-RU"/>
-              </w:rPr>
-              <w:t>zavkaf</w:t>
-            </w:r>
-            <w:proofErr w:type="spellEnd"/>
-            <w:proofErr w:type="gramEnd"/>
-            <w:r>
-              <w:rPr>
-                <w:rFonts w:eastAsia="Times New Roman" w:cs="Arial"/>
-                <w:i/>
-                <w:iCs/>
-                <w:color w:val="000000"/>
-                <w:szCs w:val="24"/>
-                <w:lang w:val="en-US" w:eastAsia="ru-RU"/>
-              </w:rPr>
-              <w:t xml:space="preserve"> }}</w:t>
+              <w:t>{{ zavkaf }}</w:t>
             </w:r>
           </w:p>
         </w:tc>
@@ -1905,7 +1653,6 @@
                 <w:lang w:val="en-US" w:eastAsia="ru-RU"/>
               </w:rPr>
             </w:pPr>
-            <w:proofErr w:type="gramStart"/>
             <w:r>
               <w:rPr>
                 <w:rFonts w:eastAsia="Times New Roman" w:cs="Arial"/>
@@ -1915,32 +1662,7 @@
                 <w:szCs w:val="24"/>
                 <w:lang w:val="en-US" w:eastAsia="ru-RU"/>
               </w:rPr>
-              <w:t xml:space="preserve">{{ </w:t>
-            </w:r>
-            <w:proofErr w:type="spellStart"/>
-            <w:r>
-              <w:rPr>
-                <w:rFonts w:eastAsia="Times New Roman" w:cs="Arial"/>
-                <w:i/>
-                <w:iCs/>
-                <w:color w:val="000000"/>
-                <w:szCs w:val="24"/>
-                <w:lang w:val="en-US" w:eastAsia="ru-RU"/>
-              </w:rPr>
-              <w:t>rop</w:t>
-            </w:r>
-            <w:proofErr w:type="spellEnd"/>
-            <w:proofErr w:type="gramEnd"/>
-            <w:r>
-              <w:rPr>
-                <w:rFonts w:eastAsia="Times New Roman" w:cs="Arial"/>
-                <w:i/>
-                <w:iCs/>
-                <w:color w:val="000000"/>
-                <w:szCs w:val="24"/>
-                <w:lang w:val="en-US" w:eastAsia="ru-RU"/>
-              </w:rPr>
-              <w:t xml:space="preserve"> }}</w:t>
+              <w:t>{{ rop }}</w:t>
             </w:r>
           </w:p>
         </w:tc>
@@ -2115,12 +1837,6 @@
       <w:r>
         <w:t>Целью выполнения научных исследований (осуществления научной (научно-исследовательской) деятельности) является подготовка диссертации на соискание научной степени кандидата наук (далее - диссертация) к защите.</w:t>
       </w:r>
-    </w:p>
-    <w:p>
-      <w:pPr>
-        <w:ind w:firstLine="709"/>
-        <w:jc w:val="both"/>
-      </w:pPr>
     </w:p>
     <w:p>
       <w:pPr>
@@ -2388,7 +2104,6 @@
               </w:rPr>
               <w:t xml:space="preserve"> </w:t>
             </w:r>
-            <w:proofErr w:type="gramStart"/>
             <w:r>
               <w:rPr>
                 <w:rFonts w:eastAsia="Times New Roman"/>
@@ -2396,9 +2111,32 @@
                 <w:szCs w:val="24"/>
                 <w:lang w:val="en-US" w:eastAsia="ru-RU"/>
               </w:rPr>
-              <w:t>{{ p</w:t>
-            </w:r>
-            <w:proofErr w:type="gramEnd"/>
+              <w:t>{{ p2 }}</w:t>
+            </w:r>
+          </w:p>
+        </w:tc>
+        <w:tc>
+          <w:tcPr>
+            <w:tcW w:w="2977" w:type="dxa"/>
+          </w:tcPr>
+          <w:p>
+            <w:pPr>
+              <w:jc w:val="both"/>
+              <w:rPr>
+                <w:rFonts w:eastAsia="Times New Roman"/>
+                <w:szCs w:val="24"/>
+                <w:lang w:val="en-US" w:eastAsia="ru-RU"/>
+              </w:rPr>
+            </w:pPr>
+            <w:r>
+              <w:rPr>
+                <w:rFonts w:eastAsia="Times New Roman"/>
+                <w:b/>
+                <w:szCs w:val="24"/>
+                <w:lang w:eastAsia="ru-RU"/>
+              </w:rPr>
+              <w:t xml:space="preserve">Р–2.1 </w:t>
+            </w:r>
             <w:r>
               <w:rPr>
                 <w:rFonts w:eastAsia="Times New Roman"/>
@@ -2406,8 +2144,51 @@
                 <w:szCs w:val="24"/>
                 <w:lang w:val="en-US" w:eastAsia="ru-RU"/>
               </w:rPr>
-              <w:t>2 }}</w:t>
-            </w:r>
+              <w:t>{{ p21 }}</w:t>
+            </w:r>
+          </w:p>
+        </w:tc>
+        <w:tc>
+          <w:tcPr>
+            <w:tcW w:w="3969" w:type="dxa"/>
+          </w:tcPr>
+          <w:p>
+            <w:pPr>
+              <w:jc w:val="both"/>
+              <w:rPr>
+                <w:rFonts w:eastAsia="Times New Roman"/>
+                <w:b/>
+                <w:szCs w:val="24"/>
+                <w:lang w:eastAsia="ru-RU"/>
+              </w:rPr>
+            </w:pPr>
+            <w:r>
+              <w:rPr>
+                <w:rFonts w:eastAsia="Times New Roman"/>
+                <w:szCs w:val="24"/>
+                <w:lang w:eastAsia="ru-RU"/>
+              </w:rPr>
+              <w:t>Научная деятельность, направленная на подготовку диссертации к защите</w:t>
+            </w:r>
+          </w:p>
+        </w:tc>
+      </w:tr>
+      <w:tr>
+        <w:tc>
+          <w:tcPr>
+            <w:tcW w:w="2660" w:type="dxa"/>
+            <w:vMerge/>
+          </w:tcPr>
+          <w:p>
+            <w:pPr>
+              <w:jc w:val="both"/>
+              <w:rPr>
+                <w:rFonts w:eastAsia="Times New Roman"/>
+                <w:b/>
+                <w:szCs w:val="24"/>
+                <w:lang w:eastAsia="ru-RU"/>
+              </w:rPr>
+            </w:pPr>
           </w:p>
         </w:tc>
         <w:tc>
@@ -2430,9 +2211,8 @@
                 <w:szCs w:val="24"/>
                 <w:lang w:eastAsia="ru-RU"/>
               </w:rPr>
-              <w:t xml:space="preserve">Р–2.1 </w:t>
-            </w:r>
-            <w:proofErr w:type="gramStart"/>
+              <w:t xml:space="preserve">Р–2.2 </w:t>
+            </w:r>
             <w:r>
               <w:rPr>
                 <w:rFonts w:eastAsia="Times New Roman"/>
@@ -2440,104 +2220,7 @@
                 <w:szCs w:val="24"/>
                 <w:lang w:val="en-US" w:eastAsia="ru-RU"/>
               </w:rPr>
-              <w:t>{{ p</w:t>
-            </w:r>
-            <w:proofErr w:type="gramEnd"/>
-            <w:r>
-              <w:rPr>
-                <w:rFonts w:eastAsia="Times New Roman"/>
-                <w:b/>
-                <w:szCs w:val="24"/>
-                <w:lang w:val="en-US" w:eastAsia="ru-RU"/>
-              </w:rPr>
-              <w:t>21 }}</w:t>
-            </w:r>
-          </w:p>
-        </w:tc>
-        <w:tc>
-          <w:tcPr>
-            <w:tcW w:w="3969" w:type="dxa"/>
-          </w:tcPr>
-          <w:p>
-            <w:pPr>
-              <w:jc w:val="both"/>
-              <w:rPr>
-                <w:rFonts w:eastAsia="Times New Roman"/>
-                <w:b/>
-                <w:szCs w:val="24"/>
-                <w:lang w:eastAsia="ru-RU"/>
-              </w:rPr>
-            </w:pPr>
-            <w:r>
-              <w:rPr>
-                <w:rFonts w:eastAsia="Times New Roman"/>
-                <w:szCs w:val="24"/>
-                <w:lang w:eastAsia="ru-RU"/>
-              </w:rPr>
-              <w:t>Научная деятельность, направленная на подготовку диссертации к защите</w:t>
-            </w:r>
-          </w:p>
-        </w:tc>
-      </w:tr>
-      <w:tr>
-        <w:tc>
-          <w:tcPr>
-            <w:tcW w:w="2660" w:type="dxa"/>
-            <w:vMerge/>
-          </w:tcPr>
-          <w:p>
-            <w:pPr>
-              <w:jc w:val="both"/>
-              <w:rPr>
-                <w:rFonts w:eastAsia="Times New Roman"/>
-                <w:b/>
-                <w:szCs w:val="24"/>
-                <w:lang w:eastAsia="ru-RU"/>
-              </w:rPr>
-            </w:pPr>
-          </w:p>
-        </w:tc>
-        <w:tc>
-          <w:tcPr>
-            <w:tcW w:w="2977" w:type="dxa"/>
-          </w:tcPr>
-          <w:p>
-            <w:pPr>
-              <w:jc w:val="both"/>
-              <w:rPr>
-                <w:rFonts w:eastAsia="Times New Roman"/>
-                <w:szCs w:val="24"/>
-                <w:lang w:val="en-US" w:eastAsia="ru-RU"/>
-              </w:rPr>
-            </w:pPr>
-            <w:r>
-              <w:rPr>
-                <w:rFonts w:eastAsia="Times New Roman"/>
-                <w:b/>
-                <w:szCs w:val="24"/>
-                <w:lang w:eastAsia="ru-RU"/>
-              </w:rPr>
-              <w:t xml:space="preserve">Р–2.2 </w:t>
-            </w:r>
-            <w:proofErr w:type="gramStart"/>
-            <w:r>
-              <w:rPr>
-                <w:rFonts w:eastAsia="Times New Roman"/>
-                <w:b/>
-                <w:szCs w:val="24"/>
-                <w:lang w:val="en-US" w:eastAsia="ru-RU"/>
-              </w:rPr>
-              <w:t>{{ p</w:t>
-            </w:r>
-            <w:proofErr w:type="gramEnd"/>
-            <w:r>
-              <w:rPr>
-                <w:rFonts w:eastAsia="Times New Roman"/>
-                <w:b/>
-                <w:szCs w:val="24"/>
-                <w:lang w:val="en-US" w:eastAsia="ru-RU"/>
-              </w:rPr>
-              <w:t>22}}</w:t>
+              <w:t>{{ p22}}</w:t>
             </w:r>
           </w:p>
         </w:tc>
@@ -2776,79 +2459,7 @@
           <w:szCs w:val="24"/>
           <w:lang w:eastAsia="ru-RU"/>
         </w:rPr>
-        <w:t xml:space="preserve"> публикаций, в которых излагаются основные научные результаты диссертации, в рецензируемых научных изданиях, в приравненных к ним научных изданиях, индексируемых в международных базах данных Web </w:t>
-      </w:r>
-      <w:proofErr w:type="spellStart"/>
-      <w:r>
-        <w:rPr>
-          <w:rFonts w:eastAsia="Times New Roman"/>
-          <w:szCs w:val="24"/>
-          <w:lang w:eastAsia="ru-RU"/>
-        </w:rPr>
-        <w:t>of</w:t>
-      </w:r>
-      <w:proofErr w:type="spellEnd"/>
-      <w:r>
-        <w:rPr>
-          <w:rFonts w:eastAsia="Times New Roman"/>
-          <w:szCs w:val="24"/>
-          <w:lang w:eastAsia="ru-RU"/>
-        </w:rPr>
-        <w:t xml:space="preserve"> Science и </w:t>
-      </w:r>
-      <w:proofErr w:type="spellStart"/>
-      <w:r>
-        <w:rPr>
-          <w:rFonts w:eastAsia="Times New Roman"/>
-          <w:szCs w:val="24"/>
-          <w:lang w:eastAsia="ru-RU"/>
-        </w:rPr>
-        <w:t>Scopus</w:t>
-      </w:r>
-      <w:proofErr w:type="spellEnd"/>
-      <w:r>
-        <w:rPr>
-          <w:rFonts w:eastAsia="Times New Roman"/>
-          <w:szCs w:val="24"/>
-          <w:lang w:eastAsia="ru-RU"/>
-        </w:rPr>
-        <w:t xml:space="preserve"> и международных базах данных, определяемых в соответствии с рекомендацией Высшей аттестационной комиссии при Министерстве науки и высшего образования Российской Федерации, а также в научных изданиях, индексируемых в </w:t>
-      </w:r>
-      <w:proofErr w:type="spellStart"/>
-      <w:r>
-        <w:rPr>
-          <w:rFonts w:eastAsia="Times New Roman"/>
-          <w:szCs w:val="24"/>
-          <w:lang w:eastAsia="ru-RU"/>
-        </w:rPr>
-        <w:t>наукометрической</w:t>
-      </w:r>
-      <w:proofErr w:type="spellEnd"/>
-      <w:r>
-        <w:rPr>
-          <w:rFonts w:eastAsia="Times New Roman"/>
-          <w:szCs w:val="24"/>
-          <w:lang w:eastAsia="ru-RU"/>
-        </w:rPr>
-        <w:t xml:space="preserve"> базе данных Russian Science </w:t>
-      </w:r>
-      <w:proofErr w:type="spellStart"/>
-      <w:r>
-        <w:rPr>
-          <w:rFonts w:eastAsia="Times New Roman"/>
-          <w:szCs w:val="24"/>
-          <w:lang w:eastAsia="ru-RU"/>
-        </w:rPr>
-        <w:t>Citation</w:t>
-      </w:r>
-      <w:proofErr w:type="spellEnd"/>
-      <w:r>
-        <w:rPr>
-          <w:rFonts w:eastAsia="Times New Roman"/>
-          <w:szCs w:val="24"/>
-          <w:lang w:eastAsia="ru-RU"/>
-        </w:rPr>
-        <w:t xml:space="preserve"> Index (RSCI), и (или) заявок на патенты на изобретения, полезные модели, промышленные образцы, селекционные достижения, свидетельства о государственной регистрации программ для электронных вычислительных машин, баз данных, топо</w:t>
+        <w:t xml:space="preserve"> публикаций, в которых излагаются основные научные результаты диссертации, в рецензируемых научных изданиях, в приравненных к ним научных изданиях, индексируемых в международных базах данных Web of Science и Scopus и международных базах данных, определяемых в соответствии с рекомендацией Высшей аттестационной комиссии при Министерстве науки и высшего образования Российской Федерации, а также в научных изданиях, индексируемых в наукометрической базе данных Russian Science Citation Index (RSCI), и (или) заявок на патенты на изобретения, полезные модели, промышленные образцы, селекционные достижения, свидетельства о государственной регистрации программ для электронных вычислительных машин, баз данных, топо</w:t>
       </w:r>
       <w:r>
         <w:rPr>
@@ -3170,51 +2781,7 @@
                 <w:szCs w:val="16"/>
                 <w:lang w:eastAsia="ru-RU"/>
               </w:rPr>
-              <w:t xml:space="preserve">Формы </w:t>
-            </w:r>
-            <w:proofErr w:type="spellStart"/>
-            <w:r>
-              <w:rPr>
-                <w:rFonts w:ascii="Tahoma" w:eastAsia="Times New Roman" w:hAnsi="Tahoma" w:cs="Tahoma"/>
-                <w:color w:val="000000"/>
-                <w:sz w:val="16"/>
-                <w:szCs w:val="16"/>
-                <w:lang w:eastAsia="ru-RU"/>
-              </w:rPr>
-              <w:t>пром</w:t>
-            </w:r>
-            <w:proofErr w:type="spellEnd"/>
-            <w:r>
-              <w:rPr>
-                <w:rFonts w:ascii="Tahoma" w:eastAsia="Times New Roman" w:hAnsi="Tahoma" w:cs="Tahoma"/>
-                <w:color w:val="000000"/>
-                <w:sz w:val="16"/>
-                <w:szCs w:val="16"/>
-                <w:lang w:eastAsia="ru-RU"/>
-              </w:rPr>
-              <w:t xml:space="preserve">. </w:t>
-            </w:r>
-            <w:proofErr w:type="spellStart"/>
-            <w:r>
-              <w:rPr>
-                <w:rFonts w:ascii="Tahoma" w:eastAsia="Times New Roman" w:hAnsi="Tahoma" w:cs="Tahoma"/>
-                <w:color w:val="000000"/>
-                <w:sz w:val="16"/>
-                <w:szCs w:val="16"/>
-                <w:lang w:eastAsia="ru-RU"/>
-              </w:rPr>
-              <w:t>атт</w:t>
-            </w:r>
-            <w:proofErr w:type="spellEnd"/>
-            <w:r>
-              <w:rPr>
-                <w:rFonts w:ascii="Tahoma" w:eastAsia="Times New Roman" w:hAnsi="Tahoma" w:cs="Tahoma"/>
-                <w:color w:val="000000"/>
-                <w:sz w:val="16"/>
-                <w:szCs w:val="16"/>
-                <w:lang w:eastAsia="ru-RU"/>
-              </w:rPr>
-              <w:t>.</w:t>
+              <w:t>Формы пром. атт.</w:t>
             </w:r>
           </w:p>
         </w:tc>
@@ -3244,7 +2811,6 @@
                 <w:lang w:eastAsia="ru-RU"/>
               </w:rPr>
             </w:pPr>
-            <w:proofErr w:type="spellStart"/>
             <w:r>
               <w:rPr>
                 <w:rFonts w:ascii="Tahoma" w:eastAsia="Times New Roman" w:hAnsi="Tahoma" w:cs="Tahoma"/>
@@ -3253,18 +2819,7 @@
                 <w:szCs w:val="16"/>
                 <w:lang w:eastAsia="ru-RU"/>
               </w:rPr>
-              <w:t>з.е</w:t>
-            </w:r>
-            <w:proofErr w:type="spellEnd"/>
-            <w:r>
-              <w:rPr>
-                <w:rFonts w:ascii="Tahoma" w:eastAsia="Times New Roman" w:hAnsi="Tahoma" w:cs="Tahoma"/>
-                <w:color w:val="000000"/>
-                <w:sz w:val="16"/>
-                <w:szCs w:val="16"/>
-                <w:lang w:eastAsia="ru-RU"/>
-              </w:rPr>
-              <w:t>.</w:t>
+              <w:t>з.е.</w:t>
             </w:r>
           </w:p>
         </w:tc>
@@ -3339,22 +2894,8 @@
                 <w:szCs w:val="16"/>
                 <w:lang w:eastAsia="ru-RU"/>
               </w:rPr>
-              <w:t xml:space="preserve">Итого </w:t>
-            </w:r>
-            <w:proofErr w:type="spellStart"/>
-            <w:proofErr w:type="gramStart"/>
-            <w:r>
-              <w:rPr>
-                <w:rFonts w:ascii="Tahoma" w:eastAsia="Times New Roman" w:hAnsi="Tahoma" w:cs="Tahoma"/>
-                <w:color w:val="000000"/>
-                <w:sz w:val="16"/>
-                <w:szCs w:val="16"/>
-                <w:lang w:eastAsia="ru-RU"/>
-              </w:rPr>
-              <w:t>акад.часов</w:t>
-            </w:r>
-            <w:proofErr w:type="spellEnd"/>
-            <w:proofErr w:type="gramEnd"/>
+              <w:t>Итого акад.часов</w:t>
+            </w:r>
           </w:p>
         </w:tc>
         <w:tc>
@@ -4060,7 +3601,6 @@
                 <w:lang w:eastAsia="ru-RU"/>
               </w:rPr>
             </w:pPr>
-            <w:proofErr w:type="spellStart"/>
             <w:r>
               <w:rPr>
                 <w:rFonts w:ascii="Tahoma" w:eastAsia="Times New Roman" w:hAnsi="Tahoma" w:cs="Tahoma"/>
@@ -4069,10 +3609,26 @@
                 <w:szCs w:val="16"/>
                 <w:lang w:eastAsia="ru-RU"/>
               </w:rPr>
-              <w:t>Экза</w:t>
-            </w:r>
-            <w:proofErr w:type="spellEnd"/>
-            <w:r>
+              <w:t>Экза мен</w:t>
+            </w:r>
+          </w:p>
+        </w:tc>
+        <w:tc>
+          <w:tcPr>
+            <w:tcW w:w="567" w:type="dxa"/>
+            <w:tcBorders>
+              <w:top w:val="nil"/>
+              <w:left w:val="nil"/>
+              <w:bottom w:val="single" w:sz="4" w:space="0" w:color="000000"/>
+              <w:right w:val="single" w:sz="4" w:space="0" w:color="000000"/>
+            </w:tcBorders>
+            <w:shd w:val="clear" w:color="000000" w:fill="FFFFFF"/>
+            <w:vAlign w:val="center"/>
+            <w:hideMark/>
+          </w:tcPr>
+          <w:p>
+            <w:pPr>
+              <w:jc w:val="center"/>
               <w:rPr>
                 <w:rFonts w:ascii="Tahoma" w:eastAsia="Times New Roman" w:hAnsi="Tahoma" w:cs="Tahoma"/>
                 <w:color w:val="000000"/>
@@ -4080,26 +3636,8 @@
                 <w:szCs w:val="16"/>
                 <w:lang w:eastAsia="ru-RU"/>
               </w:rPr>
-              <w:t xml:space="preserve"> мен</w:t>
-            </w:r>
-          </w:p>
-        </w:tc>
-        <w:tc>
-          <w:tcPr>
-            <w:tcW w:w="567" w:type="dxa"/>
-            <w:tcBorders>
-              <w:top w:val="nil"/>
-              <w:left w:val="nil"/>
-              <w:bottom w:val="single" w:sz="4" w:space="0" w:color="000000"/>
-              <w:right w:val="single" w:sz="4" w:space="0" w:color="000000"/>
-            </w:tcBorders>
-            <w:shd w:val="clear" w:color="000000" w:fill="FFFFFF"/>
-            <w:vAlign w:val="center"/>
-            <w:hideMark/>
-          </w:tcPr>
-          <w:p>
-            <w:pPr>
-              <w:jc w:val="center"/>
+            </w:pPr>
+            <w:r>
               <w:rPr>
                 <w:rFonts w:ascii="Tahoma" w:eastAsia="Times New Roman" w:hAnsi="Tahoma" w:cs="Tahoma"/>
                 <w:color w:val="000000"/>
@@ -4107,8 +3645,26 @@
                 <w:szCs w:val="16"/>
                 <w:lang w:eastAsia="ru-RU"/>
               </w:rPr>
-            </w:pPr>
-            <w:r>
+              <w:t>Зачет с оц.</w:t>
+            </w:r>
+          </w:p>
+        </w:tc>
+        <w:tc>
+          <w:tcPr>
+            <w:tcW w:w="567" w:type="dxa"/>
+            <w:tcBorders>
+              <w:top w:val="nil"/>
+              <w:left w:val="nil"/>
+              <w:bottom w:val="single" w:sz="4" w:space="0" w:color="000000"/>
+              <w:right w:val="single" w:sz="4" w:space="0" w:color="000000"/>
+            </w:tcBorders>
+            <w:shd w:val="clear" w:color="000000" w:fill="FFFFFF"/>
+            <w:vAlign w:val="center"/>
+            <w:hideMark/>
+          </w:tcPr>
+          <w:p>
+            <w:pPr>
+              <w:jc w:val="center"/>
               <w:rPr>
                 <w:rFonts w:ascii="Tahoma" w:eastAsia="Times New Roman" w:hAnsi="Tahoma" w:cs="Tahoma"/>
                 <w:color w:val="000000"/>
@@ -4116,9 +3672,7 @@
                 <w:szCs w:val="16"/>
                 <w:lang w:eastAsia="ru-RU"/>
               </w:rPr>
-              <w:t xml:space="preserve">Зачет с </w:t>
-            </w:r>
-            <w:proofErr w:type="spellStart"/>
+            </w:pPr>
             <w:r>
               <w:rPr>
                 <w:rFonts w:ascii="Tahoma" w:eastAsia="Times New Roman" w:hAnsi="Tahoma" w:cs="Tahoma"/>
@@ -4127,10 +3681,26 @@
                 <w:szCs w:val="16"/>
                 <w:lang w:eastAsia="ru-RU"/>
               </w:rPr>
-              <w:t>оц</w:t>
-            </w:r>
-            <w:proofErr w:type="spellEnd"/>
-            <w:r>
+              <w:t>Экспер тное</w:t>
+            </w:r>
+          </w:p>
+        </w:tc>
+        <w:tc>
+          <w:tcPr>
+            <w:tcW w:w="567" w:type="dxa"/>
+            <w:tcBorders>
+              <w:top w:val="nil"/>
+              <w:left w:val="nil"/>
+              <w:bottom w:val="single" w:sz="4" w:space="0" w:color="000000"/>
+              <w:right w:val="single" w:sz="4" w:space="0" w:color="000000"/>
+            </w:tcBorders>
+            <w:shd w:val="clear" w:color="000000" w:fill="FFFFFF"/>
+            <w:vAlign w:val="center"/>
+            <w:hideMark/>
+          </w:tcPr>
+          <w:p>
+            <w:pPr>
+              <w:jc w:val="center"/>
               <w:rPr>
                 <w:rFonts w:ascii="Tahoma" w:eastAsia="Times New Roman" w:hAnsi="Tahoma" w:cs="Tahoma"/>
                 <w:color w:val="000000"/>
@@ -4138,26 +3708,8 @@
                 <w:szCs w:val="16"/>
                 <w:lang w:eastAsia="ru-RU"/>
               </w:rPr>
-              <w:t>.</w:t>
-            </w:r>
-          </w:p>
-        </w:tc>
-        <w:tc>
-          <w:tcPr>
-            <w:tcW w:w="567" w:type="dxa"/>
-            <w:tcBorders>
-              <w:top w:val="nil"/>
-              <w:left w:val="nil"/>
-              <w:bottom w:val="single" w:sz="4" w:space="0" w:color="000000"/>
-              <w:right w:val="single" w:sz="4" w:space="0" w:color="000000"/>
-            </w:tcBorders>
-            <w:shd w:val="clear" w:color="000000" w:fill="FFFFFF"/>
-            <w:vAlign w:val="center"/>
-            <w:hideMark/>
-          </w:tcPr>
-          <w:p>
-            <w:pPr>
-              <w:jc w:val="center"/>
+            </w:pPr>
+            <w:r>
               <w:rPr>
                 <w:rFonts w:ascii="Tahoma" w:eastAsia="Times New Roman" w:hAnsi="Tahoma" w:cs="Tahoma"/>
                 <w:color w:val="000000"/>
@@ -4165,9 +3717,26 @@
                 <w:szCs w:val="16"/>
                 <w:lang w:eastAsia="ru-RU"/>
               </w:rPr>
-            </w:pPr>
-            <w:proofErr w:type="spellStart"/>
-            <w:r>
+              <w:t>Факт</w:t>
+            </w:r>
+          </w:p>
+        </w:tc>
+        <w:tc>
+          <w:tcPr>
+            <w:tcW w:w="567" w:type="dxa"/>
+            <w:tcBorders>
+              <w:top w:val="nil"/>
+              <w:left w:val="nil"/>
+              <w:bottom w:val="single" w:sz="4" w:space="0" w:color="000000"/>
+              <w:right w:val="single" w:sz="4" w:space="0" w:color="000000"/>
+            </w:tcBorders>
+            <w:shd w:val="clear" w:color="000000" w:fill="FFFFFF"/>
+            <w:vAlign w:val="center"/>
+            <w:hideMark/>
+          </w:tcPr>
+          <w:p>
+            <w:pPr>
+              <w:jc w:val="center"/>
               <w:rPr>
                 <w:rFonts w:ascii="Tahoma" w:eastAsia="Times New Roman" w:hAnsi="Tahoma" w:cs="Tahoma"/>
                 <w:color w:val="000000"/>
@@ -4175,9 +3744,7 @@
                 <w:szCs w:val="16"/>
                 <w:lang w:eastAsia="ru-RU"/>
               </w:rPr>
-              <w:t>Экспер</w:t>
-            </w:r>
-            <w:proofErr w:type="spellEnd"/>
+            </w:pPr>
             <w:r>
               <w:rPr>
                 <w:rFonts w:ascii="Tahoma" w:eastAsia="Times New Roman" w:hAnsi="Tahoma" w:cs="Tahoma"/>
@@ -4186,10 +3753,26 @@
                 <w:szCs w:val="16"/>
                 <w:lang w:eastAsia="ru-RU"/>
               </w:rPr>
-              <w:t xml:space="preserve"> </w:t>
-            </w:r>
-            <w:proofErr w:type="spellStart"/>
-            <w:r>
+              <w:t>Часов в з.е.</w:t>
+            </w:r>
+          </w:p>
+        </w:tc>
+        <w:tc>
+          <w:tcPr>
+            <w:tcW w:w="709" w:type="dxa"/>
+            <w:tcBorders>
+              <w:top w:val="nil"/>
+              <w:left w:val="nil"/>
+              <w:bottom w:val="single" w:sz="4" w:space="0" w:color="000000"/>
+              <w:right w:val="single" w:sz="4" w:space="0" w:color="000000"/>
+            </w:tcBorders>
+            <w:shd w:val="clear" w:color="000000" w:fill="FFFFFF"/>
+            <w:vAlign w:val="center"/>
+            <w:hideMark/>
+          </w:tcPr>
+          <w:p>
+            <w:pPr>
+              <w:jc w:val="center"/>
               <w:rPr>
                 <w:rFonts w:ascii="Tahoma" w:eastAsia="Times New Roman" w:hAnsi="Tahoma" w:cs="Tahoma"/>
                 <w:color w:val="000000"/>
@@ -4197,27 +3780,8 @@
                 <w:szCs w:val="16"/>
                 <w:lang w:eastAsia="ru-RU"/>
               </w:rPr>
-              <w:t>тное</w:t>
-            </w:r>
-            <w:proofErr w:type="spellEnd"/>
-          </w:p>
-        </w:tc>
-        <w:tc>
-          <w:tcPr>
-            <w:tcW w:w="567" w:type="dxa"/>
-            <w:tcBorders>
-              <w:top w:val="nil"/>
-              <w:left w:val="nil"/>
-              <w:bottom w:val="single" w:sz="4" w:space="0" w:color="000000"/>
-              <w:right w:val="single" w:sz="4" w:space="0" w:color="000000"/>
-            </w:tcBorders>
-            <w:shd w:val="clear" w:color="000000" w:fill="FFFFFF"/>
-            <w:vAlign w:val="center"/>
-            <w:hideMark/>
-          </w:tcPr>
-          <w:p>
-            <w:pPr>
-              <w:jc w:val="center"/>
+            </w:pPr>
+            <w:r>
               <w:rPr>
                 <w:rFonts w:ascii="Tahoma" w:eastAsia="Times New Roman" w:hAnsi="Tahoma" w:cs="Tahoma"/>
                 <w:color w:val="000000"/>
@@ -4225,8 +3789,26 @@
                 <w:szCs w:val="16"/>
                 <w:lang w:eastAsia="ru-RU"/>
               </w:rPr>
-            </w:pPr>
-            <w:r>
+              <w:t>Экспер тное</w:t>
+            </w:r>
+          </w:p>
+        </w:tc>
+        <w:tc>
+          <w:tcPr>
+            <w:tcW w:w="709" w:type="dxa"/>
+            <w:tcBorders>
+              <w:top w:val="nil"/>
+              <w:left w:val="nil"/>
+              <w:bottom w:val="single" w:sz="4" w:space="0" w:color="000000"/>
+              <w:right w:val="single" w:sz="4" w:space="0" w:color="000000"/>
+            </w:tcBorders>
+            <w:shd w:val="clear" w:color="000000" w:fill="FFFFFF"/>
+            <w:vAlign w:val="center"/>
+            <w:hideMark/>
+          </w:tcPr>
+          <w:p>
+            <w:pPr>
+              <w:jc w:val="center"/>
               <w:rPr>
                 <w:rFonts w:ascii="Tahoma" w:eastAsia="Times New Roman" w:hAnsi="Tahoma" w:cs="Tahoma"/>
                 <w:color w:val="000000"/>
@@ -4234,26 +3816,8 @@
                 <w:szCs w:val="16"/>
                 <w:lang w:eastAsia="ru-RU"/>
               </w:rPr>
-              <w:t>Факт</w:t>
-            </w:r>
-          </w:p>
-        </w:tc>
-        <w:tc>
-          <w:tcPr>
-            <w:tcW w:w="567" w:type="dxa"/>
-            <w:tcBorders>
-              <w:top w:val="nil"/>
-              <w:left w:val="nil"/>
-              <w:bottom w:val="single" w:sz="4" w:space="0" w:color="000000"/>
-              <w:right w:val="single" w:sz="4" w:space="0" w:color="000000"/>
-            </w:tcBorders>
-            <w:shd w:val="clear" w:color="000000" w:fill="FFFFFF"/>
-            <w:vAlign w:val="center"/>
-            <w:hideMark/>
-          </w:tcPr>
-          <w:p>
-            <w:pPr>
-              <w:jc w:val="center"/>
+            </w:pPr>
+            <w:r>
               <w:rPr>
                 <w:rFonts w:ascii="Tahoma" w:eastAsia="Times New Roman" w:hAnsi="Tahoma" w:cs="Tahoma"/>
                 <w:color w:val="000000"/>
@@ -4261,8 +3825,26 @@
                 <w:szCs w:val="16"/>
                 <w:lang w:eastAsia="ru-RU"/>
               </w:rPr>
-            </w:pPr>
-            <w:r>
+              <w:t>По плану</w:t>
+            </w:r>
+          </w:p>
+        </w:tc>
+        <w:tc>
+          <w:tcPr>
+            <w:tcW w:w="708" w:type="dxa"/>
+            <w:tcBorders>
+              <w:top w:val="nil"/>
+              <w:left w:val="nil"/>
+              <w:bottom w:val="single" w:sz="4" w:space="0" w:color="000000"/>
+              <w:right w:val="single" w:sz="4" w:space="0" w:color="000000"/>
+            </w:tcBorders>
+            <w:shd w:val="clear" w:color="000000" w:fill="FFFFFF"/>
+            <w:vAlign w:val="center"/>
+            <w:hideMark/>
+          </w:tcPr>
+          <w:p>
+            <w:pPr>
+              <w:jc w:val="center"/>
               <w:rPr>
                 <w:rFonts w:ascii="Tahoma" w:eastAsia="Times New Roman" w:hAnsi="Tahoma" w:cs="Tahoma"/>
                 <w:color w:val="000000"/>
@@ -4270,9 +3852,7 @@
                 <w:szCs w:val="16"/>
                 <w:lang w:eastAsia="ru-RU"/>
               </w:rPr>
-              <w:t xml:space="preserve">Часов в </w:t>
-            </w:r>
-            <w:proofErr w:type="spellStart"/>
+            </w:pPr>
             <w:r>
               <w:rPr>
                 <w:rFonts w:ascii="Tahoma" w:eastAsia="Times New Roman" w:hAnsi="Tahoma" w:cs="Tahoma"/>
@@ -4281,10 +3861,26 @@
                 <w:szCs w:val="16"/>
                 <w:lang w:eastAsia="ru-RU"/>
               </w:rPr>
-              <w:t>з.е</w:t>
-            </w:r>
-            <w:proofErr w:type="spellEnd"/>
-            <w:r>
+              <w:t>СР</w:t>
+            </w:r>
+          </w:p>
+        </w:tc>
+        <w:tc>
+          <w:tcPr>
+            <w:tcW w:w="426" w:type="dxa"/>
+            <w:tcBorders>
+              <w:top w:val="nil"/>
+              <w:left w:val="nil"/>
+              <w:bottom w:val="single" w:sz="4" w:space="0" w:color="000000"/>
+              <w:right w:val="single" w:sz="4" w:space="0" w:color="000000"/>
+            </w:tcBorders>
+            <w:shd w:val="clear" w:color="000000" w:fill="FFFFFF"/>
+            <w:vAlign w:val="center"/>
+            <w:hideMark/>
+          </w:tcPr>
+          <w:p>
+            <w:pPr>
+              <w:jc w:val="center"/>
               <w:rPr>
                 <w:rFonts w:ascii="Tahoma" w:eastAsia="Times New Roman" w:hAnsi="Tahoma" w:cs="Tahoma"/>
                 <w:color w:val="000000"/>
@@ -4292,26 +3888,8 @@
                 <w:szCs w:val="16"/>
                 <w:lang w:eastAsia="ru-RU"/>
               </w:rPr>
-              <w:t>.</w:t>
-            </w:r>
-          </w:p>
-        </w:tc>
-        <w:tc>
-          <w:tcPr>
-            <w:tcW w:w="709" w:type="dxa"/>
-            <w:tcBorders>
-              <w:top w:val="nil"/>
-              <w:left w:val="nil"/>
-              <w:bottom w:val="single" w:sz="4" w:space="0" w:color="000000"/>
-              <w:right w:val="single" w:sz="4" w:space="0" w:color="000000"/>
-            </w:tcBorders>
-            <w:shd w:val="clear" w:color="000000" w:fill="FFFFFF"/>
-            <w:vAlign w:val="center"/>
-            <w:hideMark/>
-          </w:tcPr>
-          <w:p>
-            <w:pPr>
-              <w:jc w:val="center"/>
+            </w:pPr>
+            <w:r>
               <w:rPr>
                 <w:rFonts w:ascii="Tahoma" w:eastAsia="Times New Roman" w:hAnsi="Tahoma" w:cs="Tahoma"/>
                 <w:color w:val="000000"/>
@@ -4319,9 +3897,26 @@
                 <w:szCs w:val="16"/>
                 <w:lang w:eastAsia="ru-RU"/>
               </w:rPr>
-            </w:pPr>
-            <w:proofErr w:type="spellStart"/>
-            <w:r>
+              <w:t>з.е</w:t>
+            </w:r>
+          </w:p>
+        </w:tc>
+        <w:tc>
+          <w:tcPr>
+            <w:tcW w:w="567" w:type="dxa"/>
+            <w:tcBorders>
+              <w:top w:val="nil"/>
+              <w:left w:val="nil"/>
+              <w:bottom w:val="single" w:sz="4" w:space="0" w:color="000000"/>
+              <w:right w:val="single" w:sz="4" w:space="0" w:color="000000"/>
+            </w:tcBorders>
+            <w:shd w:val="clear" w:color="000000" w:fill="FFFFFF"/>
+            <w:vAlign w:val="center"/>
+            <w:hideMark/>
+          </w:tcPr>
+          <w:p>
+            <w:pPr>
+              <w:jc w:val="center"/>
               <w:rPr>
                 <w:rFonts w:ascii="Tahoma" w:eastAsia="Times New Roman" w:hAnsi="Tahoma" w:cs="Tahoma"/>
                 <w:color w:val="000000"/>
@@ -4329,9 +3924,7 @@
                 <w:szCs w:val="16"/>
                 <w:lang w:eastAsia="ru-RU"/>
               </w:rPr>
-              <w:t>Экспер</w:t>
-            </w:r>
-            <w:proofErr w:type="spellEnd"/>
+            </w:pPr>
             <w:r>
               <w:rPr>
                 <w:rFonts w:ascii="Tahoma" w:eastAsia="Times New Roman" w:hAnsi="Tahoma" w:cs="Tahoma"/>
@@ -4340,10 +3933,26 @@
                 <w:szCs w:val="16"/>
                 <w:lang w:eastAsia="ru-RU"/>
               </w:rPr>
-              <w:t xml:space="preserve"> </w:t>
-            </w:r>
-            <w:proofErr w:type="spellStart"/>
-            <w:r>
+              <w:t>СР</w:t>
+            </w:r>
+          </w:p>
+        </w:tc>
+        <w:tc>
+          <w:tcPr>
+            <w:tcW w:w="425" w:type="dxa"/>
+            <w:tcBorders>
+              <w:top w:val="nil"/>
+              <w:left w:val="nil"/>
+              <w:bottom w:val="single" w:sz="4" w:space="0" w:color="000000"/>
+              <w:right w:val="single" w:sz="4" w:space="0" w:color="000000"/>
+            </w:tcBorders>
+            <w:shd w:val="clear" w:color="000000" w:fill="FFFFFF"/>
+            <w:vAlign w:val="center"/>
+            <w:hideMark/>
+          </w:tcPr>
+          <w:p>
+            <w:pPr>
+              <w:jc w:val="center"/>
               <w:rPr>
                 <w:rFonts w:ascii="Tahoma" w:eastAsia="Times New Roman" w:hAnsi="Tahoma" w:cs="Tahoma"/>
                 <w:color w:val="000000"/>
@@ -4351,27 +3960,8 @@
                 <w:szCs w:val="16"/>
                 <w:lang w:eastAsia="ru-RU"/>
               </w:rPr>
-              <w:t>тное</w:t>
-            </w:r>
-            <w:proofErr w:type="spellEnd"/>
-          </w:p>
-        </w:tc>
-        <w:tc>
-          <w:tcPr>
-            <w:tcW w:w="709" w:type="dxa"/>
-            <w:tcBorders>
-              <w:top w:val="nil"/>
-              <w:left w:val="nil"/>
-              <w:bottom w:val="single" w:sz="4" w:space="0" w:color="000000"/>
-              <w:right w:val="single" w:sz="4" w:space="0" w:color="000000"/>
-            </w:tcBorders>
-            <w:shd w:val="clear" w:color="000000" w:fill="FFFFFF"/>
-            <w:vAlign w:val="center"/>
-            <w:hideMark/>
-          </w:tcPr>
-          <w:p>
-            <w:pPr>
-              <w:jc w:val="center"/>
+            </w:pPr>
+            <w:r>
               <w:rPr>
                 <w:rFonts w:ascii="Tahoma" w:eastAsia="Times New Roman" w:hAnsi="Tahoma" w:cs="Tahoma"/>
                 <w:color w:val="000000"/>
@@ -4379,8 +3969,26 @@
                 <w:szCs w:val="16"/>
                 <w:lang w:eastAsia="ru-RU"/>
               </w:rPr>
-            </w:pPr>
-            <w:r>
+              <w:t>з.е</w:t>
+            </w:r>
+          </w:p>
+        </w:tc>
+        <w:tc>
+          <w:tcPr>
+            <w:tcW w:w="708" w:type="dxa"/>
+            <w:tcBorders>
+              <w:top w:val="nil"/>
+              <w:left w:val="nil"/>
+              <w:bottom w:val="single" w:sz="4" w:space="0" w:color="000000"/>
+              <w:right w:val="single" w:sz="4" w:space="0" w:color="000000"/>
+            </w:tcBorders>
+            <w:shd w:val="clear" w:color="000000" w:fill="FFFFFF"/>
+            <w:vAlign w:val="center"/>
+            <w:hideMark/>
+          </w:tcPr>
+          <w:p>
+            <w:pPr>
+              <w:jc w:val="center"/>
               <w:rPr>
                 <w:rFonts w:ascii="Tahoma" w:eastAsia="Times New Roman" w:hAnsi="Tahoma" w:cs="Tahoma"/>
                 <w:color w:val="000000"/>
@@ -4388,26 +3996,8 @@
                 <w:szCs w:val="16"/>
                 <w:lang w:eastAsia="ru-RU"/>
               </w:rPr>
-              <w:t>По плану</w:t>
-            </w:r>
-          </w:p>
-        </w:tc>
-        <w:tc>
-          <w:tcPr>
-            <w:tcW w:w="708" w:type="dxa"/>
-            <w:tcBorders>
-              <w:top w:val="nil"/>
-              <w:left w:val="nil"/>
-              <w:bottom w:val="single" w:sz="4" w:space="0" w:color="000000"/>
-              <w:right w:val="single" w:sz="4" w:space="0" w:color="000000"/>
-            </w:tcBorders>
-            <w:shd w:val="clear" w:color="000000" w:fill="FFFFFF"/>
-            <w:vAlign w:val="center"/>
-            <w:hideMark/>
-          </w:tcPr>
-          <w:p>
-            <w:pPr>
-              <w:jc w:val="center"/>
+            </w:pPr>
+            <w:r>
               <w:rPr>
                 <w:rFonts w:ascii="Tahoma" w:eastAsia="Times New Roman" w:hAnsi="Tahoma" w:cs="Tahoma"/>
                 <w:color w:val="000000"/>
@@ -4415,8 +4005,26 @@
                 <w:szCs w:val="16"/>
                 <w:lang w:eastAsia="ru-RU"/>
               </w:rPr>
-            </w:pPr>
-            <w:r>
+              <w:t>СР</w:t>
+            </w:r>
+          </w:p>
+        </w:tc>
+        <w:tc>
+          <w:tcPr>
+            <w:tcW w:w="425" w:type="dxa"/>
+            <w:tcBorders>
+              <w:top w:val="nil"/>
+              <w:left w:val="nil"/>
+              <w:bottom w:val="single" w:sz="4" w:space="0" w:color="000000"/>
+              <w:right w:val="single" w:sz="4" w:space="0" w:color="000000"/>
+            </w:tcBorders>
+            <w:shd w:val="clear" w:color="000000" w:fill="FFFFFF"/>
+            <w:vAlign w:val="center"/>
+            <w:hideMark/>
+          </w:tcPr>
+          <w:p>
+            <w:pPr>
+              <w:jc w:val="center"/>
               <w:rPr>
                 <w:rFonts w:ascii="Tahoma" w:eastAsia="Times New Roman" w:hAnsi="Tahoma" w:cs="Tahoma"/>
                 <w:color w:val="000000"/>
@@ -4424,26 +4032,8 @@
                 <w:szCs w:val="16"/>
                 <w:lang w:eastAsia="ru-RU"/>
               </w:rPr>
-              <w:t>СР</w:t>
-            </w:r>
-          </w:p>
-        </w:tc>
-        <w:tc>
-          <w:tcPr>
-            <w:tcW w:w="426" w:type="dxa"/>
-            <w:tcBorders>
-              <w:top w:val="nil"/>
-              <w:left w:val="nil"/>
-              <w:bottom w:val="single" w:sz="4" w:space="0" w:color="000000"/>
-              <w:right w:val="single" w:sz="4" w:space="0" w:color="000000"/>
-            </w:tcBorders>
-            <w:shd w:val="clear" w:color="000000" w:fill="FFFFFF"/>
-            <w:vAlign w:val="center"/>
-            <w:hideMark/>
-          </w:tcPr>
-          <w:p>
-            <w:pPr>
-              <w:jc w:val="center"/>
+            </w:pPr>
+            <w:r>
               <w:rPr>
                 <w:rFonts w:ascii="Tahoma" w:eastAsia="Times New Roman" w:hAnsi="Tahoma" w:cs="Tahoma"/>
                 <w:color w:val="000000"/>
@@ -4451,10 +4041,26 @@
                 <w:szCs w:val="16"/>
                 <w:lang w:eastAsia="ru-RU"/>
               </w:rPr>
-            </w:pPr>
-            <w:proofErr w:type="spellStart"/>
-            <w:proofErr w:type="gramStart"/>
-            <w:r>
+              <w:t>з.е</w:t>
+            </w:r>
+          </w:p>
+        </w:tc>
+        <w:tc>
+          <w:tcPr>
+            <w:tcW w:w="567" w:type="dxa"/>
+            <w:tcBorders>
+              <w:top w:val="nil"/>
+              <w:left w:val="nil"/>
+              <w:bottom w:val="single" w:sz="4" w:space="0" w:color="000000"/>
+              <w:right w:val="single" w:sz="4" w:space="0" w:color="000000"/>
+            </w:tcBorders>
+            <w:shd w:val="clear" w:color="000000" w:fill="FFFFFF"/>
+            <w:vAlign w:val="center"/>
+            <w:hideMark/>
+          </w:tcPr>
+          <w:p>
+            <w:pPr>
+              <w:jc w:val="center"/>
               <w:rPr>
                 <w:rFonts w:ascii="Tahoma" w:eastAsia="Times New Roman" w:hAnsi="Tahoma" w:cs="Tahoma"/>
                 <w:color w:val="000000"/>
@@ -4462,28 +4068,8 @@
                 <w:szCs w:val="16"/>
                 <w:lang w:eastAsia="ru-RU"/>
               </w:rPr>
-              <w:t>з.е</w:t>
-            </w:r>
-            <w:proofErr w:type="spellEnd"/>
-            <w:proofErr w:type="gramEnd"/>
-          </w:p>
-        </w:tc>
-        <w:tc>
-          <w:tcPr>
-            <w:tcW w:w="567" w:type="dxa"/>
-            <w:tcBorders>
-              <w:top w:val="nil"/>
-              <w:left w:val="nil"/>
-              <w:bottom w:val="single" w:sz="4" w:space="0" w:color="000000"/>
-              <w:right w:val="single" w:sz="4" w:space="0" w:color="000000"/>
-            </w:tcBorders>
-            <w:shd w:val="clear" w:color="000000" w:fill="FFFFFF"/>
-            <w:vAlign w:val="center"/>
-            <w:hideMark/>
-          </w:tcPr>
-          <w:p>
-            <w:pPr>
-              <w:jc w:val="center"/>
+            </w:pPr>
+            <w:r>
               <w:rPr>
                 <w:rFonts w:ascii="Tahoma" w:eastAsia="Times New Roman" w:hAnsi="Tahoma" w:cs="Tahoma"/>
                 <w:color w:val="000000"/>
@@ -4491,8 +4077,26 @@
                 <w:szCs w:val="16"/>
                 <w:lang w:eastAsia="ru-RU"/>
               </w:rPr>
-            </w:pPr>
-            <w:r>
+              <w:t>СР</w:t>
+            </w:r>
+          </w:p>
+        </w:tc>
+        <w:tc>
+          <w:tcPr>
+            <w:tcW w:w="426" w:type="dxa"/>
+            <w:tcBorders>
+              <w:top w:val="nil"/>
+              <w:left w:val="nil"/>
+              <w:bottom w:val="single" w:sz="4" w:space="0" w:color="000000"/>
+              <w:right w:val="single" w:sz="4" w:space="0" w:color="000000"/>
+            </w:tcBorders>
+            <w:shd w:val="clear" w:color="000000" w:fill="FFFFFF"/>
+            <w:vAlign w:val="center"/>
+            <w:hideMark/>
+          </w:tcPr>
+          <w:p>
+            <w:pPr>
+              <w:jc w:val="center"/>
               <w:rPr>
                 <w:rFonts w:ascii="Tahoma" w:eastAsia="Times New Roman" w:hAnsi="Tahoma" w:cs="Tahoma"/>
                 <w:color w:val="000000"/>
@@ -4500,26 +4104,8 @@
                 <w:szCs w:val="16"/>
                 <w:lang w:eastAsia="ru-RU"/>
               </w:rPr>
-              <w:t>СР</w:t>
-            </w:r>
-          </w:p>
-        </w:tc>
-        <w:tc>
-          <w:tcPr>
-            <w:tcW w:w="425" w:type="dxa"/>
-            <w:tcBorders>
-              <w:top w:val="nil"/>
-              <w:left w:val="nil"/>
-              <w:bottom w:val="single" w:sz="4" w:space="0" w:color="000000"/>
-              <w:right w:val="single" w:sz="4" w:space="0" w:color="000000"/>
-            </w:tcBorders>
-            <w:shd w:val="clear" w:color="000000" w:fill="FFFFFF"/>
-            <w:vAlign w:val="center"/>
-            <w:hideMark/>
-          </w:tcPr>
-          <w:p>
-            <w:pPr>
-              <w:jc w:val="center"/>
+            </w:pPr>
+            <w:r>
               <w:rPr>
                 <w:rFonts w:ascii="Tahoma" w:eastAsia="Times New Roman" w:hAnsi="Tahoma" w:cs="Tahoma"/>
                 <w:color w:val="000000"/>
@@ -4527,10 +4113,26 @@
                 <w:szCs w:val="16"/>
                 <w:lang w:eastAsia="ru-RU"/>
               </w:rPr>
-            </w:pPr>
-            <w:proofErr w:type="spellStart"/>
-            <w:proofErr w:type="gramStart"/>
-            <w:r>
+              <w:t>з.е</w:t>
+            </w:r>
+          </w:p>
+        </w:tc>
+        <w:tc>
+          <w:tcPr>
+            <w:tcW w:w="708" w:type="dxa"/>
+            <w:tcBorders>
+              <w:top w:val="nil"/>
+              <w:left w:val="nil"/>
+              <w:bottom w:val="single" w:sz="4" w:space="0" w:color="000000"/>
+              <w:right w:val="single" w:sz="4" w:space="0" w:color="000000"/>
+            </w:tcBorders>
+            <w:shd w:val="clear" w:color="000000" w:fill="FFFFFF"/>
+            <w:vAlign w:val="center"/>
+            <w:hideMark/>
+          </w:tcPr>
+          <w:p>
+            <w:pPr>
+              <w:jc w:val="center"/>
               <w:rPr>
                 <w:rFonts w:ascii="Tahoma" w:eastAsia="Times New Roman" w:hAnsi="Tahoma" w:cs="Tahoma"/>
                 <w:color w:val="000000"/>
@@ -4538,28 +4140,8 @@
                 <w:szCs w:val="16"/>
                 <w:lang w:eastAsia="ru-RU"/>
               </w:rPr>
-              <w:t>з.е</w:t>
-            </w:r>
-            <w:proofErr w:type="spellEnd"/>
-            <w:proofErr w:type="gramEnd"/>
-          </w:p>
-        </w:tc>
-        <w:tc>
-          <w:tcPr>
-            <w:tcW w:w="708" w:type="dxa"/>
-            <w:tcBorders>
-              <w:top w:val="nil"/>
-              <w:left w:val="nil"/>
-              <w:bottom w:val="single" w:sz="4" w:space="0" w:color="000000"/>
-              <w:right w:val="single" w:sz="4" w:space="0" w:color="000000"/>
-            </w:tcBorders>
-            <w:shd w:val="clear" w:color="000000" w:fill="FFFFFF"/>
-            <w:vAlign w:val="center"/>
-            <w:hideMark/>
-          </w:tcPr>
-          <w:p>
-            <w:pPr>
-              <w:jc w:val="center"/>
+            </w:pPr>
+            <w:r>
               <w:rPr>
                 <w:rFonts w:ascii="Tahoma" w:eastAsia="Times New Roman" w:hAnsi="Tahoma" w:cs="Tahoma"/>
                 <w:color w:val="000000"/>
@@ -4567,8 +4149,26 @@
                 <w:szCs w:val="16"/>
                 <w:lang w:eastAsia="ru-RU"/>
               </w:rPr>
-            </w:pPr>
-            <w:r>
+              <w:t>СР</w:t>
+            </w:r>
+          </w:p>
+        </w:tc>
+        <w:tc>
+          <w:tcPr>
+            <w:tcW w:w="426" w:type="dxa"/>
+            <w:tcBorders>
+              <w:top w:val="nil"/>
+              <w:left w:val="nil"/>
+              <w:bottom w:val="single" w:sz="4" w:space="0" w:color="000000"/>
+              <w:right w:val="single" w:sz="4" w:space="0" w:color="000000"/>
+            </w:tcBorders>
+            <w:shd w:val="clear" w:color="000000" w:fill="FFFFFF"/>
+            <w:vAlign w:val="center"/>
+            <w:hideMark/>
+          </w:tcPr>
+          <w:p>
+            <w:pPr>
+              <w:jc w:val="center"/>
               <w:rPr>
                 <w:rFonts w:ascii="Tahoma" w:eastAsia="Times New Roman" w:hAnsi="Tahoma" w:cs="Tahoma"/>
                 <w:color w:val="000000"/>
@@ -4576,26 +4176,8 @@
                 <w:szCs w:val="16"/>
                 <w:lang w:eastAsia="ru-RU"/>
               </w:rPr>
-              <w:t>СР</w:t>
-            </w:r>
-          </w:p>
-        </w:tc>
-        <w:tc>
-          <w:tcPr>
-            <w:tcW w:w="425" w:type="dxa"/>
-            <w:tcBorders>
-              <w:top w:val="nil"/>
-              <w:left w:val="nil"/>
-              <w:bottom w:val="single" w:sz="4" w:space="0" w:color="000000"/>
-              <w:right w:val="single" w:sz="4" w:space="0" w:color="000000"/>
-            </w:tcBorders>
-            <w:shd w:val="clear" w:color="000000" w:fill="FFFFFF"/>
-            <w:vAlign w:val="center"/>
-            <w:hideMark/>
-          </w:tcPr>
-          <w:p>
-            <w:pPr>
-              <w:jc w:val="center"/>
+            </w:pPr>
+            <w:r>
               <w:rPr>
                 <w:rFonts w:ascii="Tahoma" w:eastAsia="Times New Roman" w:hAnsi="Tahoma" w:cs="Tahoma"/>
                 <w:color w:val="000000"/>
@@ -4603,10 +4185,26 @@
                 <w:szCs w:val="16"/>
                 <w:lang w:eastAsia="ru-RU"/>
               </w:rPr>
-            </w:pPr>
-            <w:proofErr w:type="spellStart"/>
-            <w:proofErr w:type="gramStart"/>
-            <w:r>
+              <w:t>з.е</w:t>
+            </w:r>
+          </w:p>
+        </w:tc>
+        <w:tc>
+          <w:tcPr>
+            <w:tcW w:w="567" w:type="dxa"/>
+            <w:tcBorders>
+              <w:top w:val="nil"/>
+              <w:left w:val="nil"/>
+              <w:bottom w:val="single" w:sz="4" w:space="0" w:color="000000"/>
+              <w:right w:val="single" w:sz="4" w:space="0" w:color="000000"/>
+            </w:tcBorders>
+            <w:shd w:val="clear" w:color="000000" w:fill="FFFFFF"/>
+            <w:vAlign w:val="center"/>
+            <w:hideMark/>
+          </w:tcPr>
+          <w:p>
+            <w:pPr>
+              <w:jc w:val="center"/>
               <w:rPr>
                 <w:rFonts w:ascii="Tahoma" w:eastAsia="Times New Roman" w:hAnsi="Tahoma" w:cs="Tahoma"/>
                 <w:color w:val="000000"/>
@@ -4614,28 +4212,8 @@
                 <w:szCs w:val="16"/>
                 <w:lang w:eastAsia="ru-RU"/>
               </w:rPr>
-              <w:t>з.е</w:t>
-            </w:r>
-            <w:proofErr w:type="spellEnd"/>
-            <w:proofErr w:type="gramEnd"/>
-          </w:p>
-        </w:tc>
-        <w:tc>
-          <w:tcPr>
-            <w:tcW w:w="567" w:type="dxa"/>
-            <w:tcBorders>
-              <w:top w:val="nil"/>
-              <w:left w:val="nil"/>
-              <w:bottom w:val="single" w:sz="4" w:space="0" w:color="000000"/>
-              <w:right w:val="single" w:sz="4" w:space="0" w:color="000000"/>
-            </w:tcBorders>
-            <w:shd w:val="clear" w:color="000000" w:fill="FFFFFF"/>
-            <w:vAlign w:val="center"/>
-            <w:hideMark/>
-          </w:tcPr>
-          <w:p>
-            <w:pPr>
-              <w:jc w:val="center"/>
+            </w:pPr>
+            <w:r>
               <w:rPr>
                 <w:rFonts w:ascii="Tahoma" w:eastAsia="Times New Roman" w:hAnsi="Tahoma" w:cs="Tahoma"/>
                 <w:color w:val="000000"/>
@@ -4643,8 +4221,26 @@
                 <w:szCs w:val="16"/>
                 <w:lang w:eastAsia="ru-RU"/>
               </w:rPr>
-            </w:pPr>
-            <w:r>
+              <w:t>СР</w:t>
+            </w:r>
+          </w:p>
+        </w:tc>
+        <w:tc>
+          <w:tcPr>
+            <w:tcW w:w="425" w:type="dxa"/>
+            <w:tcBorders>
+              <w:top w:val="nil"/>
+              <w:left w:val="nil"/>
+              <w:bottom w:val="single" w:sz="4" w:space="0" w:color="000000"/>
+              <w:right w:val="single" w:sz="4" w:space="0" w:color="000000"/>
+            </w:tcBorders>
+            <w:shd w:val="clear" w:color="000000" w:fill="FFFFFF"/>
+            <w:vAlign w:val="center"/>
+            <w:hideMark/>
+          </w:tcPr>
+          <w:p>
+            <w:pPr>
+              <w:jc w:val="center"/>
               <w:rPr>
                 <w:rFonts w:ascii="Tahoma" w:eastAsia="Times New Roman" w:hAnsi="Tahoma" w:cs="Tahoma"/>
                 <w:color w:val="000000"/>
@@ -4652,26 +4248,8 @@
                 <w:szCs w:val="16"/>
                 <w:lang w:eastAsia="ru-RU"/>
               </w:rPr>
-              <w:t>СР</w:t>
-            </w:r>
-          </w:p>
-        </w:tc>
-        <w:tc>
-          <w:tcPr>
-            <w:tcW w:w="426" w:type="dxa"/>
-            <w:tcBorders>
-              <w:top w:val="nil"/>
-              <w:left w:val="nil"/>
-              <w:bottom w:val="single" w:sz="4" w:space="0" w:color="000000"/>
-              <w:right w:val="single" w:sz="4" w:space="0" w:color="000000"/>
-            </w:tcBorders>
-            <w:shd w:val="clear" w:color="000000" w:fill="FFFFFF"/>
-            <w:vAlign w:val="center"/>
-            <w:hideMark/>
-          </w:tcPr>
-          <w:p>
-            <w:pPr>
-              <w:jc w:val="center"/>
+            </w:pPr>
+            <w:r>
               <w:rPr>
                 <w:rFonts w:ascii="Tahoma" w:eastAsia="Times New Roman" w:hAnsi="Tahoma" w:cs="Tahoma"/>
                 <w:color w:val="000000"/>
@@ -4679,10 +4257,26 @@
                 <w:szCs w:val="16"/>
                 <w:lang w:eastAsia="ru-RU"/>
               </w:rPr>
-            </w:pPr>
-            <w:proofErr w:type="spellStart"/>
-            <w:proofErr w:type="gramStart"/>
-            <w:r>
+              <w:t>з.е</w:t>
+            </w:r>
+          </w:p>
+        </w:tc>
+        <w:tc>
+          <w:tcPr>
+            <w:tcW w:w="567" w:type="dxa"/>
+            <w:tcBorders>
+              <w:top w:val="nil"/>
+              <w:left w:val="nil"/>
+              <w:bottom w:val="single" w:sz="4" w:space="0" w:color="000000"/>
+              <w:right w:val="single" w:sz="4" w:space="0" w:color="000000"/>
+            </w:tcBorders>
+            <w:shd w:val="clear" w:color="000000" w:fill="FFFFFF"/>
+            <w:vAlign w:val="center"/>
+            <w:hideMark/>
+          </w:tcPr>
+          <w:p>
+            <w:pPr>
+              <w:jc w:val="center"/>
               <w:rPr>
                 <w:rFonts w:ascii="Tahoma" w:eastAsia="Times New Roman" w:hAnsi="Tahoma" w:cs="Tahoma"/>
                 <w:color w:val="000000"/>
@@ -4690,28 +4284,8 @@
                 <w:szCs w:val="16"/>
                 <w:lang w:eastAsia="ru-RU"/>
               </w:rPr>
-              <w:t>з.е</w:t>
-            </w:r>
-            <w:proofErr w:type="spellEnd"/>
-            <w:proofErr w:type="gramEnd"/>
-          </w:p>
-        </w:tc>
-        <w:tc>
-          <w:tcPr>
-            <w:tcW w:w="708" w:type="dxa"/>
-            <w:tcBorders>
-              <w:top w:val="nil"/>
-              <w:left w:val="nil"/>
-              <w:bottom w:val="single" w:sz="4" w:space="0" w:color="000000"/>
-              <w:right w:val="single" w:sz="4" w:space="0" w:color="000000"/>
-            </w:tcBorders>
-            <w:shd w:val="clear" w:color="000000" w:fill="FFFFFF"/>
-            <w:vAlign w:val="center"/>
-            <w:hideMark/>
-          </w:tcPr>
-          <w:p>
-            <w:pPr>
-              <w:jc w:val="center"/>
+            </w:pPr>
+            <w:r>
               <w:rPr>
                 <w:rFonts w:ascii="Tahoma" w:eastAsia="Times New Roman" w:hAnsi="Tahoma" w:cs="Tahoma"/>
                 <w:color w:val="000000"/>
@@ -4719,8 +4293,26 @@
                 <w:szCs w:val="16"/>
                 <w:lang w:eastAsia="ru-RU"/>
               </w:rPr>
-            </w:pPr>
-            <w:r>
+              <w:t>СР</w:t>
+            </w:r>
+          </w:p>
+        </w:tc>
+        <w:tc>
+          <w:tcPr>
+            <w:tcW w:w="425" w:type="dxa"/>
+            <w:tcBorders>
+              <w:top w:val="nil"/>
+              <w:left w:val="nil"/>
+              <w:bottom w:val="single" w:sz="4" w:space="0" w:color="000000"/>
+              <w:right w:val="single" w:sz="4" w:space="0" w:color="000000"/>
+            </w:tcBorders>
+            <w:shd w:val="clear" w:color="000000" w:fill="FFFFFF"/>
+            <w:vAlign w:val="center"/>
+            <w:hideMark/>
+          </w:tcPr>
+          <w:p>
+            <w:pPr>
+              <w:jc w:val="center"/>
               <w:rPr>
                 <w:rFonts w:ascii="Tahoma" w:eastAsia="Times New Roman" w:hAnsi="Tahoma" w:cs="Tahoma"/>
                 <w:color w:val="000000"/>
@@ -4728,26 +4320,8 @@
                 <w:szCs w:val="16"/>
                 <w:lang w:eastAsia="ru-RU"/>
               </w:rPr>
-              <w:t>СР</w:t>
-            </w:r>
-          </w:p>
-        </w:tc>
-        <w:tc>
-          <w:tcPr>
-            <w:tcW w:w="426" w:type="dxa"/>
-            <w:tcBorders>
-              <w:top w:val="nil"/>
-              <w:left w:val="nil"/>
-              <w:bottom w:val="single" w:sz="4" w:space="0" w:color="000000"/>
-              <w:right w:val="single" w:sz="4" w:space="0" w:color="000000"/>
-            </w:tcBorders>
-            <w:shd w:val="clear" w:color="000000" w:fill="FFFFFF"/>
-            <w:vAlign w:val="center"/>
-            <w:hideMark/>
-          </w:tcPr>
-          <w:p>
-            <w:pPr>
-              <w:jc w:val="center"/>
+            </w:pPr>
+            <w:r>
               <w:rPr>
                 <w:rFonts w:ascii="Tahoma" w:eastAsia="Times New Roman" w:hAnsi="Tahoma" w:cs="Tahoma"/>
                 <w:color w:val="000000"/>
@@ -4755,10 +4329,26 @@
                 <w:szCs w:val="16"/>
                 <w:lang w:eastAsia="ru-RU"/>
               </w:rPr>
-            </w:pPr>
-            <w:proofErr w:type="spellStart"/>
-            <w:proofErr w:type="gramStart"/>
-            <w:r>
+              <w:t>з.е</w:t>
+            </w:r>
+          </w:p>
+        </w:tc>
+        <w:tc>
+          <w:tcPr>
+            <w:tcW w:w="567" w:type="dxa"/>
+            <w:tcBorders>
+              <w:top w:val="nil"/>
+              <w:left w:val="nil"/>
+              <w:bottom w:val="single" w:sz="4" w:space="0" w:color="000000"/>
+              <w:right w:val="single" w:sz="4" w:space="0" w:color="000000"/>
+            </w:tcBorders>
+            <w:shd w:val="clear" w:color="000000" w:fill="FFFFFF"/>
+            <w:vAlign w:val="center"/>
+            <w:hideMark/>
+          </w:tcPr>
+          <w:p>
+            <w:pPr>
+              <w:jc w:val="center"/>
               <w:rPr>
                 <w:rFonts w:ascii="Tahoma" w:eastAsia="Times New Roman" w:hAnsi="Tahoma" w:cs="Tahoma"/>
                 <w:color w:val="000000"/>
@@ -4766,28 +4356,8 @@
                 <w:szCs w:val="16"/>
                 <w:lang w:eastAsia="ru-RU"/>
               </w:rPr>
-              <w:t>з.е</w:t>
-            </w:r>
-            <w:proofErr w:type="spellEnd"/>
-            <w:proofErr w:type="gramEnd"/>
-          </w:p>
-        </w:tc>
-        <w:tc>
-          <w:tcPr>
-            <w:tcW w:w="567" w:type="dxa"/>
-            <w:tcBorders>
-              <w:top w:val="nil"/>
-              <w:left w:val="nil"/>
-              <w:bottom w:val="single" w:sz="4" w:space="0" w:color="000000"/>
-              <w:right w:val="single" w:sz="4" w:space="0" w:color="000000"/>
-            </w:tcBorders>
-            <w:shd w:val="clear" w:color="000000" w:fill="FFFFFF"/>
-            <w:vAlign w:val="center"/>
-            <w:hideMark/>
-          </w:tcPr>
-          <w:p>
-            <w:pPr>
-              <w:jc w:val="center"/>
+            </w:pPr>
+            <w:r>
               <w:rPr>
                 <w:rFonts w:ascii="Tahoma" w:eastAsia="Times New Roman" w:hAnsi="Tahoma" w:cs="Tahoma"/>
                 <w:color w:val="000000"/>
@@ -4795,8 +4365,26 @@
                 <w:szCs w:val="16"/>
                 <w:lang w:eastAsia="ru-RU"/>
               </w:rPr>
-            </w:pPr>
-            <w:r>
+              <w:t>СР</w:t>
+            </w:r>
+          </w:p>
+        </w:tc>
+        <w:tc>
+          <w:tcPr>
+            <w:tcW w:w="425" w:type="dxa"/>
+            <w:tcBorders>
+              <w:top w:val="nil"/>
+              <w:left w:val="nil"/>
+              <w:bottom w:val="single" w:sz="4" w:space="0" w:color="000000"/>
+              <w:right w:val="single" w:sz="4" w:space="0" w:color="000000"/>
+            </w:tcBorders>
+            <w:shd w:val="clear" w:color="000000" w:fill="FFFFFF"/>
+            <w:vAlign w:val="center"/>
+            <w:hideMark/>
+          </w:tcPr>
+          <w:p>
+            <w:pPr>
+              <w:jc w:val="center"/>
               <w:rPr>
                 <w:rFonts w:ascii="Tahoma" w:eastAsia="Times New Roman" w:hAnsi="Tahoma" w:cs="Tahoma"/>
                 <w:color w:val="000000"/>
@@ -4804,26 +4392,8 @@
                 <w:szCs w:val="16"/>
                 <w:lang w:eastAsia="ru-RU"/>
               </w:rPr>
-              <w:t>СР</w:t>
-            </w:r>
-          </w:p>
-        </w:tc>
-        <w:tc>
-          <w:tcPr>
-            <w:tcW w:w="425" w:type="dxa"/>
-            <w:tcBorders>
-              <w:top w:val="nil"/>
-              <w:left w:val="nil"/>
-              <w:bottom w:val="single" w:sz="4" w:space="0" w:color="000000"/>
-              <w:right w:val="single" w:sz="4" w:space="0" w:color="000000"/>
-            </w:tcBorders>
-            <w:shd w:val="clear" w:color="000000" w:fill="FFFFFF"/>
-            <w:vAlign w:val="center"/>
-            <w:hideMark/>
-          </w:tcPr>
-          <w:p>
-            <w:pPr>
-              <w:jc w:val="center"/>
+            </w:pPr>
+            <w:r>
               <w:rPr>
                 <w:rFonts w:ascii="Tahoma" w:eastAsia="Times New Roman" w:hAnsi="Tahoma" w:cs="Tahoma"/>
                 <w:color w:val="000000"/>
@@ -4831,173 +4401,8 @@
                 <w:szCs w:val="16"/>
                 <w:lang w:eastAsia="ru-RU"/>
               </w:rPr>
-            </w:pPr>
-            <w:proofErr w:type="spellStart"/>
-            <w:proofErr w:type="gramStart"/>
-            <w:r>
-              <w:rPr>
-                <w:rFonts w:ascii="Tahoma" w:eastAsia="Times New Roman" w:hAnsi="Tahoma" w:cs="Tahoma"/>
-                <w:color w:val="000000"/>
-                <w:sz w:val="16"/>
-                <w:szCs w:val="16"/>
-                <w:lang w:eastAsia="ru-RU"/>
-              </w:rPr>
               <w:t>з.е</w:t>
             </w:r>
-            <w:proofErr w:type="spellEnd"/>
-            <w:proofErr w:type="gramEnd"/>
-          </w:p>
-        </w:tc>
-        <w:tc>
-          <w:tcPr>
-            <w:tcW w:w="567" w:type="dxa"/>
-            <w:tcBorders>
-              <w:top w:val="nil"/>
-              <w:left w:val="nil"/>
-              <w:bottom w:val="single" w:sz="4" w:space="0" w:color="000000"/>
-              <w:right w:val="single" w:sz="4" w:space="0" w:color="000000"/>
-            </w:tcBorders>
-            <w:shd w:val="clear" w:color="000000" w:fill="FFFFFF"/>
-            <w:vAlign w:val="center"/>
-            <w:hideMark/>
-          </w:tcPr>
-          <w:p>
-            <w:pPr>
-              <w:jc w:val="center"/>
-              <w:rPr>
-                <w:rFonts w:ascii="Tahoma" w:eastAsia="Times New Roman" w:hAnsi="Tahoma" w:cs="Tahoma"/>
-                <w:color w:val="000000"/>
-                <w:sz w:val="16"/>
-                <w:szCs w:val="16"/>
-                <w:lang w:eastAsia="ru-RU"/>
-              </w:rPr>
-            </w:pPr>
-            <w:r>
-              <w:rPr>
-                <w:rFonts w:ascii="Tahoma" w:eastAsia="Times New Roman" w:hAnsi="Tahoma" w:cs="Tahoma"/>
-                <w:color w:val="000000"/>
-                <w:sz w:val="16"/>
-                <w:szCs w:val="16"/>
-                <w:lang w:eastAsia="ru-RU"/>
-              </w:rPr>
-              <w:t>СР</w:t>
-            </w:r>
-          </w:p>
-        </w:tc>
-        <w:tc>
-          <w:tcPr>
-            <w:tcW w:w="425" w:type="dxa"/>
-            <w:tcBorders>
-              <w:top w:val="nil"/>
-              <w:left w:val="nil"/>
-              <w:bottom w:val="single" w:sz="4" w:space="0" w:color="000000"/>
-              <w:right w:val="single" w:sz="4" w:space="0" w:color="000000"/>
-            </w:tcBorders>
-            <w:shd w:val="clear" w:color="000000" w:fill="FFFFFF"/>
-            <w:vAlign w:val="center"/>
-            <w:hideMark/>
-          </w:tcPr>
-          <w:p>
-            <w:pPr>
-              <w:jc w:val="center"/>
-              <w:rPr>
-                <w:rFonts w:ascii="Tahoma" w:eastAsia="Times New Roman" w:hAnsi="Tahoma" w:cs="Tahoma"/>
-                <w:color w:val="000000"/>
-                <w:sz w:val="16"/>
-                <w:szCs w:val="16"/>
-                <w:lang w:eastAsia="ru-RU"/>
-              </w:rPr>
-            </w:pPr>
-            <w:proofErr w:type="spellStart"/>
-            <w:proofErr w:type="gramStart"/>
-            <w:r>
-              <w:rPr>
-                <w:rFonts w:ascii="Tahoma" w:eastAsia="Times New Roman" w:hAnsi="Tahoma" w:cs="Tahoma"/>
-                <w:color w:val="000000"/>
-                <w:sz w:val="16"/>
-                <w:szCs w:val="16"/>
-                <w:lang w:eastAsia="ru-RU"/>
-              </w:rPr>
-              <w:t>з.е</w:t>
-            </w:r>
-            <w:proofErr w:type="spellEnd"/>
-            <w:proofErr w:type="gramEnd"/>
-          </w:p>
-        </w:tc>
-        <w:tc>
-          <w:tcPr>
-            <w:tcW w:w="567" w:type="dxa"/>
-            <w:tcBorders>
-              <w:top w:val="nil"/>
-              <w:left w:val="nil"/>
-              <w:bottom w:val="single" w:sz="4" w:space="0" w:color="000000"/>
-              <w:right w:val="single" w:sz="4" w:space="0" w:color="000000"/>
-            </w:tcBorders>
-            <w:shd w:val="clear" w:color="000000" w:fill="FFFFFF"/>
-            <w:vAlign w:val="center"/>
-            <w:hideMark/>
-          </w:tcPr>
-          <w:p>
-            <w:pPr>
-              <w:jc w:val="center"/>
-              <w:rPr>
-                <w:rFonts w:ascii="Tahoma" w:eastAsia="Times New Roman" w:hAnsi="Tahoma" w:cs="Tahoma"/>
-                <w:color w:val="000000"/>
-                <w:sz w:val="16"/>
-                <w:szCs w:val="16"/>
-                <w:lang w:eastAsia="ru-RU"/>
-              </w:rPr>
-            </w:pPr>
-            <w:r>
-              <w:rPr>
-                <w:rFonts w:ascii="Tahoma" w:eastAsia="Times New Roman" w:hAnsi="Tahoma" w:cs="Tahoma"/>
-                <w:color w:val="000000"/>
-                <w:sz w:val="16"/>
-                <w:szCs w:val="16"/>
-                <w:lang w:eastAsia="ru-RU"/>
-              </w:rPr>
-              <w:t>СР</w:t>
-            </w:r>
-          </w:p>
-        </w:tc>
-        <w:tc>
-          <w:tcPr>
-            <w:tcW w:w="425" w:type="dxa"/>
-            <w:tcBorders>
-              <w:top w:val="nil"/>
-              <w:left w:val="nil"/>
-              <w:bottom w:val="single" w:sz="4" w:space="0" w:color="000000"/>
-              <w:right w:val="single" w:sz="4" w:space="0" w:color="000000"/>
-            </w:tcBorders>
-            <w:shd w:val="clear" w:color="000000" w:fill="FFFFFF"/>
-            <w:vAlign w:val="center"/>
-            <w:hideMark/>
-          </w:tcPr>
-          <w:p>
-            <w:pPr>
-              <w:jc w:val="center"/>
-              <w:rPr>
-                <w:rFonts w:ascii="Tahoma" w:eastAsia="Times New Roman" w:hAnsi="Tahoma" w:cs="Tahoma"/>
-                <w:color w:val="000000"/>
-                <w:sz w:val="16"/>
-                <w:szCs w:val="16"/>
-                <w:lang w:eastAsia="ru-RU"/>
-              </w:rPr>
-            </w:pPr>
-            <w:proofErr w:type="spellStart"/>
-            <w:proofErr w:type="gramStart"/>
-            <w:r>
-              <w:rPr>
-                <w:rFonts w:ascii="Tahoma" w:eastAsia="Times New Roman" w:hAnsi="Tahoma" w:cs="Tahoma"/>
-                <w:color w:val="000000"/>
-                <w:sz w:val="16"/>
-                <w:szCs w:val="16"/>
-                <w:lang w:eastAsia="ru-RU"/>
-              </w:rPr>
-              <w:t>з.е</w:t>
-            </w:r>
-            <w:proofErr w:type="spellEnd"/>
-            <w:proofErr w:type="gramEnd"/>
           </w:p>
         </w:tc>
         <w:tc>
@@ -5914,33 +5319,7 @@
                 <w:szCs w:val="18"/>
                 <w:lang w:eastAsia="ru-RU"/>
               </w:rPr>
-              <w:t>1.</w:t>
-            </w:r>
-            <w:proofErr w:type="gramStart"/>
-            <w:r>
-              <w:rPr>
-                <w:rFonts w:ascii="Tahoma" w:eastAsia="Times New Roman" w:hAnsi="Tahoma" w:cs="Tahoma"/>
-                <w:b/>
-                <w:bCs/>
-                <w:color w:val="000000"/>
-                <w:sz w:val="18"/>
-                <w:szCs w:val="18"/>
-                <w:lang w:eastAsia="ru-RU"/>
-              </w:rPr>
-              <w:t>1.Научная</w:t>
-            </w:r>
-            <w:proofErr w:type="gramEnd"/>
-            <w:r>
-              <w:rPr>
-                <w:rFonts w:ascii="Tahoma" w:eastAsia="Times New Roman" w:hAnsi="Tahoma" w:cs="Tahoma"/>
-                <w:b/>
-                <w:bCs/>
-                <w:color w:val="000000"/>
-                <w:sz w:val="18"/>
-                <w:szCs w:val="18"/>
-                <w:lang w:eastAsia="ru-RU"/>
-              </w:rPr>
-              <w:t xml:space="preserve"> деятельность, направленная на подготовку диссертации к защите </w:t>
+              <w:t xml:space="preserve">1.1.Научная деятельность, направленная на подготовку диссертации к защите </w:t>
             </w:r>
           </w:p>
         </w:tc>
@@ -6780,33 +6159,7 @@
                 <w:szCs w:val="18"/>
                 <w:lang w:eastAsia="ru-RU"/>
               </w:rPr>
-              <w:t>1.</w:t>
-            </w:r>
-            <w:proofErr w:type="gramStart"/>
-            <w:r>
-              <w:rPr>
-                <w:rFonts w:ascii="Tahoma" w:eastAsia="Times New Roman" w:hAnsi="Tahoma" w:cs="Tahoma"/>
-                <w:b/>
-                <w:bCs/>
-                <w:color w:val="000000"/>
-                <w:sz w:val="18"/>
-                <w:szCs w:val="18"/>
-                <w:lang w:eastAsia="ru-RU"/>
-              </w:rPr>
-              <w:t>2.Подготовка</w:t>
-            </w:r>
-            <w:proofErr w:type="gramEnd"/>
-            <w:r>
-              <w:rPr>
-                <w:rFonts w:ascii="Tahoma" w:eastAsia="Times New Roman" w:hAnsi="Tahoma" w:cs="Tahoma"/>
-                <w:b/>
-                <w:bCs/>
-                <w:color w:val="000000"/>
-                <w:sz w:val="18"/>
-                <w:szCs w:val="18"/>
-                <w:lang w:eastAsia="ru-RU"/>
-              </w:rPr>
-              <w:t xml:space="preserve"> публикаций и(или) заявок на патенты на изобретения, полезные модели, промышленные образцы, селекционные достижения, свидетельства о государственной регистрации программ для электронных вычислительных машин, баз данных, топологий интегральных микросхем </w:t>
+              <w:t xml:space="preserve">1.2.Подготовка публикаций и(или) заявок на патенты на изобретения, полезные модели, промышленные образцы, селекционные достижения, свидетельства о государственной регистрации программ для электронных вычислительных машин, баз данных, топологий интегральных микросхем </w:t>
             </w:r>
           </w:p>
         </w:tc>
@@ -7646,33 +6999,7 @@
                 <w:szCs w:val="18"/>
                 <w:lang w:eastAsia="ru-RU"/>
               </w:rPr>
-              <w:t>1.</w:t>
-            </w:r>
-            <w:proofErr w:type="gramStart"/>
-            <w:r>
-              <w:rPr>
-                <w:rFonts w:ascii="Tahoma" w:eastAsia="Times New Roman" w:hAnsi="Tahoma" w:cs="Tahoma"/>
-                <w:b/>
-                <w:bCs/>
-                <w:color w:val="000000"/>
-                <w:sz w:val="18"/>
-                <w:szCs w:val="18"/>
-                <w:lang w:eastAsia="ru-RU"/>
-              </w:rPr>
-              <w:t>3.Промежуточная</w:t>
-            </w:r>
-            <w:proofErr w:type="gramEnd"/>
-            <w:r>
-              <w:rPr>
-                <w:rFonts w:ascii="Tahoma" w:eastAsia="Times New Roman" w:hAnsi="Tahoma" w:cs="Tahoma"/>
-                <w:b/>
-                <w:bCs/>
-                <w:color w:val="000000"/>
-                <w:sz w:val="18"/>
-                <w:szCs w:val="18"/>
-                <w:lang w:eastAsia="ru-RU"/>
-              </w:rPr>
-              <w:t xml:space="preserve"> аттестация по этапам выполнения научного исследования </w:t>
+              <w:t xml:space="preserve">1.3.Промежуточная аттестация по этапам выполнения научного исследования </w:t>
             </w:r>
           </w:p>
         </w:tc>
@@ -13447,7 +12774,6 @@
               </w:rPr>
               <w:t xml:space="preserve">{%tr for items in </w:t>
             </w:r>
-            <w:proofErr w:type="spellStart"/>
             <w:r>
               <w:rPr>
                 <w:rFonts w:eastAsia="Times New Roman" w:cs="Arial"/>
@@ -13457,7 +12783,6 @@
               </w:rPr>
               <w:t>scientific_research</w:t>
             </w:r>
-            <w:proofErr w:type="spellEnd"/>
             <w:r>
               <w:rPr>
                 <w:rFonts w:eastAsia="Times New Roman" w:cs="Arial"/>
@@ -13496,7 +12821,6 @@
                 <w:lang w:val="en-US" w:eastAsia="ru-RU"/>
               </w:rPr>
             </w:pPr>
-            <w:proofErr w:type="gramStart"/>
             <w:r>
               <w:rPr>
                 <w:rFonts w:eastAsia="Times New Roman" w:cs="Arial"/>
@@ -13517,33 +12841,8 @@
                 <w:szCs w:val="24"/>
                 <w:lang w:val="en-US" w:eastAsia="ru-RU"/>
               </w:rPr>
-              <w:t xml:space="preserve"> </w:t>
-            </w:r>
-            <w:proofErr w:type="spellStart"/>
-            <w:r>
-              <w:rPr>
-                <w:rFonts w:eastAsia="Times New Roman" w:cs="Arial"/>
-                <w:b/>
-                <w:bCs/>
-                <w:color w:val="000000"/>
-                <w:szCs w:val="24"/>
-                <w:lang w:val="en-US" w:eastAsia="ru-RU"/>
-              </w:rPr>
-              <w:t>items</w:t>
-            </w:r>
-            <w:proofErr w:type="gramEnd"/>
-            <w:r>
-              <w:rPr>
-                <w:rFonts w:eastAsia="Times New Roman" w:cs="Arial"/>
-                <w:b/>
-                <w:bCs/>
-                <w:color w:val="000000"/>
-                <w:szCs w:val="24"/>
-                <w:lang w:val="en-US" w:eastAsia="ru-RU"/>
-              </w:rPr>
-              <w:t>.title</w:t>
-            </w:r>
-            <w:proofErr w:type="spellEnd"/>
+              <w:t xml:space="preserve"> items.title</w:t>
+            </w:r>
             <w:r>
               <w:rPr>
                 <w:rFonts w:eastAsia="Times New Roman" w:cs="Arial"/>
@@ -13609,10 +12908,8 @@
                 <w:szCs w:val="24"/>
                 <w:lang w:val="en-US" w:eastAsia="ru-RU"/>
               </w:rPr>
-              <w:t xml:space="preserve">item in </w:t>
-            </w:r>
-            <w:proofErr w:type="spellStart"/>
-            <w:proofErr w:type="gramStart"/>
+              <w:t>item in items</w:t>
+            </w:r>
             <w:r>
               <w:rPr>
                 <w:rFonts w:eastAsia="Times New Roman" w:cs="Arial"/>
@@ -13620,36 +12917,7 @@
                 <w:szCs w:val="24"/>
                 <w:lang w:val="en-US" w:eastAsia="ru-RU"/>
               </w:rPr>
-              <w:t>items</w:t>
-            </w:r>
-            <w:r>
-              <w:rPr>
-                <w:rFonts w:eastAsia="Times New Roman" w:cs="Arial"/>
-                <w:color w:val="000000"/>
-                <w:szCs w:val="24"/>
-                <w:lang w:val="en-US" w:eastAsia="ru-RU"/>
-              </w:rPr>
-              <w:t>.semesters</w:t>
-            </w:r>
-            <w:proofErr w:type="gramEnd"/>
-            <w:r>
-              <w:rPr>
-                <w:rFonts w:eastAsia="Times New Roman" w:cs="Arial"/>
-                <w:color w:val="000000"/>
-                <w:szCs w:val="24"/>
-                <w:lang w:val="en-US" w:eastAsia="ru-RU"/>
-              </w:rPr>
-              <w:t>.items</w:t>
-            </w:r>
-            <w:proofErr w:type="spellEnd"/>
-            <w:r>
-              <w:rPr>
-                <w:rFonts w:eastAsia="Times New Roman" w:cs="Arial"/>
-                <w:color w:val="000000"/>
-                <w:szCs w:val="24"/>
-                <w:lang w:val="en-US" w:eastAsia="ru-RU"/>
-              </w:rPr>
-              <w:t>()</w:t>
+              <w:t>.semesters.items()</w:t>
             </w:r>
             <w:r>
               <w:rPr>
@@ -13694,27 +12962,7 @@
                 <w:szCs w:val="24"/>
                 <w:lang w:val="en-US" w:eastAsia="ru-RU"/>
               </w:rPr>
-              <w:t xml:space="preserve">{%tr for </w:t>
-            </w:r>
-            <w:proofErr w:type="spellStart"/>
-            <w:r>
-              <w:rPr>
-                <w:rFonts w:eastAsia="Times New Roman" w:cs="Arial"/>
-                <w:color w:val="000000"/>
-                <w:szCs w:val="24"/>
-                <w:lang w:val="en-US" w:eastAsia="ru-RU"/>
-              </w:rPr>
-              <w:t>i</w:t>
-            </w:r>
-            <w:proofErr w:type="spellEnd"/>
-            <w:r>
-              <w:rPr>
-                <w:rFonts w:eastAsia="Times New Roman" w:cs="Arial"/>
-                <w:color w:val="000000"/>
-                <w:szCs w:val="24"/>
-                <w:lang w:val="en-US" w:eastAsia="ru-RU"/>
-              </w:rPr>
-              <w:t xml:space="preserve"> in item %}</w:t>
+              <w:t>{%tr for i in item %}</w:t>
             </w:r>
           </w:p>
         </w:tc>
@@ -13752,47 +13000,7 @@
                 <w:szCs w:val="24"/>
                 <w:lang w:val="en-US" w:eastAsia="ru-RU"/>
               </w:rPr>
-              <w:t xml:space="preserve">{% </w:t>
-            </w:r>
-            <w:proofErr w:type="spellStart"/>
-            <w:r>
-              <w:rPr>
-                <w:rFonts w:eastAsia="Times New Roman" w:cs="Arial"/>
-                <w:color w:val="000000"/>
-                <w:szCs w:val="24"/>
-                <w:lang w:val="en-US" w:eastAsia="ru-RU"/>
-              </w:rPr>
-              <w:t>vm</w:t>
-            </w:r>
-            <w:proofErr w:type="spellEnd"/>
-            <w:r>
-              <w:rPr>
-                <w:rFonts w:eastAsia="Times New Roman" w:cs="Arial"/>
-                <w:color w:val="000000"/>
-                <w:szCs w:val="24"/>
-                <w:lang w:val="en-US" w:eastAsia="ru-RU"/>
-              </w:rPr>
-              <w:t xml:space="preserve"> </w:t>
-            </w:r>
-            <w:proofErr w:type="gramStart"/>
-            <w:r>
-              <w:rPr>
-                <w:rFonts w:eastAsia="Times New Roman" w:cs="Arial"/>
-                <w:color w:val="000000"/>
-                <w:szCs w:val="24"/>
-                <w:lang w:val="en-US" w:eastAsia="ru-RU"/>
-              </w:rPr>
-              <w:t>%}{</w:t>
-            </w:r>
-            <w:proofErr w:type="gramEnd"/>
-            <w:r>
-              <w:rPr>
-                <w:rFonts w:eastAsia="Times New Roman" w:cs="Arial"/>
-                <w:color w:val="000000"/>
-                <w:szCs w:val="24"/>
-                <w:lang w:val="en-US" w:eastAsia="ru-RU"/>
-              </w:rPr>
-              <w:t>{ key }}</w:t>
+              <w:t>{% vm %}{{ key }}</w:t>
             </w:r>
             <w:r>
               <w:rPr>
@@ -13830,7 +13038,6 @@
                 <w:lang w:val="en-US" w:eastAsia="ru-RU"/>
               </w:rPr>
             </w:pPr>
-            <w:proofErr w:type="gramStart"/>
             <w:r>
               <w:rPr>
                 <w:rFonts w:eastAsia="Times New Roman" w:cs="Arial"/>
@@ -13838,37 +13045,7 @@
                 <w:szCs w:val="24"/>
                 <w:lang w:val="en-US" w:eastAsia="ru-RU"/>
               </w:rPr>
-              <w:t xml:space="preserve">{{ </w:t>
-            </w:r>
-            <w:proofErr w:type="spellStart"/>
-            <w:r>
-              <w:rPr>
-                <w:rFonts w:eastAsia="Times New Roman" w:cs="Arial"/>
-                <w:color w:val="000000"/>
-                <w:szCs w:val="24"/>
-                <w:lang w:val="en-US" w:eastAsia="ru-RU"/>
-              </w:rPr>
-              <w:t>i</w:t>
-            </w:r>
-            <w:proofErr w:type="gramEnd"/>
-            <w:r>
-              <w:rPr>
-                <w:rFonts w:eastAsia="Times New Roman" w:cs="Arial"/>
-                <w:color w:val="000000"/>
-                <w:szCs w:val="24"/>
-                <w:lang w:val="en-US" w:eastAsia="ru-RU"/>
-              </w:rPr>
-              <w:t>.text</w:t>
-            </w:r>
-            <w:proofErr w:type="spellEnd"/>
-            <w:r>
-              <w:rPr>
-                <w:rFonts w:eastAsia="Times New Roman" w:cs="Arial"/>
-                <w:color w:val="000000"/>
-                <w:szCs w:val="24"/>
-                <w:lang w:val="en-US" w:eastAsia="ru-RU"/>
-              </w:rPr>
-              <w:t xml:space="preserve"> }}</w:t>
+              <w:t>{{ i.text }}</w:t>
             </w:r>
           </w:p>
         </w:tc>
@@ -13904,27 +13081,7 @@
                 <w:szCs w:val="24"/>
                 <w:lang w:val="en-US" w:eastAsia="ru-RU"/>
               </w:rPr>
-              <w:t xml:space="preserve">{%tr </w:t>
-            </w:r>
-            <w:proofErr w:type="spellStart"/>
-            <w:r>
-              <w:rPr>
-                <w:rFonts w:eastAsia="Times New Roman" w:cs="Arial"/>
-                <w:color w:val="000000"/>
-                <w:szCs w:val="24"/>
-                <w:lang w:val="en-US" w:eastAsia="ru-RU"/>
-              </w:rPr>
-              <w:t>endfor</w:t>
-            </w:r>
-            <w:proofErr w:type="spellEnd"/>
-            <w:r>
-              <w:rPr>
-                <w:rFonts w:eastAsia="Times New Roman" w:cs="Arial"/>
-                <w:color w:val="000000"/>
-                <w:szCs w:val="24"/>
-                <w:lang w:val="en-US" w:eastAsia="ru-RU"/>
-              </w:rPr>
-              <w:t xml:space="preserve"> %}</w:t>
+              <w:t>{%tr endfor %}</w:t>
             </w:r>
           </w:p>
         </w:tc>
@@ -13960,27 +13117,7 @@
                 <w:szCs w:val="24"/>
                 <w:lang w:val="en-US" w:eastAsia="ru-RU"/>
               </w:rPr>
-              <w:t xml:space="preserve">{%tr </w:t>
-            </w:r>
-            <w:proofErr w:type="spellStart"/>
-            <w:r>
-              <w:rPr>
-                <w:rFonts w:eastAsia="Times New Roman" w:cs="Arial"/>
-                <w:color w:val="000000"/>
-                <w:szCs w:val="24"/>
-                <w:lang w:val="en-US" w:eastAsia="ru-RU"/>
-              </w:rPr>
-              <w:t>endfor</w:t>
-            </w:r>
-            <w:proofErr w:type="spellEnd"/>
-            <w:r>
-              <w:rPr>
-                <w:rFonts w:eastAsia="Times New Roman" w:cs="Arial"/>
-                <w:color w:val="000000"/>
-                <w:szCs w:val="24"/>
-                <w:lang w:val="en-US" w:eastAsia="ru-RU"/>
-              </w:rPr>
-              <w:t xml:space="preserve"> %}</w:t>
+              <w:t>{%tr endfor %}</w:t>
             </w:r>
           </w:p>
         </w:tc>
@@ -14019,27 +13156,7 @@
                 <w:szCs w:val="24"/>
                 <w:lang w:val="en-US" w:eastAsia="ru-RU"/>
               </w:rPr>
-              <w:t xml:space="preserve">{%tr </w:t>
-            </w:r>
-            <w:proofErr w:type="spellStart"/>
-            <w:r>
-              <w:rPr>
-                <w:rFonts w:eastAsia="Times New Roman" w:cs="Arial"/>
-                <w:color w:val="000000"/>
-                <w:szCs w:val="24"/>
-                <w:lang w:val="en-US" w:eastAsia="ru-RU"/>
-              </w:rPr>
-              <w:t>endfor</w:t>
-            </w:r>
-            <w:proofErr w:type="spellEnd"/>
-            <w:r>
-              <w:rPr>
-                <w:rFonts w:eastAsia="Times New Roman" w:cs="Arial"/>
-                <w:color w:val="000000"/>
-                <w:szCs w:val="24"/>
-                <w:lang w:val="en-US" w:eastAsia="ru-RU"/>
-              </w:rPr>
-              <w:t xml:space="preserve"> %}</w:t>
+              <w:t>{%tr endfor %}</w:t>
             </w:r>
           </w:p>
         </w:tc>
@@ -14106,14 +13223,12 @@
         </w:rPr>
         <w:t xml:space="preserve"> </w:t>
       </w:r>
-      <w:proofErr w:type="spellStart"/>
       <w:r>
         <w:rPr>
           <w:lang w:val="en-US"/>
         </w:rPr>
         <w:t>i</w:t>
       </w:r>
-      <w:proofErr w:type="spellEnd"/>
       <w:r>
         <w:rPr>
           <w:lang w:val="en-US"/>
@@ -14130,16 +13245,8 @@
         <w:rPr>
           <w:lang w:val="en-US"/>
         </w:rPr>
-        <w:t xml:space="preserve"> </w:t>
-      </w:r>
-      <w:proofErr w:type="spellStart"/>
-      <w:r>
-        <w:rPr>
-          <w:lang w:val="en-US"/>
-        </w:rPr>
-        <w:t>scientific_dissert</w:t>
-      </w:r>
-      <w:proofErr w:type="spellEnd"/>
+        <w:t xml:space="preserve"> scientific_dissert</w:t>
+      </w:r>
       <w:r>
         <w:rPr>
           <w:lang w:val="en-US"/>
@@ -14174,33 +13281,11 @@
           <w:lang w:val="en-US"/>
         </w:rPr>
       </w:pPr>
-      <w:proofErr w:type="gramStart"/>
       <w:r>
         <w:rPr>
           <w:lang w:val="en-US"/>
         </w:rPr>
-        <w:t xml:space="preserve">{{ </w:t>
-      </w:r>
-      <w:proofErr w:type="spellStart"/>
-      <w:r>
-        <w:rPr>
-          <w:lang w:val="en-US"/>
-        </w:rPr>
-        <w:t>i</w:t>
-      </w:r>
-      <w:proofErr w:type="gramEnd"/>
-      <w:r>
-        <w:rPr>
-          <w:lang w:val="en-US"/>
-        </w:rPr>
-        <w:t>.text</w:t>
-      </w:r>
-      <w:proofErr w:type="spellEnd"/>
-      <w:r>
-        <w:rPr>
-          <w:lang w:val="en-US"/>
-        </w:rPr>
-        <w:t xml:space="preserve"> }}</w:t>
+        <w:t>{{ i.text }}</w:t>
       </w:r>
     </w:p>
     <w:p>
@@ -14221,19 +13306,11 @@
       <w:r>
         <w:t xml:space="preserve"> </w:t>
       </w:r>
-      <w:proofErr w:type="spellStart"/>
       <w:r>
         <w:rPr>
           <w:lang w:val="en-US"/>
         </w:rPr>
-        <w:t>endfor</w:t>
-      </w:r>
-      <w:proofErr w:type="spellEnd"/>
-      <w:r>
-        <w:rPr>
-          <w:lang w:val="en-US"/>
-        </w:rPr>
-        <w:t xml:space="preserve"> %}</w:t>
+        <w:t>endfor %}</w:t>
       </w:r>
     </w:p>
     <w:p/>
@@ -14298,14 +13375,12 @@
         </w:rPr>
         <w:t xml:space="preserve"> </w:t>
       </w:r>
-      <w:proofErr w:type="spellStart"/>
       <w:r>
         <w:rPr>
           <w:lang w:val="en-US"/>
         </w:rPr>
         <w:t>i</w:t>
       </w:r>
-      <w:proofErr w:type="spellEnd"/>
       <w:r>
         <w:rPr>
           <w:lang w:val="en-US"/>
@@ -14322,27 +13397,13 @@
         <w:rPr>
           <w:lang w:val="en-US"/>
         </w:rPr>
-        <w:t xml:space="preserve"> </w:t>
-      </w:r>
-      <w:proofErr w:type="spellStart"/>
+        <w:t xml:space="preserve"> scientific_</w:t>
+      </w:r>
       <w:r>
         <w:rPr>
           <w:lang w:val="en-US"/>
         </w:rPr>
-        <w:t>scientific_</w:t>
-      </w:r>
-      <w:r>
-        <w:rPr>
-          <w:lang w:val="en-US"/>
-        </w:rPr>
-        <w:t>publish</w:t>
-      </w:r>
-      <w:proofErr w:type="spellEnd"/>
-      <w:r>
-        <w:rPr>
-          <w:lang w:val="en-US"/>
-        </w:rPr>
-        <w:t xml:space="preserve"> </w:t>
+        <w:t xml:space="preserve">publish </w:t>
       </w:r>
       <w:r>
         <w:rPr>
@@ -14372,33 +13433,11 @@
           <w:lang w:val="en-US"/>
         </w:rPr>
       </w:pPr>
-      <w:proofErr w:type="gramStart"/>
       <w:r>
         <w:rPr>
           <w:lang w:val="en-US"/>
         </w:rPr>
-        <w:t xml:space="preserve">{{ </w:t>
-      </w:r>
-      <w:proofErr w:type="spellStart"/>
-      <w:r>
-        <w:rPr>
-          <w:lang w:val="en-US"/>
-        </w:rPr>
-        <w:t>i</w:t>
-      </w:r>
-      <w:proofErr w:type="gramEnd"/>
-      <w:r>
-        <w:rPr>
-          <w:lang w:val="en-US"/>
-        </w:rPr>
-        <w:t>.text</w:t>
-      </w:r>
-      <w:proofErr w:type="spellEnd"/>
-      <w:r>
-        <w:rPr>
-          <w:lang w:val="en-US"/>
-        </w:rPr>
-        <w:t xml:space="preserve"> }}</w:t>
+        <w:t>{{ i.text }}</w:t>
       </w:r>
     </w:p>
     <w:p>
@@ -14414,19 +13453,11 @@
       <w:r>
         <w:t xml:space="preserve"> </w:t>
       </w:r>
-      <w:proofErr w:type="spellStart"/>
       <w:r>
         <w:rPr>
           <w:lang w:val="en-US"/>
         </w:rPr>
-        <w:t>endfor</w:t>
-      </w:r>
-      <w:proofErr w:type="spellEnd"/>
-      <w:r>
-        <w:rPr>
-          <w:lang w:val="en-US"/>
-        </w:rPr>
-        <w:t xml:space="preserve"> %}</w:t>
+        <w:t>endfor %}</w:t>
       </w:r>
     </w:p>
     <w:p>
@@ -15500,7 +14531,7 @@
 </file>
 
 <file path=word/endnotes.xml><?xml version="1.0" encoding="utf-8"?>
-<w:endnotes xmlns:wpc="http://schemas.microsoft.com/office/word/2010/wordprocessingCanvas" xmlns:cx="http://schemas.microsoft.com/office/drawing/2014/chartex" xmlns:cx1="http://schemas.microsoft.com/office/drawing/2015/9/8/chartex" xmlns:cx2="http://schemas.microsoft.com/office/drawing/2015/10/21/chartex" xmlns:cx3="http://schemas.microsoft.com/office/drawing/2016/5/9/chartex" xmlns:cx4="http://schemas.microsoft.com/office/drawing/2016/5/10/chartex" xmlns:cx5="http://schemas.microsoft.com/office/drawing/2016/5/11/chartex" xmlns:cx6="http://schemas.microsoft.com/office/drawing/2016/5/12/chartex" xmlns:cx7="http://schemas.microsoft.com/office/drawing/2016/5/13/chartex" xmlns:cx8="http://schemas.microsoft.com/office/drawing/2016/5/14/chartex" xmlns:mc="http://schemas.openxmlformats.org/markup-compatibility/2006" xmlns:aink="http://schemas.microsoft.com/office/drawing/2016/ink" xmlns:am3d="http://schemas.microsoft.com/office/drawing/2017/model3d" xmlns:o="urn:schemas-microsoft-com:office:office" xmlns:r="http://schemas.openxmlformats.org/officeDocument/2006/relationships" xmlns:m="http://schemas.openxmlformats.org/officeDocument/2006/math" xmlns:v="urn:schemas-microsoft-com:vml" xmlns:wp14="http://schemas.microsoft.com/office/word/2010/wordprocessingDrawing" xmlns:wp="http://schemas.openxmlformats.org/drawingml/2006/wordprocessingDrawing" xmlns:w10="urn:schemas-microsoft-com:office:word" xmlns:w="http://schemas.openxmlformats.org/wordprocessingml/2006/main" xmlns:w14="http://schemas.microsoft.com/office/word/2010/wordml" xmlns:w15="http://schemas.microsoft.com/office/word/2012/wordml" xmlns:w16cex="http://schemas.microsoft.com/office/word/2018/wordml/cex" xmlns:w16cid="http://schemas.microsoft.com/office/word/2016/wordml/cid" xmlns:w16="http://schemas.microsoft.com/office/word/2018/wordml" xmlns:w16sdtdh="http://schemas.microsoft.com/office/word/2020/wordml/sdtdatahash" xmlns:w16se="http://schemas.microsoft.com/office/word/2015/wordml/symex" xmlns:wpg="http://schemas.microsoft.com/office/word/2010/wordprocessingGroup" xmlns:wpi="http://schemas.microsoft.com/office/word/2010/wordprocessingInk" xmlns:wne="http://schemas.microsoft.com/office/word/2006/wordml" xmlns:wps="http://schemas.microsoft.com/office/word/2010/wordprocessingShape" mc:Ignorable="w14 w15 w16se w16cid w16 w16cex w16sdtdh wp14">
+<w:endnotes xmlns:wpc="http://schemas.microsoft.com/office/word/2010/wordprocessingCanvas" xmlns:cx="http://schemas.microsoft.com/office/drawing/2014/chartex" xmlns:cx1="http://schemas.microsoft.com/office/drawing/2015/9/8/chartex" xmlns:cx2="http://schemas.microsoft.com/office/drawing/2015/10/21/chartex" xmlns:cx3="http://schemas.microsoft.com/office/drawing/2016/5/9/chartex" xmlns:cx4="http://schemas.microsoft.com/office/drawing/2016/5/10/chartex" xmlns:cx5="http://schemas.microsoft.com/office/drawing/2016/5/11/chartex" xmlns:cx6="http://schemas.microsoft.com/office/drawing/2016/5/12/chartex" xmlns:cx7="http://schemas.microsoft.com/office/drawing/2016/5/13/chartex" xmlns:cx8="http://schemas.microsoft.com/office/drawing/2016/5/14/chartex" xmlns:mc="http://schemas.openxmlformats.org/markup-compatibility/2006" xmlns:aink="http://schemas.microsoft.com/office/drawing/2016/ink" xmlns:am3d="http://schemas.microsoft.com/office/drawing/2017/model3d" xmlns:o="urn:schemas-microsoft-com:office:office" xmlns:oel="http://schemas.microsoft.com/office/2019/extlst" xmlns:r="http://schemas.openxmlformats.org/officeDocument/2006/relationships" xmlns:m="http://schemas.openxmlformats.org/officeDocument/2006/math" xmlns:v="urn:schemas-microsoft-com:vml" xmlns:wp14="http://schemas.microsoft.com/office/word/2010/wordprocessingDrawing" xmlns:wp="http://schemas.openxmlformats.org/drawingml/2006/wordprocessingDrawing" xmlns:w10="urn:schemas-microsoft-com:office:word" xmlns:w="http://schemas.openxmlformats.org/wordprocessingml/2006/main" xmlns:w14="http://schemas.microsoft.com/office/word/2010/wordml" xmlns:w15="http://schemas.microsoft.com/office/word/2012/wordml" xmlns:w16cex="http://schemas.microsoft.com/office/word/2018/wordml/cex" xmlns:w16cid="http://schemas.microsoft.com/office/word/2016/wordml/cid" xmlns:w16="http://schemas.microsoft.com/office/word/2018/wordml" xmlns:w16du="http://schemas.microsoft.com/office/word/2023/wordml/word16du" xmlns:w16sdtdh="http://schemas.microsoft.com/office/word/2020/wordml/sdtdatahash" xmlns:w16sdtfl="http://schemas.microsoft.com/office/word/2024/wordml/sdtformatlock" xmlns:w16se="http://schemas.microsoft.com/office/word/2015/wordml/symex" xmlns:wpg="http://schemas.microsoft.com/office/word/2010/wordprocessingGroup" xmlns:wpi="http://schemas.microsoft.com/office/word/2010/wordprocessingInk" xmlns:wne="http://schemas.microsoft.com/office/word/2006/wordml" xmlns:wps="http://schemas.microsoft.com/office/word/2010/wordprocessingShape" mc:Ignorable="w14 w15 w16se w16cid w16 w16cex w16sdtdh w16sdtfl w16du wp14">
   <w:endnote w:type="separator" w:id="-1">
     <w:p>
       <w:r>
@@ -15519,7 +14550,7 @@
 </file>
 
 <file path=word/footer1.xml><?xml version="1.0" encoding="utf-8"?>
-<w:ftr xmlns:wpc="http://schemas.microsoft.com/office/word/2010/wordprocessingCanvas" xmlns:cx="http://schemas.microsoft.com/office/drawing/2014/chartex" xmlns:cx1="http://schemas.microsoft.com/office/drawing/2015/9/8/chartex" xmlns:cx2="http://schemas.microsoft.com/office/drawing/2015/10/21/chartex" xmlns:cx3="http://schemas.microsoft.com/office/drawing/2016/5/9/chartex" xmlns:cx4="http://schemas.microsoft.com/office/drawing/2016/5/10/chartex" xmlns:cx5="http://schemas.microsoft.com/office/drawing/2016/5/11/chartex" xmlns:cx6="http://schemas.microsoft.com/office/drawing/2016/5/12/chartex" xmlns:cx7="http://schemas.microsoft.com/office/drawing/2016/5/13/chartex" xmlns:cx8="http://schemas.microsoft.com/office/drawing/2016/5/14/chartex" xmlns:mc="http://schemas.openxmlformats.org/markup-compatibility/2006" xmlns:aink="http://schemas.microsoft.com/office/drawing/2016/ink" xmlns:am3d="http://schemas.microsoft.com/office/drawing/2017/model3d" xmlns:o="urn:schemas-microsoft-com:office:office" xmlns:r="http://schemas.openxmlformats.org/officeDocument/2006/relationships" xmlns:m="http://schemas.openxmlformats.org/officeDocument/2006/math" xmlns:v="urn:schemas-microsoft-com:vml" xmlns:wp14="http://schemas.microsoft.com/office/word/2010/wordprocessingDrawing" xmlns:wp="http://schemas.openxmlformats.org/drawingml/2006/wordprocessingDrawing" xmlns:w10="urn:schemas-microsoft-com:office:word" xmlns:w="http://schemas.openxmlformats.org/wordprocessingml/2006/main" xmlns:w14="http://schemas.microsoft.com/office/word/2010/wordml" xmlns:w15="http://schemas.microsoft.com/office/word/2012/wordml" xmlns:w16cex="http://schemas.microsoft.com/office/word/2018/wordml/cex" xmlns:w16cid="http://schemas.microsoft.com/office/word/2016/wordml/cid" xmlns:w16="http://schemas.microsoft.com/office/word/2018/wordml" xmlns:w16sdtdh="http://schemas.microsoft.com/office/word/2020/wordml/sdtdatahash" xmlns:w16se="http://schemas.microsoft.com/office/word/2015/wordml/symex" xmlns:wpg="http://schemas.microsoft.com/office/word/2010/wordprocessingGroup" xmlns:wpi="http://schemas.microsoft.com/office/word/2010/wordprocessingInk" xmlns:wne="http://schemas.microsoft.com/office/word/2006/wordml" xmlns:wps="http://schemas.microsoft.com/office/word/2010/wordprocessingShape" mc:Ignorable="w14 w15 w16se w16cid w16 w16cex w16sdtdh wp14">
+<w:ftr xmlns:wpc="http://schemas.microsoft.com/office/word/2010/wordprocessingCanvas" xmlns:cx="http://schemas.microsoft.com/office/drawing/2014/chartex" xmlns:cx1="http://schemas.microsoft.com/office/drawing/2015/9/8/chartex" xmlns:cx2="http://schemas.microsoft.com/office/drawing/2015/10/21/chartex" xmlns:cx3="http://schemas.microsoft.com/office/drawing/2016/5/9/chartex" xmlns:cx4="http://schemas.microsoft.com/office/drawing/2016/5/10/chartex" xmlns:cx5="http://schemas.microsoft.com/office/drawing/2016/5/11/chartex" xmlns:cx6="http://schemas.microsoft.com/office/drawing/2016/5/12/chartex" xmlns:cx7="http://schemas.microsoft.com/office/drawing/2016/5/13/chartex" xmlns:cx8="http://schemas.microsoft.com/office/drawing/2016/5/14/chartex" xmlns:mc="http://schemas.openxmlformats.org/markup-compatibility/2006" xmlns:aink="http://schemas.microsoft.com/office/drawing/2016/ink" xmlns:am3d="http://schemas.microsoft.com/office/drawing/2017/model3d" xmlns:o="urn:schemas-microsoft-com:office:office" xmlns:oel="http://schemas.microsoft.com/office/2019/extlst" xmlns:r="http://schemas.openxmlformats.org/officeDocument/2006/relationships" xmlns:m="http://schemas.openxmlformats.org/officeDocument/2006/math" xmlns:v="urn:schemas-microsoft-com:vml" xmlns:wp14="http://schemas.microsoft.com/office/word/2010/wordprocessingDrawing" xmlns:wp="http://schemas.openxmlformats.org/drawingml/2006/wordprocessingDrawing" xmlns:w10="urn:schemas-microsoft-com:office:word" xmlns:w="http://schemas.openxmlformats.org/wordprocessingml/2006/main" xmlns:w14="http://schemas.microsoft.com/office/word/2010/wordml" xmlns:w15="http://schemas.microsoft.com/office/word/2012/wordml" xmlns:w16cex="http://schemas.microsoft.com/office/word/2018/wordml/cex" xmlns:w16cid="http://schemas.microsoft.com/office/word/2016/wordml/cid" xmlns:w16="http://schemas.microsoft.com/office/word/2018/wordml" xmlns:w16du="http://schemas.microsoft.com/office/word/2023/wordml/word16du" xmlns:w16sdtdh="http://schemas.microsoft.com/office/word/2020/wordml/sdtdatahash" xmlns:w16sdtfl="http://schemas.microsoft.com/office/word/2024/wordml/sdtformatlock" xmlns:w16se="http://schemas.microsoft.com/office/word/2015/wordml/symex" xmlns:wpg="http://schemas.microsoft.com/office/word/2010/wordprocessingGroup" xmlns:wpi="http://schemas.microsoft.com/office/word/2010/wordprocessingInk" xmlns:wne="http://schemas.microsoft.com/office/word/2006/wordml" xmlns:wps="http://schemas.microsoft.com/office/word/2010/wordprocessingShape" mc:Ignorable="w14 w15 w16se w16cid w16 w16cex w16sdtdh w16sdtfl w16du wp14">
   <w:p>
     <w:pPr>
       <w:ind w:firstLine="709"/>
@@ -15549,23 +14580,13 @@
         <w:lang w:eastAsia="ru-RU"/>
       </w:rPr>
     </w:pPr>
-    <w:proofErr w:type="gramStart"/>
     <w:r>
       <w:rPr>
         <w:rFonts w:eastAsia="Times New Roman"/>
         <w:szCs w:val="24"/>
         <w:lang w:val="en-US" w:eastAsia="ru-RU"/>
       </w:rPr>
-      <w:t>{{ year</w:t>
-    </w:r>
-    <w:proofErr w:type="gramEnd"/>
-    <w:r>
-      <w:rPr>
-        <w:rFonts w:eastAsia="Times New Roman"/>
-        <w:szCs w:val="24"/>
-        <w:lang w:val="en-US" w:eastAsia="ru-RU"/>
-      </w:rPr>
-      <w:t xml:space="preserve"> }} </w:t>
+      <w:t xml:space="preserve">{{ year }} </w:t>
     </w:r>
     <w:r>
       <w:rPr>
@@ -15580,7 +14601,7 @@
 </file>
 
 <file path=word/footnotes.xml><?xml version="1.0" encoding="utf-8"?>
-<w:footnotes xmlns:wpc="http://schemas.microsoft.com/office/word/2010/wordprocessingCanvas" xmlns:cx="http://schemas.microsoft.com/office/drawing/2014/chartex" xmlns:cx1="http://schemas.microsoft.com/office/drawing/2015/9/8/chartex" xmlns:cx2="http://schemas.microsoft.com/office/drawing/2015/10/21/chartex" xmlns:cx3="http://schemas.microsoft.com/office/drawing/2016/5/9/chartex" xmlns:cx4="http://schemas.microsoft.com/office/drawing/2016/5/10/chartex" xmlns:cx5="http://schemas.microsoft.com/office/drawing/2016/5/11/chartex" xmlns:cx6="http://schemas.microsoft.com/office/drawing/2016/5/12/chartex" xmlns:cx7="http://schemas.microsoft.com/office/drawing/2016/5/13/chartex" xmlns:cx8="http://schemas.microsoft.com/office/drawing/2016/5/14/chartex" xmlns:mc="http://schemas.openxmlformats.org/markup-compatibility/2006" xmlns:aink="http://schemas.microsoft.com/office/drawing/2016/ink" xmlns:am3d="http://schemas.microsoft.com/office/drawing/2017/model3d" xmlns:o="urn:schemas-microsoft-com:office:office" xmlns:r="http://schemas.openxmlformats.org/officeDocument/2006/relationships" xmlns:m="http://schemas.openxmlformats.org/officeDocument/2006/math" xmlns:v="urn:schemas-microsoft-com:vml" xmlns:wp14="http://schemas.microsoft.com/office/word/2010/wordprocessingDrawing" xmlns:wp="http://schemas.openxmlformats.org/drawingml/2006/wordprocessingDrawing" xmlns:w10="urn:schemas-microsoft-com:office:word" xmlns:w="http://schemas.openxmlformats.org/wordprocessingml/2006/main" xmlns:w14="http://schemas.microsoft.com/office/word/2010/wordml" xmlns:w15="http://schemas.microsoft.com/office/word/2012/wordml" xmlns:w16cex="http://schemas.microsoft.com/office/word/2018/wordml/cex" xmlns:w16cid="http://schemas.microsoft.com/office/word/2016/wordml/cid" xmlns:w16="http://schemas.microsoft.com/office/word/2018/wordml" xmlns:w16sdtdh="http://schemas.microsoft.com/office/word/2020/wordml/sdtdatahash" xmlns:w16se="http://schemas.microsoft.com/office/word/2015/wordml/symex" xmlns:wpg="http://schemas.microsoft.com/office/word/2010/wordprocessingGroup" xmlns:wpi="http://schemas.microsoft.com/office/word/2010/wordprocessingInk" xmlns:wne="http://schemas.microsoft.com/office/word/2006/wordml" xmlns:wps="http://schemas.microsoft.com/office/word/2010/wordprocessingShape" mc:Ignorable="w14 w15 w16se w16cid w16 w16cex w16sdtdh wp14">
+<w:footnotes xmlns:wpc="http://schemas.microsoft.com/office/word/2010/wordprocessingCanvas" xmlns:cx="http://schemas.microsoft.com/office/drawing/2014/chartex" xmlns:cx1="http://schemas.microsoft.com/office/drawing/2015/9/8/chartex" xmlns:cx2="http://schemas.microsoft.com/office/drawing/2015/10/21/chartex" xmlns:cx3="http://schemas.microsoft.com/office/drawing/2016/5/9/chartex" xmlns:cx4="http://schemas.microsoft.com/office/drawing/2016/5/10/chartex" xmlns:cx5="http://schemas.microsoft.com/office/drawing/2016/5/11/chartex" xmlns:cx6="http://schemas.microsoft.com/office/drawing/2016/5/12/chartex" xmlns:cx7="http://schemas.microsoft.com/office/drawing/2016/5/13/chartex" xmlns:cx8="http://schemas.microsoft.com/office/drawing/2016/5/14/chartex" xmlns:mc="http://schemas.openxmlformats.org/markup-compatibility/2006" xmlns:aink="http://schemas.microsoft.com/office/drawing/2016/ink" xmlns:am3d="http://schemas.microsoft.com/office/drawing/2017/model3d" xmlns:o="urn:schemas-microsoft-com:office:office" xmlns:oel="http://schemas.microsoft.com/office/2019/extlst" xmlns:r="http://schemas.openxmlformats.org/officeDocument/2006/relationships" xmlns:m="http://schemas.openxmlformats.org/officeDocument/2006/math" xmlns:v="urn:schemas-microsoft-com:vml" xmlns:wp14="http://schemas.microsoft.com/office/word/2010/wordprocessingDrawing" xmlns:wp="http://schemas.openxmlformats.org/drawingml/2006/wordprocessingDrawing" xmlns:w10="urn:schemas-microsoft-com:office:word" xmlns:w="http://schemas.openxmlformats.org/wordprocessingml/2006/main" xmlns:w14="http://schemas.microsoft.com/office/word/2010/wordml" xmlns:w15="http://schemas.microsoft.com/office/word/2012/wordml" xmlns:w16cex="http://schemas.microsoft.com/office/word/2018/wordml/cex" xmlns:w16cid="http://schemas.microsoft.com/office/word/2016/wordml/cid" xmlns:w16="http://schemas.microsoft.com/office/word/2018/wordml" xmlns:w16du="http://schemas.microsoft.com/office/word/2023/wordml/word16du" xmlns:w16sdtdh="http://schemas.microsoft.com/office/word/2020/wordml/sdtdatahash" xmlns:w16sdtfl="http://schemas.microsoft.com/office/word/2024/wordml/sdtformatlock" xmlns:w16se="http://schemas.microsoft.com/office/word/2015/wordml/symex" xmlns:wpg="http://schemas.microsoft.com/office/word/2010/wordprocessingGroup" xmlns:wpi="http://schemas.microsoft.com/office/word/2010/wordprocessingInk" xmlns:wne="http://schemas.microsoft.com/office/word/2006/wordml" xmlns:wps="http://schemas.microsoft.com/office/word/2010/wordprocessingShape" mc:Ignorable="w14 w15 w16se w16cid w16 w16cex w16sdtdh w16sdtfl w16du wp14">
   <w:footnote w:type="separator" w:id="-1">
     <w:p>
       <w:r>
@@ -15599,7 +14620,7 @@
 </file>
 
 <file path=word/numbering.xml><?xml version="1.0" encoding="utf-8"?>
-<w:numbering xmlns:wpc="http://schemas.microsoft.com/office/word/2010/wordprocessingCanvas" xmlns:cx="http://schemas.microsoft.com/office/drawing/2014/chartex" xmlns:cx1="http://schemas.microsoft.com/office/drawing/2015/9/8/chartex" xmlns:cx2="http://schemas.microsoft.com/office/drawing/2015/10/21/chartex" xmlns:cx3="http://schemas.microsoft.com/office/drawing/2016/5/9/chartex" xmlns:cx4="http://schemas.microsoft.com/office/drawing/2016/5/10/chartex" xmlns:cx5="http://schemas.microsoft.com/office/drawing/2016/5/11/chartex" xmlns:cx6="http://schemas.microsoft.com/office/drawing/2016/5/12/chartex" xmlns:cx7="http://schemas.microsoft.com/office/drawing/2016/5/13/chartex" xmlns:cx8="http://schemas.microsoft.com/office/drawing/2016/5/14/chartex" xmlns:mc="http://schemas.openxmlformats.org/markup-compatibility/2006" xmlns:aink="http://schemas.microsoft.com/office/drawing/2016/ink" xmlns:am3d="http://schemas.microsoft.com/office/drawing/2017/model3d" xmlns:o="urn:schemas-microsoft-com:office:office" xmlns:r="http://schemas.openxmlformats.org/officeDocument/2006/relationships" xmlns:m="http://schemas.openxmlformats.org/officeDocument/2006/math" xmlns:v="urn:schemas-microsoft-com:vml" xmlns:wp14="http://schemas.microsoft.com/office/word/2010/wordprocessingDrawing" xmlns:wp="http://schemas.openxmlformats.org/drawingml/2006/wordprocessingDrawing" xmlns:w10="urn:schemas-microsoft-com:office:word" xmlns:w="http://schemas.openxmlformats.org/wordprocessingml/2006/main" xmlns:w14="http://schemas.microsoft.com/office/word/2010/wordml" xmlns:w15="http://schemas.microsoft.com/office/word/2012/wordml" xmlns:w16cex="http://schemas.microsoft.com/office/word/2018/wordml/cex" xmlns:w16cid="http://schemas.microsoft.com/office/word/2016/wordml/cid" xmlns:w16="http://schemas.microsoft.com/office/word/2018/wordml" xmlns:w16sdtdh="http://schemas.microsoft.com/office/word/2020/wordml/sdtdatahash" xmlns:w16se="http://schemas.microsoft.com/office/word/2015/wordml/symex" xmlns:wpg="http://schemas.microsoft.com/office/word/2010/wordprocessingGroup" xmlns:wpi="http://schemas.microsoft.com/office/word/2010/wordprocessingInk" xmlns:wne="http://schemas.microsoft.com/office/word/2006/wordml" xmlns:wps="http://schemas.microsoft.com/office/word/2010/wordprocessingShape" mc:Ignorable="w14 w15 w16se w16cid w16 w16cex w16sdtdh wp14">
+<w:numbering xmlns:wpc="http://schemas.microsoft.com/office/word/2010/wordprocessingCanvas" xmlns:cx="http://schemas.microsoft.com/office/drawing/2014/chartex" xmlns:cx1="http://schemas.microsoft.com/office/drawing/2015/9/8/chartex" xmlns:cx2="http://schemas.microsoft.com/office/drawing/2015/10/21/chartex" xmlns:cx3="http://schemas.microsoft.com/office/drawing/2016/5/9/chartex" xmlns:cx4="http://schemas.microsoft.com/office/drawing/2016/5/10/chartex" xmlns:cx5="http://schemas.microsoft.com/office/drawing/2016/5/11/chartex" xmlns:cx6="http://schemas.microsoft.com/office/drawing/2016/5/12/chartex" xmlns:cx7="http://schemas.microsoft.com/office/drawing/2016/5/13/chartex" xmlns:cx8="http://schemas.microsoft.com/office/drawing/2016/5/14/chartex" xmlns:mc="http://schemas.openxmlformats.org/markup-compatibility/2006" xmlns:aink="http://schemas.microsoft.com/office/drawing/2016/ink" xmlns:am3d="http://schemas.microsoft.com/office/drawing/2017/model3d" xmlns:o="urn:schemas-microsoft-com:office:office" xmlns:oel="http://schemas.microsoft.com/office/2019/extlst" xmlns:r="http://schemas.openxmlformats.org/officeDocument/2006/relationships" xmlns:m="http://schemas.openxmlformats.org/officeDocument/2006/math" xmlns:v="urn:schemas-microsoft-com:vml" xmlns:wp14="http://schemas.microsoft.com/office/word/2010/wordprocessingDrawing" xmlns:wp="http://schemas.openxmlformats.org/drawingml/2006/wordprocessingDrawing" xmlns:w10="urn:schemas-microsoft-com:office:word" xmlns:w="http://schemas.openxmlformats.org/wordprocessingml/2006/main" xmlns:w14="http://schemas.microsoft.com/office/word/2010/wordml" xmlns:w15="http://schemas.microsoft.com/office/word/2012/wordml" xmlns:w16cex="http://schemas.microsoft.com/office/word/2018/wordml/cex" xmlns:w16cid="http://schemas.microsoft.com/office/word/2016/wordml/cid" xmlns:w16="http://schemas.microsoft.com/office/word/2018/wordml" xmlns:w16du="http://schemas.microsoft.com/office/word/2023/wordml/word16du" xmlns:w16sdtdh="http://schemas.microsoft.com/office/word/2020/wordml/sdtdatahash" xmlns:w16sdtfl="http://schemas.microsoft.com/office/word/2024/wordml/sdtformatlock" xmlns:w16se="http://schemas.microsoft.com/office/word/2015/wordml/symex" xmlns:wpg="http://schemas.microsoft.com/office/word/2010/wordprocessingGroup" xmlns:wpi="http://schemas.microsoft.com/office/word/2010/wordprocessingInk" xmlns:wne="http://schemas.microsoft.com/office/word/2006/wordml" xmlns:wps="http://schemas.microsoft.com/office/word/2010/wordprocessingShape" mc:Ignorable="w14 w15 w16se w16cid w16 w16cex w16sdtdh w16sdtfl w16du wp14">
   <w:abstractNum w:abstractNumId="0" w15:restartNumberingAfterBreak="0">
     <w:nsid w:val="38E848D4"/>
     <w:multiLevelType w:val="hybridMultilevel"/>
@@ -16008,23 +15029,23 @@
       </w:pPr>
     </w:lvl>
   </w:abstractNum>
-  <w:num w:numId="1">
+  <w:num w:numId="1" w16cid:durableId="1673334937">
     <w:abstractNumId w:val="3"/>
   </w:num>
-  <w:num w:numId="2">
+  <w:num w:numId="2" w16cid:durableId="255676969">
     <w:abstractNumId w:val="2"/>
   </w:num>
-  <w:num w:numId="3">
+  <w:num w:numId="3" w16cid:durableId="462307041">
     <w:abstractNumId w:val="1"/>
   </w:num>
-  <w:num w:numId="4">
+  <w:num w:numId="4" w16cid:durableId="2076200641">
     <w:abstractNumId w:val="0"/>
   </w:num>
 </w:numbering>
 </file>
 
 <file path=word/styles.xml><?xml version="1.0" encoding="utf-8"?>
-<w:styles xmlns:mc="http://schemas.openxmlformats.org/markup-compatibility/2006" xmlns:r="http://schemas.openxmlformats.org/officeDocument/2006/relationships" xmlns:w="http://schemas.openxmlformats.org/wordprocessingml/2006/main" xmlns:w14="http://schemas.microsoft.com/office/word/2010/wordml" xmlns:w15="http://schemas.microsoft.com/office/word/2012/wordml" xmlns:w16cex="http://schemas.microsoft.com/office/word/2018/wordml/cex" xmlns:w16cid="http://schemas.microsoft.com/office/word/2016/wordml/cid" xmlns:w16="http://schemas.microsoft.com/office/word/2018/wordml" xmlns:w16sdtdh="http://schemas.microsoft.com/office/word/2020/wordml/sdtdatahash" xmlns:w16se="http://schemas.microsoft.com/office/word/2015/wordml/symex" mc:Ignorable="w14 w15 w16se w16cid w16 w16cex w16sdtdh">
+<w:styles xmlns:mc="http://schemas.openxmlformats.org/markup-compatibility/2006" xmlns:r="http://schemas.openxmlformats.org/officeDocument/2006/relationships" xmlns:w="http://schemas.openxmlformats.org/wordprocessingml/2006/main" xmlns:w14="http://schemas.microsoft.com/office/word/2010/wordml" xmlns:w15="http://schemas.microsoft.com/office/word/2012/wordml" xmlns:w16cex="http://schemas.microsoft.com/office/word/2018/wordml/cex" xmlns:w16cid="http://schemas.microsoft.com/office/word/2016/wordml/cid" xmlns:w16="http://schemas.microsoft.com/office/word/2018/wordml" xmlns:w16du="http://schemas.microsoft.com/office/word/2023/wordml/word16du" xmlns:w16sdtdh="http://schemas.microsoft.com/office/word/2020/wordml/sdtdatahash" xmlns:w16sdtfl="http://schemas.microsoft.com/office/word/2024/wordml/sdtformatlock" xmlns:w16se="http://schemas.microsoft.com/office/word/2015/wordml/symex" mc:Ignorable="w14 w15 w16se w16cid w16 w16cex w16sdtdh w16sdtfl w16du">
   <w:docDefaults>
     <w:rPrDefault>
       <w:rPr>

--- a/templates/docxRPD/scientific_four.docx
+++ b/templates/docxRPD/scientific_four.docx
@@ -437,7 +437,27 @@
                 <w:szCs w:val="24"/>
                 <w:lang w:val="en-US" w:eastAsia="ru-RU"/>
               </w:rPr>
-              <w:t>{{ ckaf }}</w:t>
+              <w:t xml:space="preserve">{{ </w:t>
+            </w:r>
+            <w:proofErr w:type="spellStart"/>
+            <w:r>
+              <w:rPr>
+                <w:rFonts w:eastAsia="Times New Roman" w:cs="Arial"/>
+                <w:color w:val="000000"/>
+                <w:szCs w:val="24"/>
+                <w:lang w:val="en-US" w:eastAsia="ru-RU"/>
+              </w:rPr>
+              <w:t>ckaf</w:t>
+            </w:r>
+            <w:proofErr w:type="spellEnd"/>
+            <w:r>
+              <w:rPr>
+                <w:rFonts w:eastAsia="Times New Roman" w:cs="Arial"/>
+                <w:color w:val="000000"/>
+                <w:szCs w:val="24"/>
+                <w:lang w:val="en-US" w:eastAsia="ru-RU"/>
+              </w:rPr>
+              <w:t xml:space="preserve"> }}</w:t>
             </w:r>
           </w:p>
         </w:tc>
@@ -504,7 +524,27 @@
                 <w:szCs w:val="24"/>
                 <w:lang w:val="en-US" w:eastAsia="ru-RU"/>
               </w:rPr>
-              <w:t>{{ cfac }}</w:t>
+              <w:t xml:space="preserve">{{ </w:t>
+            </w:r>
+            <w:proofErr w:type="spellStart"/>
+            <w:r>
+              <w:rPr>
+                <w:rFonts w:eastAsia="Times New Roman" w:cs="Arial"/>
+                <w:color w:val="000000"/>
+                <w:szCs w:val="24"/>
+                <w:lang w:val="en-US" w:eastAsia="ru-RU"/>
+              </w:rPr>
+              <w:t>cfac</w:t>
+            </w:r>
+            <w:proofErr w:type="spellEnd"/>
+            <w:r>
+              <w:rPr>
+                <w:rFonts w:eastAsia="Times New Roman" w:cs="Arial"/>
+                <w:color w:val="000000"/>
+                <w:szCs w:val="24"/>
+                <w:lang w:val="en-US" w:eastAsia="ru-RU"/>
+              </w:rPr>
+              <w:t xml:space="preserve"> }}</w:t>
             </w:r>
           </w:p>
         </w:tc>
@@ -656,26 +696,21 @@
                 <w:szCs w:val="24"/>
                 <w:lang w:val="en-US" w:eastAsia="ru-RU"/>
               </w:rPr>
-              <w:t>{{ cfob }}</w:t>
-            </w:r>
-          </w:p>
-        </w:tc>
-        <w:tc>
-          <w:tcPr>
-            <w:tcW w:w="3368" w:type="dxa"/>
-            <w:shd w:val="clear" w:color="auto" w:fill="auto"/>
-          </w:tcPr>
-          <w:p>
-            <w:pPr>
+              <w:t xml:space="preserve">{{ </w:t>
+            </w:r>
+            <w:proofErr w:type="spellStart"/>
+            <w:r>
               <w:rPr>
                 <w:rFonts w:eastAsia="Times New Roman" w:cs="Arial"/>
                 <w:i/>
                 <w:iCs/>
                 <w:color w:val="000000"/>
                 <w:szCs w:val="24"/>
-                <w:lang w:eastAsia="ru-RU"/>
-              </w:rPr>
-            </w:pPr>
+                <w:lang w:val="en-US" w:eastAsia="ru-RU"/>
+              </w:rPr>
+              <w:t>cfob</w:t>
+            </w:r>
+            <w:proofErr w:type="spellEnd"/>
             <w:r>
               <w:rPr>
                 <w:rFonts w:eastAsia="Times New Roman" w:cs="Arial"/>
@@ -683,18 +718,15 @@
                 <w:iCs/>
                 <w:color w:val="000000"/>
                 <w:szCs w:val="24"/>
-                <w:lang w:eastAsia="ru-RU"/>
-              </w:rPr>
-              <w:t>Год начала освоения</w:t>
-            </w:r>
-          </w:p>
-        </w:tc>
-        <w:tc>
-          <w:tcPr>
-            <w:tcW w:w="2552" w:type="dxa"/>
-            <w:tcBorders>
-              <w:bottom w:val="single" w:sz="4" w:space="0" w:color="auto"/>
-            </w:tcBorders>
+                <w:lang w:val="en-US" w:eastAsia="ru-RU"/>
+              </w:rPr>
+              <w:t xml:space="preserve"> }}</w:t>
+            </w:r>
+          </w:p>
+        </w:tc>
+        <w:tc>
+          <w:tcPr>
+            <w:tcW w:w="3368" w:type="dxa"/>
             <w:shd w:val="clear" w:color="auto" w:fill="auto"/>
           </w:tcPr>
           <w:p>
@@ -705,7 +737,7 @@
                 <w:iCs/>
                 <w:color w:val="000000"/>
                 <w:szCs w:val="24"/>
-                <w:lang w:val="en-US" w:eastAsia="ru-RU"/>
+                <w:lang w:eastAsia="ru-RU"/>
               </w:rPr>
             </w:pPr>
             <w:r>
@@ -715,9 +747,65 @@
                 <w:iCs/>
                 <w:color w:val="000000"/>
                 <w:szCs w:val="24"/>
+                <w:lang w:eastAsia="ru-RU"/>
+              </w:rPr>
+              <w:t>Год начала освоения</w:t>
+            </w:r>
+          </w:p>
+        </w:tc>
+        <w:tc>
+          <w:tcPr>
+            <w:tcW w:w="2552" w:type="dxa"/>
+            <w:tcBorders>
+              <w:bottom w:val="single" w:sz="4" w:space="0" w:color="auto"/>
+            </w:tcBorders>
+            <w:shd w:val="clear" w:color="auto" w:fill="auto"/>
+          </w:tcPr>
+          <w:p>
+            <w:pPr>
+              <w:rPr>
+                <w:rFonts w:eastAsia="Times New Roman" w:cs="Arial"/>
+                <w:i/>
+                <w:iCs/>
+                <w:color w:val="000000"/>
+                <w:szCs w:val="24"/>
                 <w:lang w:val="en-US" w:eastAsia="ru-RU"/>
               </w:rPr>
-              <w:t>{{ startyear }}</w:t>
+            </w:pPr>
+            <w:r>
+              <w:rPr>
+                <w:rFonts w:eastAsia="Times New Roman" w:cs="Arial"/>
+                <w:i/>
+                <w:iCs/>
+                <w:color w:val="000000"/>
+                <w:szCs w:val="24"/>
+                <w:lang w:val="en-US" w:eastAsia="ru-RU"/>
+              </w:rPr>
+              <w:t xml:space="preserve">{{ </w:t>
+            </w:r>
+            <w:proofErr w:type="spellStart"/>
+            <w:r>
+              <w:rPr>
+                <w:rFonts w:eastAsia="Times New Roman" w:cs="Arial"/>
+                <w:i/>
+                <w:iCs/>
+                <w:color w:val="000000"/>
+                <w:szCs w:val="24"/>
+                <w:lang w:val="en-US" w:eastAsia="ru-RU"/>
+              </w:rPr>
+              <w:t>startyear</w:t>
+            </w:r>
+            <w:proofErr w:type="spellEnd"/>
+            <w:r>
+              <w:rPr>
+                <w:rFonts w:eastAsia="Times New Roman" w:cs="Arial"/>
+                <w:i/>
+                <w:iCs/>
+                <w:color w:val="000000"/>
+                <w:szCs w:val="24"/>
+                <w:lang w:val="en-US" w:eastAsia="ru-RU"/>
+              </w:rPr>
+              <w:t xml:space="preserve"> }}</w:t>
             </w:r>
           </w:p>
         </w:tc>
@@ -810,26 +898,21 @@
                 <w:szCs w:val="24"/>
                 <w:lang w:val="en-US" w:eastAsia="ru-RU"/>
               </w:rPr>
-              <w:t>{{ rng }}</w:t>
-            </w:r>
-          </w:p>
-        </w:tc>
-        <w:tc>
-          <w:tcPr>
-            <w:tcW w:w="3368" w:type="dxa"/>
-            <w:shd w:val="clear" w:color="auto" w:fill="auto"/>
-          </w:tcPr>
-          <w:p>
-            <w:pPr>
+              <w:t xml:space="preserve">{{ </w:t>
+            </w:r>
+            <w:proofErr w:type="spellStart"/>
+            <w:r>
               <w:rPr>
                 <w:rFonts w:eastAsia="Times New Roman" w:cs="Arial"/>
                 <w:i/>
                 <w:iCs/>
                 <w:color w:val="000000"/>
                 <w:szCs w:val="24"/>
-                <w:lang w:eastAsia="ru-RU"/>
-              </w:rPr>
-            </w:pPr>
+                <w:lang w:val="en-US" w:eastAsia="ru-RU"/>
+              </w:rPr>
+              <w:t>rng</w:t>
+            </w:r>
+            <w:proofErr w:type="spellEnd"/>
             <w:r>
               <w:rPr>
                 <w:rFonts w:eastAsia="Times New Roman" w:cs="Arial"/>
@@ -837,6 +920,35 @@
                 <w:iCs/>
                 <w:color w:val="000000"/>
                 <w:szCs w:val="24"/>
+                <w:lang w:val="en-US" w:eastAsia="ru-RU"/>
+              </w:rPr>
+              <w:t xml:space="preserve"> }}</w:t>
+            </w:r>
+          </w:p>
+        </w:tc>
+        <w:tc>
+          <w:tcPr>
+            <w:tcW w:w="3368" w:type="dxa"/>
+            <w:shd w:val="clear" w:color="auto" w:fill="auto"/>
+          </w:tcPr>
+          <w:p>
+            <w:pPr>
+              <w:rPr>
+                <w:rFonts w:eastAsia="Times New Roman" w:cs="Arial"/>
+                <w:i/>
+                <w:iCs/>
+                <w:color w:val="000000"/>
+                <w:szCs w:val="24"/>
+                <w:lang w:eastAsia="ru-RU"/>
+              </w:rPr>
+            </w:pPr>
+            <w:r>
+              <w:rPr>
+                <w:rFonts w:eastAsia="Times New Roman" w:cs="Arial"/>
+                <w:i/>
+                <w:iCs/>
+                <w:color w:val="000000"/>
+                <w:szCs w:val="24"/>
                 <w:lang w:eastAsia="ru-RU"/>
               </w:rPr>
               <w:t>Федеральные государственные требования</w:t>
@@ -878,7 +990,27 @@
                 <w:szCs w:val="24"/>
                 <w:lang w:val="en-US" w:eastAsia="ru-RU"/>
               </w:rPr>
-              <w:t>{{ fgt }}</w:t>
+              <w:t xml:space="preserve">{{ </w:t>
+            </w:r>
+            <w:proofErr w:type="spellStart"/>
+            <w:r>
+              <w:rPr>
+                <w:rFonts w:eastAsia="Times New Roman" w:cs="Arial"/>
+                <w:color w:val="000000"/>
+                <w:szCs w:val="24"/>
+                <w:lang w:val="en-US" w:eastAsia="ru-RU"/>
+              </w:rPr>
+              <w:t>fgt</w:t>
+            </w:r>
+            <w:proofErr w:type="spellEnd"/>
+            <w:r>
+              <w:rPr>
+                <w:rFonts w:eastAsia="Times New Roman" w:cs="Arial"/>
+                <w:color w:val="000000"/>
+                <w:szCs w:val="24"/>
+                <w:lang w:val="en-US" w:eastAsia="ru-RU"/>
+              </w:rPr>
+              <w:t xml:space="preserve"> }}</w:t>
             </w:r>
           </w:p>
         </w:tc>
@@ -1104,7 +1236,31 @@
                 <w:szCs w:val="24"/>
                 <w:lang w:val="en-US" w:eastAsia="ru-RU"/>
               </w:rPr>
-              <w:t>{{ viceRector }}</w:t>
+              <w:t xml:space="preserve">{{ </w:t>
+            </w:r>
+            <w:proofErr w:type="spellStart"/>
+            <w:r>
+              <w:rPr>
+                <w:rFonts w:eastAsia="Times New Roman" w:cs="Arial"/>
+                <w:i/>
+                <w:iCs/>
+                <w:color w:val="000000"/>
+                <w:szCs w:val="24"/>
+                <w:lang w:val="en-US" w:eastAsia="ru-RU"/>
+              </w:rPr>
+              <w:t>viceRector</w:t>
+            </w:r>
+            <w:proofErr w:type="spellEnd"/>
+            <w:r>
+              <w:rPr>
+                <w:rFonts w:eastAsia="Times New Roman" w:cs="Arial"/>
+                <w:i/>
+                <w:iCs/>
+                <w:color w:val="000000"/>
+                <w:szCs w:val="24"/>
+                <w:lang w:val="en-US" w:eastAsia="ru-RU"/>
+              </w:rPr>
+              <w:t xml:space="preserve"> }}</w:t>
             </w:r>
           </w:p>
         </w:tc>
@@ -1476,7 +1632,31 @@
                 <w:szCs w:val="24"/>
                 <w:lang w:val="en-US" w:eastAsia="ru-RU"/>
               </w:rPr>
-              <w:t>{{ zavkaf }}</w:t>
+              <w:t xml:space="preserve">{{ </w:t>
+            </w:r>
+            <w:proofErr w:type="spellStart"/>
+            <w:r>
+              <w:rPr>
+                <w:rFonts w:eastAsia="Times New Roman" w:cs="Arial"/>
+                <w:i/>
+                <w:iCs/>
+                <w:color w:val="000000"/>
+                <w:szCs w:val="24"/>
+                <w:lang w:val="en-US" w:eastAsia="ru-RU"/>
+              </w:rPr>
+              <w:t>zavkaf</w:t>
+            </w:r>
+            <w:proofErr w:type="spellEnd"/>
+            <w:r>
+              <w:rPr>
+                <w:rFonts w:eastAsia="Times New Roman" w:cs="Arial"/>
+                <w:i/>
+                <w:iCs/>
+                <w:color w:val="000000"/>
+                <w:szCs w:val="24"/>
+                <w:lang w:val="en-US" w:eastAsia="ru-RU"/>
+              </w:rPr>
+              <w:t xml:space="preserve"> }}</w:t>
             </w:r>
           </w:p>
         </w:tc>
@@ -1662,7 +1842,31 @@
                 <w:szCs w:val="24"/>
                 <w:lang w:val="en-US" w:eastAsia="ru-RU"/>
               </w:rPr>
-              <w:t>{{ rop }}</w:t>
+              <w:t xml:space="preserve">{{ </w:t>
+            </w:r>
+            <w:proofErr w:type="spellStart"/>
+            <w:r>
+              <w:rPr>
+                <w:rFonts w:eastAsia="Times New Roman" w:cs="Arial"/>
+                <w:i/>
+                <w:iCs/>
+                <w:color w:val="000000"/>
+                <w:szCs w:val="24"/>
+                <w:lang w:val="en-US" w:eastAsia="ru-RU"/>
+              </w:rPr>
+              <w:t>rop</w:t>
+            </w:r>
+            <w:proofErr w:type="spellEnd"/>
+            <w:r>
+              <w:rPr>
+                <w:rFonts w:eastAsia="Times New Roman" w:cs="Arial"/>
+                <w:i/>
+                <w:iCs/>
+                <w:color w:val="000000"/>
+                <w:szCs w:val="24"/>
+                <w:lang w:val="en-US" w:eastAsia="ru-RU"/>
+              </w:rPr>
+              <w:t xml:space="preserve"> }}</w:t>
             </w:r>
           </w:p>
         </w:tc>
@@ -2459,7 +2663,79 @@
           <w:szCs w:val="24"/>
           <w:lang w:eastAsia="ru-RU"/>
         </w:rPr>
-        <w:t xml:space="preserve"> публикаций, в которых излагаются основные научные результаты диссертации, в рецензируемых научных изданиях, в приравненных к ним научных изданиях, индексируемых в международных базах данных Web of Science и Scopus и международных базах данных, определяемых в соответствии с рекомендацией Высшей аттестационной комиссии при Министерстве науки и высшего образования Российской Федерации, а также в научных изданиях, индексируемых в наукометрической базе данных Russian Science Citation Index (RSCI), и (или) заявок на патенты на изобретения, полезные модели, промышленные образцы, селекционные достижения, свидетельства о государственной регистрации программ для электронных вычислительных машин, баз данных, топо</w:t>
+        <w:t xml:space="preserve"> публикаций, в которых излагаются основные научные результаты диссертации, в рецензируемых научных изданиях, в приравненных к ним научных изданиях, индексируемых в международных базах данных Web </w:t>
+      </w:r>
+      <w:proofErr w:type="spellStart"/>
+      <w:r>
+        <w:rPr>
+          <w:rFonts w:eastAsia="Times New Roman"/>
+          <w:szCs w:val="24"/>
+          <w:lang w:eastAsia="ru-RU"/>
+        </w:rPr>
+        <w:t>of</w:t>
+      </w:r>
+      <w:proofErr w:type="spellEnd"/>
+      <w:r>
+        <w:rPr>
+          <w:rFonts w:eastAsia="Times New Roman"/>
+          <w:szCs w:val="24"/>
+          <w:lang w:eastAsia="ru-RU"/>
+        </w:rPr>
+        <w:t xml:space="preserve"> Science и </w:t>
+      </w:r>
+      <w:proofErr w:type="spellStart"/>
+      <w:r>
+        <w:rPr>
+          <w:rFonts w:eastAsia="Times New Roman"/>
+          <w:szCs w:val="24"/>
+          <w:lang w:eastAsia="ru-RU"/>
+        </w:rPr>
+        <w:t>Scopus</w:t>
+      </w:r>
+      <w:proofErr w:type="spellEnd"/>
+      <w:r>
+        <w:rPr>
+          <w:rFonts w:eastAsia="Times New Roman"/>
+          <w:szCs w:val="24"/>
+          <w:lang w:eastAsia="ru-RU"/>
+        </w:rPr>
+        <w:t xml:space="preserve"> и международных базах данных, определяемых в соответствии с рекомендацией Высшей аттестационной комиссии при Министерстве науки и высшего образования Российской Федерации, а также в научных изданиях, индексируемых в </w:t>
+      </w:r>
+      <w:proofErr w:type="spellStart"/>
+      <w:r>
+        <w:rPr>
+          <w:rFonts w:eastAsia="Times New Roman"/>
+          <w:szCs w:val="24"/>
+          <w:lang w:eastAsia="ru-RU"/>
+        </w:rPr>
+        <w:t>наукометрической</w:t>
+      </w:r>
+      <w:proofErr w:type="spellEnd"/>
+      <w:r>
+        <w:rPr>
+          <w:rFonts w:eastAsia="Times New Roman"/>
+          <w:szCs w:val="24"/>
+          <w:lang w:eastAsia="ru-RU"/>
+        </w:rPr>
+        <w:t xml:space="preserve"> базе данных Russian Science </w:t>
+      </w:r>
+      <w:proofErr w:type="spellStart"/>
+      <w:r>
+        <w:rPr>
+          <w:rFonts w:eastAsia="Times New Roman"/>
+          <w:szCs w:val="24"/>
+          <w:lang w:eastAsia="ru-RU"/>
+        </w:rPr>
+        <w:t>Citation</w:t>
+      </w:r>
+      <w:proofErr w:type="spellEnd"/>
+      <w:r>
+        <w:rPr>
+          <w:rFonts w:eastAsia="Times New Roman"/>
+          <w:szCs w:val="24"/>
+          <w:lang w:eastAsia="ru-RU"/>
+        </w:rPr>
+        <w:t xml:space="preserve"> Index (RSCI), и (или) заявок на патенты на изобретения, полезные модели, промышленные образцы, селекционные достижения, свидетельства о государственной регистрации программ для электронных вычислительных машин, баз данных, топо</w:t>
       </w:r>
       <w:r>
         <w:rPr>
@@ -2781,7 +3057,29 @@
                 <w:szCs w:val="16"/>
                 <w:lang w:eastAsia="ru-RU"/>
               </w:rPr>
-              <w:t>Формы пром. атт.</w:t>
+              <w:t xml:space="preserve">Формы пром. </w:t>
+            </w:r>
+            <w:proofErr w:type="spellStart"/>
+            <w:r>
+              <w:rPr>
+                <w:rFonts w:ascii="Tahoma" w:eastAsia="Times New Roman" w:hAnsi="Tahoma" w:cs="Tahoma"/>
+                <w:color w:val="000000"/>
+                <w:sz w:val="16"/>
+                <w:szCs w:val="16"/>
+                <w:lang w:eastAsia="ru-RU"/>
+              </w:rPr>
+              <w:t>атт</w:t>
+            </w:r>
+            <w:proofErr w:type="spellEnd"/>
+            <w:r>
+              <w:rPr>
+                <w:rFonts w:ascii="Tahoma" w:eastAsia="Times New Roman" w:hAnsi="Tahoma" w:cs="Tahoma"/>
+                <w:color w:val="000000"/>
+                <w:sz w:val="16"/>
+                <w:szCs w:val="16"/>
+                <w:lang w:eastAsia="ru-RU"/>
+              </w:rPr>
+              <w:t>.</w:t>
             </w:r>
           </w:p>
         </w:tc>
@@ -2811,6 +3109,7 @@
                 <w:lang w:eastAsia="ru-RU"/>
               </w:rPr>
             </w:pPr>
+            <w:proofErr w:type="spellStart"/>
             <w:r>
               <w:rPr>
                 <w:rFonts w:ascii="Tahoma" w:eastAsia="Times New Roman" w:hAnsi="Tahoma" w:cs="Tahoma"/>
@@ -2819,7 +3118,18 @@
                 <w:szCs w:val="16"/>
                 <w:lang w:eastAsia="ru-RU"/>
               </w:rPr>
-              <w:t>з.е.</w:t>
+              <w:t>з.е</w:t>
+            </w:r>
+            <w:proofErr w:type="spellEnd"/>
+            <w:r>
+              <w:rPr>
+                <w:rFonts w:ascii="Tahoma" w:eastAsia="Times New Roman" w:hAnsi="Tahoma" w:cs="Tahoma"/>
+                <w:color w:val="000000"/>
+                <w:sz w:val="16"/>
+                <w:szCs w:val="16"/>
+                <w:lang w:eastAsia="ru-RU"/>
+              </w:rPr>
+              <w:t>.</w:t>
             </w:r>
           </w:p>
         </w:tc>
@@ -2894,8 +3204,20 @@
                 <w:szCs w:val="16"/>
                 <w:lang w:eastAsia="ru-RU"/>
               </w:rPr>
-              <w:t>Итого акад.часов</w:t>
-            </w:r>
+              <w:t xml:space="preserve">Итого </w:t>
+            </w:r>
+            <w:proofErr w:type="spellStart"/>
+            <w:r>
+              <w:rPr>
+                <w:rFonts w:ascii="Tahoma" w:eastAsia="Times New Roman" w:hAnsi="Tahoma" w:cs="Tahoma"/>
+                <w:color w:val="000000"/>
+                <w:sz w:val="16"/>
+                <w:szCs w:val="16"/>
+                <w:lang w:eastAsia="ru-RU"/>
+              </w:rPr>
+              <w:t>акад.часов</w:t>
+            </w:r>
+            <w:proofErr w:type="spellEnd"/>
           </w:p>
         </w:tc>
         <w:tc>
@@ -3601,6 +3923,7 @@
                 <w:lang w:eastAsia="ru-RU"/>
               </w:rPr>
             </w:pPr>
+            <w:proofErr w:type="spellStart"/>
             <w:r>
               <w:rPr>
                 <w:rFonts w:ascii="Tahoma" w:eastAsia="Times New Roman" w:hAnsi="Tahoma" w:cs="Tahoma"/>
@@ -3609,26 +3932,10 @@
                 <w:szCs w:val="16"/>
                 <w:lang w:eastAsia="ru-RU"/>
               </w:rPr>
-              <w:t>Экза мен</w:t>
-            </w:r>
-          </w:p>
-        </w:tc>
-        <w:tc>
-          <w:tcPr>
-            <w:tcW w:w="567" w:type="dxa"/>
-            <w:tcBorders>
-              <w:top w:val="nil"/>
-              <w:left w:val="nil"/>
-              <w:bottom w:val="single" w:sz="4" w:space="0" w:color="000000"/>
-              <w:right w:val="single" w:sz="4" w:space="0" w:color="000000"/>
-            </w:tcBorders>
-            <w:shd w:val="clear" w:color="000000" w:fill="FFFFFF"/>
-            <w:vAlign w:val="center"/>
-            <w:hideMark/>
-          </w:tcPr>
-          <w:p>
-            <w:pPr>
-              <w:jc w:val="center"/>
+              <w:t>Экза</w:t>
+            </w:r>
+            <w:proofErr w:type="spellEnd"/>
+            <w:r>
               <w:rPr>
                 <w:rFonts w:ascii="Tahoma" w:eastAsia="Times New Roman" w:hAnsi="Tahoma" w:cs="Tahoma"/>
                 <w:color w:val="000000"/>
@@ -3636,8 +3943,26 @@
                 <w:szCs w:val="16"/>
                 <w:lang w:eastAsia="ru-RU"/>
               </w:rPr>
-            </w:pPr>
-            <w:r>
+              <w:t xml:space="preserve"> мен</w:t>
+            </w:r>
+          </w:p>
+        </w:tc>
+        <w:tc>
+          <w:tcPr>
+            <w:tcW w:w="567" w:type="dxa"/>
+            <w:tcBorders>
+              <w:top w:val="nil"/>
+              <w:left w:val="nil"/>
+              <w:bottom w:val="single" w:sz="4" w:space="0" w:color="000000"/>
+              <w:right w:val="single" w:sz="4" w:space="0" w:color="000000"/>
+            </w:tcBorders>
+            <w:shd w:val="clear" w:color="000000" w:fill="FFFFFF"/>
+            <w:vAlign w:val="center"/>
+            <w:hideMark/>
+          </w:tcPr>
+          <w:p>
+            <w:pPr>
+              <w:jc w:val="center"/>
               <w:rPr>
                 <w:rFonts w:ascii="Tahoma" w:eastAsia="Times New Roman" w:hAnsi="Tahoma" w:cs="Tahoma"/>
                 <w:color w:val="000000"/>
@@ -3645,26 +3970,8 @@
                 <w:szCs w:val="16"/>
                 <w:lang w:eastAsia="ru-RU"/>
               </w:rPr>
-              <w:t>Зачет с оц.</w:t>
-            </w:r>
-          </w:p>
-        </w:tc>
-        <w:tc>
-          <w:tcPr>
-            <w:tcW w:w="567" w:type="dxa"/>
-            <w:tcBorders>
-              <w:top w:val="nil"/>
-              <w:left w:val="nil"/>
-              <w:bottom w:val="single" w:sz="4" w:space="0" w:color="000000"/>
-              <w:right w:val="single" w:sz="4" w:space="0" w:color="000000"/>
-            </w:tcBorders>
-            <w:shd w:val="clear" w:color="000000" w:fill="FFFFFF"/>
-            <w:vAlign w:val="center"/>
-            <w:hideMark/>
-          </w:tcPr>
-          <w:p>
-            <w:pPr>
-              <w:jc w:val="center"/>
+            </w:pPr>
+            <w:r>
               <w:rPr>
                 <w:rFonts w:ascii="Tahoma" w:eastAsia="Times New Roman" w:hAnsi="Tahoma" w:cs="Tahoma"/>
                 <w:color w:val="000000"/>
@@ -3672,7 +3979,9 @@
                 <w:szCs w:val="16"/>
                 <w:lang w:eastAsia="ru-RU"/>
               </w:rPr>
-            </w:pPr>
+              <w:t xml:space="preserve">Зачет с </w:t>
+            </w:r>
+            <w:proofErr w:type="spellStart"/>
             <w:r>
               <w:rPr>
                 <w:rFonts w:ascii="Tahoma" w:eastAsia="Times New Roman" w:hAnsi="Tahoma" w:cs="Tahoma"/>
@@ -3681,26 +3990,10 @@
                 <w:szCs w:val="16"/>
                 <w:lang w:eastAsia="ru-RU"/>
               </w:rPr>
-              <w:t>Экспер тное</w:t>
-            </w:r>
-          </w:p>
-        </w:tc>
-        <w:tc>
-          <w:tcPr>
-            <w:tcW w:w="567" w:type="dxa"/>
-            <w:tcBorders>
-              <w:top w:val="nil"/>
-              <w:left w:val="nil"/>
-              <w:bottom w:val="single" w:sz="4" w:space="0" w:color="000000"/>
-              <w:right w:val="single" w:sz="4" w:space="0" w:color="000000"/>
-            </w:tcBorders>
-            <w:shd w:val="clear" w:color="000000" w:fill="FFFFFF"/>
-            <w:vAlign w:val="center"/>
-            <w:hideMark/>
-          </w:tcPr>
-          <w:p>
-            <w:pPr>
-              <w:jc w:val="center"/>
+              <w:t>оц</w:t>
+            </w:r>
+            <w:proofErr w:type="spellEnd"/>
+            <w:r>
               <w:rPr>
                 <w:rFonts w:ascii="Tahoma" w:eastAsia="Times New Roman" w:hAnsi="Tahoma" w:cs="Tahoma"/>
                 <w:color w:val="000000"/>
@@ -3708,8 +4001,26 @@
                 <w:szCs w:val="16"/>
                 <w:lang w:eastAsia="ru-RU"/>
               </w:rPr>
-            </w:pPr>
-            <w:r>
+              <w:t>.</w:t>
+            </w:r>
+          </w:p>
+        </w:tc>
+        <w:tc>
+          <w:tcPr>
+            <w:tcW w:w="567" w:type="dxa"/>
+            <w:tcBorders>
+              <w:top w:val="nil"/>
+              <w:left w:val="nil"/>
+              <w:bottom w:val="single" w:sz="4" w:space="0" w:color="000000"/>
+              <w:right w:val="single" w:sz="4" w:space="0" w:color="000000"/>
+            </w:tcBorders>
+            <w:shd w:val="clear" w:color="000000" w:fill="FFFFFF"/>
+            <w:vAlign w:val="center"/>
+            <w:hideMark/>
+          </w:tcPr>
+          <w:p>
+            <w:pPr>
+              <w:jc w:val="center"/>
               <w:rPr>
                 <w:rFonts w:ascii="Tahoma" w:eastAsia="Times New Roman" w:hAnsi="Tahoma" w:cs="Tahoma"/>
                 <w:color w:val="000000"/>
@@ -3717,26 +4028,9 @@
                 <w:szCs w:val="16"/>
                 <w:lang w:eastAsia="ru-RU"/>
               </w:rPr>
-              <w:t>Факт</w:t>
-            </w:r>
-          </w:p>
-        </w:tc>
-        <w:tc>
-          <w:tcPr>
-            <w:tcW w:w="567" w:type="dxa"/>
-            <w:tcBorders>
-              <w:top w:val="nil"/>
-              <w:left w:val="nil"/>
-              <w:bottom w:val="single" w:sz="4" w:space="0" w:color="000000"/>
-              <w:right w:val="single" w:sz="4" w:space="0" w:color="000000"/>
-            </w:tcBorders>
-            <w:shd w:val="clear" w:color="000000" w:fill="FFFFFF"/>
-            <w:vAlign w:val="center"/>
-            <w:hideMark/>
-          </w:tcPr>
-          <w:p>
-            <w:pPr>
-              <w:jc w:val="center"/>
+            </w:pPr>
+            <w:proofErr w:type="spellStart"/>
+            <w:r>
               <w:rPr>
                 <w:rFonts w:ascii="Tahoma" w:eastAsia="Times New Roman" w:hAnsi="Tahoma" w:cs="Tahoma"/>
                 <w:color w:val="000000"/>
@@ -3744,7 +4038,9 @@
                 <w:szCs w:val="16"/>
                 <w:lang w:eastAsia="ru-RU"/>
               </w:rPr>
-            </w:pPr>
+              <w:t>Экспер</w:t>
+            </w:r>
+            <w:proofErr w:type="spellEnd"/>
             <w:r>
               <w:rPr>
                 <w:rFonts w:ascii="Tahoma" w:eastAsia="Times New Roman" w:hAnsi="Tahoma" w:cs="Tahoma"/>
@@ -3753,26 +4049,10 @@
                 <w:szCs w:val="16"/>
                 <w:lang w:eastAsia="ru-RU"/>
               </w:rPr>
-              <w:t>Часов в з.е.</w:t>
-            </w:r>
-          </w:p>
-        </w:tc>
-        <w:tc>
-          <w:tcPr>
-            <w:tcW w:w="709" w:type="dxa"/>
-            <w:tcBorders>
-              <w:top w:val="nil"/>
-              <w:left w:val="nil"/>
-              <w:bottom w:val="single" w:sz="4" w:space="0" w:color="000000"/>
-              <w:right w:val="single" w:sz="4" w:space="0" w:color="000000"/>
-            </w:tcBorders>
-            <w:shd w:val="clear" w:color="000000" w:fill="FFFFFF"/>
-            <w:vAlign w:val="center"/>
-            <w:hideMark/>
-          </w:tcPr>
-          <w:p>
-            <w:pPr>
-              <w:jc w:val="center"/>
+              <w:t xml:space="preserve"> </w:t>
+            </w:r>
+            <w:proofErr w:type="spellStart"/>
+            <w:r>
               <w:rPr>
                 <w:rFonts w:ascii="Tahoma" w:eastAsia="Times New Roman" w:hAnsi="Tahoma" w:cs="Tahoma"/>
                 <w:color w:val="000000"/>
@@ -3780,8 +4060,27 @@
                 <w:szCs w:val="16"/>
                 <w:lang w:eastAsia="ru-RU"/>
               </w:rPr>
-            </w:pPr>
-            <w:r>
+              <w:t>тное</w:t>
+            </w:r>
+            <w:proofErr w:type="spellEnd"/>
+          </w:p>
+        </w:tc>
+        <w:tc>
+          <w:tcPr>
+            <w:tcW w:w="567" w:type="dxa"/>
+            <w:tcBorders>
+              <w:top w:val="nil"/>
+              <w:left w:val="nil"/>
+              <w:bottom w:val="single" w:sz="4" w:space="0" w:color="000000"/>
+              <w:right w:val="single" w:sz="4" w:space="0" w:color="000000"/>
+            </w:tcBorders>
+            <w:shd w:val="clear" w:color="000000" w:fill="FFFFFF"/>
+            <w:vAlign w:val="center"/>
+            <w:hideMark/>
+          </w:tcPr>
+          <w:p>
+            <w:pPr>
+              <w:jc w:val="center"/>
               <w:rPr>
                 <w:rFonts w:ascii="Tahoma" w:eastAsia="Times New Roman" w:hAnsi="Tahoma" w:cs="Tahoma"/>
                 <w:color w:val="000000"/>
@@ -3789,26 +4088,8 @@
                 <w:szCs w:val="16"/>
                 <w:lang w:eastAsia="ru-RU"/>
               </w:rPr>
-              <w:t>Экспер тное</w:t>
-            </w:r>
-          </w:p>
-        </w:tc>
-        <w:tc>
-          <w:tcPr>
-            <w:tcW w:w="709" w:type="dxa"/>
-            <w:tcBorders>
-              <w:top w:val="nil"/>
-              <w:left w:val="nil"/>
-              <w:bottom w:val="single" w:sz="4" w:space="0" w:color="000000"/>
-              <w:right w:val="single" w:sz="4" w:space="0" w:color="000000"/>
-            </w:tcBorders>
-            <w:shd w:val="clear" w:color="000000" w:fill="FFFFFF"/>
-            <w:vAlign w:val="center"/>
-            <w:hideMark/>
-          </w:tcPr>
-          <w:p>
-            <w:pPr>
-              <w:jc w:val="center"/>
+            </w:pPr>
+            <w:r>
               <w:rPr>
                 <w:rFonts w:ascii="Tahoma" w:eastAsia="Times New Roman" w:hAnsi="Tahoma" w:cs="Tahoma"/>
                 <w:color w:val="000000"/>
@@ -3816,8 +4097,26 @@
                 <w:szCs w:val="16"/>
                 <w:lang w:eastAsia="ru-RU"/>
               </w:rPr>
-            </w:pPr>
-            <w:r>
+              <w:t>Факт</w:t>
+            </w:r>
+          </w:p>
+        </w:tc>
+        <w:tc>
+          <w:tcPr>
+            <w:tcW w:w="567" w:type="dxa"/>
+            <w:tcBorders>
+              <w:top w:val="nil"/>
+              <w:left w:val="nil"/>
+              <w:bottom w:val="single" w:sz="4" w:space="0" w:color="000000"/>
+              <w:right w:val="single" w:sz="4" w:space="0" w:color="000000"/>
+            </w:tcBorders>
+            <w:shd w:val="clear" w:color="000000" w:fill="FFFFFF"/>
+            <w:vAlign w:val="center"/>
+            <w:hideMark/>
+          </w:tcPr>
+          <w:p>
+            <w:pPr>
+              <w:jc w:val="center"/>
               <w:rPr>
                 <w:rFonts w:ascii="Tahoma" w:eastAsia="Times New Roman" w:hAnsi="Tahoma" w:cs="Tahoma"/>
                 <w:color w:val="000000"/>
@@ -3825,26 +4124,8 @@
                 <w:szCs w:val="16"/>
                 <w:lang w:eastAsia="ru-RU"/>
               </w:rPr>
-              <w:t>По плану</w:t>
-            </w:r>
-          </w:p>
-        </w:tc>
-        <w:tc>
-          <w:tcPr>
-            <w:tcW w:w="708" w:type="dxa"/>
-            <w:tcBorders>
-              <w:top w:val="nil"/>
-              <w:left w:val="nil"/>
-              <w:bottom w:val="single" w:sz="4" w:space="0" w:color="000000"/>
-              <w:right w:val="single" w:sz="4" w:space="0" w:color="000000"/>
-            </w:tcBorders>
-            <w:shd w:val="clear" w:color="000000" w:fill="FFFFFF"/>
-            <w:vAlign w:val="center"/>
-            <w:hideMark/>
-          </w:tcPr>
-          <w:p>
-            <w:pPr>
-              <w:jc w:val="center"/>
+            </w:pPr>
+            <w:r>
               <w:rPr>
                 <w:rFonts w:ascii="Tahoma" w:eastAsia="Times New Roman" w:hAnsi="Tahoma" w:cs="Tahoma"/>
                 <w:color w:val="000000"/>
@@ -3852,7 +4133,9 @@
                 <w:szCs w:val="16"/>
                 <w:lang w:eastAsia="ru-RU"/>
               </w:rPr>
-            </w:pPr>
+              <w:t xml:space="preserve">Часов в </w:t>
+            </w:r>
+            <w:proofErr w:type="spellStart"/>
             <w:r>
               <w:rPr>
                 <w:rFonts w:ascii="Tahoma" w:eastAsia="Times New Roman" w:hAnsi="Tahoma" w:cs="Tahoma"/>
@@ -3861,26 +4144,10 @@
                 <w:szCs w:val="16"/>
                 <w:lang w:eastAsia="ru-RU"/>
               </w:rPr>
-              <w:t>СР</w:t>
-            </w:r>
-          </w:p>
-        </w:tc>
-        <w:tc>
-          <w:tcPr>
-            <w:tcW w:w="426" w:type="dxa"/>
-            <w:tcBorders>
-              <w:top w:val="nil"/>
-              <w:left w:val="nil"/>
-              <w:bottom w:val="single" w:sz="4" w:space="0" w:color="000000"/>
-              <w:right w:val="single" w:sz="4" w:space="0" w:color="000000"/>
-            </w:tcBorders>
-            <w:shd w:val="clear" w:color="000000" w:fill="FFFFFF"/>
-            <w:vAlign w:val="center"/>
-            <w:hideMark/>
-          </w:tcPr>
-          <w:p>
-            <w:pPr>
-              <w:jc w:val="center"/>
+              <w:t>з.е</w:t>
+            </w:r>
+            <w:proofErr w:type="spellEnd"/>
+            <w:r>
               <w:rPr>
                 <w:rFonts w:ascii="Tahoma" w:eastAsia="Times New Roman" w:hAnsi="Tahoma" w:cs="Tahoma"/>
                 <w:color w:val="000000"/>
@@ -3888,8 +4155,26 @@
                 <w:szCs w:val="16"/>
                 <w:lang w:eastAsia="ru-RU"/>
               </w:rPr>
-            </w:pPr>
-            <w:r>
+              <w:t>.</w:t>
+            </w:r>
+          </w:p>
+        </w:tc>
+        <w:tc>
+          <w:tcPr>
+            <w:tcW w:w="709" w:type="dxa"/>
+            <w:tcBorders>
+              <w:top w:val="nil"/>
+              <w:left w:val="nil"/>
+              <w:bottom w:val="single" w:sz="4" w:space="0" w:color="000000"/>
+              <w:right w:val="single" w:sz="4" w:space="0" w:color="000000"/>
+            </w:tcBorders>
+            <w:shd w:val="clear" w:color="000000" w:fill="FFFFFF"/>
+            <w:vAlign w:val="center"/>
+            <w:hideMark/>
+          </w:tcPr>
+          <w:p>
+            <w:pPr>
+              <w:jc w:val="center"/>
               <w:rPr>
                 <w:rFonts w:ascii="Tahoma" w:eastAsia="Times New Roman" w:hAnsi="Tahoma" w:cs="Tahoma"/>
                 <w:color w:val="000000"/>
@@ -3897,26 +4182,9 @@
                 <w:szCs w:val="16"/>
                 <w:lang w:eastAsia="ru-RU"/>
               </w:rPr>
-              <w:t>з.е</w:t>
-            </w:r>
-          </w:p>
-        </w:tc>
-        <w:tc>
-          <w:tcPr>
-            <w:tcW w:w="567" w:type="dxa"/>
-            <w:tcBorders>
-              <w:top w:val="nil"/>
-              <w:left w:val="nil"/>
-              <w:bottom w:val="single" w:sz="4" w:space="0" w:color="000000"/>
-              <w:right w:val="single" w:sz="4" w:space="0" w:color="000000"/>
-            </w:tcBorders>
-            <w:shd w:val="clear" w:color="000000" w:fill="FFFFFF"/>
-            <w:vAlign w:val="center"/>
-            <w:hideMark/>
-          </w:tcPr>
-          <w:p>
-            <w:pPr>
-              <w:jc w:val="center"/>
+            </w:pPr>
+            <w:proofErr w:type="spellStart"/>
+            <w:r>
               <w:rPr>
                 <w:rFonts w:ascii="Tahoma" w:eastAsia="Times New Roman" w:hAnsi="Tahoma" w:cs="Tahoma"/>
                 <w:color w:val="000000"/>
@@ -3924,7 +4192,9 @@
                 <w:szCs w:val="16"/>
                 <w:lang w:eastAsia="ru-RU"/>
               </w:rPr>
-            </w:pPr>
+              <w:t>Экспер</w:t>
+            </w:r>
+            <w:proofErr w:type="spellEnd"/>
             <w:r>
               <w:rPr>
                 <w:rFonts w:ascii="Tahoma" w:eastAsia="Times New Roman" w:hAnsi="Tahoma" w:cs="Tahoma"/>
@@ -3933,26 +4203,10 @@
                 <w:szCs w:val="16"/>
                 <w:lang w:eastAsia="ru-RU"/>
               </w:rPr>
-              <w:t>СР</w:t>
-            </w:r>
-          </w:p>
-        </w:tc>
-        <w:tc>
-          <w:tcPr>
-            <w:tcW w:w="425" w:type="dxa"/>
-            <w:tcBorders>
-              <w:top w:val="nil"/>
-              <w:left w:val="nil"/>
-              <w:bottom w:val="single" w:sz="4" w:space="0" w:color="000000"/>
-              <w:right w:val="single" w:sz="4" w:space="0" w:color="000000"/>
-            </w:tcBorders>
-            <w:shd w:val="clear" w:color="000000" w:fill="FFFFFF"/>
-            <w:vAlign w:val="center"/>
-            <w:hideMark/>
-          </w:tcPr>
-          <w:p>
-            <w:pPr>
-              <w:jc w:val="center"/>
+              <w:t xml:space="preserve"> </w:t>
+            </w:r>
+            <w:proofErr w:type="spellStart"/>
+            <w:r>
               <w:rPr>
                 <w:rFonts w:ascii="Tahoma" w:eastAsia="Times New Roman" w:hAnsi="Tahoma" w:cs="Tahoma"/>
                 <w:color w:val="000000"/>
@@ -3960,8 +4214,27 @@
                 <w:szCs w:val="16"/>
                 <w:lang w:eastAsia="ru-RU"/>
               </w:rPr>
-            </w:pPr>
-            <w:r>
+              <w:t>тное</w:t>
+            </w:r>
+            <w:proofErr w:type="spellEnd"/>
+          </w:p>
+        </w:tc>
+        <w:tc>
+          <w:tcPr>
+            <w:tcW w:w="709" w:type="dxa"/>
+            <w:tcBorders>
+              <w:top w:val="nil"/>
+              <w:left w:val="nil"/>
+              <w:bottom w:val="single" w:sz="4" w:space="0" w:color="000000"/>
+              <w:right w:val="single" w:sz="4" w:space="0" w:color="000000"/>
+            </w:tcBorders>
+            <w:shd w:val="clear" w:color="000000" w:fill="FFFFFF"/>
+            <w:vAlign w:val="center"/>
+            <w:hideMark/>
+          </w:tcPr>
+          <w:p>
+            <w:pPr>
+              <w:jc w:val="center"/>
               <w:rPr>
                 <w:rFonts w:ascii="Tahoma" w:eastAsia="Times New Roman" w:hAnsi="Tahoma" w:cs="Tahoma"/>
                 <w:color w:val="000000"/>
@@ -3969,26 +4242,8 @@
                 <w:szCs w:val="16"/>
                 <w:lang w:eastAsia="ru-RU"/>
               </w:rPr>
-              <w:t>з.е</w:t>
-            </w:r>
-          </w:p>
-        </w:tc>
-        <w:tc>
-          <w:tcPr>
-            <w:tcW w:w="708" w:type="dxa"/>
-            <w:tcBorders>
-              <w:top w:val="nil"/>
-              <w:left w:val="nil"/>
-              <w:bottom w:val="single" w:sz="4" w:space="0" w:color="000000"/>
-              <w:right w:val="single" w:sz="4" w:space="0" w:color="000000"/>
-            </w:tcBorders>
-            <w:shd w:val="clear" w:color="000000" w:fill="FFFFFF"/>
-            <w:vAlign w:val="center"/>
-            <w:hideMark/>
-          </w:tcPr>
-          <w:p>
-            <w:pPr>
-              <w:jc w:val="center"/>
+            </w:pPr>
+            <w:r>
               <w:rPr>
                 <w:rFonts w:ascii="Tahoma" w:eastAsia="Times New Roman" w:hAnsi="Tahoma" w:cs="Tahoma"/>
                 <w:color w:val="000000"/>
@@ -3996,8 +4251,26 @@
                 <w:szCs w:val="16"/>
                 <w:lang w:eastAsia="ru-RU"/>
               </w:rPr>
-            </w:pPr>
-            <w:r>
+              <w:t>По плану</w:t>
+            </w:r>
+          </w:p>
+        </w:tc>
+        <w:tc>
+          <w:tcPr>
+            <w:tcW w:w="708" w:type="dxa"/>
+            <w:tcBorders>
+              <w:top w:val="nil"/>
+              <w:left w:val="nil"/>
+              <w:bottom w:val="single" w:sz="4" w:space="0" w:color="000000"/>
+              <w:right w:val="single" w:sz="4" w:space="0" w:color="000000"/>
+            </w:tcBorders>
+            <w:shd w:val="clear" w:color="000000" w:fill="FFFFFF"/>
+            <w:vAlign w:val="center"/>
+            <w:hideMark/>
+          </w:tcPr>
+          <w:p>
+            <w:pPr>
+              <w:jc w:val="center"/>
               <w:rPr>
                 <w:rFonts w:ascii="Tahoma" w:eastAsia="Times New Roman" w:hAnsi="Tahoma" w:cs="Tahoma"/>
                 <w:color w:val="000000"/>
@@ -4005,26 +4278,8 @@
                 <w:szCs w:val="16"/>
                 <w:lang w:eastAsia="ru-RU"/>
               </w:rPr>
-              <w:t>СР</w:t>
-            </w:r>
-          </w:p>
-        </w:tc>
-        <w:tc>
-          <w:tcPr>
-            <w:tcW w:w="425" w:type="dxa"/>
-            <w:tcBorders>
-              <w:top w:val="nil"/>
-              <w:left w:val="nil"/>
-              <w:bottom w:val="single" w:sz="4" w:space="0" w:color="000000"/>
-              <w:right w:val="single" w:sz="4" w:space="0" w:color="000000"/>
-            </w:tcBorders>
-            <w:shd w:val="clear" w:color="000000" w:fill="FFFFFF"/>
-            <w:vAlign w:val="center"/>
-            <w:hideMark/>
-          </w:tcPr>
-          <w:p>
-            <w:pPr>
-              <w:jc w:val="center"/>
+            </w:pPr>
+            <w:r>
               <w:rPr>
                 <w:rFonts w:ascii="Tahoma" w:eastAsia="Times New Roman" w:hAnsi="Tahoma" w:cs="Tahoma"/>
                 <w:color w:val="000000"/>
@@ -4032,8 +4287,26 @@
                 <w:szCs w:val="16"/>
                 <w:lang w:eastAsia="ru-RU"/>
               </w:rPr>
-            </w:pPr>
-            <w:r>
+              <w:t>СР</w:t>
+            </w:r>
+          </w:p>
+        </w:tc>
+        <w:tc>
+          <w:tcPr>
+            <w:tcW w:w="426" w:type="dxa"/>
+            <w:tcBorders>
+              <w:top w:val="nil"/>
+              <w:left w:val="nil"/>
+              <w:bottom w:val="single" w:sz="4" w:space="0" w:color="000000"/>
+              <w:right w:val="single" w:sz="4" w:space="0" w:color="000000"/>
+            </w:tcBorders>
+            <w:shd w:val="clear" w:color="000000" w:fill="FFFFFF"/>
+            <w:vAlign w:val="center"/>
+            <w:hideMark/>
+          </w:tcPr>
+          <w:p>
+            <w:pPr>
+              <w:jc w:val="center"/>
               <w:rPr>
                 <w:rFonts w:ascii="Tahoma" w:eastAsia="Times New Roman" w:hAnsi="Tahoma" w:cs="Tahoma"/>
                 <w:color w:val="000000"/>
@@ -4041,26 +4314,9 @@
                 <w:szCs w:val="16"/>
                 <w:lang w:eastAsia="ru-RU"/>
               </w:rPr>
-              <w:t>з.е</w:t>
-            </w:r>
-          </w:p>
-        </w:tc>
-        <w:tc>
-          <w:tcPr>
-            <w:tcW w:w="567" w:type="dxa"/>
-            <w:tcBorders>
-              <w:top w:val="nil"/>
-              <w:left w:val="nil"/>
-              <w:bottom w:val="single" w:sz="4" w:space="0" w:color="000000"/>
-              <w:right w:val="single" w:sz="4" w:space="0" w:color="000000"/>
-            </w:tcBorders>
-            <w:shd w:val="clear" w:color="000000" w:fill="FFFFFF"/>
-            <w:vAlign w:val="center"/>
-            <w:hideMark/>
-          </w:tcPr>
-          <w:p>
-            <w:pPr>
-              <w:jc w:val="center"/>
+            </w:pPr>
+            <w:proofErr w:type="spellStart"/>
+            <w:r>
               <w:rPr>
                 <w:rFonts w:ascii="Tahoma" w:eastAsia="Times New Roman" w:hAnsi="Tahoma" w:cs="Tahoma"/>
                 <w:color w:val="000000"/>
@@ -4068,8 +4324,27 @@
                 <w:szCs w:val="16"/>
                 <w:lang w:eastAsia="ru-RU"/>
               </w:rPr>
-            </w:pPr>
-            <w:r>
+              <w:t>з.е</w:t>
+            </w:r>
+            <w:proofErr w:type="spellEnd"/>
+          </w:p>
+        </w:tc>
+        <w:tc>
+          <w:tcPr>
+            <w:tcW w:w="567" w:type="dxa"/>
+            <w:tcBorders>
+              <w:top w:val="nil"/>
+              <w:left w:val="nil"/>
+              <w:bottom w:val="single" w:sz="4" w:space="0" w:color="000000"/>
+              <w:right w:val="single" w:sz="4" w:space="0" w:color="000000"/>
+            </w:tcBorders>
+            <w:shd w:val="clear" w:color="000000" w:fill="FFFFFF"/>
+            <w:vAlign w:val="center"/>
+            <w:hideMark/>
+          </w:tcPr>
+          <w:p>
+            <w:pPr>
+              <w:jc w:val="center"/>
               <w:rPr>
                 <w:rFonts w:ascii="Tahoma" w:eastAsia="Times New Roman" w:hAnsi="Tahoma" w:cs="Tahoma"/>
                 <w:color w:val="000000"/>
@@ -4077,26 +4352,8 @@
                 <w:szCs w:val="16"/>
                 <w:lang w:eastAsia="ru-RU"/>
               </w:rPr>
-              <w:t>СР</w:t>
-            </w:r>
-          </w:p>
-        </w:tc>
-        <w:tc>
-          <w:tcPr>
-            <w:tcW w:w="426" w:type="dxa"/>
-            <w:tcBorders>
-              <w:top w:val="nil"/>
-              <w:left w:val="nil"/>
-              <w:bottom w:val="single" w:sz="4" w:space="0" w:color="000000"/>
-              <w:right w:val="single" w:sz="4" w:space="0" w:color="000000"/>
-            </w:tcBorders>
-            <w:shd w:val="clear" w:color="000000" w:fill="FFFFFF"/>
-            <w:vAlign w:val="center"/>
-            <w:hideMark/>
-          </w:tcPr>
-          <w:p>
-            <w:pPr>
-              <w:jc w:val="center"/>
+            </w:pPr>
+            <w:r>
               <w:rPr>
                 <w:rFonts w:ascii="Tahoma" w:eastAsia="Times New Roman" w:hAnsi="Tahoma" w:cs="Tahoma"/>
                 <w:color w:val="000000"/>
@@ -4104,8 +4361,26 @@
                 <w:szCs w:val="16"/>
                 <w:lang w:eastAsia="ru-RU"/>
               </w:rPr>
-            </w:pPr>
-            <w:r>
+              <w:t>СР</w:t>
+            </w:r>
+          </w:p>
+        </w:tc>
+        <w:tc>
+          <w:tcPr>
+            <w:tcW w:w="425" w:type="dxa"/>
+            <w:tcBorders>
+              <w:top w:val="nil"/>
+              <w:left w:val="nil"/>
+              <w:bottom w:val="single" w:sz="4" w:space="0" w:color="000000"/>
+              <w:right w:val="single" w:sz="4" w:space="0" w:color="000000"/>
+            </w:tcBorders>
+            <w:shd w:val="clear" w:color="000000" w:fill="FFFFFF"/>
+            <w:vAlign w:val="center"/>
+            <w:hideMark/>
+          </w:tcPr>
+          <w:p>
+            <w:pPr>
+              <w:jc w:val="center"/>
               <w:rPr>
                 <w:rFonts w:ascii="Tahoma" w:eastAsia="Times New Roman" w:hAnsi="Tahoma" w:cs="Tahoma"/>
                 <w:color w:val="000000"/>
@@ -4113,26 +4388,9 @@
                 <w:szCs w:val="16"/>
                 <w:lang w:eastAsia="ru-RU"/>
               </w:rPr>
-              <w:t>з.е</w:t>
-            </w:r>
-          </w:p>
-        </w:tc>
-        <w:tc>
-          <w:tcPr>
-            <w:tcW w:w="708" w:type="dxa"/>
-            <w:tcBorders>
-              <w:top w:val="nil"/>
-              <w:left w:val="nil"/>
-              <w:bottom w:val="single" w:sz="4" w:space="0" w:color="000000"/>
-              <w:right w:val="single" w:sz="4" w:space="0" w:color="000000"/>
-            </w:tcBorders>
-            <w:shd w:val="clear" w:color="000000" w:fill="FFFFFF"/>
-            <w:vAlign w:val="center"/>
-            <w:hideMark/>
-          </w:tcPr>
-          <w:p>
-            <w:pPr>
-              <w:jc w:val="center"/>
+            </w:pPr>
+            <w:proofErr w:type="spellStart"/>
+            <w:r>
               <w:rPr>
                 <w:rFonts w:ascii="Tahoma" w:eastAsia="Times New Roman" w:hAnsi="Tahoma" w:cs="Tahoma"/>
                 <w:color w:val="000000"/>
@@ -4140,8 +4398,27 @@
                 <w:szCs w:val="16"/>
                 <w:lang w:eastAsia="ru-RU"/>
               </w:rPr>
-            </w:pPr>
-            <w:r>
+              <w:t>з.е</w:t>
+            </w:r>
+            <w:proofErr w:type="spellEnd"/>
+          </w:p>
+        </w:tc>
+        <w:tc>
+          <w:tcPr>
+            <w:tcW w:w="708" w:type="dxa"/>
+            <w:tcBorders>
+              <w:top w:val="nil"/>
+              <w:left w:val="nil"/>
+              <w:bottom w:val="single" w:sz="4" w:space="0" w:color="000000"/>
+              <w:right w:val="single" w:sz="4" w:space="0" w:color="000000"/>
+            </w:tcBorders>
+            <w:shd w:val="clear" w:color="000000" w:fill="FFFFFF"/>
+            <w:vAlign w:val="center"/>
+            <w:hideMark/>
+          </w:tcPr>
+          <w:p>
+            <w:pPr>
+              <w:jc w:val="center"/>
               <w:rPr>
                 <w:rFonts w:ascii="Tahoma" w:eastAsia="Times New Roman" w:hAnsi="Tahoma" w:cs="Tahoma"/>
                 <w:color w:val="000000"/>
@@ -4149,26 +4426,8 @@
                 <w:szCs w:val="16"/>
                 <w:lang w:eastAsia="ru-RU"/>
               </w:rPr>
-              <w:t>СР</w:t>
-            </w:r>
-          </w:p>
-        </w:tc>
-        <w:tc>
-          <w:tcPr>
-            <w:tcW w:w="426" w:type="dxa"/>
-            <w:tcBorders>
-              <w:top w:val="nil"/>
-              <w:left w:val="nil"/>
-              <w:bottom w:val="single" w:sz="4" w:space="0" w:color="000000"/>
-              <w:right w:val="single" w:sz="4" w:space="0" w:color="000000"/>
-            </w:tcBorders>
-            <w:shd w:val="clear" w:color="000000" w:fill="FFFFFF"/>
-            <w:vAlign w:val="center"/>
-            <w:hideMark/>
-          </w:tcPr>
-          <w:p>
-            <w:pPr>
-              <w:jc w:val="center"/>
+            </w:pPr>
+            <w:r>
               <w:rPr>
                 <w:rFonts w:ascii="Tahoma" w:eastAsia="Times New Roman" w:hAnsi="Tahoma" w:cs="Tahoma"/>
                 <w:color w:val="000000"/>
@@ -4176,8 +4435,26 @@
                 <w:szCs w:val="16"/>
                 <w:lang w:eastAsia="ru-RU"/>
               </w:rPr>
-            </w:pPr>
-            <w:r>
+              <w:t>СР</w:t>
+            </w:r>
+          </w:p>
+        </w:tc>
+        <w:tc>
+          <w:tcPr>
+            <w:tcW w:w="425" w:type="dxa"/>
+            <w:tcBorders>
+              <w:top w:val="nil"/>
+              <w:left w:val="nil"/>
+              <w:bottom w:val="single" w:sz="4" w:space="0" w:color="000000"/>
+              <w:right w:val="single" w:sz="4" w:space="0" w:color="000000"/>
+            </w:tcBorders>
+            <w:shd w:val="clear" w:color="000000" w:fill="FFFFFF"/>
+            <w:vAlign w:val="center"/>
+            <w:hideMark/>
+          </w:tcPr>
+          <w:p>
+            <w:pPr>
+              <w:jc w:val="center"/>
               <w:rPr>
                 <w:rFonts w:ascii="Tahoma" w:eastAsia="Times New Roman" w:hAnsi="Tahoma" w:cs="Tahoma"/>
                 <w:color w:val="000000"/>
@@ -4185,26 +4462,9 @@
                 <w:szCs w:val="16"/>
                 <w:lang w:eastAsia="ru-RU"/>
               </w:rPr>
-              <w:t>з.е</w:t>
-            </w:r>
-          </w:p>
-        </w:tc>
-        <w:tc>
-          <w:tcPr>
-            <w:tcW w:w="567" w:type="dxa"/>
-            <w:tcBorders>
-              <w:top w:val="nil"/>
-              <w:left w:val="nil"/>
-              <w:bottom w:val="single" w:sz="4" w:space="0" w:color="000000"/>
-              <w:right w:val="single" w:sz="4" w:space="0" w:color="000000"/>
-            </w:tcBorders>
-            <w:shd w:val="clear" w:color="000000" w:fill="FFFFFF"/>
-            <w:vAlign w:val="center"/>
-            <w:hideMark/>
-          </w:tcPr>
-          <w:p>
-            <w:pPr>
-              <w:jc w:val="center"/>
+            </w:pPr>
+            <w:proofErr w:type="spellStart"/>
+            <w:r>
               <w:rPr>
                 <w:rFonts w:ascii="Tahoma" w:eastAsia="Times New Roman" w:hAnsi="Tahoma" w:cs="Tahoma"/>
                 <w:color w:val="000000"/>
@@ -4212,8 +4472,27 @@
                 <w:szCs w:val="16"/>
                 <w:lang w:eastAsia="ru-RU"/>
               </w:rPr>
-            </w:pPr>
-            <w:r>
+              <w:t>з.е</w:t>
+            </w:r>
+            <w:proofErr w:type="spellEnd"/>
+          </w:p>
+        </w:tc>
+        <w:tc>
+          <w:tcPr>
+            <w:tcW w:w="567" w:type="dxa"/>
+            <w:tcBorders>
+              <w:top w:val="nil"/>
+              <w:left w:val="nil"/>
+              <w:bottom w:val="single" w:sz="4" w:space="0" w:color="000000"/>
+              <w:right w:val="single" w:sz="4" w:space="0" w:color="000000"/>
+            </w:tcBorders>
+            <w:shd w:val="clear" w:color="000000" w:fill="FFFFFF"/>
+            <w:vAlign w:val="center"/>
+            <w:hideMark/>
+          </w:tcPr>
+          <w:p>
+            <w:pPr>
+              <w:jc w:val="center"/>
               <w:rPr>
                 <w:rFonts w:ascii="Tahoma" w:eastAsia="Times New Roman" w:hAnsi="Tahoma" w:cs="Tahoma"/>
                 <w:color w:val="000000"/>
@@ -4221,26 +4500,8 @@
                 <w:szCs w:val="16"/>
                 <w:lang w:eastAsia="ru-RU"/>
               </w:rPr>
-              <w:t>СР</w:t>
-            </w:r>
-          </w:p>
-        </w:tc>
-        <w:tc>
-          <w:tcPr>
-            <w:tcW w:w="425" w:type="dxa"/>
-            <w:tcBorders>
-              <w:top w:val="nil"/>
-              <w:left w:val="nil"/>
-              <w:bottom w:val="single" w:sz="4" w:space="0" w:color="000000"/>
-              <w:right w:val="single" w:sz="4" w:space="0" w:color="000000"/>
-            </w:tcBorders>
-            <w:shd w:val="clear" w:color="000000" w:fill="FFFFFF"/>
-            <w:vAlign w:val="center"/>
-            <w:hideMark/>
-          </w:tcPr>
-          <w:p>
-            <w:pPr>
-              <w:jc w:val="center"/>
+            </w:pPr>
+            <w:r>
               <w:rPr>
                 <w:rFonts w:ascii="Tahoma" w:eastAsia="Times New Roman" w:hAnsi="Tahoma" w:cs="Tahoma"/>
                 <w:color w:val="000000"/>
@@ -4248,8 +4509,26 @@
                 <w:szCs w:val="16"/>
                 <w:lang w:eastAsia="ru-RU"/>
               </w:rPr>
-            </w:pPr>
-            <w:r>
+              <w:t>СР</w:t>
+            </w:r>
+          </w:p>
+        </w:tc>
+        <w:tc>
+          <w:tcPr>
+            <w:tcW w:w="426" w:type="dxa"/>
+            <w:tcBorders>
+              <w:top w:val="nil"/>
+              <w:left w:val="nil"/>
+              <w:bottom w:val="single" w:sz="4" w:space="0" w:color="000000"/>
+              <w:right w:val="single" w:sz="4" w:space="0" w:color="000000"/>
+            </w:tcBorders>
+            <w:shd w:val="clear" w:color="000000" w:fill="FFFFFF"/>
+            <w:vAlign w:val="center"/>
+            <w:hideMark/>
+          </w:tcPr>
+          <w:p>
+            <w:pPr>
+              <w:jc w:val="center"/>
               <w:rPr>
                 <w:rFonts w:ascii="Tahoma" w:eastAsia="Times New Roman" w:hAnsi="Tahoma" w:cs="Tahoma"/>
                 <w:color w:val="000000"/>
@@ -4257,26 +4536,9 @@
                 <w:szCs w:val="16"/>
                 <w:lang w:eastAsia="ru-RU"/>
               </w:rPr>
-              <w:t>з.е</w:t>
-            </w:r>
-          </w:p>
-        </w:tc>
-        <w:tc>
-          <w:tcPr>
-            <w:tcW w:w="567" w:type="dxa"/>
-            <w:tcBorders>
-              <w:top w:val="nil"/>
-              <w:left w:val="nil"/>
-              <w:bottom w:val="single" w:sz="4" w:space="0" w:color="000000"/>
-              <w:right w:val="single" w:sz="4" w:space="0" w:color="000000"/>
-            </w:tcBorders>
-            <w:shd w:val="clear" w:color="000000" w:fill="FFFFFF"/>
-            <w:vAlign w:val="center"/>
-            <w:hideMark/>
-          </w:tcPr>
-          <w:p>
-            <w:pPr>
-              <w:jc w:val="center"/>
+            </w:pPr>
+            <w:proofErr w:type="spellStart"/>
+            <w:r>
               <w:rPr>
                 <w:rFonts w:ascii="Tahoma" w:eastAsia="Times New Roman" w:hAnsi="Tahoma" w:cs="Tahoma"/>
                 <w:color w:val="000000"/>
@@ -4284,8 +4546,27 @@
                 <w:szCs w:val="16"/>
                 <w:lang w:eastAsia="ru-RU"/>
               </w:rPr>
-            </w:pPr>
-            <w:r>
+              <w:t>з.е</w:t>
+            </w:r>
+            <w:proofErr w:type="spellEnd"/>
+          </w:p>
+        </w:tc>
+        <w:tc>
+          <w:tcPr>
+            <w:tcW w:w="708" w:type="dxa"/>
+            <w:tcBorders>
+              <w:top w:val="nil"/>
+              <w:left w:val="nil"/>
+              <w:bottom w:val="single" w:sz="4" w:space="0" w:color="000000"/>
+              <w:right w:val="single" w:sz="4" w:space="0" w:color="000000"/>
+            </w:tcBorders>
+            <w:shd w:val="clear" w:color="000000" w:fill="FFFFFF"/>
+            <w:vAlign w:val="center"/>
+            <w:hideMark/>
+          </w:tcPr>
+          <w:p>
+            <w:pPr>
+              <w:jc w:val="center"/>
               <w:rPr>
                 <w:rFonts w:ascii="Tahoma" w:eastAsia="Times New Roman" w:hAnsi="Tahoma" w:cs="Tahoma"/>
                 <w:color w:val="000000"/>
@@ -4293,26 +4574,8 @@
                 <w:szCs w:val="16"/>
                 <w:lang w:eastAsia="ru-RU"/>
               </w:rPr>
-              <w:t>СР</w:t>
-            </w:r>
-          </w:p>
-        </w:tc>
-        <w:tc>
-          <w:tcPr>
-            <w:tcW w:w="425" w:type="dxa"/>
-            <w:tcBorders>
-              <w:top w:val="nil"/>
-              <w:left w:val="nil"/>
-              <w:bottom w:val="single" w:sz="4" w:space="0" w:color="000000"/>
-              <w:right w:val="single" w:sz="4" w:space="0" w:color="000000"/>
-            </w:tcBorders>
-            <w:shd w:val="clear" w:color="000000" w:fill="FFFFFF"/>
-            <w:vAlign w:val="center"/>
-            <w:hideMark/>
-          </w:tcPr>
-          <w:p>
-            <w:pPr>
-              <w:jc w:val="center"/>
+            </w:pPr>
+            <w:r>
               <w:rPr>
                 <w:rFonts w:ascii="Tahoma" w:eastAsia="Times New Roman" w:hAnsi="Tahoma" w:cs="Tahoma"/>
                 <w:color w:val="000000"/>
@@ -4320,8 +4583,26 @@
                 <w:szCs w:val="16"/>
                 <w:lang w:eastAsia="ru-RU"/>
               </w:rPr>
-            </w:pPr>
-            <w:r>
+              <w:t>СР</w:t>
+            </w:r>
+          </w:p>
+        </w:tc>
+        <w:tc>
+          <w:tcPr>
+            <w:tcW w:w="426" w:type="dxa"/>
+            <w:tcBorders>
+              <w:top w:val="nil"/>
+              <w:left w:val="nil"/>
+              <w:bottom w:val="single" w:sz="4" w:space="0" w:color="000000"/>
+              <w:right w:val="single" w:sz="4" w:space="0" w:color="000000"/>
+            </w:tcBorders>
+            <w:shd w:val="clear" w:color="000000" w:fill="FFFFFF"/>
+            <w:vAlign w:val="center"/>
+            <w:hideMark/>
+          </w:tcPr>
+          <w:p>
+            <w:pPr>
+              <w:jc w:val="center"/>
               <w:rPr>
                 <w:rFonts w:ascii="Tahoma" w:eastAsia="Times New Roman" w:hAnsi="Tahoma" w:cs="Tahoma"/>
                 <w:color w:val="000000"/>
@@ -4329,26 +4610,9 @@
                 <w:szCs w:val="16"/>
                 <w:lang w:eastAsia="ru-RU"/>
               </w:rPr>
-              <w:t>з.е</w:t>
-            </w:r>
-          </w:p>
-        </w:tc>
-        <w:tc>
-          <w:tcPr>
-            <w:tcW w:w="567" w:type="dxa"/>
-            <w:tcBorders>
-              <w:top w:val="nil"/>
-              <w:left w:val="nil"/>
-              <w:bottom w:val="single" w:sz="4" w:space="0" w:color="000000"/>
-              <w:right w:val="single" w:sz="4" w:space="0" w:color="000000"/>
-            </w:tcBorders>
-            <w:shd w:val="clear" w:color="000000" w:fill="FFFFFF"/>
-            <w:vAlign w:val="center"/>
-            <w:hideMark/>
-          </w:tcPr>
-          <w:p>
-            <w:pPr>
-              <w:jc w:val="center"/>
+            </w:pPr>
+            <w:proofErr w:type="spellStart"/>
+            <w:r>
               <w:rPr>
                 <w:rFonts w:ascii="Tahoma" w:eastAsia="Times New Roman" w:hAnsi="Tahoma" w:cs="Tahoma"/>
                 <w:color w:val="000000"/>
@@ -4356,8 +4620,27 @@
                 <w:szCs w:val="16"/>
                 <w:lang w:eastAsia="ru-RU"/>
               </w:rPr>
-            </w:pPr>
-            <w:r>
+              <w:t>з.е</w:t>
+            </w:r>
+            <w:proofErr w:type="spellEnd"/>
+          </w:p>
+        </w:tc>
+        <w:tc>
+          <w:tcPr>
+            <w:tcW w:w="567" w:type="dxa"/>
+            <w:tcBorders>
+              <w:top w:val="nil"/>
+              <w:left w:val="nil"/>
+              <w:bottom w:val="single" w:sz="4" w:space="0" w:color="000000"/>
+              <w:right w:val="single" w:sz="4" w:space="0" w:color="000000"/>
+            </w:tcBorders>
+            <w:shd w:val="clear" w:color="000000" w:fill="FFFFFF"/>
+            <w:vAlign w:val="center"/>
+            <w:hideMark/>
+          </w:tcPr>
+          <w:p>
+            <w:pPr>
+              <w:jc w:val="center"/>
               <w:rPr>
                 <w:rFonts w:ascii="Tahoma" w:eastAsia="Times New Roman" w:hAnsi="Tahoma" w:cs="Tahoma"/>
                 <w:color w:val="000000"/>
@@ -4365,26 +4648,8 @@
                 <w:szCs w:val="16"/>
                 <w:lang w:eastAsia="ru-RU"/>
               </w:rPr>
-              <w:t>СР</w:t>
-            </w:r>
-          </w:p>
-        </w:tc>
-        <w:tc>
-          <w:tcPr>
-            <w:tcW w:w="425" w:type="dxa"/>
-            <w:tcBorders>
-              <w:top w:val="nil"/>
-              <w:left w:val="nil"/>
-              <w:bottom w:val="single" w:sz="4" w:space="0" w:color="000000"/>
-              <w:right w:val="single" w:sz="4" w:space="0" w:color="000000"/>
-            </w:tcBorders>
-            <w:shd w:val="clear" w:color="000000" w:fill="FFFFFF"/>
-            <w:vAlign w:val="center"/>
-            <w:hideMark/>
-          </w:tcPr>
-          <w:p>
-            <w:pPr>
-              <w:jc w:val="center"/>
+            </w:pPr>
+            <w:r>
               <w:rPr>
                 <w:rFonts w:ascii="Tahoma" w:eastAsia="Times New Roman" w:hAnsi="Tahoma" w:cs="Tahoma"/>
                 <w:color w:val="000000"/>
@@ -4392,8 +4657,26 @@
                 <w:szCs w:val="16"/>
                 <w:lang w:eastAsia="ru-RU"/>
               </w:rPr>
-            </w:pPr>
-            <w:r>
+              <w:t>СР</w:t>
+            </w:r>
+          </w:p>
+        </w:tc>
+        <w:tc>
+          <w:tcPr>
+            <w:tcW w:w="425" w:type="dxa"/>
+            <w:tcBorders>
+              <w:top w:val="nil"/>
+              <w:left w:val="nil"/>
+              <w:bottom w:val="single" w:sz="4" w:space="0" w:color="000000"/>
+              <w:right w:val="single" w:sz="4" w:space="0" w:color="000000"/>
+            </w:tcBorders>
+            <w:shd w:val="clear" w:color="000000" w:fill="FFFFFF"/>
+            <w:vAlign w:val="center"/>
+            <w:hideMark/>
+          </w:tcPr>
+          <w:p>
+            <w:pPr>
+              <w:jc w:val="center"/>
               <w:rPr>
                 <w:rFonts w:ascii="Tahoma" w:eastAsia="Times New Roman" w:hAnsi="Tahoma" w:cs="Tahoma"/>
                 <w:color w:val="000000"/>
@@ -4401,8 +4684,167 @@
                 <w:szCs w:val="16"/>
                 <w:lang w:eastAsia="ru-RU"/>
               </w:rPr>
+            </w:pPr>
+            <w:proofErr w:type="spellStart"/>
+            <w:r>
+              <w:rPr>
+                <w:rFonts w:ascii="Tahoma" w:eastAsia="Times New Roman" w:hAnsi="Tahoma" w:cs="Tahoma"/>
+                <w:color w:val="000000"/>
+                <w:sz w:val="16"/>
+                <w:szCs w:val="16"/>
+                <w:lang w:eastAsia="ru-RU"/>
+              </w:rPr>
               <w:t>з.е</w:t>
             </w:r>
+            <w:proofErr w:type="spellEnd"/>
+          </w:p>
+        </w:tc>
+        <w:tc>
+          <w:tcPr>
+            <w:tcW w:w="567" w:type="dxa"/>
+            <w:tcBorders>
+              <w:top w:val="nil"/>
+              <w:left w:val="nil"/>
+              <w:bottom w:val="single" w:sz="4" w:space="0" w:color="000000"/>
+              <w:right w:val="single" w:sz="4" w:space="0" w:color="000000"/>
+            </w:tcBorders>
+            <w:shd w:val="clear" w:color="000000" w:fill="FFFFFF"/>
+            <w:vAlign w:val="center"/>
+            <w:hideMark/>
+          </w:tcPr>
+          <w:p>
+            <w:pPr>
+              <w:jc w:val="center"/>
+              <w:rPr>
+                <w:rFonts w:ascii="Tahoma" w:eastAsia="Times New Roman" w:hAnsi="Tahoma" w:cs="Tahoma"/>
+                <w:color w:val="000000"/>
+                <w:sz w:val="16"/>
+                <w:szCs w:val="16"/>
+                <w:lang w:eastAsia="ru-RU"/>
+              </w:rPr>
+            </w:pPr>
+            <w:r>
+              <w:rPr>
+                <w:rFonts w:ascii="Tahoma" w:eastAsia="Times New Roman" w:hAnsi="Tahoma" w:cs="Tahoma"/>
+                <w:color w:val="000000"/>
+                <w:sz w:val="16"/>
+                <w:szCs w:val="16"/>
+                <w:lang w:eastAsia="ru-RU"/>
+              </w:rPr>
+              <w:t>СР</w:t>
+            </w:r>
+          </w:p>
+        </w:tc>
+        <w:tc>
+          <w:tcPr>
+            <w:tcW w:w="425" w:type="dxa"/>
+            <w:tcBorders>
+              <w:top w:val="nil"/>
+              <w:left w:val="nil"/>
+              <w:bottom w:val="single" w:sz="4" w:space="0" w:color="000000"/>
+              <w:right w:val="single" w:sz="4" w:space="0" w:color="000000"/>
+            </w:tcBorders>
+            <w:shd w:val="clear" w:color="000000" w:fill="FFFFFF"/>
+            <w:vAlign w:val="center"/>
+            <w:hideMark/>
+          </w:tcPr>
+          <w:p>
+            <w:pPr>
+              <w:jc w:val="center"/>
+              <w:rPr>
+                <w:rFonts w:ascii="Tahoma" w:eastAsia="Times New Roman" w:hAnsi="Tahoma" w:cs="Tahoma"/>
+                <w:color w:val="000000"/>
+                <w:sz w:val="16"/>
+                <w:szCs w:val="16"/>
+                <w:lang w:eastAsia="ru-RU"/>
+              </w:rPr>
+            </w:pPr>
+            <w:proofErr w:type="spellStart"/>
+            <w:r>
+              <w:rPr>
+                <w:rFonts w:ascii="Tahoma" w:eastAsia="Times New Roman" w:hAnsi="Tahoma" w:cs="Tahoma"/>
+                <w:color w:val="000000"/>
+                <w:sz w:val="16"/>
+                <w:szCs w:val="16"/>
+                <w:lang w:eastAsia="ru-RU"/>
+              </w:rPr>
+              <w:t>з.е</w:t>
+            </w:r>
+            <w:proofErr w:type="spellEnd"/>
+          </w:p>
+        </w:tc>
+        <w:tc>
+          <w:tcPr>
+            <w:tcW w:w="567" w:type="dxa"/>
+            <w:tcBorders>
+              <w:top w:val="nil"/>
+              <w:left w:val="nil"/>
+              <w:bottom w:val="single" w:sz="4" w:space="0" w:color="000000"/>
+              <w:right w:val="single" w:sz="4" w:space="0" w:color="000000"/>
+            </w:tcBorders>
+            <w:shd w:val="clear" w:color="000000" w:fill="FFFFFF"/>
+            <w:vAlign w:val="center"/>
+            <w:hideMark/>
+          </w:tcPr>
+          <w:p>
+            <w:pPr>
+              <w:jc w:val="center"/>
+              <w:rPr>
+                <w:rFonts w:ascii="Tahoma" w:eastAsia="Times New Roman" w:hAnsi="Tahoma" w:cs="Tahoma"/>
+                <w:color w:val="000000"/>
+                <w:sz w:val="16"/>
+                <w:szCs w:val="16"/>
+                <w:lang w:eastAsia="ru-RU"/>
+              </w:rPr>
+            </w:pPr>
+            <w:r>
+              <w:rPr>
+                <w:rFonts w:ascii="Tahoma" w:eastAsia="Times New Roman" w:hAnsi="Tahoma" w:cs="Tahoma"/>
+                <w:color w:val="000000"/>
+                <w:sz w:val="16"/>
+                <w:szCs w:val="16"/>
+                <w:lang w:eastAsia="ru-RU"/>
+              </w:rPr>
+              <w:t>СР</w:t>
+            </w:r>
+          </w:p>
+        </w:tc>
+        <w:tc>
+          <w:tcPr>
+            <w:tcW w:w="425" w:type="dxa"/>
+            <w:tcBorders>
+              <w:top w:val="nil"/>
+              <w:left w:val="nil"/>
+              <w:bottom w:val="single" w:sz="4" w:space="0" w:color="000000"/>
+              <w:right w:val="single" w:sz="4" w:space="0" w:color="000000"/>
+            </w:tcBorders>
+            <w:shd w:val="clear" w:color="000000" w:fill="FFFFFF"/>
+            <w:vAlign w:val="center"/>
+            <w:hideMark/>
+          </w:tcPr>
+          <w:p>
+            <w:pPr>
+              <w:jc w:val="center"/>
+              <w:rPr>
+                <w:rFonts w:ascii="Tahoma" w:eastAsia="Times New Roman" w:hAnsi="Tahoma" w:cs="Tahoma"/>
+                <w:color w:val="000000"/>
+                <w:sz w:val="16"/>
+                <w:szCs w:val="16"/>
+                <w:lang w:eastAsia="ru-RU"/>
+              </w:rPr>
+            </w:pPr>
+            <w:proofErr w:type="spellStart"/>
+            <w:r>
+              <w:rPr>
+                <w:rFonts w:ascii="Tahoma" w:eastAsia="Times New Roman" w:hAnsi="Tahoma" w:cs="Tahoma"/>
+                <w:color w:val="000000"/>
+                <w:sz w:val="16"/>
+                <w:szCs w:val="16"/>
+                <w:lang w:eastAsia="ru-RU"/>
+              </w:rPr>
+              <w:t>з.е</w:t>
+            </w:r>
+            <w:proofErr w:type="spellEnd"/>
           </w:p>
         </w:tc>
         <w:tc>
@@ -12774,6 +13216,7 @@
               </w:rPr>
               <w:t xml:space="preserve">{%tr for items in </w:t>
             </w:r>
+            <w:proofErr w:type="spellStart"/>
             <w:r>
               <w:rPr>
                 <w:rFonts w:eastAsia="Times New Roman" w:cs="Arial"/>
@@ -12783,6 +13226,7 @@
               </w:rPr>
               <w:t>scientific_research</w:t>
             </w:r>
+            <w:proofErr w:type="spellEnd"/>
             <w:r>
               <w:rPr>
                 <w:rFonts w:eastAsia="Times New Roman" w:cs="Arial"/>
@@ -12841,8 +13285,21 @@
                 <w:szCs w:val="24"/>
                 <w:lang w:val="en-US" w:eastAsia="ru-RU"/>
               </w:rPr>
-              <w:t xml:space="preserve"> items.title</w:t>
-            </w:r>
+              <w:t xml:space="preserve"> </w:t>
+            </w:r>
+            <w:proofErr w:type="spellStart"/>
+            <w:r>
+              <w:rPr>
+                <w:rFonts w:eastAsia="Times New Roman" w:cs="Arial"/>
+                <w:b/>
+                <w:bCs/>
+                <w:color w:val="000000"/>
+                <w:szCs w:val="24"/>
+                <w:lang w:val="en-US" w:eastAsia="ru-RU"/>
+              </w:rPr>
+              <w:t>items.title</w:t>
+            </w:r>
+            <w:proofErr w:type="spellEnd"/>
             <w:r>
               <w:rPr>
                 <w:rFonts w:eastAsia="Times New Roman" w:cs="Arial"/>
@@ -12908,8 +13365,9 @@
                 <w:szCs w:val="24"/>
                 <w:lang w:val="en-US" w:eastAsia="ru-RU"/>
               </w:rPr>
-              <w:t>item in items</w:t>
-            </w:r>
+              <w:t xml:space="preserve">item in </w:t>
+            </w:r>
+            <w:proofErr w:type="spellStart"/>
             <w:r>
               <w:rPr>
                 <w:rFonts w:eastAsia="Times New Roman" w:cs="Arial"/>
@@ -12917,7 +13375,26 @@
                 <w:szCs w:val="24"/>
                 <w:lang w:val="en-US" w:eastAsia="ru-RU"/>
               </w:rPr>
-              <w:t>.semesters.items()</w:t>
+              <w:t>items</w:t>
+            </w:r>
+            <w:r>
+              <w:rPr>
+                <w:rFonts w:eastAsia="Times New Roman" w:cs="Arial"/>
+                <w:color w:val="000000"/>
+                <w:szCs w:val="24"/>
+                <w:lang w:val="en-US" w:eastAsia="ru-RU"/>
+              </w:rPr>
+              <w:t>.semesters.items</w:t>
+            </w:r>
+            <w:proofErr w:type="spellEnd"/>
+            <w:r>
+              <w:rPr>
+                <w:rFonts w:eastAsia="Times New Roman" w:cs="Arial"/>
+                <w:color w:val="000000"/>
+                <w:szCs w:val="24"/>
+                <w:lang w:val="en-US" w:eastAsia="ru-RU"/>
+              </w:rPr>
+              <w:t>()</w:t>
             </w:r>
             <w:r>
               <w:rPr>
@@ -12962,7 +13439,27 @@
                 <w:szCs w:val="24"/>
                 <w:lang w:val="en-US" w:eastAsia="ru-RU"/>
               </w:rPr>
-              <w:t>{%tr for i in item %}</w:t>
+              <w:t xml:space="preserve">{%tr for </w:t>
+            </w:r>
+            <w:proofErr w:type="spellStart"/>
+            <w:r>
+              <w:rPr>
+                <w:rFonts w:eastAsia="Times New Roman" w:cs="Arial"/>
+                <w:color w:val="000000"/>
+                <w:szCs w:val="24"/>
+                <w:lang w:val="en-US" w:eastAsia="ru-RU"/>
+              </w:rPr>
+              <w:t>i</w:t>
+            </w:r>
+            <w:proofErr w:type="spellEnd"/>
+            <w:r>
+              <w:rPr>
+                <w:rFonts w:eastAsia="Times New Roman" w:cs="Arial"/>
+                <w:color w:val="000000"/>
+                <w:szCs w:val="24"/>
+                <w:lang w:val="en-US" w:eastAsia="ru-RU"/>
+              </w:rPr>
+              <w:t xml:space="preserve"> in item %}</w:t>
             </w:r>
           </w:p>
         </w:tc>
@@ -13000,7 +13497,27 @@
                 <w:szCs w:val="24"/>
                 <w:lang w:val="en-US" w:eastAsia="ru-RU"/>
               </w:rPr>
-              <w:t>{% vm %}{{ key }}</w:t>
+              <w:t xml:space="preserve">{% </w:t>
+            </w:r>
+            <w:proofErr w:type="spellStart"/>
+            <w:r>
+              <w:rPr>
+                <w:rFonts w:eastAsia="Times New Roman" w:cs="Arial"/>
+                <w:color w:val="000000"/>
+                <w:szCs w:val="24"/>
+                <w:lang w:val="en-US" w:eastAsia="ru-RU"/>
+              </w:rPr>
+              <w:t>vm</w:t>
+            </w:r>
+            <w:proofErr w:type="spellEnd"/>
+            <w:r>
+              <w:rPr>
+                <w:rFonts w:eastAsia="Times New Roman" w:cs="Arial"/>
+                <w:color w:val="000000"/>
+                <w:szCs w:val="24"/>
+                <w:lang w:val="en-US" w:eastAsia="ru-RU"/>
+              </w:rPr>
+              <w:t xml:space="preserve"> %}{{ key }}</w:t>
             </w:r>
             <w:r>
               <w:rPr>
@@ -13045,7 +13562,27 @@
                 <w:szCs w:val="24"/>
                 <w:lang w:val="en-US" w:eastAsia="ru-RU"/>
               </w:rPr>
-              <w:t>{{ i.text }}</w:t>
+              <w:t xml:space="preserve">{{ </w:t>
+            </w:r>
+            <w:proofErr w:type="spellStart"/>
+            <w:r>
+              <w:rPr>
+                <w:rFonts w:eastAsia="Times New Roman" w:cs="Arial"/>
+                <w:color w:val="000000"/>
+                <w:szCs w:val="24"/>
+                <w:lang w:val="en-US" w:eastAsia="ru-RU"/>
+              </w:rPr>
+              <w:t>i.text</w:t>
+            </w:r>
+            <w:proofErr w:type="spellEnd"/>
+            <w:r>
+              <w:rPr>
+                <w:rFonts w:eastAsia="Times New Roman" w:cs="Arial"/>
+                <w:color w:val="000000"/>
+                <w:szCs w:val="24"/>
+                <w:lang w:val="en-US" w:eastAsia="ru-RU"/>
+              </w:rPr>
+              <w:t xml:space="preserve"> }}</w:t>
             </w:r>
           </w:p>
         </w:tc>
@@ -13081,7 +13618,27 @@
                 <w:szCs w:val="24"/>
                 <w:lang w:val="en-US" w:eastAsia="ru-RU"/>
               </w:rPr>
-              <w:t>{%tr endfor %}</w:t>
+              <w:t xml:space="preserve">{%tr </w:t>
+            </w:r>
+            <w:proofErr w:type="spellStart"/>
+            <w:r>
+              <w:rPr>
+                <w:rFonts w:eastAsia="Times New Roman" w:cs="Arial"/>
+                <w:color w:val="000000"/>
+                <w:szCs w:val="24"/>
+                <w:lang w:val="en-US" w:eastAsia="ru-RU"/>
+              </w:rPr>
+              <w:t>endfor</w:t>
+            </w:r>
+            <w:proofErr w:type="spellEnd"/>
+            <w:r>
+              <w:rPr>
+                <w:rFonts w:eastAsia="Times New Roman" w:cs="Arial"/>
+                <w:color w:val="000000"/>
+                <w:szCs w:val="24"/>
+                <w:lang w:val="en-US" w:eastAsia="ru-RU"/>
+              </w:rPr>
+              <w:t xml:space="preserve"> %}</w:t>
             </w:r>
           </w:p>
         </w:tc>
@@ -13117,7 +13674,27 @@
                 <w:szCs w:val="24"/>
                 <w:lang w:val="en-US" w:eastAsia="ru-RU"/>
               </w:rPr>
-              <w:t>{%tr endfor %}</w:t>
+              <w:t xml:space="preserve">{%tr </w:t>
+            </w:r>
+            <w:proofErr w:type="spellStart"/>
+            <w:r>
+              <w:rPr>
+                <w:rFonts w:eastAsia="Times New Roman" w:cs="Arial"/>
+                <w:color w:val="000000"/>
+                <w:szCs w:val="24"/>
+                <w:lang w:val="en-US" w:eastAsia="ru-RU"/>
+              </w:rPr>
+              <w:t>endfor</w:t>
+            </w:r>
+            <w:proofErr w:type="spellEnd"/>
+            <w:r>
+              <w:rPr>
+                <w:rFonts w:eastAsia="Times New Roman" w:cs="Arial"/>
+                <w:color w:val="000000"/>
+                <w:szCs w:val="24"/>
+                <w:lang w:val="en-US" w:eastAsia="ru-RU"/>
+              </w:rPr>
+              <w:t xml:space="preserve"> %}</w:t>
             </w:r>
           </w:p>
         </w:tc>
@@ -13156,7 +13733,27 @@
                 <w:szCs w:val="24"/>
                 <w:lang w:val="en-US" w:eastAsia="ru-RU"/>
               </w:rPr>
-              <w:t>{%tr endfor %}</w:t>
+              <w:t xml:space="preserve">{%tr </w:t>
+            </w:r>
+            <w:proofErr w:type="spellStart"/>
+            <w:r>
+              <w:rPr>
+                <w:rFonts w:eastAsia="Times New Roman" w:cs="Arial"/>
+                <w:color w:val="000000"/>
+                <w:szCs w:val="24"/>
+                <w:lang w:val="en-US" w:eastAsia="ru-RU"/>
+              </w:rPr>
+              <w:t>endfor</w:t>
+            </w:r>
+            <w:proofErr w:type="spellEnd"/>
+            <w:r>
+              <w:rPr>
+                <w:rFonts w:eastAsia="Times New Roman" w:cs="Arial"/>
+                <w:color w:val="000000"/>
+                <w:szCs w:val="24"/>
+                <w:lang w:val="en-US" w:eastAsia="ru-RU"/>
+              </w:rPr>
+              <w:t xml:space="preserve"> %}</w:t>
             </w:r>
           </w:p>
         </w:tc>
@@ -13223,12 +13820,14 @@
         </w:rPr>
         <w:t xml:space="preserve"> </w:t>
       </w:r>
+      <w:proofErr w:type="spellStart"/>
       <w:r>
         <w:rPr>
           <w:lang w:val="en-US"/>
         </w:rPr>
         <w:t>i</w:t>
       </w:r>
+      <w:proofErr w:type="spellEnd"/>
       <w:r>
         <w:rPr>
           <w:lang w:val="en-US"/>
@@ -13245,8 +13844,16 @@
         <w:rPr>
           <w:lang w:val="en-US"/>
         </w:rPr>
-        <w:t xml:space="preserve"> scientific_dissert</w:t>
-      </w:r>
+        <w:t xml:space="preserve"> </w:t>
+      </w:r>
+      <w:proofErr w:type="spellStart"/>
+      <w:r>
+        <w:rPr>
+          <w:lang w:val="en-US"/>
+        </w:rPr>
+        <w:t>scientific_dissert</w:t>
+      </w:r>
+      <w:proofErr w:type="spellEnd"/>
       <w:r>
         <w:rPr>
           <w:lang w:val="en-US"/>
@@ -13285,7 +13892,21 @@
         <w:rPr>
           <w:lang w:val="en-US"/>
         </w:rPr>
-        <w:t>{{ i.text }}</w:t>
+        <w:t xml:space="preserve">{{ </w:t>
+      </w:r>
+      <w:proofErr w:type="spellStart"/>
+      <w:r>
+        <w:rPr>
+          <w:lang w:val="en-US"/>
+        </w:rPr>
+        <w:t>i.text</w:t>
+      </w:r>
+      <w:proofErr w:type="spellEnd"/>
+      <w:r>
+        <w:rPr>
+          <w:lang w:val="en-US"/>
+        </w:rPr>
+        <w:t xml:space="preserve"> }}</w:t>
       </w:r>
     </w:p>
     <w:p>
@@ -13306,11 +13927,19 @@
       <w:r>
         <w:t xml:space="preserve"> </w:t>
       </w:r>
+      <w:proofErr w:type="spellStart"/>
       <w:r>
         <w:rPr>
           <w:lang w:val="en-US"/>
         </w:rPr>
-        <w:t>endfor %}</w:t>
+        <w:t>endfor</w:t>
+      </w:r>
+      <w:proofErr w:type="spellEnd"/>
+      <w:r>
+        <w:rPr>
+          <w:lang w:val="en-US"/>
+        </w:rPr>
+        <w:t xml:space="preserve"> %}</w:t>
       </w:r>
     </w:p>
     <w:p/>
@@ -13375,12 +14004,14 @@
         </w:rPr>
         <w:t xml:space="preserve"> </w:t>
       </w:r>
+      <w:proofErr w:type="spellStart"/>
       <w:r>
         <w:rPr>
           <w:lang w:val="en-US"/>
         </w:rPr>
         <w:t>i</w:t>
       </w:r>
+      <w:proofErr w:type="spellEnd"/>
       <w:r>
         <w:rPr>
           <w:lang w:val="en-US"/>
@@ -13397,13 +14028,27 @@
         <w:rPr>
           <w:lang w:val="en-US"/>
         </w:rPr>
-        <w:t xml:space="preserve"> scientific_</w:t>
-      </w:r>
+        <w:t xml:space="preserve"> </w:t>
+      </w:r>
+      <w:proofErr w:type="spellStart"/>
       <w:r>
         <w:rPr>
           <w:lang w:val="en-US"/>
         </w:rPr>
-        <w:t xml:space="preserve">publish </w:t>
+        <w:t>scientific_</w:t>
+      </w:r>
+      <w:r>
+        <w:rPr>
+          <w:lang w:val="en-US"/>
+        </w:rPr>
+        <w:t>publish</w:t>
+      </w:r>
+      <w:proofErr w:type="spellEnd"/>
+      <w:r>
+        <w:rPr>
+          <w:lang w:val="en-US"/>
+        </w:rPr>
+        <w:t xml:space="preserve"> </w:t>
       </w:r>
       <w:r>
         <w:rPr>
@@ -13437,7 +14082,21 @@
         <w:rPr>
           <w:lang w:val="en-US"/>
         </w:rPr>
-        <w:t>{{ i.text }}</w:t>
+        <w:t xml:space="preserve">{{ </w:t>
+      </w:r>
+      <w:proofErr w:type="spellStart"/>
+      <w:r>
+        <w:rPr>
+          <w:lang w:val="en-US"/>
+        </w:rPr>
+        <w:t>i.text</w:t>
+      </w:r>
+      <w:proofErr w:type="spellEnd"/>
+      <w:r>
+        <w:rPr>
+          <w:lang w:val="en-US"/>
+        </w:rPr>
+        <w:t xml:space="preserve"> }}</w:t>
       </w:r>
     </w:p>
     <w:p>
@@ -13453,11 +14112,19 @@
       <w:r>
         <w:t xml:space="preserve"> </w:t>
       </w:r>
+      <w:proofErr w:type="spellStart"/>
       <w:r>
         <w:rPr>
           <w:lang w:val="en-US"/>
         </w:rPr>
-        <w:t>endfor %}</w:t>
+        <w:t>endfor</w:t>
+      </w:r>
+      <w:proofErr w:type="spellEnd"/>
+      <w:r>
+        <w:rPr>
+          <w:lang w:val="en-US"/>
+        </w:rPr>
+        <w:t xml:space="preserve"> %}</w:t>
       </w:r>
     </w:p>
     <w:p>
@@ -14511,7 +15178,7 @@
           <w:sz w:val="24"/>
           <w:szCs w:val="24"/>
         </w:rPr>
-        <w:t>Аспирантам, получившим на итоговой аттестации неудовлетворительные результаты (не зачтено), не позднее 30 календарных дней с даты проведения итоговой аттестации выдается справка об освоении программы аспирантуры, а также заключение, содержащее информацию о несоответствии диссертации критериям, установленным в соответствии с Федеральным законом «О науке и государственной научно-технической политике».</w:t>
+        <w:t>Аспирантам, получившим на итоговой аттестации неудовлетворительные результаты (не зачтено), выдается справка об освоении программы аспирантуры, а также заключение, содержащее информацию о несоответствии диссертации критериям, установленным в соответствии с Федеральным законом «О науке и государственной научно-технической политике».</w:t>
       </w:r>
     </w:p>
     <w:p>
